--- a/docx/es/BUFRCREX_TableB_es_14.docx
+++ b/docx/es/BUFRCREX_TableB_es_14.docx
@@ -8,19 +8,33 @@
       </w:pPr>
       <w:r>
         <w:rPr>
-          <w:rFonts w:ascii="Arial" w:hAnsi="Arial"/>
+          <w:rFonts w:ascii="Verdana" w:hAnsi="Verdana"/>
           <w:b/>
           <w:sz w:val="22"/>
         </w:rPr>
-        <w:t>BUFR/CREX Table B — Class 14: Radiación y radiancia</w:t>
+        <w:t>Clase 14: Radiación y radiancia</w:t>
       </w:r>
     </w:p>
     <w:tbl>
       <w:tblPr>
         <w:tblStyle w:val="TableGrid"/>
         <w:tblW w:type="auto" w:w="0"/>
-        <w:jc w:val="center"/>
+        <w:jc w:val="left"/>
         <w:tblLook w:firstColumn="1" w:firstRow="1" w:lastColumn="0" w:lastRow="0" w:noHBand="0" w:noVBand="1" w:val="04A0"/>
+        <w:tblBorders>
+          <w:top w:val="single" w:sz="4" w:space="0" w:color="595959"/>
+          <w:left w:val="single" w:sz="4" w:space="0" w:color="595959"/>
+          <w:bottom w:val="single" w:sz="4" w:space="0" w:color="595959"/>
+          <w:right w:val="single" w:sz="4" w:space="0" w:color="595959"/>
+          <w:insideH w:val="single" w:sz="4" w:space="0" w:color="595959"/>
+          <w:insideV w:val="single" w:sz="4" w:space="0" w:color="595959"/>
+        </w:tblBorders>
+        <w:tblCellMar>
+          <w:top w:w="85" w:type="dxa"/>
+          <w:left w:w="85" w:type="dxa"/>
+          <w:bottom w:w="85" w:type="dxa"/>
+          <w:right w:w="85" w:type="dxa"/>
+        </w:tblCellMar>
       </w:tblPr>
       <w:tblGrid>
         <w:gridCol w:w="1514"/>
@@ -35,20 +49,20 @@
         <w:gridCol w:w="1514"/>
       </w:tblGrid>
       <w:tr>
-        <w:tc>
-          <w:tcPr>
-            <w:tcW w:type="dxa" w:w="1514"/>
-            <w:shd w:val="clear" w:color="auto" w:fill="D9E2F3"/>
-          </w:tcPr>
-          <w:p>
-            <w:pPr>
-              <w:jc w:val="center"/>
-            </w:pPr>
-            <w:r/>
-            <w:r>
-              <w:rPr>
-                <w:rFonts w:ascii="Arial" w:hAnsi="Arial"/>
-                <w:b/>
+        <w:trPr>
+          <w:tblHeader/>
+        </w:trPr>
+        <w:tc>
+          <w:tcPr>
+            <w:tcW w:type="dxa" w:w="1514"/>
+            <w:shd w:val="clear" w:color="auto" w:fill="D9D9D9"/>
+          </w:tcPr>
+          <w:p>
+            <w:r/>
+            <w:r>
+              <w:rPr>
+                <w:rFonts w:ascii="Verdana" w:hAnsi="Verdana"/>
+                <w:b w:val="0"/>
                 <w:sz w:val="16"/>
               </w:rPr>
               <w:t>FXY</w:t>
@@ -58,194 +72,170 @@
         <w:tc>
           <w:tcPr>
             <w:tcW w:type="dxa" w:w="1514"/>
-            <w:shd w:val="clear" w:color="auto" w:fill="D9E2F3"/>
-          </w:tcPr>
-          <w:p>
-            <w:pPr>
-              <w:jc w:val="center"/>
-            </w:pPr>
-            <w:r/>
-            <w:r>
-              <w:rPr>
-                <w:rFonts w:ascii="Arial" w:hAnsi="Arial"/>
-                <w:b/>
-                <w:sz w:val="16"/>
-              </w:rPr>
-              <w:t>ElementName</w:t>
-            </w:r>
-          </w:p>
-        </w:tc>
-        <w:tc>
-          <w:tcPr>
-            <w:tcW w:type="dxa" w:w="1514"/>
-            <w:shd w:val="clear" w:color="auto" w:fill="D9E2F3"/>
-          </w:tcPr>
-          <w:p>
-            <w:pPr>
-              <w:jc w:val="center"/>
-            </w:pPr>
-            <w:r/>
-            <w:r>
-              <w:rPr>
-                <w:rFonts w:ascii="Arial" w:hAnsi="Arial"/>
-                <w:b/>
-                <w:sz w:val="16"/>
-              </w:rPr>
-              <w:t>BUFR Unit</w:t>
-            </w:r>
-          </w:p>
-        </w:tc>
-        <w:tc>
-          <w:tcPr>
-            <w:tcW w:type="dxa" w:w="1514"/>
-            <w:shd w:val="clear" w:color="auto" w:fill="D9E2F3"/>
-          </w:tcPr>
-          <w:p>
-            <w:pPr>
-              <w:jc w:val="center"/>
-            </w:pPr>
-            <w:r/>
-            <w:r>
-              <w:rPr>
-                <w:rFonts w:ascii="Arial" w:hAnsi="Arial"/>
-                <w:b/>
-                <w:sz w:val="16"/>
-              </w:rPr>
-              <w:t>Scale</w:t>
-            </w:r>
-          </w:p>
-        </w:tc>
-        <w:tc>
-          <w:tcPr>
-            <w:tcW w:type="dxa" w:w="1514"/>
-            <w:shd w:val="clear" w:color="auto" w:fill="D9E2F3"/>
-          </w:tcPr>
-          <w:p>
-            <w:pPr>
-              <w:jc w:val="center"/>
-            </w:pPr>
-            <w:r/>
-            <w:r>
-              <w:rPr>
-                <w:rFonts w:ascii="Arial" w:hAnsi="Arial"/>
-                <w:b/>
-                <w:sz w:val="16"/>
-              </w:rPr>
-              <w:t>Ref Value</w:t>
-            </w:r>
-          </w:p>
-        </w:tc>
-        <w:tc>
-          <w:tcPr>
-            <w:tcW w:type="dxa" w:w="1514"/>
-            <w:shd w:val="clear" w:color="auto" w:fill="D9E2F3"/>
-          </w:tcPr>
-          <w:p>
-            <w:pPr>
-              <w:jc w:val="center"/>
-            </w:pPr>
-            <w:r/>
-            <w:r>
-              <w:rPr>
-                <w:rFonts w:ascii="Arial" w:hAnsi="Arial"/>
-                <w:b/>
-                <w:sz w:val="16"/>
-              </w:rPr>
-              <w:t>Bits</w:t>
-            </w:r>
-          </w:p>
-        </w:tc>
-        <w:tc>
-          <w:tcPr>
-            <w:tcW w:type="dxa" w:w="1514"/>
-            <w:shd w:val="clear" w:color="auto" w:fill="D9E2F3"/>
-          </w:tcPr>
-          <w:p>
-            <w:pPr>
-              <w:jc w:val="center"/>
-            </w:pPr>
-            <w:r/>
-            <w:r>
-              <w:rPr>
-                <w:rFonts w:ascii="Arial" w:hAnsi="Arial"/>
-                <w:b/>
-                <w:sz w:val="16"/>
-              </w:rPr>
-              <w:t>CREX Unit</w:t>
-            </w:r>
-          </w:p>
-        </w:tc>
-        <w:tc>
-          <w:tcPr>
-            <w:tcW w:type="dxa" w:w="1514"/>
-            <w:shd w:val="clear" w:color="auto" w:fill="D9E2F3"/>
-          </w:tcPr>
-          <w:p>
-            <w:pPr>
-              <w:jc w:val="center"/>
-            </w:pPr>
-            <w:r/>
-            <w:r>
-              <w:rPr>
-                <w:rFonts w:ascii="Arial" w:hAnsi="Arial"/>
-                <w:b/>
-                <w:sz w:val="16"/>
-              </w:rPr>
-              <w:t>Scale</w:t>
-            </w:r>
-          </w:p>
-        </w:tc>
-        <w:tc>
-          <w:tcPr>
-            <w:tcW w:type="dxa" w:w="1514"/>
-            <w:shd w:val="clear" w:color="auto" w:fill="D9E2F3"/>
-          </w:tcPr>
-          <w:p>
-            <w:pPr>
-              <w:jc w:val="center"/>
-            </w:pPr>
-            <w:r/>
-            <w:r>
-              <w:rPr>
-                <w:rFonts w:ascii="Arial" w:hAnsi="Arial"/>
-                <w:b/>
-                <w:sz w:val="16"/>
-              </w:rPr>
-              <w:t>Chars</w:t>
-            </w:r>
-          </w:p>
-        </w:tc>
-        <w:tc>
-          <w:tcPr>
-            <w:tcW w:type="dxa" w:w="1514"/>
-            <w:shd w:val="clear" w:color="auto" w:fill="D9E2F3"/>
-          </w:tcPr>
-          <w:p>
-            <w:pPr>
-              <w:jc w:val="center"/>
-            </w:pPr>
-            <w:r/>
-            <w:r>
-              <w:rPr>
-                <w:rFonts w:ascii="Arial" w:hAnsi="Arial"/>
-                <w:b/>
-                <w:sz w:val="16"/>
-              </w:rPr>
-              <w:t>Note</w:t>
+            <w:shd w:val="clear" w:color="auto" w:fill="D9D9D9"/>
+          </w:tcPr>
+          <w:p>
+            <w:r/>
+            <w:r>
+              <w:rPr>
+                <w:rFonts w:ascii="Verdana" w:hAnsi="Verdana"/>
+                <w:b w:val="0"/>
+                <w:sz w:val="16"/>
+              </w:rPr>
+              <w:t>NOMBRE DEL ELEMENTO</w:t>
+            </w:r>
+          </w:p>
+        </w:tc>
+        <w:tc>
+          <w:tcPr>
+            <w:tcW w:type="dxa" w:w="1514"/>
+            <w:shd w:val="clear" w:color="auto" w:fill="D9D9D9"/>
+          </w:tcPr>
+          <w:p>
+            <w:r/>
+            <w:r>
+              <w:rPr>
+                <w:rFonts w:ascii="Verdana" w:hAnsi="Verdana"/>
+                <w:b w:val="0"/>
+                <w:sz w:val="16"/>
+              </w:rPr>
+              <w:t>UNIDAD BUFR</w:t>
+            </w:r>
+          </w:p>
+        </w:tc>
+        <w:tc>
+          <w:tcPr>
+            <w:tcW w:type="dxa" w:w="1514"/>
+            <w:shd w:val="clear" w:color="auto" w:fill="D9D9D9"/>
+          </w:tcPr>
+          <w:p>
+            <w:r/>
+            <w:r>
+              <w:rPr>
+                <w:rFonts w:ascii="Verdana" w:hAnsi="Verdana"/>
+                <w:b w:val="0"/>
+                <w:sz w:val="16"/>
+              </w:rPr>
+              <w:t>ESCALA</w:t>
+            </w:r>
+          </w:p>
+        </w:tc>
+        <w:tc>
+          <w:tcPr>
+            <w:tcW w:type="dxa" w:w="1514"/>
+            <w:shd w:val="clear" w:color="auto" w:fill="D9D9D9"/>
+          </w:tcPr>
+          <w:p>
+            <w:r/>
+            <w:r>
+              <w:rPr>
+                <w:rFonts w:ascii="Verdana" w:hAnsi="Verdana"/>
+                <w:b w:val="0"/>
+                <w:sz w:val="16"/>
+              </w:rPr>
+              <w:t>VAL. REF.</w:t>
+            </w:r>
+          </w:p>
+        </w:tc>
+        <w:tc>
+          <w:tcPr>
+            <w:tcW w:type="dxa" w:w="1514"/>
+            <w:shd w:val="clear" w:color="auto" w:fill="D9D9D9"/>
+          </w:tcPr>
+          <w:p>
+            <w:r/>
+            <w:r>
+              <w:rPr>
+                <w:rFonts w:ascii="Verdana" w:hAnsi="Verdana"/>
+                <w:b w:val="0"/>
+                <w:sz w:val="16"/>
+              </w:rPr>
+              <w:t>BITS</w:t>
+            </w:r>
+          </w:p>
+        </w:tc>
+        <w:tc>
+          <w:tcPr>
+            <w:tcW w:type="dxa" w:w="1514"/>
+            <w:shd w:val="clear" w:color="auto" w:fill="D9D9D9"/>
+          </w:tcPr>
+          <w:p>
+            <w:r/>
+            <w:r>
+              <w:rPr>
+                <w:rFonts w:ascii="Verdana" w:hAnsi="Verdana"/>
+                <w:b w:val="0"/>
+                <w:sz w:val="16"/>
+              </w:rPr>
+              <w:t>UNIDAD CREX</w:t>
+            </w:r>
+          </w:p>
+        </w:tc>
+        <w:tc>
+          <w:tcPr>
+            <w:tcW w:type="dxa" w:w="1514"/>
+            <w:shd w:val="clear" w:color="auto" w:fill="D9D9D9"/>
+          </w:tcPr>
+          <w:p>
+            <w:r/>
+            <w:r>
+              <w:rPr>
+                <w:rFonts w:ascii="Verdana" w:hAnsi="Verdana"/>
+                <w:b w:val="0"/>
+                <w:sz w:val="16"/>
+              </w:rPr>
+              <w:t>ESCALA</w:t>
+            </w:r>
+          </w:p>
+        </w:tc>
+        <w:tc>
+          <w:tcPr>
+            <w:tcW w:type="dxa" w:w="1514"/>
+            <w:shd w:val="clear" w:color="auto" w:fill="D9D9D9"/>
+          </w:tcPr>
+          <w:p>
+            <w:r/>
+            <w:r>
+              <w:rPr>
+                <w:rFonts w:ascii="Verdana" w:hAnsi="Verdana"/>
+                <w:b w:val="0"/>
+                <w:sz w:val="16"/>
+              </w:rPr>
+              <w:t>CAR.</w:t>
+            </w:r>
+          </w:p>
+        </w:tc>
+        <w:tc>
+          <w:tcPr>
+            <w:tcW w:type="dxa" w:w="1514"/>
+            <w:shd w:val="clear" w:color="auto" w:fill="D9D9D9"/>
+          </w:tcPr>
+          <w:p>
+            <w:r/>
+            <w:r>
+              <w:rPr>
+                <w:rFonts w:ascii="Verdana" w:hAnsi="Verdana"/>
+                <w:b w:val="0"/>
+                <w:sz w:val="16"/>
+              </w:rPr>
+              <w:t>NOTA</w:t>
             </w:r>
           </w:p>
         </w:tc>
       </w:tr>
       <w:tr>
-        <w:tc>
-          <w:tcPr>
-            <w:tcW w:type="dxa" w:w="1514"/>
-          </w:tcPr>
-          <w:p>
-            <w:r/>
-            <w:r>
-              <w:rPr>
-                <w:rFonts w:ascii="Arial" w:hAnsi="Arial"/>
+        <w:trPr>
+          <w:cantSplit/>
+        </w:trPr>
+        <w:tc>
+          <w:tcPr>
+            <w:tcW w:type="dxa" w:w="1514"/>
+          </w:tcPr>
+          <w:p>
+            <w:r/>
+            <w:r>
+              <w:rPr>
+                <w:rFonts w:ascii="Verdana" w:hAnsi="Verdana"/>
                 <w:b w:val="0"/>
                 <w:sz w:val="16"/>
               </w:rPr>
@@ -261,7 +251,7 @@
             <w:r/>
             <w:r>
               <w:rPr>
-                <w:rFonts w:ascii="Arial" w:hAnsi="Arial"/>
+                <w:rFonts w:ascii="Verdana" w:hAnsi="Verdana"/>
                 <w:b w:val="0"/>
                 <w:sz w:val="16"/>
               </w:rPr>
@@ -277,7 +267,7 @@
             <w:r/>
             <w:r>
               <w:rPr>
-                <w:rFonts w:ascii="Arial" w:hAnsi="Arial"/>
+                <w:rFonts w:ascii="Verdana" w:hAnsi="Verdana"/>
                 <w:b w:val="0"/>
                 <w:sz w:val="16"/>
               </w:rPr>
@@ -293,7 +283,7 @@
             <w:r/>
             <w:r>
               <w:rPr>
-                <w:rFonts w:ascii="Arial" w:hAnsi="Arial"/>
+                <w:rFonts w:ascii="Verdana" w:hAnsi="Verdana"/>
                 <w:b w:val="0"/>
                 <w:sz w:val="16"/>
               </w:rPr>
@@ -309,7 +299,7 @@
             <w:r/>
             <w:r>
               <w:rPr>
-                <w:rFonts w:ascii="Arial" w:hAnsi="Arial"/>
+                <w:rFonts w:ascii="Verdana" w:hAnsi="Verdana"/>
                 <w:b w:val="0"/>
                 <w:sz w:val="16"/>
               </w:rPr>
@@ -325,7 +315,7 @@
             <w:r/>
             <w:r>
               <w:rPr>
-                <w:rFonts w:ascii="Arial" w:hAnsi="Arial"/>
+                <w:rFonts w:ascii="Verdana" w:hAnsi="Verdana"/>
                 <w:b w:val="0"/>
                 <w:sz w:val="16"/>
               </w:rPr>
@@ -341,7 +331,7 @@
             <w:r/>
             <w:r>
               <w:rPr>
-                <w:rFonts w:ascii="Arial" w:hAnsi="Arial"/>
+                <w:rFonts w:ascii="Verdana" w:hAnsi="Verdana"/>
                 <w:b w:val="0"/>
                 <w:sz w:val="16"/>
               </w:rPr>
@@ -357,7 +347,7 @@
             <w:r/>
             <w:r>
               <w:rPr>
-                <w:rFonts w:ascii="Arial" w:hAnsi="Arial"/>
+                <w:rFonts w:ascii="Verdana" w:hAnsi="Verdana"/>
                 <w:b w:val="0"/>
                 <w:sz w:val="16"/>
               </w:rPr>
@@ -373,7 +363,7 @@
             <w:r/>
             <w:r>
               <w:rPr>
-                <w:rFonts w:ascii="Arial" w:hAnsi="Arial"/>
+                <w:rFonts w:ascii="Verdana" w:hAnsi="Verdana"/>
                 <w:b w:val="0"/>
                 <w:sz w:val="16"/>
               </w:rPr>
@@ -389,7 +379,7 @@
             <w:r/>
             <w:r>
               <w:rPr>
-                <w:rFonts w:ascii="Arial" w:hAnsi="Arial"/>
+                <w:rFonts w:ascii="Verdana" w:hAnsi="Verdana"/>
                 <w:b w:val="0"/>
                 <w:sz w:val="16"/>
               </w:rPr>
@@ -398,15 +388,18 @@
         </w:tc>
       </w:tr>
       <w:tr>
-        <w:tc>
-          <w:tcPr>
-            <w:tcW w:type="dxa" w:w="1514"/>
-          </w:tcPr>
-          <w:p>
-            <w:r/>
-            <w:r>
-              <w:rPr>
-                <w:rFonts w:ascii="Arial" w:hAnsi="Arial"/>
+        <w:trPr>
+          <w:cantSplit/>
+        </w:trPr>
+        <w:tc>
+          <w:tcPr>
+            <w:tcW w:type="dxa" w:w="1514"/>
+          </w:tcPr>
+          <w:p>
+            <w:r/>
+            <w:r>
+              <w:rPr>
+                <w:rFonts w:ascii="Verdana" w:hAnsi="Verdana"/>
                 <w:b w:val="0"/>
                 <w:sz w:val="16"/>
               </w:rPr>
@@ -422,7 +415,7 @@
             <w:r/>
             <w:r>
               <w:rPr>
-                <w:rFonts w:ascii="Arial" w:hAnsi="Arial"/>
+                <w:rFonts w:ascii="Verdana" w:hAnsi="Verdana"/>
                 <w:b w:val="0"/>
                 <w:sz w:val="16"/>
               </w:rPr>
@@ -438,7 +431,7 @@
             <w:r/>
             <w:r>
               <w:rPr>
-                <w:rFonts w:ascii="Arial" w:hAnsi="Arial"/>
+                <w:rFonts w:ascii="Verdana" w:hAnsi="Verdana"/>
                 <w:b w:val="0"/>
                 <w:sz w:val="16"/>
               </w:rPr>
@@ -454,7 +447,7 @@
             <w:r/>
             <w:r>
               <w:rPr>
-                <w:rFonts w:ascii="Arial" w:hAnsi="Arial"/>
+                <w:rFonts w:ascii="Verdana" w:hAnsi="Verdana"/>
                 <w:b w:val="0"/>
                 <w:sz w:val="16"/>
               </w:rPr>
@@ -470,7 +463,7 @@
             <w:r/>
             <w:r>
               <w:rPr>
-                <w:rFonts w:ascii="Arial" w:hAnsi="Arial"/>
+                <w:rFonts w:ascii="Verdana" w:hAnsi="Verdana"/>
                 <w:b w:val="0"/>
                 <w:sz w:val="16"/>
               </w:rPr>
@@ -486,7 +479,7 @@
             <w:r/>
             <w:r>
               <w:rPr>
-                <w:rFonts w:ascii="Arial" w:hAnsi="Arial"/>
+                <w:rFonts w:ascii="Verdana" w:hAnsi="Verdana"/>
                 <w:b w:val="0"/>
                 <w:sz w:val="16"/>
               </w:rPr>
@@ -502,7 +495,7 @@
             <w:r/>
             <w:r>
               <w:rPr>
-                <w:rFonts w:ascii="Arial" w:hAnsi="Arial"/>
+                <w:rFonts w:ascii="Verdana" w:hAnsi="Verdana"/>
                 <w:b w:val="0"/>
                 <w:sz w:val="16"/>
               </w:rPr>
@@ -518,7 +511,7 @@
             <w:r/>
             <w:r>
               <w:rPr>
-                <w:rFonts w:ascii="Arial" w:hAnsi="Arial"/>
+                <w:rFonts w:ascii="Verdana" w:hAnsi="Verdana"/>
                 <w:b w:val="0"/>
                 <w:sz w:val="16"/>
               </w:rPr>
@@ -534,7 +527,7 @@
             <w:r/>
             <w:r>
               <w:rPr>
-                <w:rFonts w:ascii="Arial" w:hAnsi="Arial"/>
+                <w:rFonts w:ascii="Verdana" w:hAnsi="Verdana"/>
                 <w:b w:val="0"/>
                 <w:sz w:val="16"/>
               </w:rPr>
@@ -550,7 +543,7 @@
             <w:r/>
             <w:r>
               <w:rPr>
-                <w:rFonts w:ascii="Arial" w:hAnsi="Arial"/>
+                <w:rFonts w:ascii="Verdana" w:hAnsi="Verdana"/>
                 <w:b w:val="0"/>
                 <w:sz w:val="16"/>
               </w:rPr>
@@ -559,15 +552,18 @@
         </w:tc>
       </w:tr>
       <w:tr>
-        <w:tc>
-          <w:tcPr>
-            <w:tcW w:type="dxa" w:w="1514"/>
-          </w:tcPr>
-          <w:p>
-            <w:r/>
-            <w:r>
-              <w:rPr>
-                <w:rFonts w:ascii="Arial" w:hAnsi="Arial"/>
+        <w:trPr>
+          <w:cantSplit/>
+        </w:trPr>
+        <w:tc>
+          <w:tcPr>
+            <w:tcW w:type="dxa" w:w="1514"/>
+          </w:tcPr>
+          <w:p>
+            <w:r/>
+            <w:r>
+              <w:rPr>
+                <w:rFonts w:ascii="Verdana" w:hAnsi="Verdana"/>
                 <w:b w:val="0"/>
                 <w:sz w:val="16"/>
               </w:rPr>
@@ -583,7 +579,7 @@
             <w:r/>
             <w:r>
               <w:rPr>
-                <w:rFonts w:ascii="Arial" w:hAnsi="Arial"/>
+                <w:rFonts w:ascii="Verdana" w:hAnsi="Verdana"/>
                 <w:b w:val="0"/>
                 <w:sz w:val="16"/>
               </w:rPr>
@@ -599,7 +595,7 @@
             <w:r/>
             <w:r>
               <w:rPr>
-                <w:rFonts w:ascii="Arial" w:hAnsi="Arial"/>
+                <w:rFonts w:ascii="Verdana" w:hAnsi="Verdana"/>
                 <w:b w:val="0"/>
                 <w:sz w:val="16"/>
               </w:rPr>
@@ -615,7 +611,7 @@
             <w:r/>
             <w:r>
               <w:rPr>
-                <w:rFonts w:ascii="Arial" w:hAnsi="Arial"/>
+                <w:rFonts w:ascii="Verdana" w:hAnsi="Verdana"/>
                 <w:b w:val="0"/>
                 <w:sz w:val="16"/>
               </w:rPr>
@@ -631,7 +627,7 @@
             <w:r/>
             <w:r>
               <w:rPr>
-                <w:rFonts w:ascii="Arial" w:hAnsi="Arial"/>
+                <w:rFonts w:ascii="Verdana" w:hAnsi="Verdana"/>
                 <w:b w:val="0"/>
                 <w:sz w:val="16"/>
               </w:rPr>
@@ -647,7 +643,7 @@
             <w:r/>
             <w:r>
               <w:rPr>
-                <w:rFonts w:ascii="Arial" w:hAnsi="Arial"/>
+                <w:rFonts w:ascii="Verdana" w:hAnsi="Verdana"/>
                 <w:b w:val="0"/>
                 <w:sz w:val="16"/>
               </w:rPr>
@@ -663,7 +659,7 @@
             <w:r/>
             <w:r>
               <w:rPr>
-                <w:rFonts w:ascii="Arial" w:hAnsi="Arial"/>
+                <w:rFonts w:ascii="Verdana" w:hAnsi="Verdana"/>
                 <w:b w:val="0"/>
                 <w:sz w:val="16"/>
               </w:rPr>
@@ -679,7 +675,7 @@
             <w:r/>
             <w:r>
               <w:rPr>
-                <w:rFonts w:ascii="Arial" w:hAnsi="Arial"/>
+                <w:rFonts w:ascii="Verdana" w:hAnsi="Verdana"/>
                 <w:b w:val="0"/>
                 <w:sz w:val="16"/>
               </w:rPr>
@@ -695,7 +691,7 @@
             <w:r/>
             <w:r>
               <w:rPr>
-                <w:rFonts w:ascii="Arial" w:hAnsi="Arial"/>
+                <w:rFonts w:ascii="Verdana" w:hAnsi="Verdana"/>
                 <w:b w:val="0"/>
                 <w:sz w:val="16"/>
               </w:rPr>
@@ -711,7 +707,7 @@
             <w:r/>
             <w:r>
               <w:rPr>
-                <w:rFonts w:ascii="Arial" w:hAnsi="Arial"/>
+                <w:rFonts w:ascii="Verdana" w:hAnsi="Verdana"/>
                 <w:b w:val="0"/>
                 <w:sz w:val="16"/>
               </w:rPr>
@@ -720,15 +716,18 @@
         </w:tc>
       </w:tr>
       <w:tr>
-        <w:tc>
-          <w:tcPr>
-            <w:tcW w:type="dxa" w:w="1514"/>
-          </w:tcPr>
-          <w:p>
-            <w:r/>
-            <w:r>
-              <w:rPr>
-                <w:rFonts w:ascii="Arial" w:hAnsi="Arial"/>
+        <w:trPr>
+          <w:cantSplit/>
+        </w:trPr>
+        <w:tc>
+          <w:tcPr>
+            <w:tcW w:type="dxa" w:w="1514"/>
+          </w:tcPr>
+          <w:p>
+            <w:r/>
+            <w:r>
+              <w:rPr>
+                <w:rFonts w:ascii="Verdana" w:hAnsi="Verdana"/>
                 <w:b w:val="0"/>
                 <w:sz w:val="16"/>
               </w:rPr>
@@ -744,7 +743,7 @@
             <w:r/>
             <w:r>
               <w:rPr>
-                <w:rFonts w:ascii="Arial" w:hAnsi="Arial"/>
+                <w:rFonts w:ascii="Verdana" w:hAnsi="Verdana"/>
                 <w:b w:val="0"/>
                 <w:sz w:val="16"/>
               </w:rPr>
@@ -760,7 +759,7 @@
             <w:r/>
             <w:r>
               <w:rPr>
-                <w:rFonts w:ascii="Arial" w:hAnsi="Arial"/>
+                <w:rFonts w:ascii="Verdana" w:hAnsi="Verdana"/>
                 <w:b w:val="0"/>
                 <w:sz w:val="16"/>
               </w:rPr>
@@ -776,7 +775,7 @@
             <w:r/>
             <w:r>
               <w:rPr>
-                <w:rFonts w:ascii="Arial" w:hAnsi="Arial"/>
+                <w:rFonts w:ascii="Verdana" w:hAnsi="Verdana"/>
                 <w:b w:val="0"/>
                 <w:sz w:val="16"/>
               </w:rPr>
@@ -792,7 +791,7 @@
             <w:r/>
             <w:r>
               <w:rPr>
-                <w:rFonts w:ascii="Arial" w:hAnsi="Arial"/>
+                <w:rFonts w:ascii="Verdana" w:hAnsi="Verdana"/>
                 <w:b w:val="0"/>
                 <w:sz w:val="16"/>
               </w:rPr>
@@ -808,7 +807,7 @@
             <w:r/>
             <w:r>
               <w:rPr>
-                <w:rFonts w:ascii="Arial" w:hAnsi="Arial"/>
+                <w:rFonts w:ascii="Verdana" w:hAnsi="Verdana"/>
                 <w:b w:val="0"/>
                 <w:sz w:val="16"/>
               </w:rPr>
@@ -824,7 +823,7 @@
             <w:r/>
             <w:r>
               <w:rPr>
-                <w:rFonts w:ascii="Arial" w:hAnsi="Arial"/>
+                <w:rFonts w:ascii="Verdana" w:hAnsi="Verdana"/>
                 <w:b w:val="0"/>
                 <w:sz w:val="16"/>
               </w:rPr>
@@ -840,7 +839,7 @@
             <w:r/>
             <w:r>
               <w:rPr>
-                <w:rFonts w:ascii="Arial" w:hAnsi="Arial"/>
+                <w:rFonts w:ascii="Verdana" w:hAnsi="Verdana"/>
                 <w:b w:val="0"/>
                 <w:sz w:val="16"/>
               </w:rPr>
@@ -856,7 +855,7 @@
             <w:r/>
             <w:r>
               <w:rPr>
-                <w:rFonts w:ascii="Arial" w:hAnsi="Arial"/>
+                <w:rFonts w:ascii="Verdana" w:hAnsi="Verdana"/>
                 <w:b w:val="0"/>
                 <w:sz w:val="16"/>
               </w:rPr>
@@ -872,7 +871,7 @@
             <w:r/>
             <w:r>
               <w:rPr>
-                <w:rFonts w:ascii="Arial" w:hAnsi="Arial"/>
+                <w:rFonts w:ascii="Verdana" w:hAnsi="Verdana"/>
                 <w:b w:val="0"/>
                 <w:sz w:val="16"/>
               </w:rPr>
@@ -881,15 +880,18 @@
         </w:tc>
       </w:tr>
       <w:tr>
-        <w:tc>
-          <w:tcPr>
-            <w:tcW w:type="dxa" w:w="1514"/>
-          </w:tcPr>
-          <w:p>
-            <w:r/>
-            <w:r>
-              <w:rPr>
-                <w:rFonts w:ascii="Arial" w:hAnsi="Arial"/>
+        <w:trPr>
+          <w:cantSplit/>
+        </w:trPr>
+        <w:tc>
+          <w:tcPr>
+            <w:tcW w:type="dxa" w:w="1514"/>
+          </w:tcPr>
+          <w:p>
+            <w:r/>
+            <w:r>
+              <w:rPr>
+                <w:rFonts w:ascii="Verdana" w:hAnsi="Verdana"/>
                 <w:b w:val="0"/>
                 <w:sz w:val="16"/>
               </w:rPr>
@@ -905,7 +907,7 @@
             <w:r/>
             <w:r>
               <w:rPr>
-                <w:rFonts w:ascii="Arial" w:hAnsi="Arial"/>
+                <w:rFonts w:ascii="Verdana" w:hAnsi="Verdana"/>
                 <w:b w:val="0"/>
                 <w:sz w:val="16"/>
               </w:rPr>
@@ -921,7 +923,7 @@
             <w:r/>
             <w:r>
               <w:rPr>
-                <w:rFonts w:ascii="Arial" w:hAnsi="Arial"/>
+                <w:rFonts w:ascii="Verdana" w:hAnsi="Verdana"/>
                 <w:b w:val="0"/>
                 <w:sz w:val="16"/>
               </w:rPr>
@@ -937,7 +939,7 @@
             <w:r/>
             <w:r>
               <w:rPr>
-                <w:rFonts w:ascii="Arial" w:hAnsi="Arial"/>
+                <w:rFonts w:ascii="Verdana" w:hAnsi="Verdana"/>
                 <w:b w:val="0"/>
                 <w:sz w:val="16"/>
               </w:rPr>
@@ -953,7 +955,7 @@
             <w:r/>
             <w:r>
               <w:rPr>
-                <w:rFonts w:ascii="Arial" w:hAnsi="Arial"/>
+                <w:rFonts w:ascii="Verdana" w:hAnsi="Verdana"/>
                 <w:b w:val="0"/>
                 <w:sz w:val="16"/>
               </w:rPr>
@@ -969,7 +971,7 @@
             <w:r/>
             <w:r>
               <w:rPr>
-                <w:rFonts w:ascii="Arial" w:hAnsi="Arial"/>
+                <w:rFonts w:ascii="Verdana" w:hAnsi="Verdana"/>
                 <w:b w:val="0"/>
                 <w:sz w:val="16"/>
               </w:rPr>
@@ -985,7 +987,7 @@
             <w:r/>
             <w:r>
               <w:rPr>
-                <w:rFonts w:ascii="Arial" w:hAnsi="Arial"/>
+                <w:rFonts w:ascii="Verdana" w:hAnsi="Verdana"/>
                 <w:b w:val="0"/>
                 <w:sz w:val="16"/>
               </w:rPr>
@@ -1001,7 +1003,7 @@
             <w:r/>
             <w:r>
               <w:rPr>
-                <w:rFonts w:ascii="Arial" w:hAnsi="Arial"/>
+                <w:rFonts w:ascii="Verdana" w:hAnsi="Verdana"/>
                 <w:b w:val="0"/>
                 <w:sz w:val="16"/>
               </w:rPr>
@@ -1017,7 +1019,7 @@
             <w:r/>
             <w:r>
               <w:rPr>
-                <w:rFonts w:ascii="Arial" w:hAnsi="Arial"/>
+                <w:rFonts w:ascii="Verdana" w:hAnsi="Verdana"/>
                 <w:b w:val="0"/>
                 <w:sz w:val="16"/>
               </w:rPr>
@@ -1033,7 +1035,7 @@
             <w:r/>
             <w:r>
               <w:rPr>
-                <w:rFonts w:ascii="Arial" w:hAnsi="Arial"/>
+                <w:rFonts w:ascii="Verdana" w:hAnsi="Verdana"/>
                 <w:b w:val="0"/>
                 <w:sz w:val="16"/>
               </w:rPr>
@@ -1042,15 +1044,18 @@
         </w:tc>
       </w:tr>
       <w:tr>
-        <w:tc>
-          <w:tcPr>
-            <w:tcW w:type="dxa" w:w="1514"/>
-          </w:tcPr>
-          <w:p>
-            <w:r/>
-            <w:r>
-              <w:rPr>
-                <w:rFonts w:ascii="Arial" w:hAnsi="Arial"/>
+        <w:trPr>
+          <w:cantSplit/>
+        </w:trPr>
+        <w:tc>
+          <w:tcPr>
+            <w:tcW w:type="dxa" w:w="1514"/>
+          </w:tcPr>
+          <w:p>
+            <w:r/>
+            <w:r>
+              <w:rPr>
+                <w:rFonts w:ascii="Verdana" w:hAnsi="Verdana"/>
                 <w:b w:val="0"/>
                 <w:sz w:val="16"/>
               </w:rPr>
@@ -1066,7 +1071,7 @@
             <w:r/>
             <w:r>
               <w:rPr>
-                <w:rFonts w:ascii="Arial" w:hAnsi="Arial"/>
+                <w:rFonts w:ascii="Verdana" w:hAnsi="Verdana"/>
                 <w:b w:val="0"/>
                 <w:sz w:val="16"/>
               </w:rPr>
@@ -1082,7 +1087,7 @@
             <w:r/>
             <w:r>
               <w:rPr>
-                <w:rFonts w:ascii="Arial" w:hAnsi="Arial"/>
+                <w:rFonts w:ascii="Verdana" w:hAnsi="Verdana"/>
                 <w:b w:val="0"/>
                 <w:sz w:val="16"/>
               </w:rPr>
@@ -1098,7 +1103,7 @@
             <w:r/>
             <w:r>
               <w:rPr>
-                <w:rFonts w:ascii="Arial" w:hAnsi="Arial"/>
+                <w:rFonts w:ascii="Verdana" w:hAnsi="Verdana"/>
                 <w:b w:val="0"/>
                 <w:sz w:val="16"/>
               </w:rPr>
@@ -1114,7 +1119,7 @@
             <w:r/>
             <w:r>
               <w:rPr>
-                <w:rFonts w:ascii="Arial" w:hAnsi="Arial"/>
+                <w:rFonts w:ascii="Verdana" w:hAnsi="Verdana"/>
                 <w:b w:val="0"/>
                 <w:sz w:val="16"/>
               </w:rPr>
@@ -1130,7 +1135,7 @@
             <w:r/>
             <w:r>
               <w:rPr>
-                <w:rFonts w:ascii="Arial" w:hAnsi="Arial"/>
+                <w:rFonts w:ascii="Verdana" w:hAnsi="Verdana"/>
                 <w:b w:val="0"/>
                 <w:sz w:val="16"/>
               </w:rPr>
@@ -1146,7 +1151,7 @@
             <w:r/>
             <w:r>
               <w:rPr>
-                <w:rFonts w:ascii="Arial" w:hAnsi="Arial"/>
+                <w:rFonts w:ascii="Verdana" w:hAnsi="Verdana"/>
                 <w:b w:val="0"/>
                 <w:sz w:val="16"/>
               </w:rPr>
@@ -1162,7 +1167,7 @@
             <w:r/>
             <w:r>
               <w:rPr>
-                <w:rFonts w:ascii="Arial" w:hAnsi="Arial"/>
+                <w:rFonts w:ascii="Verdana" w:hAnsi="Verdana"/>
                 <w:b w:val="0"/>
                 <w:sz w:val="16"/>
               </w:rPr>
@@ -1178,7 +1183,7 @@
             <w:r/>
             <w:r>
               <w:rPr>
-                <w:rFonts w:ascii="Arial" w:hAnsi="Arial"/>
+                <w:rFonts w:ascii="Verdana" w:hAnsi="Verdana"/>
                 <w:b w:val="0"/>
                 <w:sz w:val="16"/>
               </w:rPr>
@@ -1194,7 +1199,7 @@
             <w:r/>
             <w:r>
               <w:rPr>
-                <w:rFonts w:ascii="Arial" w:hAnsi="Arial"/>
+                <w:rFonts w:ascii="Verdana" w:hAnsi="Verdana"/>
                 <w:b w:val="0"/>
                 <w:sz w:val="16"/>
               </w:rPr>
@@ -1203,15 +1208,18 @@
         </w:tc>
       </w:tr>
       <w:tr>
-        <w:tc>
-          <w:tcPr>
-            <w:tcW w:type="dxa" w:w="1514"/>
-          </w:tcPr>
-          <w:p>
-            <w:r/>
-            <w:r>
-              <w:rPr>
-                <w:rFonts w:ascii="Arial" w:hAnsi="Arial"/>
+        <w:trPr>
+          <w:cantSplit/>
+        </w:trPr>
+        <w:tc>
+          <w:tcPr>
+            <w:tcW w:type="dxa" w:w="1514"/>
+          </w:tcPr>
+          <w:p>
+            <w:r/>
+            <w:r>
+              <w:rPr>
+                <w:rFonts w:ascii="Verdana" w:hAnsi="Verdana"/>
                 <w:b w:val="0"/>
                 <w:sz w:val="16"/>
               </w:rPr>
@@ -1227,7 +1235,7 @@
             <w:r/>
             <w:r>
               <w:rPr>
-                <w:rFonts w:ascii="Arial" w:hAnsi="Arial"/>
+                <w:rFonts w:ascii="Verdana" w:hAnsi="Verdana"/>
                 <w:b w:val="0"/>
                 <w:sz w:val="16"/>
               </w:rPr>
@@ -1243,7 +1251,7 @@
             <w:r/>
             <w:r>
               <w:rPr>
-                <w:rFonts w:ascii="Arial" w:hAnsi="Arial"/>
+                <w:rFonts w:ascii="Verdana" w:hAnsi="Verdana"/>
                 <w:b w:val="0"/>
                 <w:sz w:val="16"/>
               </w:rPr>
@@ -1259,7 +1267,7 @@
             <w:r/>
             <w:r>
               <w:rPr>
-                <w:rFonts w:ascii="Arial" w:hAnsi="Arial"/>
+                <w:rFonts w:ascii="Verdana" w:hAnsi="Verdana"/>
                 <w:b w:val="0"/>
                 <w:sz w:val="16"/>
               </w:rPr>
@@ -1275,7 +1283,7 @@
             <w:r/>
             <w:r>
               <w:rPr>
-                <w:rFonts w:ascii="Arial" w:hAnsi="Arial"/>
+                <w:rFonts w:ascii="Verdana" w:hAnsi="Verdana"/>
                 <w:b w:val="0"/>
                 <w:sz w:val="16"/>
               </w:rPr>
@@ -1291,7 +1299,7 @@
             <w:r/>
             <w:r>
               <w:rPr>
-                <w:rFonts w:ascii="Arial" w:hAnsi="Arial"/>
+                <w:rFonts w:ascii="Verdana" w:hAnsi="Verdana"/>
                 <w:b w:val="0"/>
                 <w:sz w:val="16"/>
               </w:rPr>
@@ -1307,7 +1315,7 @@
             <w:r/>
             <w:r>
               <w:rPr>
-                <w:rFonts w:ascii="Arial" w:hAnsi="Arial"/>
+                <w:rFonts w:ascii="Verdana" w:hAnsi="Verdana"/>
                 <w:b w:val="0"/>
                 <w:sz w:val="16"/>
               </w:rPr>
@@ -1323,7 +1331,7 @@
             <w:r/>
             <w:r>
               <w:rPr>
-                <w:rFonts w:ascii="Arial" w:hAnsi="Arial"/>
+                <w:rFonts w:ascii="Verdana" w:hAnsi="Verdana"/>
                 <w:b w:val="0"/>
                 <w:sz w:val="16"/>
               </w:rPr>
@@ -1339,7 +1347,7 @@
             <w:r/>
             <w:r>
               <w:rPr>
-                <w:rFonts w:ascii="Arial" w:hAnsi="Arial"/>
+                <w:rFonts w:ascii="Verdana" w:hAnsi="Verdana"/>
                 <w:b w:val="0"/>
                 <w:sz w:val="16"/>
               </w:rPr>
@@ -1355,7 +1363,7 @@
             <w:r/>
             <w:r>
               <w:rPr>
-                <w:rFonts w:ascii="Arial" w:hAnsi="Arial"/>
+                <w:rFonts w:ascii="Verdana" w:hAnsi="Verdana"/>
                 <w:b w:val="0"/>
                 <w:sz w:val="16"/>
               </w:rPr>
@@ -1364,15 +1372,18 @@
         </w:tc>
       </w:tr>
       <w:tr>
-        <w:tc>
-          <w:tcPr>
-            <w:tcW w:type="dxa" w:w="1514"/>
-          </w:tcPr>
-          <w:p>
-            <w:r/>
-            <w:r>
-              <w:rPr>
-                <w:rFonts w:ascii="Arial" w:hAnsi="Arial"/>
+        <w:trPr>
+          <w:cantSplit/>
+        </w:trPr>
+        <w:tc>
+          <w:tcPr>
+            <w:tcW w:type="dxa" w:w="1514"/>
+          </w:tcPr>
+          <w:p>
+            <w:r/>
+            <w:r>
+              <w:rPr>
+                <w:rFonts w:ascii="Verdana" w:hAnsi="Verdana"/>
                 <w:b w:val="0"/>
                 <w:sz w:val="16"/>
               </w:rPr>
@@ -1388,7 +1399,7 @@
             <w:r/>
             <w:r>
               <w:rPr>
-                <w:rFonts w:ascii="Arial" w:hAnsi="Arial"/>
+                <w:rFonts w:ascii="Verdana" w:hAnsi="Verdana"/>
                 <w:b w:val="0"/>
                 <w:sz w:val="16"/>
               </w:rPr>
@@ -1404,7 +1415,7 @@
             <w:r/>
             <w:r>
               <w:rPr>
-                <w:rFonts w:ascii="Arial" w:hAnsi="Arial"/>
+                <w:rFonts w:ascii="Verdana" w:hAnsi="Verdana"/>
                 <w:b w:val="0"/>
                 <w:sz w:val="16"/>
               </w:rPr>
@@ -1420,7 +1431,7 @@
             <w:r/>
             <w:r>
               <w:rPr>
-                <w:rFonts w:ascii="Arial" w:hAnsi="Arial"/>
+                <w:rFonts w:ascii="Verdana" w:hAnsi="Verdana"/>
                 <w:b w:val="0"/>
                 <w:sz w:val="16"/>
               </w:rPr>
@@ -1436,7 +1447,7 @@
             <w:r/>
             <w:r>
               <w:rPr>
-                <w:rFonts w:ascii="Arial" w:hAnsi="Arial"/>
+                <w:rFonts w:ascii="Verdana" w:hAnsi="Verdana"/>
                 <w:b w:val="0"/>
                 <w:sz w:val="16"/>
               </w:rPr>
@@ -1452,7 +1463,7 @@
             <w:r/>
             <w:r>
               <w:rPr>
-                <w:rFonts w:ascii="Arial" w:hAnsi="Arial"/>
+                <w:rFonts w:ascii="Verdana" w:hAnsi="Verdana"/>
                 <w:b w:val="0"/>
                 <w:sz w:val="16"/>
               </w:rPr>
@@ -1468,7 +1479,7 @@
             <w:r/>
             <w:r>
               <w:rPr>
-                <w:rFonts w:ascii="Arial" w:hAnsi="Arial"/>
+                <w:rFonts w:ascii="Verdana" w:hAnsi="Verdana"/>
                 <w:b w:val="0"/>
                 <w:sz w:val="16"/>
               </w:rPr>
@@ -1484,7 +1495,7 @@
             <w:r/>
             <w:r>
               <w:rPr>
-                <w:rFonts w:ascii="Arial" w:hAnsi="Arial"/>
+                <w:rFonts w:ascii="Verdana" w:hAnsi="Verdana"/>
                 <w:b w:val="0"/>
                 <w:sz w:val="16"/>
               </w:rPr>
@@ -1500,7 +1511,7 @@
             <w:r/>
             <w:r>
               <w:rPr>
-                <w:rFonts w:ascii="Arial" w:hAnsi="Arial"/>
+                <w:rFonts w:ascii="Verdana" w:hAnsi="Verdana"/>
                 <w:b w:val="0"/>
                 <w:sz w:val="16"/>
               </w:rPr>
@@ -1516,7 +1527,7 @@
             <w:r/>
             <w:r>
               <w:rPr>
-                <w:rFonts w:ascii="Arial" w:hAnsi="Arial"/>
+                <w:rFonts w:ascii="Verdana" w:hAnsi="Verdana"/>
                 <w:b w:val="0"/>
                 <w:sz w:val="16"/>
               </w:rPr>
@@ -1525,15 +1536,18 @@
         </w:tc>
       </w:tr>
       <w:tr>
-        <w:tc>
-          <w:tcPr>
-            <w:tcW w:type="dxa" w:w="1514"/>
-          </w:tcPr>
-          <w:p>
-            <w:r/>
-            <w:r>
-              <w:rPr>
-                <w:rFonts w:ascii="Arial" w:hAnsi="Arial"/>
+        <w:trPr>
+          <w:cantSplit/>
+        </w:trPr>
+        <w:tc>
+          <w:tcPr>
+            <w:tcW w:type="dxa" w:w="1514"/>
+          </w:tcPr>
+          <w:p>
+            <w:r/>
+            <w:r>
+              <w:rPr>
+                <w:rFonts w:ascii="Verdana" w:hAnsi="Verdana"/>
                 <w:b w:val="0"/>
                 <w:sz w:val="16"/>
               </w:rPr>
@@ -1549,7 +1563,7 @@
             <w:r/>
             <w:r>
               <w:rPr>
-                <w:rFonts w:ascii="Arial" w:hAnsi="Arial"/>
+                <w:rFonts w:ascii="Verdana" w:hAnsi="Verdana"/>
                 <w:b w:val="0"/>
                 <w:sz w:val="16"/>
               </w:rPr>
@@ -1565,7 +1579,7 @@
             <w:r/>
             <w:r>
               <w:rPr>
-                <w:rFonts w:ascii="Arial" w:hAnsi="Arial"/>
+                <w:rFonts w:ascii="Verdana" w:hAnsi="Verdana"/>
                 <w:b w:val="0"/>
                 <w:sz w:val="16"/>
               </w:rPr>
@@ -1581,7 +1595,7 @@
             <w:r/>
             <w:r>
               <w:rPr>
-                <w:rFonts w:ascii="Arial" w:hAnsi="Arial"/>
+                <w:rFonts w:ascii="Verdana" w:hAnsi="Verdana"/>
                 <w:b w:val="0"/>
                 <w:sz w:val="16"/>
               </w:rPr>
@@ -1597,7 +1611,7 @@
             <w:r/>
             <w:r>
               <w:rPr>
-                <w:rFonts w:ascii="Arial" w:hAnsi="Arial"/>
+                <w:rFonts w:ascii="Verdana" w:hAnsi="Verdana"/>
                 <w:b w:val="0"/>
                 <w:sz w:val="16"/>
               </w:rPr>
@@ -1613,7 +1627,7 @@
             <w:r/>
             <w:r>
               <w:rPr>
-                <w:rFonts w:ascii="Arial" w:hAnsi="Arial"/>
+                <w:rFonts w:ascii="Verdana" w:hAnsi="Verdana"/>
                 <w:b w:val="0"/>
                 <w:sz w:val="16"/>
               </w:rPr>
@@ -1629,7 +1643,7 @@
             <w:r/>
             <w:r>
               <w:rPr>
-                <w:rFonts w:ascii="Arial" w:hAnsi="Arial"/>
+                <w:rFonts w:ascii="Verdana" w:hAnsi="Verdana"/>
                 <w:b w:val="0"/>
                 <w:sz w:val="16"/>
               </w:rPr>
@@ -1645,7 +1659,7 @@
             <w:r/>
             <w:r>
               <w:rPr>
-                <w:rFonts w:ascii="Arial" w:hAnsi="Arial"/>
+                <w:rFonts w:ascii="Verdana" w:hAnsi="Verdana"/>
                 <w:b w:val="0"/>
                 <w:sz w:val="16"/>
               </w:rPr>
@@ -1661,7 +1675,7 @@
             <w:r/>
             <w:r>
               <w:rPr>
-                <w:rFonts w:ascii="Arial" w:hAnsi="Arial"/>
+                <w:rFonts w:ascii="Verdana" w:hAnsi="Verdana"/>
                 <w:b w:val="0"/>
                 <w:sz w:val="16"/>
               </w:rPr>
@@ -1677,7 +1691,7 @@
             <w:r/>
             <w:r>
               <w:rPr>
-                <w:rFonts w:ascii="Arial" w:hAnsi="Arial"/>
+                <w:rFonts w:ascii="Verdana" w:hAnsi="Verdana"/>
                 <w:b w:val="0"/>
                 <w:sz w:val="16"/>
               </w:rPr>
@@ -1686,15 +1700,18 @@
         </w:tc>
       </w:tr>
       <w:tr>
-        <w:tc>
-          <w:tcPr>
-            <w:tcW w:type="dxa" w:w="1514"/>
-          </w:tcPr>
-          <w:p>
-            <w:r/>
-            <w:r>
-              <w:rPr>
-                <w:rFonts w:ascii="Arial" w:hAnsi="Arial"/>
+        <w:trPr>
+          <w:cantSplit/>
+        </w:trPr>
+        <w:tc>
+          <w:tcPr>
+            <w:tcW w:type="dxa" w:w="1514"/>
+          </w:tcPr>
+          <w:p>
+            <w:r/>
+            <w:r>
+              <w:rPr>
+                <w:rFonts w:ascii="Verdana" w:hAnsi="Verdana"/>
                 <w:b w:val="0"/>
                 <w:sz w:val="16"/>
               </w:rPr>
@@ -1710,7 +1727,7 @@
             <w:r/>
             <w:r>
               <w:rPr>
-                <w:rFonts w:ascii="Arial" w:hAnsi="Arial"/>
+                <w:rFonts w:ascii="Verdana" w:hAnsi="Verdana"/>
                 <w:b w:val="0"/>
                 <w:sz w:val="16"/>
               </w:rPr>
@@ -1726,7 +1743,7 @@
             <w:r/>
             <w:r>
               <w:rPr>
-                <w:rFonts w:ascii="Arial" w:hAnsi="Arial"/>
+                <w:rFonts w:ascii="Verdana" w:hAnsi="Verdana"/>
                 <w:b w:val="0"/>
                 <w:sz w:val="16"/>
               </w:rPr>
@@ -1742,7 +1759,7 @@
             <w:r/>
             <w:r>
               <w:rPr>
-                <w:rFonts w:ascii="Arial" w:hAnsi="Arial"/>
+                <w:rFonts w:ascii="Verdana" w:hAnsi="Verdana"/>
                 <w:b w:val="0"/>
                 <w:sz w:val="16"/>
               </w:rPr>
@@ -1758,7 +1775,7 @@
             <w:r/>
             <w:r>
               <w:rPr>
-                <w:rFonts w:ascii="Arial" w:hAnsi="Arial"/>
+                <w:rFonts w:ascii="Verdana" w:hAnsi="Verdana"/>
                 <w:b w:val="0"/>
                 <w:sz w:val="16"/>
               </w:rPr>
@@ -1774,7 +1791,7 @@
             <w:r/>
             <w:r>
               <w:rPr>
-                <w:rFonts w:ascii="Arial" w:hAnsi="Arial"/>
+                <w:rFonts w:ascii="Verdana" w:hAnsi="Verdana"/>
                 <w:b w:val="0"/>
                 <w:sz w:val="16"/>
               </w:rPr>
@@ -1790,7 +1807,7 @@
             <w:r/>
             <w:r>
               <w:rPr>
-                <w:rFonts w:ascii="Arial" w:hAnsi="Arial"/>
+                <w:rFonts w:ascii="Verdana" w:hAnsi="Verdana"/>
                 <w:b w:val="0"/>
                 <w:sz w:val="16"/>
               </w:rPr>
@@ -1806,7 +1823,7 @@
             <w:r/>
             <w:r>
               <w:rPr>
-                <w:rFonts w:ascii="Arial" w:hAnsi="Arial"/>
+                <w:rFonts w:ascii="Verdana" w:hAnsi="Verdana"/>
                 <w:b w:val="0"/>
                 <w:sz w:val="16"/>
               </w:rPr>
@@ -1822,7 +1839,7 @@
             <w:r/>
             <w:r>
               <w:rPr>
-                <w:rFonts w:ascii="Arial" w:hAnsi="Arial"/>
+                <w:rFonts w:ascii="Verdana" w:hAnsi="Verdana"/>
                 <w:b w:val="0"/>
                 <w:sz w:val="16"/>
               </w:rPr>
@@ -1838,7 +1855,7 @@
             <w:r/>
             <w:r>
               <w:rPr>
-                <w:rFonts w:ascii="Arial" w:hAnsi="Arial"/>
+                <w:rFonts w:ascii="Verdana" w:hAnsi="Verdana"/>
                 <w:b w:val="0"/>
                 <w:sz w:val="16"/>
               </w:rPr>
@@ -1847,15 +1864,18 @@
         </w:tc>
       </w:tr>
       <w:tr>
-        <w:tc>
-          <w:tcPr>
-            <w:tcW w:type="dxa" w:w="1514"/>
-          </w:tcPr>
-          <w:p>
-            <w:r/>
-            <w:r>
-              <w:rPr>
-                <w:rFonts w:ascii="Arial" w:hAnsi="Arial"/>
+        <w:trPr>
+          <w:cantSplit/>
+        </w:trPr>
+        <w:tc>
+          <w:tcPr>
+            <w:tcW w:type="dxa" w:w="1514"/>
+          </w:tcPr>
+          <w:p>
+            <w:r/>
+            <w:r>
+              <w:rPr>
+                <w:rFonts w:ascii="Verdana" w:hAnsi="Verdana"/>
                 <w:b w:val="0"/>
                 <w:sz w:val="16"/>
               </w:rPr>
@@ -1871,7 +1891,7 @@
             <w:r/>
             <w:r>
               <w:rPr>
-                <w:rFonts w:ascii="Arial" w:hAnsi="Arial"/>
+                <w:rFonts w:ascii="Verdana" w:hAnsi="Verdana"/>
                 <w:b w:val="0"/>
                 <w:sz w:val="16"/>
               </w:rPr>
@@ -1887,7 +1907,7 @@
             <w:r/>
             <w:r>
               <w:rPr>
-                <w:rFonts w:ascii="Arial" w:hAnsi="Arial"/>
+                <w:rFonts w:ascii="Verdana" w:hAnsi="Verdana"/>
                 <w:b w:val="0"/>
                 <w:sz w:val="16"/>
               </w:rPr>
@@ -1903,7 +1923,7 @@
             <w:r/>
             <w:r>
               <w:rPr>
-                <w:rFonts w:ascii="Arial" w:hAnsi="Arial"/>
+                <w:rFonts w:ascii="Verdana" w:hAnsi="Verdana"/>
                 <w:b w:val="0"/>
                 <w:sz w:val="16"/>
               </w:rPr>
@@ -1919,7 +1939,7 @@
             <w:r/>
             <w:r>
               <w:rPr>
-                <w:rFonts w:ascii="Arial" w:hAnsi="Arial"/>
+                <w:rFonts w:ascii="Verdana" w:hAnsi="Verdana"/>
                 <w:b w:val="0"/>
                 <w:sz w:val="16"/>
               </w:rPr>
@@ -1935,7 +1955,7 @@
             <w:r/>
             <w:r>
               <w:rPr>
-                <w:rFonts w:ascii="Arial" w:hAnsi="Arial"/>
+                <w:rFonts w:ascii="Verdana" w:hAnsi="Verdana"/>
                 <w:b w:val="0"/>
                 <w:sz w:val="16"/>
               </w:rPr>
@@ -1951,7 +1971,7 @@
             <w:r/>
             <w:r>
               <w:rPr>
-                <w:rFonts w:ascii="Arial" w:hAnsi="Arial"/>
+                <w:rFonts w:ascii="Verdana" w:hAnsi="Verdana"/>
                 <w:b w:val="0"/>
                 <w:sz w:val="16"/>
               </w:rPr>
@@ -1967,7 +1987,7 @@
             <w:r/>
             <w:r>
               <w:rPr>
-                <w:rFonts w:ascii="Arial" w:hAnsi="Arial"/>
+                <w:rFonts w:ascii="Verdana" w:hAnsi="Verdana"/>
                 <w:b w:val="0"/>
                 <w:sz w:val="16"/>
               </w:rPr>
@@ -1983,7 +2003,7 @@
             <w:r/>
             <w:r>
               <w:rPr>
-                <w:rFonts w:ascii="Arial" w:hAnsi="Arial"/>
+                <w:rFonts w:ascii="Verdana" w:hAnsi="Verdana"/>
                 <w:b w:val="0"/>
                 <w:sz w:val="16"/>
               </w:rPr>
@@ -1999,7 +2019,7 @@
             <w:r/>
             <w:r>
               <w:rPr>
-                <w:rFonts w:ascii="Arial" w:hAnsi="Arial"/>
+                <w:rFonts w:ascii="Verdana" w:hAnsi="Verdana"/>
                 <w:b w:val="0"/>
                 <w:sz w:val="16"/>
               </w:rPr>
@@ -2008,15 +2028,18 @@
         </w:tc>
       </w:tr>
       <w:tr>
-        <w:tc>
-          <w:tcPr>
-            <w:tcW w:type="dxa" w:w="1514"/>
-          </w:tcPr>
-          <w:p>
-            <w:r/>
-            <w:r>
-              <w:rPr>
-                <w:rFonts w:ascii="Arial" w:hAnsi="Arial"/>
+        <w:trPr>
+          <w:cantSplit/>
+        </w:trPr>
+        <w:tc>
+          <w:tcPr>
+            <w:tcW w:type="dxa" w:w="1514"/>
+          </w:tcPr>
+          <w:p>
+            <w:r/>
+            <w:r>
+              <w:rPr>
+                <w:rFonts w:ascii="Verdana" w:hAnsi="Verdana"/>
                 <w:b w:val="0"/>
                 <w:sz w:val="16"/>
               </w:rPr>
@@ -2032,7 +2055,7 @@
             <w:r/>
             <w:r>
               <w:rPr>
-                <w:rFonts w:ascii="Arial" w:hAnsi="Arial"/>
+                <w:rFonts w:ascii="Verdana" w:hAnsi="Verdana"/>
                 <w:b w:val="0"/>
                 <w:sz w:val="16"/>
               </w:rPr>
@@ -2048,7 +2071,7 @@
             <w:r/>
             <w:r>
               <w:rPr>
-                <w:rFonts w:ascii="Arial" w:hAnsi="Arial"/>
+                <w:rFonts w:ascii="Verdana" w:hAnsi="Verdana"/>
                 <w:b w:val="0"/>
                 <w:sz w:val="16"/>
               </w:rPr>
@@ -2064,7 +2087,7 @@
             <w:r/>
             <w:r>
               <w:rPr>
-                <w:rFonts w:ascii="Arial" w:hAnsi="Arial"/>
+                <w:rFonts w:ascii="Verdana" w:hAnsi="Verdana"/>
                 <w:b w:val="0"/>
                 <w:sz w:val="16"/>
               </w:rPr>
@@ -2080,7 +2103,7 @@
             <w:r/>
             <w:r>
               <w:rPr>
-                <w:rFonts w:ascii="Arial" w:hAnsi="Arial"/>
+                <w:rFonts w:ascii="Verdana" w:hAnsi="Verdana"/>
                 <w:b w:val="0"/>
                 <w:sz w:val="16"/>
               </w:rPr>
@@ -2096,7 +2119,7 @@
             <w:r/>
             <w:r>
               <w:rPr>
-                <w:rFonts w:ascii="Arial" w:hAnsi="Arial"/>
+                <w:rFonts w:ascii="Verdana" w:hAnsi="Verdana"/>
                 <w:b w:val="0"/>
                 <w:sz w:val="16"/>
               </w:rPr>
@@ -2112,7 +2135,7 @@
             <w:r/>
             <w:r>
               <w:rPr>
-                <w:rFonts w:ascii="Arial" w:hAnsi="Arial"/>
+                <w:rFonts w:ascii="Verdana" w:hAnsi="Verdana"/>
                 <w:b w:val="0"/>
                 <w:sz w:val="16"/>
               </w:rPr>
@@ -2128,7 +2151,7 @@
             <w:r/>
             <w:r>
               <w:rPr>
-                <w:rFonts w:ascii="Arial" w:hAnsi="Arial"/>
+                <w:rFonts w:ascii="Verdana" w:hAnsi="Verdana"/>
                 <w:b w:val="0"/>
                 <w:sz w:val="16"/>
               </w:rPr>
@@ -2144,7 +2167,7 @@
             <w:r/>
             <w:r>
               <w:rPr>
-                <w:rFonts w:ascii="Arial" w:hAnsi="Arial"/>
+                <w:rFonts w:ascii="Verdana" w:hAnsi="Verdana"/>
                 <w:b w:val="0"/>
                 <w:sz w:val="16"/>
               </w:rPr>
@@ -2160,7 +2183,7 @@
             <w:r/>
             <w:r>
               <w:rPr>
-                <w:rFonts w:ascii="Arial" w:hAnsi="Arial"/>
+                <w:rFonts w:ascii="Verdana" w:hAnsi="Verdana"/>
                 <w:b w:val="0"/>
                 <w:sz w:val="16"/>
               </w:rPr>
@@ -2169,15 +2192,18 @@
         </w:tc>
       </w:tr>
       <w:tr>
-        <w:tc>
-          <w:tcPr>
-            <w:tcW w:type="dxa" w:w="1514"/>
-          </w:tcPr>
-          <w:p>
-            <w:r/>
-            <w:r>
-              <w:rPr>
-                <w:rFonts w:ascii="Arial" w:hAnsi="Arial"/>
+        <w:trPr>
+          <w:cantSplit/>
+        </w:trPr>
+        <w:tc>
+          <w:tcPr>
+            <w:tcW w:type="dxa" w:w="1514"/>
+          </w:tcPr>
+          <w:p>
+            <w:r/>
+            <w:r>
+              <w:rPr>
+                <w:rFonts w:ascii="Verdana" w:hAnsi="Verdana"/>
                 <w:b w:val="0"/>
                 <w:sz w:val="16"/>
               </w:rPr>
@@ -2193,7 +2219,7 @@
             <w:r/>
             <w:r>
               <w:rPr>
-                <w:rFonts w:ascii="Arial" w:hAnsi="Arial"/>
+                <w:rFonts w:ascii="Verdana" w:hAnsi="Verdana"/>
                 <w:b w:val="0"/>
                 <w:sz w:val="16"/>
               </w:rPr>
@@ -2209,7 +2235,7 @@
             <w:r/>
             <w:r>
               <w:rPr>
-                <w:rFonts w:ascii="Arial" w:hAnsi="Arial"/>
+                <w:rFonts w:ascii="Verdana" w:hAnsi="Verdana"/>
                 <w:b w:val="0"/>
                 <w:sz w:val="16"/>
               </w:rPr>
@@ -2225,7 +2251,7 @@
             <w:r/>
             <w:r>
               <w:rPr>
-                <w:rFonts w:ascii="Arial" w:hAnsi="Arial"/>
+                <w:rFonts w:ascii="Verdana" w:hAnsi="Verdana"/>
                 <w:b w:val="0"/>
                 <w:sz w:val="16"/>
               </w:rPr>
@@ -2241,7 +2267,7 @@
             <w:r/>
             <w:r>
               <w:rPr>
-                <w:rFonts w:ascii="Arial" w:hAnsi="Arial"/>
+                <w:rFonts w:ascii="Verdana" w:hAnsi="Verdana"/>
                 <w:b w:val="0"/>
                 <w:sz w:val="16"/>
               </w:rPr>
@@ -2257,7 +2283,7 @@
             <w:r/>
             <w:r>
               <w:rPr>
-                <w:rFonts w:ascii="Arial" w:hAnsi="Arial"/>
+                <w:rFonts w:ascii="Verdana" w:hAnsi="Verdana"/>
                 <w:b w:val="0"/>
                 <w:sz w:val="16"/>
               </w:rPr>
@@ -2273,7 +2299,7 @@
             <w:r/>
             <w:r>
               <w:rPr>
-                <w:rFonts w:ascii="Arial" w:hAnsi="Arial"/>
+                <w:rFonts w:ascii="Verdana" w:hAnsi="Verdana"/>
                 <w:b w:val="0"/>
                 <w:sz w:val="16"/>
               </w:rPr>
@@ -2289,7 +2315,7 @@
             <w:r/>
             <w:r>
               <w:rPr>
-                <w:rFonts w:ascii="Arial" w:hAnsi="Arial"/>
+                <w:rFonts w:ascii="Verdana" w:hAnsi="Verdana"/>
                 <w:b w:val="0"/>
                 <w:sz w:val="16"/>
               </w:rPr>
@@ -2305,7 +2331,7 @@
             <w:r/>
             <w:r>
               <w:rPr>
-                <w:rFonts w:ascii="Arial" w:hAnsi="Arial"/>
+                <w:rFonts w:ascii="Verdana" w:hAnsi="Verdana"/>
                 <w:b w:val="0"/>
                 <w:sz w:val="16"/>
               </w:rPr>
@@ -2321,7 +2347,7 @@
             <w:r/>
             <w:r>
               <w:rPr>
-                <w:rFonts w:ascii="Arial" w:hAnsi="Arial"/>
+                <w:rFonts w:ascii="Verdana" w:hAnsi="Verdana"/>
                 <w:b w:val="0"/>
                 <w:sz w:val="16"/>
               </w:rPr>
@@ -2330,15 +2356,18 @@
         </w:tc>
       </w:tr>
       <w:tr>
-        <w:tc>
-          <w:tcPr>
-            <w:tcW w:type="dxa" w:w="1514"/>
-          </w:tcPr>
-          <w:p>
-            <w:r/>
-            <w:r>
-              <w:rPr>
-                <w:rFonts w:ascii="Arial" w:hAnsi="Arial"/>
+        <w:trPr>
+          <w:cantSplit/>
+        </w:trPr>
+        <w:tc>
+          <w:tcPr>
+            <w:tcW w:type="dxa" w:w="1514"/>
+          </w:tcPr>
+          <w:p>
+            <w:r/>
+            <w:r>
+              <w:rPr>
+                <w:rFonts w:ascii="Verdana" w:hAnsi="Verdana"/>
                 <w:b w:val="0"/>
                 <w:sz w:val="16"/>
               </w:rPr>
@@ -2354,7 +2383,7 @@
             <w:r/>
             <w:r>
               <w:rPr>
-                <w:rFonts w:ascii="Arial" w:hAnsi="Arial"/>
+                <w:rFonts w:ascii="Verdana" w:hAnsi="Verdana"/>
                 <w:b w:val="0"/>
                 <w:sz w:val="16"/>
               </w:rPr>
@@ -2370,7 +2399,7 @@
             <w:r/>
             <w:r>
               <w:rPr>
-                <w:rFonts w:ascii="Arial" w:hAnsi="Arial"/>
+                <w:rFonts w:ascii="Verdana" w:hAnsi="Verdana"/>
                 <w:b w:val="0"/>
                 <w:sz w:val="16"/>
               </w:rPr>
@@ -2386,7 +2415,7 @@
             <w:r/>
             <w:r>
               <w:rPr>
-                <w:rFonts w:ascii="Arial" w:hAnsi="Arial"/>
+                <w:rFonts w:ascii="Verdana" w:hAnsi="Verdana"/>
                 <w:b w:val="0"/>
                 <w:sz w:val="16"/>
               </w:rPr>
@@ -2402,7 +2431,7 @@
             <w:r/>
             <w:r>
               <w:rPr>
-                <w:rFonts w:ascii="Arial" w:hAnsi="Arial"/>
+                <w:rFonts w:ascii="Verdana" w:hAnsi="Verdana"/>
                 <w:b w:val="0"/>
                 <w:sz w:val="16"/>
               </w:rPr>
@@ -2418,7 +2447,7 @@
             <w:r/>
             <w:r>
               <w:rPr>
-                <w:rFonts w:ascii="Arial" w:hAnsi="Arial"/>
+                <w:rFonts w:ascii="Verdana" w:hAnsi="Verdana"/>
                 <w:b w:val="0"/>
                 <w:sz w:val="16"/>
               </w:rPr>
@@ -2434,7 +2463,7 @@
             <w:r/>
             <w:r>
               <w:rPr>
-                <w:rFonts w:ascii="Arial" w:hAnsi="Arial"/>
+                <w:rFonts w:ascii="Verdana" w:hAnsi="Verdana"/>
                 <w:b w:val="0"/>
                 <w:sz w:val="16"/>
               </w:rPr>
@@ -2450,7 +2479,7 @@
             <w:r/>
             <w:r>
               <w:rPr>
-                <w:rFonts w:ascii="Arial" w:hAnsi="Arial"/>
+                <w:rFonts w:ascii="Verdana" w:hAnsi="Verdana"/>
                 <w:b w:val="0"/>
                 <w:sz w:val="16"/>
               </w:rPr>
@@ -2466,7 +2495,7 @@
             <w:r/>
             <w:r>
               <w:rPr>
-                <w:rFonts w:ascii="Arial" w:hAnsi="Arial"/>
+                <w:rFonts w:ascii="Verdana" w:hAnsi="Verdana"/>
                 <w:b w:val="0"/>
                 <w:sz w:val="16"/>
               </w:rPr>
@@ -2482,7 +2511,7 @@
             <w:r/>
             <w:r>
               <w:rPr>
-                <w:rFonts w:ascii="Arial" w:hAnsi="Arial"/>
+                <w:rFonts w:ascii="Verdana" w:hAnsi="Verdana"/>
                 <w:b w:val="0"/>
                 <w:sz w:val="16"/>
               </w:rPr>
@@ -2491,15 +2520,18 @@
         </w:tc>
       </w:tr>
       <w:tr>
-        <w:tc>
-          <w:tcPr>
-            <w:tcW w:type="dxa" w:w="1514"/>
-          </w:tcPr>
-          <w:p>
-            <w:r/>
-            <w:r>
-              <w:rPr>
-                <w:rFonts w:ascii="Arial" w:hAnsi="Arial"/>
+        <w:trPr>
+          <w:cantSplit/>
+        </w:trPr>
+        <w:tc>
+          <w:tcPr>
+            <w:tcW w:type="dxa" w:w="1514"/>
+          </w:tcPr>
+          <w:p>
+            <w:r/>
+            <w:r>
+              <w:rPr>
+                <w:rFonts w:ascii="Verdana" w:hAnsi="Verdana"/>
                 <w:b w:val="0"/>
                 <w:sz w:val="16"/>
               </w:rPr>
@@ -2515,7 +2547,7 @@
             <w:r/>
             <w:r>
               <w:rPr>
-                <w:rFonts w:ascii="Arial" w:hAnsi="Arial"/>
+                <w:rFonts w:ascii="Verdana" w:hAnsi="Verdana"/>
                 <w:b w:val="0"/>
                 <w:sz w:val="16"/>
               </w:rPr>
@@ -2531,7 +2563,7 @@
             <w:r/>
             <w:r>
               <w:rPr>
-                <w:rFonts w:ascii="Arial" w:hAnsi="Arial"/>
+                <w:rFonts w:ascii="Verdana" w:hAnsi="Verdana"/>
                 <w:b w:val="0"/>
                 <w:sz w:val="16"/>
               </w:rPr>
@@ -2547,7 +2579,7 @@
             <w:r/>
             <w:r>
               <w:rPr>
-                <w:rFonts w:ascii="Arial" w:hAnsi="Arial"/>
+                <w:rFonts w:ascii="Verdana" w:hAnsi="Verdana"/>
                 <w:b w:val="0"/>
                 <w:sz w:val="16"/>
               </w:rPr>
@@ -2563,7 +2595,7 @@
             <w:r/>
             <w:r>
               <w:rPr>
-                <w:rFonts w:ascii="Arial" w:hAnsi="Arial"/>
+                <w:rFonts w:ascii="Verdana" w:hAnsi="Verdana"/>
                 <w:b w:val="0"/>
                 <w:sz w:val="16"/>
               </w:rPr>
@@ -2579,7 +2611,7 @@
             <w:r/>
             <w:r>
               <w:rPr>
-                <w:rFonts w:ascii="Arial" w:hAnsi="Arial"/>
+                <w:rFonts w:ascii="Verdana" w:hAnsi="Verdana"/>
                 <w:b w:val="0"/>
                 <w:sz w:val="16"/>
               </w:rPr>
@@ -2595,7 +2627,7 @@
             <w:r/>
             <w:r>
               <w:rPr>
-                <w:rFonts w:ascii="Arial" w:hAnsi="Arial"/>
+                <w:rFonts w:ascii="Verdana" w:hAnsi="Verdana"/>
                 <w:b w:val="0"/>
                 <w:sz w:val="16"/>
               </w:rPr>
@@ -2611,7 +2643,7 @@
             <w:r/>
             <w:r>
               <w:rPr>
-                <w:rFonts w:ascii="Arial" w:hAnsi="Arial"/>
+                <w:rFonts w:ascii="Verdana" w:hAnsi="Verdana"/>
                 <w:b w:val="0"/>
                 <w:sz w:val="16"/>
               </w:rPr>
@@ -2627,7 +2659,7 @@
             <w:r/>
             <w:r>
               <w:rPr>
-                <w:rFonts w:ascii="Arial" w:hAnsi="Arial"/>
+                <w:rFonts w:ascii="Verdana" w:hAnsi="Verdana"/>
                 <w:b w:val="0"/>
                 <w:sz w:val="16"/>
               </w:rPr>
@@ -2643,7 +2675,7 @@
             <w:r/>
             <w:r>
               <w:rPr>
-                <w:rFonts w:ascii="Arial" w:hAnsi="Arial"/>
+                <w:rFonts w:ascii="Verdana" w:hAnsi="Verdana"/>
                 <w:b w:val="0"/>
                 <w:sz w:val="16"/>
               </w:rPr>
@@ -2652,15 +2684,18 @@
         </w:tc>
       </w:tr>
       <w:tr>
-        <w:tc>
-          <w:tcPr>
-            <w:tcW w:type="dxa" w:w="1514"/>
-          </w:tcPr>
-          <w:p>
-            <w:r/>
-            <w:r>
-              <w:rPr>
-                <w:rFonts w:ascii="Arial" w:hAnsi="Arial"/>
+        <w:trPr>
+          <w:cantSplit/>
+        </w:trPr>
+        <w:tc>
+          <w:tcPr>
+            <w:tcW w:type="dxa" w:w="1514"/>
+          </w:tcPr>
+          <w:p>
+            <w:r/>
+            <w:r>
+              <w:rPr>
+                <w:rFonts w:ascii="Verdana" w:hAnsi="Verdana"/>
                 <w:b w:val="0"/>
                 <w:sz w:val="16"/>
               </w:rPr>
@@ -2676,7 +2711,7 @@
             <w:r/>
             <w:r>
               <w:rPr>
-                <w:rFonts w:ascii="Arial" w:hAnsi="Arial"/>
+                <w:rFonts w:ascii="Verdana" w:hAnsi="Verdana"/>
                 <w:b w:val="0"/>
                 <w:sz w:val="16"/>
               </w:rPr>
@@ -2692,7 +2727,7 @@
             <w:r/>
             <w:r>
               <w:rPr>
-                <w:rFonts w:ascii="Arial" w:hAnsi="Arial"/>
+                <w:rFonts w:ascii="Verdana" w:hAnsi="Verdana"/>
                 <w:b w:val="0"/>
                 <w:sz w:val="16"/>
               </w:rPr>
@@ -2708,7 +2743,7 @@
             <w:r/>
             <w:r>
               <w:rPr>
-                <w:rFonts w:ascii="Arial" w:hAnsi="Arial"/>
+                <w:rFonts w:ascii="Verdana" w:hAnsi="Verdana"/>
                 <w:b w:val="0"/>
                 <w:sz w:val="16"/>
               </w:rPr>
@@ -2724,7 +2759,7 @@
             <w:r/>
             <w:r>
               <w:rPr>
-                <w:rFonts w:ascii="Arial" w:hAnsi="Arial"/>
+                <w:rFonts w:ascii="Verdana" w:hAnsi="Verdana"/>
                 <w:b w:val="0"/>
                 <w:sz w:val="16"/>
               </w:rPr>
@@ -2740,7 +2775,7 @@
             <w:r/>
             <w:r>
               <w:rPr>
-                <w:rFonts w:ascii="Arial" w:hAnsi="Arial"/>
+                <w:rFonts w:ascii="Verdana" w:hAnsi="Verdana"/>
                 <w:b w:val="0"/>
                 <w:sz w:val="16"/>
               </w:rPr>
@@ -2756,7 +2791,7 @@
             <w:r/>
             <w:r>
               <w:rPr>
-                <w:rFonts w:ascii="Arial" w:hAnsi="Arial"/>
+                <w:rFonts w:ascii="Verdana" w:hAnsi="Verdana"/>
                 <w:b w:val="0"/>
                 <w:sz w:val="16"/>
               </w:rPr>
@@ -2772,7 +2807,7 @@
             <w:r/>
             <w:r>
               <w:rPr>
-                <w:rFonts w:ascii="Arial" w:hAnsi="Arial"/>
+                <w:rFonts w:ascii="Verdana" w:hAnsi="Verdana"/>
                 <w:b w:val="0"/>
                 <w:sz w:val="16"/>
               </w:rPr>
@@ -2788,7 +2823,7 @@
             <w:r/>
             <w:r>
               <w:rPr>
-                <w:rFonts w:ascii="Arial" w:hAnsi="Arial"/>
+                <w:rFonts w:ascii="Verdana" w:hAnsi="Verdana"/>
                 <w:b w:val="0"/>
                 <w:sz w:val="16"/>
               </w:rPr>
@@ -2804,7 +2839,7 @@
             <w:r/>
             <w:r>
               <w:rPr>
-                <w:rFonts w:ascii="Arial" w:hAnsi="Arial"/>
+                <w:rFonts w:ascii="Verdana" w:hAnsi="Verdana"/>
                 <w:b w:val="0"/>
                 <w:sz w:val="16"/>
               </w:rPr>
@@ -2813,15 +2848,18 @@
         </w:tc>
       </w:tr>
       <w:tr>
-        <w:tc>
-          <w:tcPr>
-            <w:tcW w:type="dxa" w:w="1514"/>
-          </w:tcPr>
-          <w:p>
-            <w:r/>
-            <w:r>
-              <w:rPr>
-                <w:rFonts w:ascii="Arial" w:hAnsi="Arial"/>
+        <w:trPr>
+          <w:cantSplit/>
+        </w:trPr>
+        <w:tc>
+          <w:tcPr>
+            <w:tcW w:type="dxa" w:w="1514"/>
+          </w:tcPr>
+          <w:p>
+            <w:r/>
+            <w:r>
+              <w:rPr>
+                <w:rFonts w:ascii="Verdana" w:hAnsi="Verdana"/>
                 <w:b w:val="0"/>
                 <w:sz w:val="16"/>
               </w:rPr>
@@ -2837,7 +2875,7 @@
             <w:r/>
             <w:r>
               <w:rPr>
-                <w:rFonts w:ascii="Arial" w:hAnsi="Arial"/>
+                <w:rFonts w:ascii="Verdana" w:hAnsi="Verdana"/>
                 <w:b w:val="0"/>
                 <w:sz w:val="16"/>
               </w:rPr>
@@ -2853,7 +2891,7 @@
             <w:r/>
             <w:r>
               <w:rPr>
-                <w:rFonts w:ascii="Arial" w:hAnsi="Arial"/>
+                <w:rFonts w:ascii="Verdana" w:hAnsi="Verdana"/>
                 <w:b w:val="0"/>
                 <w:sz w:val="16"/>
               </w:rPr>
@@ -2869,7 +2907,7 @@
             <w:r/>
             <w:r>
               <w:rPr>
-                <w:rFonts w:ascii="Arial" w:hAnsi="Arial"/>
+                <w:rFonts w:ascii="Verdana" w:hAnsi="Verdana"/>
                 <w:b w:val="0"/>
                 <w:sz w:val="16"/>
               </w:rPr>
@@ -2885,7 +2923,7 @@
             <w:r/>
             <w:r>
               <w:rPr>
-                <w:rFonts w:ascii="Arial" w:hAnsi="Arial"/>
+                <w:rFonts w:ascii="Verdana" w:hAnsi="Verdana"/>
                 <w:b w:val="0"/>
                 <w:sz w:val="16"/>
               </w:rPr>
@@ -2901,7 +2939,7 @@
             <w:r/>
             <w:r>
               <w:rPr>
-                <w:rFonts w:ascii="Arial" w:hAnsi="Arial"/>
+                <w:rFonts w:ascii="Verdana" w:hAnsi="Verdana"/>
                 <w:b w:val="0"/>
                 <w:sz w:val="16"/>
               </w:rPr>
@@ -2917,7 +2955,7 @@
             <w:r/>
             <w:r>
               <w:rPr>
-                <w:rFonts w:ascii="Arial" w:hAnsi="Arial"/>
+                <w:rFonts w:ascii="Verdana" w:hAnsi="Verdana"/>
                 <w:b w:val="0"/>
                 <w:sz w:val="16"/>
               </w:rPr>
@@ -2933,7 +2971,7 @@
             <w:r/>
             <w:r>
               <w:rPr>
-                <w:rFonts w:ascii="Arial" w:hAnsi="Arial"/>
+                <w:rFonts w:ascii="Verdana" w:hAnsi="Verdana"/>
                 <w:b w:val="0"/>
                 <w:sz w:val="16"/>
               </w:rPr>
@@ -2949,7 +2987,7 @@
             <w:r/>
             <w:r>
               <w:rPr>
-                <w:rFonts w:ascii="Arial" w:hAnsi="Arial"/>
+                <w:rFonts w:ascii="Verdana" w:hAnsi="Verdana"/>
                 <w:b w:val="0"/>
                 <w:sz w:val="16"/>
               </w:rPr>
@@ -2965,7 +3003,7 @@
             <w:r/>
             <w:r>
               <w:rPr>
-                <w:rFonts w:ascii="Arial" w:hAnsi="Arial"/>
+                <w:rFonts w:ascii="Verdana" w:hAnsi="Verdana"/>
                 <w:b w:val="0"/>
                 <w:sz w:val="16"/>
               </w:rPr>
@@ -2974,15 +3012,18 @@
         </w:tc>
       </w:tr>
       <w:tr>
-        <w:tc>
-          <w:tcPr>
-            <w:tcW w:type="dxa" w:w="1514"/>
-          </w:tcPr>
-          <w:p>
-            <w:r/>
-            <w:r>
-              <w:rPr>
-                <w:rFonts w:ascii="Arial" w:hAnsi="Arial"/>
+        <w:trPr>
+          <w:cantSplit/>
+        </w:trPr>
+        <w:tc>
+          <w:tcPr>
+            <w:tcW w:type="dxa" w:w="1514"/>
+          </w:tcPr>
+          <w:p>
+            <w:r/>
+            <w:r>
+              <w:rPr>
+                <w:rFonts w:ascii="Verdana" w:hAnsi="Verdana"/>
                 <w:b w:val="0"/>
                 <w:sz w:val="16"/>
               </w:rPr>
@@ -2998,7 +3039,7 @@
             <w:r/>
             <w:r>
               <w:rPr>
-                <w:rFonts w:ascii="Arial" w:hAnsi="Arial"/>
+                <w:rFonts w:ascii="Verdana" w:hAnsi="Verdana"/>
                 <w:b w:val="0"/>
                 <w:sz w:val="16"/>
               </w:rPr>
@@ -3014,7 +3055,7 @@
             <w:r/>
             <w:r>
               <w:rPr>
-                <w:rFonts w:ascii="Arial" w:hAnsi="Arial"/>
+                <w:rFonts w:ascii="Verdana" w:hAnsi="Verdana"/>
                 <w:b w:val="0"/>
                 <w:sz w:val="16"/>
               </w:rPr>
@@ -3030,7 +3071,7 @@
             <w:r/>
             <w:r>
               <w:rPr>
-                <w:rFonts w:ascii="Arial" w:hAnsi="Arial"/>
+                <w:rFonts w:ascii="Verdana" w:hAnsi="Verdana"/>
                 <w:b w:val="0"/>
                 <w:sz w:val="16"/>
               </w:rPr>
@@ -3046,7 +3087,7 @@
             <w:r/>
             <w:r>
               <w:rPr>
-                <w:rFonts w:ascii="Arial" w:hAnsi="Arial"/>
+                <w:rFonts w:ascii="Verdana" w:hAnsi="Verdana"/>
                 <w:b w:val="0"/>
                 <w:sz w:val="16"/>
               </w:rPr>
@@ -3062,7 +3103,7 @@
             <w:r/>
             <w:r>
               <w:rPr>
-                <w:rFonts w:ascii="Arial" w:hAnsi="Arial"/>
+                <w:rFonts w:ascii="Verdana" w:hAnsi="Verdana"/>
                 <w:b w:val="0"/>
                 <w:sz w:val="16"/>
               </w:rPr>
@@ -3078,7 +3119,7 @@
             <w:r/>
             <w:r>
               <w:rPr>
-                <w:rFonts w:ascii="Arial" w:hAnsi="Arial"/>
+                <w:rFonts w:ascii="Verdana" w:hAnsi="Verdana"/>
                 <w:b w:val="0"/>
                 <w:sz w:val="16"/>
               </w:rPr>
@@ -3094,7 +3135,7 @@
             <w:r/>
             <w:r>
               <w:rPr>
-                <w:rFonts w:ascii="Arial" w:hAnsi="Arial"/>
+                <w:rFonts w:ascii="Verdana" w:hAnsi="Verdana"/>
                 <w:b w:val="0"/>
                 <w:sz w:val="16"/>
               </w:rPr>
@@ -3110,7 +3151,7 @@
             <w:r/>
             <w:r>
               <w:rPr>
-                <w:rFonts w:ascii="Arial" w:hAnsi="Arial"/>
+                <w:rFonts w:ascii="Verdana" w:hAnsi="Verdana"/>
                 <w:b w:val="0"/>
                 <w:sz w:val="16"/>
               </w:rPr>
@@ -3126,7 +3167,7 @@
             <w:r/>
             <w:r>
               <w:rPr>
-                <w:rFonts w:ascii="Arial" w:hAnsi="Arial"/>
+                <w:rFonts w:ascii="Verdana" w:hAnsi="Verdana"/>
                 <w:b w:val="0"/>
                 <w:sz w:val="16"/>
               </w:rPr>
@@ -3135,15 +3176,18 @@
         </w:tc>
       </w:tr>
       <w:tr>
-        <w:tc>
-          <w:tcPr>
-            <w:tcW w:type="dxa" w:w="1514"/>
-          </w:tcPr>
-          <w:p>
-            <w:r/>
-            <w:r>
-              <w:rPr>
-                <w:rFonts w:ascii="Arial" w:hAnsi="Arial"/>
+        <w:trPr>
+          <w:cantSplit/>
+        </w:trPr>
+        <w:tc>
+          <w:tcPr>
+            <w:tcW w:type="dxa" w:w="1514"/>
+          </w:tcPr>
+          <w:p>
+            <w:r/>
+            <w:r>
+              <w:rPr>
+                <w:rFonts w:ascii="Verdana" w:hAnsi="Verdana"/>
                 <w:b w:val="0"/>
                 <w:sz w:val="16"/>
               </w:rPr>
@@ -3159,7 +3203,7 @@
             <w:r/>
             <w:r>
               <w:rPr>
-                <w:rFonts w:ascii="Arial" w:hAnsi="Arial"/>
+                <w:rFonts w:ascii="Verdana" w:hAnsi="Verdana"/>
                 <w:b w:val="0"/>
                 <w:sz w:val="16"/>
               </w:rPr>
@@ -3175,7 +3219,7 @@
             <w:r/>
             <w:r>
               <w:rPr>
-                <w:rFonts w:ascii="Arial" w:hAnsi="Arial"/>
+                <w:rFonts w:ascii="Verdana" w:hAnsi="Verdana"/>
                 <w:b w:val="0"/>
                 <w:sz w:val="16"/>
               </w:rPr>
@@ -3191,7 +3235,7 @@
             <w:r/>
             <w:r>
               <w:rPr>
-                <w:rFonts w:ascii="Arial" w:hAnsi="Arial"/>
+                <w:rFonts w:ascii="Verdana" w:hAnsi="Verdana"/>
                 <w:b w:val="0"/>
                 <w:sz w:val="16"/>
               </w:rPr>
@@ -3207,7 +3251,7 @@
             <w:r/>
             <w:r>
               <w:rPr>
-                <w:rFonts w:ascii="Arial" w:hAnsi="Arial"/>
+                <w:rFonts w:ascii="Verdana" w:hAnsi="Verdana"/>
                 <w:b w:val="0"/>
                 <w:sz w:val="16"/>
               </w:rPr>
@@ -3223,7 +3267,7 @@
             <w:r/>
             <w:r>
               <w:rPr>
-                <w:rFonts w:ascii="Arial" w:hAnsi="Arial"/>
+                <w:rFonts w:ascii="Verdana" w:hAnsi="Verdana"/>
                 <w:b w:val="0"/>
                 <w:sz w:val="16"/>
               </w:rPr>
@@ -3239,7 +3283,7 @@
             <w:r/>
             <w:r>
               <w:rPr>
-                <w:rFonts w:ascii="Arial" w:hAnsi="Arial"/>
+                <w:rFonts w:ascii="Verdana" w:hAnsi="Verdana"/>
                 <w:b w:val="0"/>
                 <w:sz w:val="16"/>
               </w:rPr>
@@ -3255,7 +3299,7 @@
             <w:r/>
             <w:r>
               <w:rPr>
-                <w:rFonts w:ascii="Arial" w:hAnsi="Arial"/>
+                <w:rFonts w:ascii="Verdana" w:hAnsi="Verdana"/>
                 <w:b w:val="0"/>
                 <w:sz w:val="16"/>
               </w:rPr>
@@ -3271,7 +3315,7 @@
             <w:r/>
             <w:r>
               <w:rPr>
-                <w:rFonts w:ascii="Arial" w:hAnsi="Arial"/>
+                <w:rFonts w:ascii="Verdana" w:hAnsi="Verdana"/>
                 <w:b w:val="0"/>
                 <w:sz w:val="16"/>
               </w:rPr>
@@ -3287,7 +3331,7 @@
             <w:r/>
             <w:r>
               <w:rPr>
-                <w:rFonts w:ascii="Arial" w:hAnsi="Arial"/>
+                <w:rFonts w:ascii="Verdana" w:hAnsi="Verdana"/>
                 <w:b w:val="0"/>
                 <w:sz w:val="16"/>
               </w:rPr>
@@ -3296,15 +3340,18 @@
         </w:tc>
       </w:tr>
       <w:tr>
-        <w:tc>
-          <w:tcPr>
-            <w:tcW w:type="dxa" w:w="1514"/>
-          </w:tcPr>
-          <w:p>
-            <w:r/>
-            <w:r>
-              <w:rPr>
-                <w:rFonts w:ascii="Arial" w:hAnsi="Arial"/>
+        <w:trPr>
+          <w:cantSplit/>
+        </w:trPr>
+        <w:tc>
+          <w:tcPr>
+            <w:tcW w:type="dxa" w:w="1514"/>
+          </w:tcPr>
+          <w:p>
+            <w:r/>
+            <w:r>
+              <w:rPr>
+                <w:rFonts w:ascii="Verdana" w:hAnsi="Verdana"/>
                 <w:b w:val="0"/>
                 <w:sz w:val="16"/>
               </w:rPr>
@@ -3320,7 +3367,7 @@
             <w:r/>
             <w:r>
               <w:rPr>
-                <w:rFonts w:ascii="Arial" w:hAnsi="Arial"/>
+                <w:rFonts w:ascii="Verdana" w:hAnsi="Verdana"/>
                 <w:b w:val="0"/>
                 <w:sz w:val="16"/>
               </w:rPr>
@@ -3336,7 +3383,7 @@
             <w:r/>
             <w:r>
               <w:rPr>
-                <w:rFonts w:ascii="Arial" w:hAnsi="Arial"/>
+                <w:rFonts w:ascii="Verdana" w:hAnsi="Verdana"/>
                 <w:b w:val="0"/>
                 <w:sz w:val="16"/>
               </w:rPr>
@@ -3352,7 +3399,7 @@
             <w:r/>
             <w:r>
               <w:rPr>
-                <w:rFonts w:ascii="Arial" w:hAnsi="Arial"/>
+                <w:rFonts w:ascii="Verdana" w:hAnsi="Verdana"/>
                 <w:b w:val="0"/>
                 <w:sz w:val="16"/>
               </w:rPr>
@@ -3368,7 +3415,7 @@
             <w:r/>
             <w:r>
               <w:rPr>
-                <w:rFonts w:ascii="Arial" w:hAnsi="Arial"/>
+                <w:rFonts w:ascii="Verdana" w:hAnsi="Verdana"/>
                 <w:b w:val="0"/>
                 <w:sz w:val="16"/>
               </w:rPr>
@@ -3384,7 +3431,7 @@
             <w:r/>
             <w:r>
               <w:rPr>
-                <w:rFonts w:ascii="Arial" w:hAnsi="Arial"/>
+                <w:rFonts w:ascii="Verdana" w:hAnsi="Verdana"/>
                 <w:b w:val="0"/>
                 <w:sz w:val="16"/>
               </w:rPr>
@@ -3400,7 +3447,7 @@
             <w:r/>
             <w:r>
               <w:rPr>
-                <w:rFonts w:ascii="Arial" w:hAnsi="Arial"/>
+                <w:rFonts w:ascii="Verdana" w:hAnsi="Verdana"/>
                 <w:b w:val="0"/>
                 <w:sz w:val="16"/>
               </w:rPr>
@@ -3416,7 +3463,7 @@
             <w:r/>
             <w:r>
               <w:rPr>
-                <w:rFonts w:ascii="Arial" w:hAnsi="Arial"/>
+                <w:rFonts w:ascii="Verdana" w:hAnsi="Verdana"/>
                 <w:b w:val="0"/>
                 <w:sz w:val="16"/>
               </w:rPr>
@@ -3432,7 +3479,7 @@
             <w:r/>
             <w:r>
               <w:rPr>
-                <w:rFonts w:ascii="Arial" w:hAnsi="Arial"/>
+                <w:rFonts w:ascii="Verdana" w:hAnsi="Verdana"/>
                 <w:b w:val="0"/>
                 <w:sz w:val="16"/>
               </w:rPr>
@@ -3448,7 +3495,7 @@
             <w:r/>
             <w:r>
               <w:rPr>
-                <w:rFonts w:ascii="Arial" w:hAnsi="Arial"/>
+                <w:rFonts w:ascii="Verdana" w:hAnsi="Verdana"/>
                 <w:b w:val="0"/>
                 <w:sz w:val="16"/>
               </w:rPr>
@@ -3457,15 +3504,18 @@
         </w:tc>
       </w:tr>
       <w:tr>
-        <w:tc>
-          <w:tcPr>
-            <w:tcW w:type="dxa" w:w="1514"/>
-          </w:tcPr>
-          <w:p>
-            <w:r/>
-            <w:r>
-              <w:rPr>
-                <w:rFonts w:ascii="Arial" w:hAnsi="Arial"/>
+        <w:trPr>
+          <w:cantSplit/>
+        </w:trPr>
+        <w:tc>
+          <w:tcPr>
+            <w:tcW w:type="dxa" w:w="1514"/>
+          </w:tcPr>
+          <w:p>
+            <w:r/>
+            <w:r>
+              <w:rPr>
+                <w:rFonts w:ascii="Verdana" w:hAnsi="Verdana"/>
                 <w:b w:val="0"/>
                 <w:sz w:val="16"/>
               </w:rPr>
@@ -3481,7 +3531,7 @@
             <w:r/>
             <w:r>
               <w:rPr>
-                <w:rFonts w:ascii="Arial" w:hAnsi="Arial"/>
+                <w:rFonts w:ascii="Verdana" w:hAnsi="Verdana"/>
                 <w:b w:val="0"/>
                 <w:sz w:val="16"/>
               </w:rPr>
@@ -3497,7 +3547,7 @@
             <w:r/>
             <w:r>
               <w:rPr>
-                <w:rFonts w:ascii="Arial" w:hAnsi="Arial"/>
+                <w:rFonts w:ascii="Verdana" w:hAnsi="Verdana"/>
                 <w:b w:val="0"/>
                 <w:sz w:val="16"/>
               </w:rPr>
@@ -3513,7 +3563,7 @@
             <w:r/>
             <w:r>
               <w:rPr>
-                <w:rFonts w:ascii="Arial" w:hAnsi="Arial"/>
+                <w:rFonts w:ascii="Verdana" w:hAnsi="Verdana"/>
                 <w:b w:val="0"/>
                 <w:sz w:val="16"/>
               </w:rPr>
@@ -3529,7 +3579,7 @@
             <w:r/>
             <w:r>
               <w:rPr>
-                <w:rFonts w:ascii="Arial" w:hAnsi="Arial"/>
+                <w:rFonts w:ascii="Verdana" w:hAnsi="Verdana"/>
                 <w:b w:val="0"/>
                 <w:sz w:val="16"/>
               </w:rPr>
@@ -3545,7 +3595,7 @@
             <w:r/>
             <w:r>
               <w:rPr>
-                <w:rFonts w:ascii="Arial" w:hAnsi="Arial"/>
+                <w:rFonts w:ascii="Verdana" w:hAnsi="Verdana"/>
                 <w:b w:val="0"/>
                 <w:sz w:val="16"/>
               </w:rPr>
@@ -3561,7 +3611,7 @@
             <w:r/>
             <w:r>
               <w:rPr>
-                <w:rFonts w:ascii="Arial" w:hAnsi="Arial"/>
+                <w:rFonts w:ascii="Verdana" w:hAnsi="Verdana"/>
                 <w:b w:val="0"/>
                 <w:sz w:val="16"/>
               </w:rPr>
@@ -3577,7 +3627,7 @@
             <w:r/>
             <w:r>
               <w:rPr>
-                <w:rFonts w:ascii="Arial" w:hAnsi="Arial"/>
+                <w:rFonts w:ascii="Verdana" w:hAnsi="Verdana"/>
                 <w:b w:val="0"/>
                 <w:sz w:val="16"/>
               </w:rPr>
@@ -3593,7 +3643,7 @@
             <w:r/>
             <w:r>
               <w:rPr>
-                <w:rFonts w:ascii="Arial" w:hAnsi="Arial"/>
+                <w:rFonts w:ascii="Verdana" w:hAnsi="Verdana"/>
                 <w:b w:val="0"/>
                 <w:sz w:val="16"/>
               </w:rPr>
@@ -3609,7 +3659,7 @@
             <w:r/>
             <w:r>
               <w:rPr>
-                <w:rFonts w:ascii="Arial" w:hAnsi="Arial"/>
+                <w:rFonts w:ascii="Verdana" w:hAnsi="Verdana"/>
                 <w:b w:val="0"/>
                 <w:sz w:val="16"/>
               </w:rPr>
@@ -3618,15 +3668,18 @@
         </w:tc>
       </w:tr>
       <w:tr>
-        <w:tc>
-          <w:tcPr>
-            <w:tcW w:type="dxa" w:w="1514"/>
-          </w:tcPr>
-          <w:p>
-            <w:r/>
-            <w:r>
-              <w:rPr>
-                <w:rFonts w:ascii="Arial" w:hAnsi="Arial"/>
+        <w:trPr>
+          <w:cantSplit/>
+        </w:trPr>
+        <w:tc>
+          <w:tcPr>
+            <w:tcW w:type="dxa" w:w="1514"/>
+          </w:tcPr>
+          <w:p>
+            <w:r/>
+            <w:r>
+              <w:rPr>
+                <w:rFonts w:ascii="Verdana" w:hAnsi="Verdana"/>
                 <w:b w:val="0"/>
                 <w:sz w:val="16"/>
               </w:rPr>
@@ -3642,7 +3695,7 @@
             <w:r/>
             <w:r>
               <w:rPr>
-                <w:rFonts w:ascii="Arial" w:hAnsi="Arial"/>
+                <w:rFonts w:ascii="Verdana" w:hAnsi="Verdana"/>
                 <w:b w:val="0"/>
                 <w:sz w:val="16"/>
               </w:rPr>
@@ -3658,7 +3711,7 @@
             <w:r/>
             <w:r>
               <w:rPr>
-                <w:rFonts w:ascii="Arial" w:hAnsi="Arial"/>
+                <w:rFonts w:ascii="Verdana" w:hAnsi="Verdana"/>
                 <w:b w:val="0"/>
                 <w:sz w:val="16"/>
               </w:rPr>
@@ -3674,7 +3727,7 @@
             <w:r/>
             <w:r>
               <w:rPr>
-                <w:rFonts w:ascii="Arial" w:hAnsi="Arial"/>
+                <w:rFonts w:ascii="Verdana" w:hAnsi="Verdana"/>
                 <w:b w:val="0"/>
                 <w:sz w:val="16"/>
               </w:rPr>
@@ -3690,7 +3743,7 @@
             <w:r/>
             <w:r>
               <w:rPr>
-                <w:rFonts w:ascii="Arial" w:hAnsi="Arial"/>
+                <w:rFonts w:ascii="Verdana" w:hAnsi="Verdana"/>
                 <w:b w:val="0"/>
                 <w:sz w:val="16"/>
               </w:rPr>
@@ -3706,7 +3759,7 @@
             <w:r/>
             <w:r>
               <w:rPr>
-                <w:rFonts w:ascii="Arial" w:hAnsi="Arial"/>
+                <w:rFonts w:ascii="Verdana" w:hAnsi="Verdana"/>
                 <w:b w:val="0"/>
                 <w:sz w:val="16"/>
               </w:rPr>
@@ -3722,7 +3775,7 @@
             <w:r/>
             <w:r>
               <w:rPr>
-                <w:rFonts w:ascii="Arial" w:hAnsi="Arial"/>
+                <w:rFonts w:ascii="Verdana" w:hAnsi="Verdana"/>
                 <w:b w:val="0"/>
                 <w:sz w:val="16"/>
               </w:rPr>
@@ -3738,7 +3791,7 @@
             <w:r/>
             <w:r>
               <w:rPr>
-                <w:rFonts w:ascii="Arial" w:hAnsi="Arial"/>
+                <w:rFonts w:ascii="Verdana" w:hAnsi="Verdana"/>
                 <w:b w:val="0"/>
                 <w:sz w:val="16"/>
               </w:rPr>
@@ -3754,7 +3807,7 @@
             <w:r/>
             <w:r>
               <w:rPr>
-                <w:rFonts w:ascii="Arial" w:hAnsi="Arial"/>
+                <w:rFonts w:ascii="Verdana" w:hAnsi="Verdana"/>
                 <w:b w:val="0"/>
                 <w:sz w:val="16"/>
               </w:rPr>
@@ -3770,7 +3823,7 @@
             <w:r/>
             <w:r>
               <w:rPr>
-                <w:rFonts w:ascii="Arial" w:hAnsi="Arial"/>
+                <w:rFonts w:ascii="Verdana" w:hAnsi="Verdana"/>
                 <w:b w:val="0"/>
                 <w:sz w:val="16"/>
               </w:rPr>
@@ -3779,15 +3832,18 @@
         </w:tc>
       </w:tr>
       <w:tr>
-        <w:tc>
-          <w:tcPr>
-            <w:tcW w:type="dxa" w:w="1514"/>
-          </w:tcPr>
-          <w:p>
-            <w:r/>
-            <w:r>
-              <w:rPr>
-                <w:rFonts w:ascii="Arial" w:hAnsi="Arial"/>
+        <w:trPr>
+          <w:cantSplit/>
+        </w:trPr>
+        <w:tc>
+          <w:tcPr>
+            <w:tcW w:type="dxa" w:w="1514"/>
+          </w:tcPr>
+          <w:p>
+            <w:r/>
+            <w:r>
+              <w:rPr>
+                <w:rFonts w:ascii="Verdana" w:hAnsi="Verdana"/>
                 <w:b w:val="0"/>
                 <w:sz w:val="16"/>
               </w:rPr>
@@ -3803,7 +3859,7 @@
             <w:r/>
             <w:r>
               <w:rPr>
-                <w:rFonts w:ascii="Arial" w:hAnsi="Arial"/>
+                <w:rFonts w:ascii="Verdana" w:hAnsi="Verdana"/>
                 <w:b w:val="0"/>
                 <w:sz w:val="16"/>
               </w:rPr>
@@ -3819,7 +3875,7 @@
             <w:r/>
             <w:r>
               <w:rPr>
-                <w:rFonts w:ascii="Arial" w:hAnsi="Arial"/>
+                <w:rFonts w:ascii="Verdana" w:hAnsi="Verdana"/>
                 <w:b w:val="0"/>
                 <w:sz w:val="16"/>
               </w:rPr>
@@ -3835,7 +3891,7 @@
             <w:r/>
             <w:r>
               <w:rPr>
-                <w:rFonts w:ascii="Arial" w:hAnsi="Arial"/>
+                <w:rFonts w:ascii="Verdana" w:hAnsi="Verdana"/>
                 <w:b w:val="0"/>
                 <w:sz w:val="16"/>
               </w:rPr>
@@ -3851,7 +3907,7 @@
             <w:r/>
             <w:r>
               <w:rPr>
-                <w:rFonts w:ascii="Arial" w:hAnsi="Arial"/>
+                <w:rFonts w:ascii="Verdana" w:hAnsi="Verdana"/>
                 <w:b w:val="0"/>
                 <w:sz w:val="16"/>
               </w:rPr>
@@ -3867,7 +3923,7 @@
             <w:r/>
             <w:r>
               <w:rPr>
-                <w:rFonts w:ascii="Arial" w:hAnsi="Arial"/>
+                <w:rFonts w:ascii="Verdana" w:hAnsi="Verdana"/>
                 <w:b w:val="0"/>
                 <w:sz w:val="16"/>
               </w:rPr>
@@ -3883,7 +3939,7 @@
             <w:r/>
             <w:r>
               <w:rPr>
-                <w:rFonts w:ascii="Arial" w:hAnsi="Arial"/>
+                <w:rFonts w:ascii="Verdana" w:hAnsi="Verdana"/>
                 <w:b w:val="0"/>
                 <w:sz w:val="16"/>
               </w:rPr>
@@ -3899,7 +3955,7 @@
             <w:r/>
             <w:r>
               <w:rPr>
-                <w:rFonts w:ascii="Arial" w:hAnsi="Arial"/>
+                <w:rFonts w:ascii="Verdana" w:hAnsi="Verdana"/>
                 <w:b w:val="0"/>
                 <w:sz w:val="16"/>
               </w:rPr>
@@ -3915,7 +3971,7 @@
             <w:r/>
             <w:r>
               <w:rPr>
-                <w:rFonts w:ascii="Arial" w:hAnsi="Arial"/>
+                <w:rFonts w:ascii="Verdana" w:hAnsi="Verdana"/>
                 <w:b w:val="0"/>
                 <w:sz w:val="16"/>
               </w:rPr>
@@ -3931,7 +3987,7 @@
             <w:r/>
             <w:r>
               <w:rPr>
-                <w:rFonts w:ascii="Arial" w:hAnsi="Arial"/>
+                <w:rFonts w:ascii="Verdana" w:hAnsi="Verdana"/>
                 <w:b w:val="0"/>
                 <w:sz w:val="16"/>
               </w:rPr>
@@ -3940,15 +3996,18 @@
         </w:tc>
       </w:tr>
       <w:tr>
-        <w:tc>
-          <w:tcPr>
-            <w:tcW w:type="dxa" w:w="1514"/>
-          </w:tcPr>
-          <w:p>
-            <w:r/>
-            <w:r>
-              <w:rPr>
-                <w:rFonts w:ascii="Arial" w:hAnsi="Arial"/>
+        <w:trPr>
+          <w:cantSplit/>
+        </w:trPr>
+        <w:tc>
+          <w:tcPr>
+            <w:tcW w:type="dxa" w:w="1514"/>
+          </w:tcPr>
+          <w:p>
+            <w:r/>
+            <w:r>
+              <w:rPr>
+                <w:rFonts w:ascii="Verdana" w:hAnsi="Verdana"/>
                 <w:b w:val="0"/>
                 <w:sz w:val="16"/>
               </w:rPr>
@@ -3964,7 +4023,7 @@
             <w:r/>
             <w:r>
               <w:rPr>
-                <w:rFonts w:ascii="Arial" w:hAnsi="Arial"/>
+                <w:rFonts w:ascii="Verdana" w:hAnsi="Verdana"/>
                 <w:b w:val="0"/>
                 <w:sz w:val="16"/>
               </w:rPr>
@@ -3980,7 +4039,7 @@
             <w:r/>
             <w:r>
               <w:rPr>
-                <w:rFonts w:ascii="Arial" w:hAnsi="Arial"/>
+                <w:rFonts w:ascii="Verdana" w:hAnsi="Verdana"/>
                 <w:b w:val="0"/>
                 <w:sz w:val="16"/>
               </w:rPr>
@@ -3996,7 +4055,7 @@
             <w:r/>
             <w:r>
               <w:rPr>
-                <w:rFonts w:ascii="Arial" w:hAnsi="Arial"/>
+                <w:rFonts w:ascii="Verdana" w:hAnsi="Verdana"/>
                 <w:b w:val="0"/>
                 <w:sz w:val="16"/>
               </w:rPr>
@@ -4012,7 +4071,7 @@
             <w:r/>
             <w:r>
               <w:rPr>
-                <w:rFonts w:ascii="Arial" w:hAnsi="Arial"/>
+                <w:rFonts w:ascii="Verdana" w:hAnsi="Verdana"/>
                 <w:b w:val="0"/>
                 <w:sz w:val="16"/>
               </w:rPr>
@@ -4028,7 +4087,7 @@
             <w:r/>
             <w:r>
               <w:rPr>
-                <w:rFonts w:ascii="Arial" w:hAnsi="Arial"/>
+                <w:rFonts w:ascii="Verdana" w:hAnsi="Verdana"/>
                 <w:b w:val="0"/>
                 <w:sz w:val="16"/>
               </w:rPr>
@@ -4044,7 +4103,7 @@
             <w:r/>
             <w:r>
               <w:rPr>
-                <w:rFonts w:ascii="Arial" w:hAnsi="Arial"/>
+                <w:rFonts w:ascii="Verdana" w:hAnsi="Verdana"/>
                 <w:b w:val="0"/>
                 <w:sz w:val="16"/>
               </w:rPr>
@@ -4060,7 +4119,7 @@
             <w:r/>
             <w:r>
               <w:rPr>
-                <w:rFonts w:ascii="Arial" w:hAnsi="Arial"/>
+                <w:rFonts w:ascii="Verdana" w:hAnsi="Verdana"/>
                 <w:b w:val="0"/>
                 <w:sz w:val="16"/>
               </w:rPr>
@@ -4076,7 +4135,7 @@
             <w:r/>
             <w:r>
               <w:rPr>
-                <w:rFonts w:ascii="Arial" w:hAnsi="Arial"/>
+                <w:rFonts w:ascii="Verdana" w:hAnsi="Verdana"/>
                 <w:b w:val="0"/>
                 <w:sz w:val="16"/>
               </w:rPr>
@@ -4092,7 +4151,7 @@
             <w:r/>
             <w:r>
               <w:rPr>
-                <w:rFonts w:ascii="Arial" w:hAnsi="Arial"/>
+                <w:rFonts w:ascii="Verdana" w:hAnsi="Verdana"/>
                 <w:b w:val="0"/>
                 <w:sz w:val="16"/>
               </w:rPr>
@@ -4101,15 +4160,18 @@
         </w:tc>
       </w:tr>
       <w:tr>
-        <w:tc>
-          <w:tcPr>
-            <w:tcW w:type="dxa" w:w="1514"/>
-          </w:tcPr>
-          <w:p>
-            <w:r/>
-            <w:r>
-              <w:rPr>
-                <w:rFonts w:ascii="Arial" w:hAnsi="Arial"/>
+        <w:trPr>
+          <w:cantSplit/>
+        </w:trPr>
+        <w:tc>
+          <w:tcPr>
+            <w:tcW w:type="dxa" w:w="1514"/>
+          </w:tcPr>
+          <w:p>
+            <w:r/>
+            <w:r>
+              <w:rPr>
+                <w:rFonts w:ascii="Verdana" w:hAnsi="Verdana"/>
                 <w:b w:val="0"/>
                 <w:sz w:val="16"/>
               </w:rPr>
@@ -4125,7 +4187,7 @@
             <w:r/>
             <w:r>
               <w:rPr>
-                <w:rFonts w:ascii="Arial" w:hAnsi="Arial"/>
+                <w:rFonts w:ascii="Verdana" w:hAnsi="Verdana"/>
                 <w:b w:val="0"/>
                 <w:sz w:val="16"/>
               </w:rPr>
@@ -4141,7 +4203,7 @@
             <w:r/>
             <w:r>
               <w:rPr>
-                <w:rFonts w:ascii="Arial" w:hAnsi="Arial"/>
+                <w:rFonts w:ascii="Verdana" w:hAnsi="Verdana"/>
                 <w:b w:val="0"/>
                 <w:sz w:val="16"/>
               </w:rPr>
@@ -4157,7 +4219,7 @@
             <w:r/>
             <w:r>
               <w:rPr>
-                <w:rFonts w:ascii="Arial" w:hAnsi="Arial"/>
+                <w:rFonts w:ascii="Verdana" w:hAnsi="Verdana"/>
                 <w:b w:val="0"/>
                 <w:sz w:val="16"/>
               </w:rPr>
@@ -4173,7 +4235,7 @@
             <w:r/>
             <w:r>
               <w:rPr>
-                <w:rFonts w:ascii="Arial" w:hAnsi="Arial"/>
+                <w:rFonts w:ascii="Verdana" w:hAnsi="Verdana"/>
                 <w:b w:val="0"/>
                 <w:sz w:val="16"/>
               </w:rPr>
@@ -4189,7 +4251,7 @@
             <w:r/>
             <w:r>
               <w:rPr>
-                <w:rFonts w:ascii="Arial" w:hAnsi="Arial"/>
+                <w:rFonts w:ascii="Verdana" w:hAnsi="Verdana"/>
                 <w:b w:val="0"/>
                 <w:sz w:val="16"/>
               </w:rPr>
@@ -4205,7 +4267,7 @@
             <w:r/>
             <w:r>
               <w:rPr>
-                <w:rFonts w:ascii="Arial" w:hAnsi="Arial"/>
+                <w:rFonts w:ascii="Verdana" w:hAnsi="Verdana"/>
                 <w:b w:val="0"/>
                 <w:sz w:val="16"/>
               </w:rPr>
@@ -4221,7 +4283,7 @@
             <w:r/>
             <w:r>
               <w:rPr>
-                <w:rFonts w:ascii="Arial" w:hAnsi="Arial"/>
+                <w:rFonts w:ascii="Verdana" w:hAnsi="Verdana"/>
                 <w:b w:val="0"/>
                 <w:sz w:val="16"/>
               </w:rPr>
@@ -4237,7 +4299,7 @@
             <w:r/>
             <w:r>
               <w:rPr>
-                <w:rFonts w:ascii="Arial" w:hAnsi="Arial"/>
+                <w:rFonts w:ascii="Verdana" w:hAnsi="Verdana"/>
                 <w:b w:val="0"/>
                 <w:sz w:val="16"/>
               </w:rPr>
@@ -4253,7 +4315,7 @@
             <w:r/>
             <w:r>
               <w:rPr>
-                <w:rFonts w:ascii="Arial" w:hAnsi="Arial"/>
+                <w:rFonts w:ascii="Verdana" w:hAnsi="Verdana"/>
                 <w:b w:val="0"/>
                 <w:sz w:val="16"/>
               </w:rPr>
@@ -4262,15 +4324,18 @@
         </w:tc>
       </w:tr>
       <w:tr>
-        <w:tc>
-          <w:tcPr>
-            <w:tcW w:type="dxa" w:w="1514"/>
-          </w:tcPr>
-          <w:p>
-            <w:r/>
-            <w:r>
-              <w:rPr>
-                <w:rFonts w:ascii="Arial" w:hAnsi="Arial"/>
+        <w:trPr>
+          <w:cantSplit/>
+        </w:trPr>
+        <w:tc>
+          <w:tcPr>
+            <w:tcW w:type="dxa" w:w="1514"/>
+          </w:tcPr>
+          <w:p>
+            <w:r/>
+            <w:r>
+              <w:rPr>
+                <w:rFonts w:ascii="Verdana" w:hAnsi="Verdana"/>
                 <w:b w:val="0"/>
                 <w:sz w:val="16"/>
               </w:rPr>
@@ -4286,7 +4351,7 @@
             <w:r/>
             <w:r>
               <w:rPr>
-                <w:rFonts w:ascii="Arial" w:hAnsi="Arial"/>
+                <w:rFonts w:ascii="Verdana" w:hAnsi="Verdana"/>
                 <w:b w:val="0"/>
                 <w:sz w:val="16"/>
               </w:rPr>
@@ -4302,7 +4367,7 @@
             <w:r/>
             <w:r>
               <w:rPr>
-                <w:rFonts w:ascii="Arial" w:hAnsi="Arial"/>
+                <w:rFonts w:ascii="Verdana" w:hAnsi="Verdana"/>
                 <w:b w:val="0"/>
                 <w:sz w:val="16"/>
               </w:rPr>
@@ -4318,7 +4383,7 @@
             <w:r/>
             <w:r>
               <w:rPr>
-                <w:rFonts w:ascii="Arial" w:hAnsi="Arial"/>
+                <w:rFonts w:ascii="Verdana" w:hAnsi="Verdana"/>
                 <w:b w:val="0"/>
                 <w:sz w:val="16"/>
               </w:rPr>
@@ -4334,7 +4399,7 @@
             <w:r/>
             <w:r>
               <w:rPr>
-                <w:rFonts w:ascii="Arial" w:hAnsi="Arial"/>
+                <w:rFonts w:ascii="Verdana" w:hAnsi="Verdana"/>
                 <w:b w:val="0"/>
                 <w:sz w:val="16"/>
               </w:rPr>
@@ -4350,7 +4415,7 @@
             <w:r/>
             <w:r>
               <w:rPr>
-                <w:rFonts w:ascii="Arial" w:hAnsi="Arial"/>
+                <w:rFonts w:ascii="Verdana" w:hAnsi="Verdana"/>
                 <w:b w:val="0"/>
                 <w:sz w:val="16"/>
               </w:rPr>
@@ -4366,7 +4431,7 @@
             <w:r/>
             <w:r>
               <w:rPr>
-                <w:rFonts w:ascii="Arial" w:hAnsi="Arial"/>
+                <w:rFonts w:ascii="Verdana" w:hAnsi="Verdana"/>
                 <w:b w:val="0"/>
                 <w:sz w:val="16"/>
               </w:rPr>
@@ -4382,7 +4447,7 @@
             <w:r/>
             <w:r>
               <w:rPr>
-                <w:rFonts w:ascii="Arial" w:hAnsi="Arial"/>
+                <w:rFonts w:ascii="Verdana" w:hAnsi="Verdana"/>
                 <w:b w:val="0"/>
                 <w:sz w:val="16"/>
               </w:rPr>
@@ -4398,7 +4463,7 @@
             <w:r/>
             <w:r>
               <w:rPr>
-                <w:rFonts w:ascii="Arial" w:hAnsi="Arial"/>
+                <w:rFonts w:ascii="Verdana" w:hAnsi="Verdana"/>
                 <w:b w:val="0"/>
                 <w:sz w:val="16"/>
               </w:rPr>
@@ -4414,7 +4479,7 @@
             <w:r/>
             <w:r>
               <w:rPr>
-                <w:rFonts w:ascii="Arial" w:hAnsi="Arial"/>
+                <w:rFonts w:ascii="Verdana" w:hAnsi="Verdana"/>
                 <w:b w:val="0"/>
                 <w:sz w:val="16"/>
               </w:rPr>
@@ -4423,15 +4488,18 @@
         </w:tc>
       </w:tr>
       <w:tr>
-        <w:tc>
-          <w:tcPr>
-            <w:tcW w:type="dxa" w:w="1514"/>
-          </w:tcPr>
-          <w:p>
-            <w:r/>
-            <w:r>
-              <w:rPr>
-                <w:rFonts w:ascii="Arial" w:hAnsi="Arial"/>
+        <w:trPr>
+          <w:cantSplit/>
+        </w:trPr>
+        <w:tc>
+          <w:tcPr>
+            <w:tcW w:type="dxa" w:w="1514"/>
+          </w:tcPr>
+          <w:p>
+            <w:r/>
+            <w:r>
+              <w:rPr>
+                <w:rFonts w:ascii="Verdana" w:hAnsi="Verdana"/>
                 <w:b w:val="0"/>
                 <w:sz w:val="16"/>
               </w:rPr>
@@ -4447,7 +4515,7 @@
             <w:r/>
             <w:r>
               <w:rPr>
-                <w:rFonts w:ascii="Arial" w:hAnsi="Arial"/>
+                <w:rFonts w:ascii="Verdana" w:hAnsi="Verdana"/>
                 <w:b w:val="0"/>
                 <w:sz w:val="16"/>
               </w:rPr>
@@ -4463,7 +4531,7 @@
             <w:r/>
             <w:r>
               <w:rPr>
-                <w:rFonts w:ascii="Arial" w:hAnsi="Arial"/>
+                <w:rFonts w:ascii="Verdana" w:hAnsi="Verdana"/>
                 <w:b w:val="0"/>
                 <w:sz w:val="16"/>
               </w:rPr>
@@ -4479,7 +4547,7 @@
             <w:r/>
             <w:r>
               <w:rPr>
-                <w:rFonts w:ascii="Arial" w:hAnsi="Arial"/>
+                <w:rFonts w:ascii="Verdana" w:hAnsi="Verdana"/>
                 <w:b w:val="0"/>
                 <w:sz w:val="16"/>
               </w:rPr>
@@ -4495,7 +4563,7 @@
             <w:r/>
             <w:r>
               <w:rPr>
-                <w:rFonts w:ascii="Arial" w:hAnsi="Arial"/>
+                <w:rFonts w:ascii="Verdana" w:hAnsi="Verdana"/>
                 <w:b w:val="0"/>
                 <w:sz w:val="16"/>
               </w:rPr>
@@ -4511,7 +4579,7 @@
             <w:r/>
             <w:r>
               <w:rPr>
-                <w:rFonts w:ascii="Arial" w:hAnsi="Arial"/>
+                <w:rFonts w:ascii="Verdana" w:hAnsi="Verdana"/>
                 <w:b w:val="0"/>
                 <w:sz w:val="16"/>
               </w:rPr>
@@ -4527,7 +4595,7 @@
             <w:r/>
             <w:r>
               <w:rPr>
-                <w:rFonts w:ascii="Arial" w:hAnsi="Arial"/>
+                <w:rFonts w:ascii="Verdana" w:hAnsi="Verdana"/>
                 <w:b w:val="0"/>
                 <w:sz w:val="16"/>
               </w:rPr>
@@ -4543,7 +4611,7 @@
             <w:r/>
             <w:r>
               <w:rPr>
-                <w:rFonts w:ascii="Arial" w:hAnsi="Arial"/>
+                <w:rFonts w:ascii="Verdana" w:hAnsi="Verdana"/>
                 <w:b w:val="0"/>
                 <w:sz w:val="16"/>
               </w:rPr>
@@ -4559,7 +4627,7 @@
             <w:r/>
             <w:r>
               <w:rPr>
-                <w:rFonts w:ascii="Arial" w:hAnsi="Arial"/>
+                <w:rFonts w:ascii="Verdana" w:hAnsi="Verdana"/>
                 <w:b w:val="0"/>
                 <w:sz w:val="16"/>
               </w:rPr>
@@ -4575,7 +4643,7 @@
             <w:r/>
             <w:r>
               <w:rPr>
-                <w:rFonts w:ascii="Arial" w:hAnsi="Arial"/>
+                <w:rFonts w:ascii="Verdana" w:hAnsi="Verdana"/>
                 <w:b w:val="0"/>
                 <w:sz w:val="16"/>
               </w:rPr>
@@ -4584,15 +4652,18 @@
         </w:tc>
       </w:tr>
       <w:tr>
-        <w:tc>
-          <w:tcPr>
-            <w:tcW w:type="dxa" w:w="1514"/>
-          </w:tcPr>
-          <w:p>
-            <w:r/>
-            <w:r>
-              <w:rPr>
-                <w:rFonts w:ascii="Arial" w:hAnsi="Arial"/>
+        <w:trPr>
+          <w:cantSplit/>
+        </w:trPr>
+        <w:tc>
+          <w:tcPr>
+            <w:tcW w:type="dxa" w:w="1514"/>
+          </w:tcPr>
+          <w:p>
+            <w:r/>
+            <w:r>
+              <w:rPr>
+                <w:rFonts w:ascii="Verdana" w:hAnsi="Verdana"/>
                 <w:b w:val="0"/>
                 <w:sz w:val="16"/>
               </w:rPr>
@@ -4608,7 +4679,7 @@
             <w:r/>
             <w:r>
               <w:rPr>
-                <w:rFonts w:ascii="Arial" w:hAnsi="Arial"/>
+                <w:rFonts w:ascii="Verdana" w:hAnsi="Verdana"/>
                 <w:b w:val="0"/>
                 <w:sz w:val="16"/>
               </w:rPr>
@@ -4624,7 +4695,7 @@
             <w:r/>
             <w:r>
               <w:rPr>
-                <w:rFonts w:ascii="Arial" w:hAnsi="Arial"/>
+                <w:rFonts w:ascii="Verdana" w:hAnsi="Verdana"/>
                 <w:b w:val="0"/>
                 <w:sz w:val="16"/>
               </w:rPr>
@@ -4640,7 +4711,7 @@
             <w:r/>
             <w:r>
               <w:rPr>
-                <w:rFonts w:ascii="Arial" w:hAnsi="Arial"/>
+                <w:rFonts w:ascii="Verdana" w:hAnsi="Verdana"/>
                 <w:b w:val="0"/>
                 <w:sz w:val="16"/>
               </w:rPr>
@@ -4656,7 +4727,7 @@
             <w:r/>
             <w:r>
               <w:rPr>
-                <w:rFonts w:ascii="Arial" w:hAnsi="Arial"/>
+                <w:rFonts w:ascii="Verdana" w:hAnsi="Verdana"/>
                 <w:b w:val="0"/>
                 <w:sz w:val="16"/>
               </w:rPr>
@@ -4672,7 +4743,7 @@
             <w:r/>
             <w:r>
               <w:rPr>
-                <w:rFonts w:ascii="Arial" w:hAnsi="Arial"/>
+                <w:rFonts w:ascii="Verdana" w:hAnsi="Verdana"/>
                 <w:b w:val="0"/>
                 <w:sz w:val="16"/>
               </w:rPr>
@@ -4688,7 +4759,7 @@
             <w:r/>
             <w:r>
               <w:rPr>
-                <w:rFonts w:ascii="Arial" w:hAnsi="Arial"/>
+                <w:rFonts w:ascii="Verdana" w:hAnsi="Verdana"/>
                 <w:b w:val="0"/>
                 <w:sz w:val="16"/>
               </w:rPr>
@@ -4704,7 +4775,7 @@
             <w:r/>
             <w:r>
               <w:rPr>
-                <w:rFonts w:ascii="Arial" w:hAnsi="Arial"/>
+                <w:rFonts w:ascii="Verdana" w:hAnsi="Verdana"/>
                 <w:b w:val="0"/>
                 <w:sz w:val="16"/>
               </w:rPr>
@@ -4720,7 +4791,7 @@
             <w:r/>
             <w:r>
               <w:rPr>
-                <w:rFonts w:ascii="Arial" w:hAnsi="Arial"/>
+                <w:rFonts w:ascii="Verdana" w:hAnsi="Verdana"/>
                 <w:b w:val="0"/>
                 <w:sz w:val="16"/>
               </w:rPr>
@@ -4736,7 +4807,7 @@
             <w:r/>
             <w:r>
               <w:rPr>
-                <w:rFonts w:ascii="Arial" w:hAnsi="Arial"/>
+                <w:rFonts w:ascii="Verdana" w:hAnsi="Verdana"/>
                 <w:b w:val="0"/>
                 <w:sz w:val="16"/>
               </w:rPr>
@@ -4745,15 +4816,18 @@
         </w:tc>
       </w:tr>
       <w:tr>
-        <w:tc>
-          <w:tcPr>
-            <w:tcW w:type="dxa" w:w="1514"/>
-          </w:tcPr>
-          <w:p>
-            <w:r/>
-            <w:r>
-              <w:rPr>
-                <w:rFonts w:ascii="Arial" w:hAnsi="Arial"/>
+        <w:trPr>
+          <w:cantSplit/>
+        </w:trPr>
+        <w:tc>
+          <w:tcPr>
+            <w:tcW w:type="dxa" w:w="1514"/>
+          </w:tcPr>
+          <w:p>
+            <w:r/>
+            <w:r>
+              <w:rPr>
+                <w:rFonts w:ascii="Verdana" w:hAnsi="Verdana"/>
                 <w:b w:val="0"/>
                 <w:sz w:val="16"/>
               </w:rPr>
@@ -4769,7 +4843,7 @@
             <w:r/>
             <w:r>
               <w:rPr>
-                <w:rFonts w:ascii="Arial" w:hAnsi="Arial"/>
+                <w:rFonts w:ascii="Verdana" w:hAnsi="Verdana"/>
                 <w:b w:val="0"/>
                 <w:sz w:val="16"/>
               </w:rPr>
@@ -4785,7 +4859,7 @@
             <w:r/>
             <w:r>
               <w:rPr>
-                <w:rFonts w:ascii="Arial" w:hAnsi="Arial"/>
+                <w:rFonts w:ascii="Verdana" w:hAnsi="Verdana"/>
                 <w:b w:val="0"/>
                 <w:sz w:val="16"/>
               </w:rPr>
@@ -4801,7 +4875,7 @@
             <w:r/>
             <w:r>
               <w:rPr>
-                <w:rFonts w:ascii="Arial" w:hAnsi="Arial"/>
+                <w:rFonts w:ascii="Verdana" w:hAnsi="Verdana"/>
                 <w:b w:val="0"/>
                 <w:sz w:val="16"/>
               </w:rPr>
@@ -4817,7 +4891,7 @@
             <w:r/>
             <w:r>
               <w:rPr>
-                <w:rFonts w:ascii="Arial" w:hAnsi="Arial"/>
+                <w:rFonts w:ascii="Verdana" w:hAnsi="Verdana"/>
                 <w:b w:val="0"/>
                 <w:sz w:val="16"/>
               </w:rPr>
@@ -4833,7 +4907,7 @@
             <w:r/>
             <w:r>
               <w:rPr>
-                <w:rFonts w:ascii="Arial" w:hAnsi="Arial"/>
+                <w:rFonts w:ascii="Verdana" w:hAnsi="Verdana"/>
                 <w:b w:val="0"/>
                 <w:sz w:val="16"/>
               </w:rPr>
@@ -4849,7 +4923,7 @@
             <w:r/>
             <w:r>
               <w:rPr>
-                <w:rFonts w:ascii="Arial" w:hAnsi="Arial"/>
+                <w:rFonts w:ascii="Verdana" w:hAnsi="Verdana"/>
                 <w:b w:val="0"/>
                 <w:sz w:val="16"/>
               </w:rPr>
@@ -4865,7 +4939,7 @@
             <w:r/>
             <w:r>
               <w:rPr>
-                <w:rFonts w:ascii="Arial" w:hAnsi="Arial"/>
+                <w:rFonts w:ascii="Verdana" w:hAnsi="Verdana"/>
                 <w:b w:val="0"/>
                 <w:sz w:val="16"/>
               </w:rPr>
@@ -4881,7 +4955,7 @@
             <w:r/>
             <w:r>
               <w:rPr>
-                <w:rFonts w:ascii="Arial" w:hAnsi="Arial"/>
+                <w:rFonts w:ascii="Verdana" w:hAnsi="Verdana"/>
                 <w:b w:val="0"/>
                 <w:sz w:val="16"/>
               </w:rPr>
@@ -4897,7 +4971,7 @@
             <w:r/>
             <w:r>
               <w:rPr>
-                <w:rFonts w:ascii="Arial" w:hAnsi="Arial"/>
+                <w:rFonts w:ascii="Verdana" w:hAnsi="Verdana"/>
                 <w:b w:val="0"/>
                 <w:sz w:val="16"/>
               </w:rPr>
@@ -4906,15 +4980,18 @@
         </w:tc>
       </w:tr>
       <w:tr>
-        <w:tc>
-          <w:tcPr>
-            <w:tcW w:type="dxa" w:w="1514"/>
-          </w:tcPr>
-          <w:p>
-            <w:r/>
-            <w:r>
-              <w:rPr>
-                <w:rFonts w:ascii="Arial" w:hAnsi="Arial"/>
+        <w:trPr>
+          <w:cantSplit/>
+        </w:trPr>
+        <w:tc>
+          <w:tcPr>
+            <w:tcW w:type="dxa" w:w="1514"/>
+          </w:tcPr>
+          <w:p>
+            <w:r/>
+            <w:r>
+              <w:rPr>
+                <w:rFonts w:ascii="Verdana" w:hAnsi="Verdana"/>
                 <w:b w:val="0"/>
                 <w:sz w:val="16"/>
               </w:rPr>
@@ -4930,7 +5007,7 @@
             <w:r/>
             <w:r>
               <w:rPr>
-                <w:rFonts w:ascii="Arial" w:hAnsi="Arial"/>
+                <w:rFonts w:ascii="Verdana" w:hAnsi="Verdana"/>
                 <w:b w:val="0"/>
                 <w:sz w:val="16"/>
               </w:rPr>
@@ -4946,7 +5023,7 @@
             <w:r/>
             <w:r>
               <w:rPr>
-                <w:rFonts w:ascii="Arial" w:hAnsi="Arial"/>
+                <w:rFonts w:ascii="Verdana" w:hAnsi="Verdana"/>
                 <w:b w:val="0"/>
                 <w:sz w:val="16"/>
               </w:rPr>
@@ -4962,7 +5039,7 @@
             <w:r/>
             <w:r>
               <w:rPr>
-                <w:rFonts w:ascii="Arial" w:hAnsi="Arial"/>
+                <w:rFonts w:ascii="Verdana" w:hAnsi="Verdana"/>
                 <w:b w:val="0"/>
                 <w:sz w:val="16"/>
               </w:rPr>
@@ -4978,7 +5055,7 @@
             <w:r/>
             <w:r>
               <w:rPr>
-                <w:rFonts w:ascii="Arial" w:hAnsi="Arial"/>
+                <w:rFonts w:ascii="Verdana" w:hAnsi="Verdana"/>
                 <w:b w:val="0"/>
                 <w:sz w:val="16"/>
               </w:rPr>
@@ -4994,7 +5071,7 @@
             <w:r/>
             <w:r>
               <w:rPr>
-                <w:rFonts w:ascii="Arial" w:hAnsi="Arial"/>
+                <w:rFonts w:ascii="Verdana" w:hAnsi="Verdana"/>
                 <w:b w:val="0"/>
                 <w:sz w:val="16"/>
               </w:rPr>
@@ -5010,7 +5087,7 @@
             <w:r/>
             <w:r>
               <w:rPr>
-                <w:rFonts w:ascii="Arial" w:hAnsi="Arial"/>
+                <w:rFonts w:ascii="Verdana" w:hAnsi="Verdana"/>
                 <w:b w:val="0"/>
                 <w:sz w:val="16"/>
               </w:rPr>
@@ -5026,7 +5103,7 @@
             <w:r/>
             <w:r>
               <w:rPr>
-                <w:rFonts w:ascii="Arial" w:hAnsi="Arial"/>
+                <w:rFonts w:ascii="Verdana" w:hAnsi="Verdana"/>
                 <w:b w:val="0"/>
                 <w:sz w:val="16"/>
               </w:rPr>
@@ -5042,7 +5119,7 @@
             <w:r/>
             <w:r>
               <w:rPr>
-                <w:rFonts w:ascii="Arial" w:hAnsi="Arial"/>
+                <w:rFonts w:ascii="Verdana" w:hAnsi="Verdana"/>
                 <w:b w:val="0"/>
                 <w:sz w:val="16"/>
               </w:rPr>
@@ -5058,7 +5135,7 @@
             <w:r/>
             <w:r>
               <w:rPr>
-                <w:rFonts w:ascii="Arial" w:hAnsi="Arial"/>
+                <w:rFonts w:ascii="Verdana" w:hAnsi="Verdana"/>
                 <w:b w:val="0"/>
                 <w:sz w:val="16"/>
               </w:rPr>
@@ -5067,15 +5144,18 @@
         </w:tc>
       </w:tr>
       <w:tr>
-        <w:tc>
-          <w:tcPr>
-            <w:tcW w:type="dxa" w:w="1514"/>
-          </w:tcPr>
-          <w:p>
-            <w:r/>
-            <w:r>
-              <w:rPr>
-                <w:rFonts w:ascii="Arial" w:hAnsi="Arial"/>
+        <w:trPr>
+          <w:cantSplit/>
+        </w:trPr>
+        <w:tc>
+          <w:tcPr>
+            <w:tcW w:type="dxa" w:w="1514"/>
+          </w:tcPr>
+          <w:p>
+            <w:r/>
+            <w:r>
+              <w:rPr>
+                <w:rFonts w:ascii="Verdana" w:hAnsi="Verdana"/>
                 <w:b w:val="0"/>
                 <w:sz w:val="16"/>
               </w:rPr>
@@ -5091,7 +5171,7 @@
             <w:r/>
             <w:r>
               <w:rPr>
-                <w:rFonts w:ascii="Arial" w:hAnsi="Arial"/>
+                <w:rFonts w:ascii="Verdana" w:hAnsi="Verdana"/>
                 <w:b w:val="0"/>
                 <w:sz w:val="16"/>
               </w:rPr>
@@ -5107,7 +5187,7 @@
             <w:r/>
             <w:r>
               <w:rPr>
-                <w:rFonts w:ascii="Arial" w:hAnsi="Arial"/>
+                <w:rFonts w:ascii="Verdana" w:hAnsi="Verdana"/>
                 <w:b w:val="0"/>
                 <w:sz w:val="16"/>
               </w:rPr>
@@ -5123,7 +5203,7 @@
             <w:r/>
             <w:r>
               <w:rPr>
-                <w:rFonts w:ascii="Arial" w:hAnsi="Arial"/>
+                <w:rFonts w:ascii="Verdana" w:hAnsi="Verdana"/>
                 <w:b w:val="0"/>
                 <w:sz w:val="16"/>
               </w:rPr>
@@ -5139,7 +5219,7 @@
             <w:r/>
             <w:r>
               <w:rPr>
-                <w:rFonts w:ascii="Arial" w:hAnsi="Arial"/>
+                <w:rFonts w:ascii="Verdana" w:hAnsi="Verdana"/>
                 <w:b w:val="0"/>
                 <w:sz w:val="16"/>
               </w:rPr>
@@ -5155,7 +5235,7 @@
             <w:r/>
             <w:r>
               <w:rPr>
-                <w:rFonts w:ascii="Arial" w:hAnsi="Arial"/>
+                <w:rFonts w:ascii="Verdana" w:hAnsi="Verdana"/>
                 <w:b w:val="0"/>
                 <w:sz w:val="16"/>
               </w:rPr>
@@ -5171,7 +5251,7 @@
             <w:r/>
             <w:r>
               <w:rPr>
-                <w:rFonts w:ascii="Arial" w:hAnsi="Arial"/>
+                <w:rFonts w:ascii="Verdana" w:hAnsi="Verdana"/>
                 <w:b w:val="0"/>
                 <w:sz w:val="16"/>
               </w:rPr>
@@ -5187,7 +5267,7 @@
             <w:r/>
             <w:r>
               <w:rPr>
-                <w:rFonts w:ascii="Arial" w:hAnsi="Arial"/>
+                <w:rFonts w:ascii="Verdana" w:hAnsi="Verdana"/>
                 <w:b w:val="0"/>
                 <w:sz w:val="16"/>
               </w:rPr>
@@ -5203,7 +5283,7 @@
             <w:r/>
             <w:r>
               <w:rPr>
-                <w:rFonts w:ascii="Arial" w:hAnsi="Arial"/>
+                <w:rFonts w:ascii="Verdana" w:hAnsi="Verdana"/>
                 <w:b w:val="0"/>
                 <w:sz w:val="16"/>
               </w:rPr>
@@ -5219,25 +5299,28 @@
             <w:r/>
             <w:r>
               <w:rPr>
-                <w:rFonts w:ascii="Arial" w:hAnsi="Arial"/>
-                <w:b w:val="0"/>
-                <w:sz w:val="16"/>
-              </w:rPr>
-              <w:t>Note 35: El descriptor 0 25 009 ha dejado de utilizarse. Utilícese en su lugar el descriptor 0 25 029.</w:t>
+                <w:rFonts w:ascii="Verdana" w:hAnsi="Verdana"/>
+                <w:b w:val="0"/>
+                <w:sz w:val="16"/>
+              </w:rPr>
+              <w:t>Note 35: El desplazamiento o período largo 0 04 086 representa la diferencia de tiempo desde el momento del lanzamiento 3 01 013 (en segundos).</w:t>
             </w:r>
           </w:p>
         </w:tc>
       </w:tr>
       <w:tr>
-        <w:tc>
-          <w:tcPr>
-            <w:tcW w:type="dxa" w:w="1514"/>
-          </w:tcPr>
-          <w:p>
-            <w:r/>
-            <w:r>
-              <w:rPr>
-                <w:rFonts w:ascii="Arial" w:hAnsi="Arial"/>
+        <w:trPr>
+          <w:cantSplit/>
+        </w:trPr>
+        <w:tc>
+          <w:tcPr>
+            <w:tcW w:type="dxa" w:w="1514"/>
+          </w:tcPr>
+          <w:p>
+            <w:r/>
+            <w:r>
+              <w:rPr>
+                <w:rFonts w:ascii="Verdana" w:hAnsi="Verdana"/>
                 <w:b w:val="0"/>
                 <w:sz w:val="16"/>
               </w:rPr>
@@ -5253,7 +5336,7 @@
             <w:r/>
             <w:r>
               <w:rPr>
-                <w:rFonts w:ascii="Arial" w:hAnsi="Arial"/>
+                <w:rFonts w:ascii="Verdana" w:hAnsi="Verdana"/>
                 <w:b w:val="0"/>
                 <w:sz w:val="16"/>
               </w:rPr>
@@ -5269,7 +5352,7 @@
             <w:r/>
             <w:r>
               <w:rPr>
-                <w:rFonts w:ascii="Arial" w:hAnsi="Arial"/>
+                <w:rFonts w:ascii="Verdana" w:hAnsi="Verdana"/>
                 <w:b w:val="0"/>
                 <w:sz w:val="16"/>
               </w:rPr>
@@ -5285,7 +5368,7 @@
             <w:r/>
             <w:r>
               <w:rPr>
-                <w:rFonts w:ascii="Arial" w:hAnsi="Arial"/>
+                <w:rFonts w:ascii="Verdana" w:hAnsi="Verdana"/>
                 <w:b w:val="0"/>
                 <w:sz w:val="16"/>
               </w:rPr>
@@ -5301,7 +5384,7 @@
             <w:r/>
             <w:r>
               <w:rPr>
-                <w:rFonts w:ascii="Arial" w:hAnsi="Arial"/>
+                <w:rFonts w:ascii="Verdana" w:hAnsi="Verdana"/>
                 <w:b w:val="0"/>
                 <w:sz w:val="16"/>
               </w:rPr>
@@ -5317,7 +5400,7 @@
             <w:r/>
             <w:r>
               <w:rPr>
-                <w:rFonts w:ascii="Arial" w:hAnsi="Arial"/>
+                <w:rFonts w:ascii="Verdana" w:hAnsi="Verdana"/>
                 <w:b w:val="0"/>
                 <w:sz w:val="16"/>
               </w:rPr>
@@ -5333,7 +5416,7 @@
             <w:r/>
             <w:r>
               <w:rPr>
-                <w:rFonts w:ascii="Arial" w:hAnsi="Arial"/>
+                <w:rFonts w:ascii="Verdana" w:hAnsi="Verdana"/>
                 <w:b w:val="0"/>
                 <w:sz w:val="16"/>
               </w:rPr>
@@ -5349,7 +5432,7 @@
             <w:r/>
             <w:r>
               <w:rPr>
-                <w:rFonts w:ascii="Arial" w:hAnsi="Arial"/>
+                <w:rFonts w:ascii="Verdana" w:hAnsi="Verdana"/>
                 <w:b w:val="0"/>
                 <w:sz w:val="16"/>
               </w:rPr>
@@ -5365,7 +5448,7 @@
             <w:r/>
             <w:r>
               <w:rPr>
-                <w:rFonts w:ascii="Arial" w:hAnsi="Arial"/>
+                <w:rFonts w:ascii="Verdana" w:hAnsi="Verdana"/>
                 <w:b w:val="0"/>
                 <w:sz w:val="16"/>
               </w:rPr>
@@ -5381,7 +5464,7 @@
             <w:r/>
             <w:r>
               <w:rPr>
-                <w:rFonts w:ascii="Arial" w:hAnsi="Arial"/>
+                <w:rFonts w:ascii="Verdana" w:hAnsi="Verdana"/>
                 <w:b w:val="0"/>
                 <w:sz w:val="16"/>
               </w:rPr>
@@ -5390,15 +5473,18 @@
         </w:tc>
       </w:tr>
       <w:tr>
-        <w:tc>
-          <w:tcPr>
-            <w:tcW w:type="dxa" w:w="1514"/>
-          </w:tcPr>
-          <w:p>
-            <w:r/>
-            <w:r>
-              <w:rPr>
-                <w:rFonts w:ascii="Arial" w:hAnsi="Arial"/>
+        <w:trPr>
+          <w:cantSplit/>
+        </w:trPr>
+        <w:tc>
+          <w:tcPr>
+            <w:tcW w:type="dxa" w:w="1514"/>
+          </w:tcPr>
+          <w:p>
+            <w:r/>
+            <w:r>
+              <w:rPr>
+                <w:rFonts w:ascii="Verdana" w:hAnsi="Verdana"/>
                 <w:b w:val="0"/>
                 <w:sz w:val="16"/>
               </w:rPr>
@@ -5414,7 +5500,7 @@
             <w:r/>
             <w:r>
               <w:rPr>
-                <w:rFonts w:ascii="Arial" w:hAnsi="Arial"/>
+                <w:rFonts w:ascii="Verdana" w:hAnsi="Verdana"/>
                 <w:b w:val="0"/>
                 <w:sz w:val="16"/>
               </w:rPr>
@@ -5430,7 +5516,7 @@
             <w:r/>
             <w:r>
               <w:rPr>
-                <w:rFonts w:ascii="Arial" w:hAnsi="Arial"/>
+                <w:rFonts w:ascii="Verdana" w:hAnsi="Verdana"/>
                 <w:b w:val="0"/>
                 <w:sz w:val="16"/>
               </w:rPr>
@@ -5446,7 +5532,7 @@
             <w:r/>
             <w:r>
               <w:rPr>
-                <w:rFonts w:ascii="Arial" w:hAnsi="Arial"/>
+                <w:rFonts w:ascii="Verdana" w:hAnsi="Verdana"/>
                 <w:b w:val="0"/>
                 <w:sz w:val="16"/>
               </w:rPr>
@@ -5462,7 +5548,7 @@
             <w:r/>
             <w:r>
               <w:rPr>
-                <w:rFonts w:ascii="Arial" w:hAnsi="Arial"/>
+                <w:rFonts w:ascii="Verdana" w:hAnsi="Verdana"/>
                 <w:b w:val="0"/>
                 <w:sz w:val="16"/>
               </w:rPr>
@@ -5478,7 +5564,7 @@
             <w:r/>
             <w:r>
               <w:rPr>
-                <w:rFonts w:ascii="Arial" w:hAnsi="Arial"/>
+                <w:rFonts w:ascii="Verdana" w:hAnsi="Verdana"/>
                 <w:b w:val="0"/>
                 <w:sz w:val="16"/>
               </w:rPr>
@@ -5494,7 +5580,7 @@
             <w:r/>
             <w:r>
               <w:rPr>
-                <w:rFonts w:ascii="Arial" w:hAnsi="Arial"/>
+                <w:rFonts w:ascii="Verdana" w:hAnsi="Verdana"/>
                 <w:b w:val="0"/>
                 <w:sz w:val="16"/>
               </w:rPr>
@@ -5510,7 +5596,7 @@
             <w:r/>
             <w:r>
               <w:rPr>
-                <w:rFonts w:ascii="Arial" w:hAnsi="Arial"/>
+                <w:rFonts w:ascii="Verdana" w:hAnsi="Verdana"/>
                 <w:b w:val="0"/>
                 <w:sz w:val="16"/>
               </w:rPr>
@@ -5526,7 +5612,7 @@
             <w:r/>
             <w:r>
               <w:rPr>
-                <w:rFonts w:ascii="Arial" w:hAnsi="Arial"/>
+                <w:rFonts w:ascii="Verdana" w:hAnsi="Verdana"/>
                 <w:b w:val="0"/>
                 <w:sz w:val="16"/>
               </w:rPr>
@@ -5542,25 +5628,28 @@
             <w:r/>
             <w:r>
               <w:rPr>
-                <w:rFonts w:ascii="Arial" w:hAnsi="Arial"/>
-                <w:b w:val="0"/>
-                <w:sz w:val="16"/>
-              </w:rPr>
-              <w:t>Note 36: Las estadísticas de diferencia son valores de diferencia; sus dimensiones son iguales a las de los valores correspondientes comunicados con respecto a unidades, pero con una gama centrada en cero (por ejemplo, diferencia entre valores comunicados y analizados, diferencia entre valores comunicados y previstos, etc.).</w:t>
+                <w:rFonts w:ascii="Verdana" w:hAnsi="Verdana"/>
+                <w:b w:val="0"/>
+                <w:sz w:val="16"/>
+              </w:rPr>
+              <w:t>Note 36: El desplazamiento o período largo 0 04 086 en la secuencia representa la diferencia de tiempo desde el momento del lanzamiento 3 01 113 (en segundos).</w:t>
             </w:r>
           </w:p>
         </w:tc>
       </w:tr>
       <w:tr>
-        <w:tc>
-          <w:tcPr>
-            <w:tcW w:type="dxa" w:w="1514"/>
-          </w:tcPr>
-          <w:p>
-            <w:r/>
-            <w:r>
-              <w:rPr>
-                <w:rFonts w:ascii="Arial" w:hAnsi="Arial"/>
+        <w:trPr>
+          <w:cantSplit/>
+        </w:trPr>
+        <w:tc>
+          <w:tcPr>
+            <w:tcW w:type="dxa" w:w="1514"/>
+          </w:tcPr>
+          <w:p>
+            <w:r/>
+            <w:r>
+              <w:rPr>
+                <w:rFonts w:ascii="Verdana" w:hAnsi="Verdana"/>
                 <w:b w:val="0"/>
                 <w:sz w:val="16"/>
               </w:rPr>
@@ -5576,7 +5665,7 @@
             <w:r/>
             <w:r>
               <w:rPr>
-                <w:rFonts w:ascii="Arial" w:hAnsi="Arial"/>
+                <w:rFonts w:ascii="Verdana" w:hAnsi="Verdana"/>
                 <w:b w:val="0"/>
                 <w:sz w:val="16"/>
               </w:rPr>
@@ -5592,7 +5681,7 @@
             <w:r/>
             <w:r>
               <w:rPr>
-                <w:rFonts w:ascii="Arial" w:hAnsi="Arial"/>
+                <w:rFonts w:ascii="Verdana" w:hAnsi="Verdana"/>
                 <w:b w:val="0"/>
                 <w:sz w:val="16"/>
               </w:rPr>
@@ -5608,7 +5697,7 @@
             <w:r/>
             <w:r>
               <w:rPr>
-                <w:rFonts w:ascii="Arial" w:hAnsi="Arial"/>
+                <w:rFonts w:ascii="Verdana" w:hAnsi="Verdana"/>
                 <w:b w:val="0"/>
                 <w:sz w:val="16"/>
               </w:rPr>
@@ -5624,7 +5713,7 @@
             <w:r/>
             <w:r>
               <w:rPr>
-                <w:rFonts w:ascii="Arial" w:hAnsi="Arial"/>
+                <w:rFonts w:ascii="Verdana" w:hAnsi="Verdana"/>
                 <w:b w:val="0"/>
                 <w:sz w:val="16"/>
               </w:rPr>
@@ -5640,7 +5729,7 @@
             <w:r/>
             <w:r>
               <w:rPr>
-                <w:rFonts w:ascii="Arial" w:hAnsi="Arial"/>
+                <w:rFonts w:ascii="Verdana" w:hAnsi="Verdana"/>
                 <w:b w:val="0"/>
                 <w:sz w:val="16"/>
               </w:rPr>
@@ -5656,7 +5745,7 @@
             <w:r/>
             <w:r>
               <w:rPr>
-                <w:rFonts w:ascii="Arial" w:hAnsi="Arial"/>
+                <w:rFonts w:ascii="Verdana" w:hAnsi="Verdana"/>
                 <w:b w:val="0"/>
                 <w:sz w:val="16"/>
               </w:rPr>
@@ -5672,7 +5761,7 @@
             <w:r/>
             <w:r>
               <w:rPr>
-                <w:rFonts w:ascii="Arial" w:hAnsi="Arial"/>
+                <w:rFonts w:ascii="Verdana" w:hAnsi="Verdana"/>
                 <w:b w:val="0"/>
                 <w:sz w:val="16"/>
               </w:rPr>
@@ -5688,7 +5777,7 @@
             <w:r/>
             <w:r>
               <w:rPr>
-                <w:rFonts w:ascii="Arial" w:hAnsi="Arial"/>
+                <w:rFonts w:ascii="Verdana" w:hAnsi="Verdana"/>
                 <w:b w:val="0"/>
                 <w:sz w:val="16"/>
               </w:rPr>
@@ -5704,25 +5793,28 @@
             <w:r/>
             <w:r>
               <w:rPr>
-                <w:rFonts w:ascii="Arial" w:hAnsi="Arial"/>
-                <w:b w:val="0"/>
-                <w:sz w:val="16"/>
-              </w:rPr>
-              <w:t>Note 29: Por sondeo en cielo despejado se entiende que el sondeo ha sido generado a partir de un conjunto de valores de radiancias en cielo despejado utilizando todos los valores de radiancia de la sonda.</w:t>
+                <w:rFonts w:ascii="Verdana" w:hAnsi="Verdana"/>
+                <w:b w:val="0"/>
+                <w:sz w:val="16"/>
+              </w:rPr>
+              <w:t>Note 29: En este caso, el término “adelgazamiento” hace referencia a un método que es posible aplicar para seleccionar un subconjunto de niveles de un modelo que podría tener gran número de niveles verticales nativos. Al selec- cionar solo un subconjunto se reduce el tamaño del pseudosondeo, posiblemente a costa de una pérdida de información y de un mayor procesamiento.</w:t>
             </w:r>
           </w:p>
         </w:tc>
       </w:tr>
       <w:tr>
-        <w:tc>
-          <w:tcPr>
-            <w:tcW w:type="dxa" w:w="1514"/>
-          </w:tcPr>
-          <w:p>
-            <w:r/>
-            <w:r>
-              <w:rPr>
-                <w:rFonts w:ascii="Arial" w:hAnsi="Arial"/>
+        <w:trPr>
+          <w:cantSplit/>
+        </w:trPr>
+        <w:tc>
+          <w:tcPr>
+            <w:tcW w:type="dxa" w:w="1514"/>
+          </w:tcPr>
+          <w:p>
+            <w:r/>
+            <w:r>
+              <w:rPr>
+                <w:rFonts w:ascii="Verdana" w:hAnsi="Verdana"/>
                 <w:b w:val="0"/>
                 <w:sz w:val="16"/>
               </w:rPr>
@@ -5738,7 +5830,7 @@
             <w:r/>
             <w:r>
               <w:rPr>
-                <w:rFonts w:ascii="Arial" w:hAnsi="Arial"/>
+                <w:rFonts w:ascii="Verdana" w:hAnsi="Verdana"/>
                 <w:b w:val="0"/>
                 <w:sz w:val="16"/>
               </w:rPr>
@@ -5754,7 +5846,7 @@
             <w:r/>
             <w:r>
               <w:rPr>
-                <w:rFonts w:ascii="Arial" w:hAnsi="Arial"/>
+                <w:rFonts w:ascii="Verdana" w:hAnsi="Verdana"/>
                 <w:b w:val="0"/>
                 <w:sz w:val="16"/>
               </w:rPr>
@@ -5770,7 +5862,7 @@
             <w:r/>
             <w:r>
               <w:rPr>
-                <w:rFonts w:ascii="Arial" w:hAnsi="Arial"/>
+                <w:rFonts w:ascii="Verdana" w:hAnsi="Verdana"/>
                 <w:b w:val="0"/>
                 <w:sz w:val="16"/>
               </w:rPr>
@@ -5786,7 +5878,7 @@
             <w:r/>
             <w:r>
               <w:rPr>
-                <w:rFonts w:ascii="Arial" w:hAnsi="Arial"/>
+                <w:rFonts w:ascii="Verdana" w:hAnsi="Verdana"/>
                 <w:b w:val="0"/>
                 <w:sz w:val="16"/>
               </w:rPr>
@@ -5802,7 +5894,7 @@
             <w:r/>
             <w:r>
               <w:rPr>
-                <w:rFonts w:ascii="Arial" w:hAnsi="Arial"/>
+                <w:rFonts w:ascii="Verdana" w:hAnsi="Verdana"/>
                 <w:b w:val="0"/>
                 <w:sz w:val="16"/>
               </w:rPr>
@@ -5818,7 +5910,7 @@
             <w:r/>
             <w:r>
               <w:rPr>
-                <w:rFonts w:ascii="Arial" w:hAnsi="Arial"/>
+                <w:rFonts w:ascii="Verdana" w:hAnsi="Verdana"/>
                 <w:b w:val="0"/>
                 <w:sz w:val="16"/>
               </w:rPr>
@@ -5834,7 +5926,7 @@
             <w:r/>
             <w:r>
               <w:rPr>
-                <w:rFonts w:ascii="Arial" w:hAnsi="Arial"/>
+                <w:rFonts w:ascii="Verdana" w:hAnsi="Verdana"/>
                 <w:b w:val="0"/>
                 <w:sz w:val="16"/>
               </w:rPr>
@@ -5850,7 +5942,7 @@
             <w:r/>
             <w:r>
               <w:rPr>
-                <w:rFonts w:ascii="Arial" w:hAnsi="Arial"/>
+                <w:rFonts w:ascii="Verdana" w:hAnsi="Verdana"/>
                 <w:b w:val="0"/>
                 <w:sz w:val="16"/>
               </w:rPr>
@@ -5866,7 +5958,7 @@
             <w:r/>
             <w:r>
               <w:rPr>
-                <w:rFonts w:ascii="Arial" w:hAnsi="Arial"/>
+                <w:rFonts w:ascii="Verdana" w:hAnsi="Verdana"/>
                 <w:b w:val="0"/>
                 <w:sz w:val="16"/>
               </w:rPr>
@@ -5875,15 +5967,18 @@
         </w:tc>
       </w:tr>
       <w:tr>
-        <w:tc>
-          <w:tcPr>
-            <w:tcW w:type="dxa" w:w="1514"/>
-          </w:tcPr>
-          <w:p>
-            <w:r/>
-            <w:r>
-              <w:rPr>
-                <w:rFonts w:ascii="Arial" w:hAnsi="Arial"/>
+        <w:trPr>
+          <w:cantSplit/>
+        </w:trPr>
+        <w:tc>
+          <w:tcPr>
+            <w:tcW w:type="dxa" w:w="1514"/>
+          </w:tcPr>
+          <w:p>
+            <w:r/>
+            <w:r>
+              <w:rPr>
+                <w:rFonts w:ascii="Verdana" w:hAnsi="Verdana"/>
                 <w:b w:val="0"/>
                 <w:sz w:val="16"/>
               </w:rPr>
@@ -5899,7 +5994,7 @@
             <w:r/>
             <w:r>
               <w:rPr>
-                <w:rFonts w:ascii="Arial" w:hAnsi="Arial"/>
+                <w:rFonts w:ascii="Verdana" w:hAnsi="Verdana"/>
                 <w:b w:val="0"/>
                 <w:sz w:val="16"/>
               </w:rPr>
@@ -5915,7 +6010,7 @@
             <w:r/>
             <w:r>
               <w:rPr>
-                <w:rFonts w:ascii="Arial" w:hAnsi="Arial"/>
+                <w:rFonts w:ascii="Verdana" w:hAnsi="Verdana"/>
                 <w:b w:val="0"/>
                 <w:sz w:val="16"/>
               </w:rPr>
@@ -5931,7 +6026,7 @@
             <w:r/>
             <w:r>
               <w:rPr>
-                <w:rFonts w:ascii="Arial" w:hAnsi="Arial"/>
+                <w:rFonts w:ascii="Verdana" w:hAnsi="Verdana"/>
                 <w:b w:val="0"/>
                 <w:sz w:val="16"/>
               </w:rPr>
@@ -5947,7 +6042,7 @@
             <w:r/>
             <w:r>
               <w:rPr>
-                <w:rFonts w:ascii="Arial" w:hAnsi="Arial"/>
+                <w:rFonts w:ascii="Verdana" w:hAnsi="Verdana"/>
                 <w:b w:val="0"/>
                 <w:sz w:val="16"/>
               </w:rPr>
@@ -5963,7 +6058,7 @@
             <w:r/>
             <w:r>
               <w:rPr>
-                <w:rFonts w:ascii="Arial" w:hAnsi="Arial"/>
+                <w:rFonts w:ascii="Verdana" w:hAnsi="Verdana"/>
                 <w:b w:val="0"/>
                 <w:sz w:val="16"/>
               </w:rPr>
@@ -5979,7 +6074,7 @@
             <w:r/>
             <w:r>
               <w:rPr>
-                <w:rFonts w:ascii="Arial" w:hAnsi="Arial"/>
+                <w:rFonts w:ascii="Verdana" w:hAnsi="Verdana"/>
                 <w:b w:val="0"/>
                 <w:sz w:val="16"/>
               </w:rPr>
@@ -5995,7 +6090,7 @@
             <w:r/>
             <w:r>
               <w:rPr>
-                <w:rFonts w:ascii="Arial" w:hAnsi="Arial"/>
+                <w:rFonts w:ascii="Verdana" w:hAnsi="Verdana"/>
                 <w:b w:val="0"/>
                 <w:sz w:val="16"/>
               </w:rPr>
@@ -6011,7 +6106,7 @@
             <w:r/>
             <w:r>
               <w:rPr>
-                <w:rFonts w:ascii="Arial" w:hAnsi="Arial"/>
+                <w:rFonts w:ascii="Verdana" w:hAnsi="Verdana"/>
                 <w:b w:val="0"/>
                 <w:sz w:val="16"/>
               </w:rPr>
@@ -6027,7 +6122,7 @@
             <w:r/>
             <w:r>
               <w:rPr>
-                <w:rFonts w:ascii="Arial" w:hAnsi="Arial"/>
+                <w:rFonts w:ascii="Verdana" w:hAnsi="Verdana"/>
                 <w:b w:val="0"/>
                 <w:sz w:val="16"/>
               </w:rPr>
@@ -6036,15 +6131,18 @@
         </w:tc>
       </w:tr>
       <w:tr>
-        <w:tc>
-          <w:tcPr>
-            <w:tcW w:type="dxa" w:w="1514"/>
-          </w:tcPr>
-          <w:p>
-            <w:r/>
-            <w:r>
-              <w:rPr>
-                <w:rFonts w:ascii="Arial" w:hAnsi="Arial"/>
+        <w:trPr>
+          <w:cantSplit/>
+        </w:trPr>
+        <w:tc>
+          <w:tcPr>
+            <w:tcW w:type="dxa" w:w="1514"/>
+          </w:tcPr>
+          <w:p>
+            <w:r/>
+            <w:r>
+              <w:rPr>
+                <w:rFonts w:ascii="Verdana" w:hAnsi="Verdana"/>
                 <w:b w:val="0"/>
                 <w:sz w:val="16"/>
               </w:rPr>
@@ -6060,7 +6158,7 @@
             <w:r/>
             <w:r>
               <w:rPr>
-                <w:rFonts w:ascii="Arial" w:hAnsi="Arial"/>
+                <w:rFonts w:ascii="Verdana" w:hAnsi="Verdana"/>
                 <w:b w:val="0"/>
                 <w:sz w:val="16"/>
               </w:rPr>
@@ -6076,7 +6174,7 @@
             <w:r/>
             <w:r>
               <w:rPr>
-                <w:rFonts w:ascii="Arial" w:hAnsi="Arial"/>
+                <w:rFonts w:ascii="Verdana" w:hAnsi="Verdana"/>
                 <w:b w:val="0"/>
                 <w:sz w:val="16"/>
               </w:rPr>
@@ -6092,7 +6190,7 @@
             <w:r/>
             <w:r>
               <w:rPr>
-                <w:rFonts w:ascii="Arial" w:hAnsi="Arial"/>
+                <w:rFonts w:ascii="Verdana" w:hAnsi="Verdana"/>
                 <w:b w:val="0"/>
                 <w:sz w:val="16"/>
               </w:rPr>
@@ -6108,7 +6206,7 @@
             <w:r/>
             <w:r>
               <w:rPr>
-                <w:rFonts w:ascii="Arial" w:hAnsi="Arial"/>
+                <w:rFonts w:ascii="Verdana" w:hAnsi="Verdana"/>
                 <w:b w:val="0"/>
                 <w:sz w:val="16"/>
               </w:rPr>
@@ -6124,7 +6222,7 @@
             <w:r/>
             <w:r>
               <w:rPr>
-                <w:rFonts w:ascii="Arial" w:hAnsi="Arial"/>
+                <w:rFonts w:ascii="Verdana" w:hAnsi="Verdana"/>
                 <w:b w:val="0"/>
                 <w:sz w:val="16"/>
               </w:rPr>
@@ -6140,7 +6238,7 @@
             <w:r/>
             <w:r>
               <w:rPr>
-                <w:rFonts w:ascii="Arial" w:hAnsi="Arial"/>
+                <w:rFonts w:ascii="Verdana" w:hAnsi="Verdana"/>
                 <w:b w:val="0"/>
                 <w:sz w:val="16"/>
               </w:rPr>
@@ -6156,7 +6254,7 @@
             <w:r/>
             <w:r>
               <w:rPr>
-                <w:rFonts w:ascii="Arial" w:hAnsi="Arial"/>
+                <w:rFonts w:ascii="Verdana" w:hAnsi="Verdana"/>
                 <w:b w:val="0"/>
                 <w:sz w:val="16"/>
               </w:rPr>
@@ -6172,7 +6270,7 @@
             <w:r/>
             <w:r>
               <w:rPr>
-                <w:rFonts w:ascii="Arial" w:hAnsi="Arial"/>
+                <w:rFonts w:ascii="Verdana" w:hAnsi="Verdana"/>
                 <w:b w:val="0"/>
                 <w:sz w:val="16"/>
               </w:rPr>
@@ -6188,25 +6286,28 @@
             <w:r/>
             <w:r>
               <w:rPr>
-                <w:rFonts w:ascii="Arial" w:hAnsi="Arial"/>
-                <w:b w:val="0"/>
-                <w:sz w:val="16"/>
-              </w:rPr>
-              <w:t>Note 69: Se fija en 0 si es de día (ángulo cenital solar &lt; 90°). Se fija en 1 si es de noche (ángulo cenital solar ≥90°).</w:t>
+                <w:rFonts w:ascii="Verdana" w:hAnsi="Verdana"/>
+                <w:b w:val="0"/>
+                <w:sz w:val="16"/>
+              </w:rPr>
+              <w:t>Note 69: Esta secuencia queda relegada por utilización incorrecta del descriptor 0 04 075; en su lugar debería utilizarse la secuencia 3 06 019.</w:t>
             </w:r>
           </w:p>
         </w:tc>
       </w:tr>
       <w:tr>
-        <w:tc>
-          <w:tcPr>
-            <w:tcW w:type="dxa" w:w="1514"/>
-          </w:tcPr>
-          <w:p>
-            <w:r/>
-            <w:r>
-              <w:rPr>
-                <w:rFonts w:ascii="Arial" w:hAnsi="Arial"/>
+        <w:trPr>
+          <w:cantSplit/>
+        </w:trPr>
+        <w:tc>
+          <w:tcPr>
+            <w:tcW w:type="dxa" w:w="1514"/>
+          </w:tcPr>
+          <w:p>
+            <w:r/>
+            <w:r>
+              <w:rPr>
+                <w:rFonts w:ascii="Verdana" w:hAnsi="Verdana"/>
                 <w:b w:val="0"/>
                 <w:sz w:val="16"/>
               </w:rPr>
@@ -6222,7 +6323,7 @@
             <w:r/>
             <w:r>
               <w:rPr>
-                <w:rFonts w:ascii="Arial" w:hAnsi="Arial"/>
+                <w:rFonts w:ascii="Verdana" w:hAnsi="Verdana"/>
                 <w:b w:val="0"/>
                 <w:sz w:val="16"/>
               </w:rPr>
@@ -6238,7 +6339,7 @@
             <w:r/>
             <w:r>
               <w:rPr>
-                <w:rFonts w:ascii="Arial" w:hAnsi="Arial"/>
+                <w:rFonts w:ascii="Verdana" w:hAnsi="Verdana"/>
                 <w:b w:val="0"/>
                 <w:sz w:val="16"/>
               </w:rPr>
@@ -6254,7 +6355,7 @@
             <w:r/>
             <w:r>
               <w:rPr>
-                <w:rFonts w:ascii="Arial" w:hAnsi="Arial"/>
+                <w:rFonts w:ascii="Verdana" w:hAnsi="Verdana"/>
                 <w:b w:val="0"/>
                 <w:sz w:val="16"/>
               </w:rPr>
@@ -6270,7 +6371,7 @@
             <w:r/>
             <w:r>
               <w:rPr>
-                <w:rFonts w:ascii="Arial" w:hAnsi="Arial"/>
+                <w:rFonts w:ascii="Verdana" w:hAnsi="Verdana"/>
                 <w:b w:val="0"/>
                 <w:sz w:val="16"/>
               </w:rPr>
@@ -6286,7 +6387,7 @@
             <w:r/>
             <w:r>
               <w:rPr>
-                <w:rFonts w:ascii="Arial" w:hAnsi="Arial"/>
+                <w:rFonts w:ascii="Verdana" w:hAnsi="Verdana"/>
                 <w:b w:val="0"/>
                 <w:sz w:val="16"/>
               </w:rPr>
@@ -6302,7 +6403,7 @@
             <w:r/>
             <w:r>
               <w:rPr>
-                <w:rFonts w:ascii="Arial" w:hAnsi="Arial"/>
+                <w:rFonts w:ascii="Verdana" w:hAnsi="Verdana"/>
                 <w:b w:val="0"/>
                 <w:sz w:val="16"/>
               </w:rPr>
@@ -6318,7 +6419,7 @@
             <w:r/>
             <w:r>
               <w:rPr>
-                <w:rFonts w:ascii="Arial" w:hAnsi="Arial"/>
+                <w:rFonts w:ascii="Verdana" w:hAnsi="Verdana"/>
                 <w:b w:val="0"/>
                 <w:sz w:val="16"/>
               </w:rPr>
@@ -6334,7 +6435,7 @@
             <w:r/>
             <w:r>
               <w:rPr>
-                <w:rFonts w:ascii="Arial" w:hAnsi="Arial"/>
+                <w:rFonts w:ascii="Verdana" w:hAnsi="Verdana"/>
                 <w:b w:val="0"/>
                 <w:sz w:val="16"/>
               </w:rPr>
@@ -6350,7 +6451,7 @@
             <w:r/>
             <w:r>
               <w:rPr>
-                <w:rFonts w:ascii="Arial" w:hAnsi="Arial"/>
+                <w:rFonts w:ascii="Verdana" w:hAnsi="Verdana"/>
                 <w:b w:val="0"/>
                 <w:sz w:val="16"/>
               </w:rPr>
@@ -6359,15 +6460,18 @@
         </w:tc>
       </w:tr>
       <w:tr>
-        <w:tc>
-          <w:tcPr>
-            <w:tcW w:type="dxa" w:w="1514"/>
-          </w:tcPr>
-          <w:p>
-            <w:r/>
-            <w:r>
-              <w:rPr>
-                <w:rFonts w:ascii="Arial" w:hAnsi="Arial"/>
+        <w:trPr>
+          <w:cantSplit/>
+        </w:trPr>
+        <w:tc>
+          <w:tcPr>
+            <w:tcW w:type="dxa" w:w="1514"/>
+          </w:tcPr>
+          <w:p>
+            <w:r/>
+            <w:r>
+              <w:rPr>
+                <w:rFonts w:ascii="Verdana" w:hAnsi="Verdana"/>
                 <w:b w:val="0"/>
                 <w:sz w:val="16"/>
               </w:rPr>
@@ -6383,7 +6487,7 @@
             <w:r/>
             <w:r>
               <w:rPr>
-                <w:rFonts w:ascii="Arial" w:hAnsi="Arial"/>
+                <w:rFonts w:ascii="Verdana" w:hAnsi="Verdana"/>
                 <w:b w:val="0"/>
                 <w:sz w:val="16"/>
               </w:rPr>
@@ -6399,7 +6503,7 @@
             <w:r/>
             <w:r>
               <w:rPr>
-                <w:rFonts w:ascii="Arial" w:hAnsi="Arial"/>
+                <w:rFonts w:ascii="Verdana" w:hAnsi="Verdana"/>
                 <w:b w:val="0"/>
                 <w:sz w:val="16"/>
               </w:rPr>
@@ -6415,7 +6519,7 @@
             <w:r/>
             <w:r>
               <w:rPr>
-                <w:rFonts w:ascii="Arial" w:hAnsi="Arial"/>
+                <w:rFonts w:ascii="Verdana" w:hAnsi="Verdana"/>
                 <w:b w:val="0"/>
                 <w:sz w:val="16"/>
               </w:rPr>
@@ -6431,7 +6535,7 @@
             <w:r/>
             <w:r>
               <w:rPr>
-                <w:rFonts w:ascii="Arial" w:hAnsi="Arial"/>
+                <w:rFonts w:ascii="Verdana" w:hAnsi="Verdana"/>
                 <w:b w:val="0"/>
                 <w:sz w:val="16"/>
               </w:rPr>
@@ -6447,7 +6551,7 @@
             <w:r/>
             <w:r>
               <w:rPr>
-                <w:rFonts w:ascii="Arial" w:hAnsi="Arial"/>
+                <w:rFonts w:ascii="Verdana" w:hAnsi="Verdana"/>
                 <w:b w:val="0"/>
                 <w:sz w:val="16"/>
               </w:rPr>
@@ -6463,7 +6567,7 @@
             <w:r/>
             <w:r>
               <w:rPr>
-                <w:rFonts w:ascii="Arial" w:hAnsi="Arial"/>
+                <w:rFonts w:ascii="Verdana" w:hAnsi="Verdana"/>
                 <w:b w:val="0"/>
                 <w:sz w:val="16"/>
               </w:rPr>
@@ -6479,7 +6583,7 @@
             <w:r/>
             <w:r>
               <w:rPr>
-                <w:rFonts w:ascii="Arial" w:hAnsi="Arial"/>
+                <w:rFonts w:ascii="Verdana" w:hAnsi="Verdana"/>
                 <w:b w:val="0"/>
                 <w:sz w:val="16"/>
               </w:rPr>
@@ -6495,7 +6599,7 @@
             <w:r/>
             <w:r>
               <w:rPr>
-                <w:rFonts w:ascii="Arial" w:hAnsi="Arial"/>
+                <w:rFonts w:ascii="Verdana" w:hAnsi="Verdana"/>
                 <w:b w:val="0"/>
                 <w:sz w:val="16"/>
               </w:rPr>
@@ -6511,7 +6615,7 @@
             <w:r/>
             <w:r>
               <w:rPr>
-                <w:rFonts w:ascii="Arial" w:hAnsi="Arial"/>
+                <w:rFonts w:ascii="Verdana" w:hAnsi="Verdana"/>
                 <w:b w:val="0"/>
                 <w:sz w:val="16"/>
               </w:rPr>
@@ -6520,15 +6624,18 @@
         </w:tc>
       </w:tr>
       <w:tr>
-        <w:tc>
-          <w:tcPr>
-            <w:tcW w:type="dxa" w:w="1514"/>
-          </w:tcPr>
-          <w:p>
-            <w:r/>
-            <w:r>
-              <w:rPr>
-                <w:rFonts w:ascii="Arial" w:hAnsi="Arial"/>
+        <w:trPr>
+          <w:cantSplit/>
+        </w:trPr>
+        <w:tc>
+          <w:tcPr>
+            <w:tcW w:type="dxa" w:w="1514"/>
+          </w:tcPr>
+          <w:p>
+            <w:r/>
+            <w:r>
+              <w:rPr>
+                <w:rFonts w:ascii="Verdana" w:hAnsi="Verdana"/>
                 <w:b w:val="0"/>
                 <w:sz w:val="16"/>
               </w:rPr>
@@ -6544,7 +6651,7 @@
             <w:r/>
             <w:r>
               <w:rPr>
-                <w:rFonts w:ascii="Arial" w:hAnsi="Arial"/>
+                <w:rFonts w:ascii="Verdana" w:hAnsi="Verdana"/>
                 <w:b w:val="0"/>
                 <w:sz w:val="16"/>
               </w:rPr>
@@ -6560,7 +6667,7 @@
             <w:r/>
             <w:r>
               <w:rPr>
-                <w:rFonts w:ascii="Arial" w:hAnsi="Arial"/>
+                <w:rFonts w:ascii="Verdana" w:hAnsi="Verdana"/>
                 <w:b w:val="0"/>
                 <w:sz w:val="16"/>
               </w:rPr>
@@ -6576,7 +6683,7 @@
             <w:r/>
             <w:r>
               <w:rPr>
-                <w:rFonts w:ascii="Arial" w:hAnsi="Arial"/>
+                <w:rFonts w:ascii="Verdana" w:hAnsi="Verdana"/>
                 <w:b w:val="0"/>
                 <w:sz w:val="16"/>
               </w:rPr>
@@ -6592,7 +6699,7 @@
             <w:r/>
             <w:r>
               <w:rPr>
-                <w:rFonts w:ascii="Arial" w:hAnsi="Arial"/>
+                <w:rFonts w:ascii="Verdana" w:hAnsi="Verdana"/>
                 <w:b w:val="0"/>
                 <w:sz w:val="16"/>
               </w:rPr>
@@ -6608,7 +6715,7 @@
             <w:r/>
             <w:r>
               <w:rPr>
-                <w:rFonts w:ascii="Arial" w:hAnsi="Arial"/>
+                <w:rFonts w:ascii="Verdana" w:hAnsi="Verdana"/>
                 <w:b w:val="0"/>
                 <w:sz w:val="16"/>
               </w:rPr>
@@ -6624,7 +6731,7 @@
             <w:r/>
             <w:r>
               <w:rPr>
-                <w:rFonts w:ascii="Arial" w:hAnsi="Arial"/>
+                <w:rFonts w:ascii="Verdana" w:hAnsi="Verdana"/>
                 <w:b w:val="0"/>
                 <w:sz w:val="16"/>
               </w:rPr>
@@ -6640,7 +6747,7 @@
             <w:r/>
             <w:r>
               <w:rPr>
-                <w:rFonts w:ascii="Arial" w:hAnsi="Arial"/>
+                <w:rFonts w:ascii="Verdana" w:hAnsi="Verdana"/>
                 <w:b w:val="0"/>
                 <w:sz w:val="16"/>
               </w:rPr>
@@ -6656,7 +6763,7 @@
             <w:r/>
             <w:r>
               <w:rPr>
-                <w:rFonts w:ascii="Arial" w:hAnsi="Arial"/>
+                <w:rFonts w:ascii="Verdana" w:hAnsi="Verdana"/>
                 <w:b w:val="0"/>
                 <w:sz w:val="16"/>
               </w:rPr>
@@ -6672,7 +6779,7 @@
             <w:r/>
             <w:r>
               <w:rPr>
-                <w:rFonts w:ascii="Arial" w:hAnsi="Arial"/>
+                <w:rFonts w:ascii="Verdana" w:hAnsi="Verdana"/>
                 <w:b w:val="0"/>
                 <w:sz w:val="16"/>
               </w:rPr>
@@ -6681,15 +6788,18 @@
         </w:tc>
       </w:tr>
       <w:tr>
-        <w:tc>
-          <w:tcPr>
-            <w:tcW w:type="dxa" w:w="1514"/>
-          </w:tcPr>
-          <w:p>
-            <w:r/>
-            <w:r>
-              <w:rPr>
-                <w:rFonts w:ascii="Arial" w:hAnsi="Arial"/>
+        <w:trPr>
+          <w:cantSplit/>
+        </w:trPr>
+        <w:tc>
+          <w:tcPr>
+            <w:tcW w:type="dxa" w:w="1514"/>
+          </w:tcPr>
+          <w:p>
+            <w:r/>
+            <w:r>
+              <w:rPr>
+                <w:rFonts w:ascii="Verdana" w:hAnsi="Verdana"/>
                 <w:b w:val="0"/>
                 <w:sz w:val="16"/>
               </w:rPr>
@@ -6705,7 +6815,7 @@
             <w:r/>
             <w:r>
               <w:rPr>
-                <w:rFonts w:ascii="Arial" w:hAnsi="Arial"/>
+                <w:rFonts w:ascii="Verdana" w:hAnsi="Verdana"/>
                 <w:b w:val="0"/>
                 <w:sz w:val="16"/>
               </w:rPr>
@@ -6721,7 +6831,7 @@
             <w:r/>
             <w:r>
               <w:rPr>
-                <w:rFonts w:ascii="Arial" w:hAnsi="Arial"/>
+                <w:rFonts w:ascii="Verdana" w:hAnsi="Verdana"/>
                 <w:b w:val="0"/>
                 <w:sz w:val="16"/>
               </w:rPr>
@@ -6737,7 +6847,7 @@
             <w:r/>
             <w:r>
               <w:rPr>
-                <w:rFonts w:ascii="Arial" w:hAnsi="Arial"/>
+                <w:rFonts w:ascii="Verdana" w:hAnsi="Verdana"/>
                 <w:b w:val="0"/>
                 <w:sz w:val="16"/>
               </w:rPr>
@@ -6753,7 +6863,7 @@
             <w:r/>
             <w:r>
               <w:rPr>
-                <w:rFonts w:ascii="Arial" w:hAnsi="Arial"/>
+                <w:rFonts w:ascii="Verdana" w:hAnsi="Verdana"/>
                 <w:b w:val="0"/>
                 <w:sz w:val="16"/>
               </w:rPr>
@@ -6769,7 +6879,7 @@
             <w:r/>
             <w:r>
               <w:rPr>
-                <w:rFonts w:ascii="Arial" w:hAnsi="Arial"/>
+                <w:rFonts w:ascii="Verdana" w:hAnsi="Verdana"/>
                 <w:b w:val="0"/>
                 <w:sz w:val="16"/>
               </w:rPr>
@@ -6785,7 +6895,7 @@
             <w:r/>
             <w:r>
               <w:rPr>
-                <w:rFonts w:ascii="Arial" w:hAnsi="Arial"/>
+                <w:rFonts w:ascii="Verdana" w:hAnsi="Verdana"/>
                 <w:b w:val="0"/>
                 <w:sz w:val="16"/>
               </w:rPr>
@@ -6801,7 +6911,7 @@
             <w:r/>
             <w:r>
               <w:rPr>
-                <w:rFonts w:ascii="Arial" w:hAnsi="Arial"/>
+                <w:rFonts w:ascii="Verdana" w:hAnsi="Verdana"/>
                 <w:b w:val="0"/>
                 <w:sz w:val="16"/>
               </w:rPr>
@@ -6817,7 +6927,7 @@
             <w:r/>
             <w:r>
               <w:rPr>
-                <w:rFonts w:ascii="Arial" w:hAnsi="Arial"/>
+                <w:rFonts w:ascii="Verdana" w:hAnsi="Verdana"/>
                 <w:b w:val="0"/>
                 <w:sz w:val="16"/>
               </w:rPr>
@@ -6833,7 +6943,7 @@
             <w:r/>
             <w:r>
               <w:rPr>
-                <w:rFonts w:ascii="Arial" w:hAnsi="Arial"/>
+                <w:rFonts w:ascii="Verdana" w:hAnsi="Verdana"/>
                 <w:b w:val="0"/>
                 <w:sz w:val="16"/>
               </w:rPr>
@@ -6842,15 +6952,18 @@
         </w:tc>
       </w:tr>
       <w:tr>
-        <w:tc>
-          <w:tcPr>
-            <w:tcW w:type="dxa" w:w="1514"/>
-          </w:tcPr>
-          <w:p>
-            <w:r/>
-            <w:r>
-              <w:rPr>
-                <w:rFonts w:ascii="Arial" w:hAnsi="Arial"/>
+        <w:trPr>
+          <w:cantSplit/>
+        </w:trPr>
+        <w:tc>
+          <w:tcPr>
+            <w:tcW w:type="dxa" w:w="1514"/>
+          </w:tcPr>
+          <w:p>
+            <w:r/>
+            <w:r>
+              <w:rPr>
+                <w:rFonts w:ascii="Verdana" w:hAnsi="Verdana"/>
                 <w:b w:val="0"/>
                 <w:sz w:val="16"/>
               </w:rPr>
@@ -6866,7 +6979,7 @@
             <w:r/>
             <w:r>
               <w:rPr>
-                <w:rFonts w:ascii="Arial" w:hAnsi="Arial"/>
+                <w:rFonts w:ascii="Verdana" w:hAnsi="Verdana"/>
                 <w:b w:val="0"/>
                 <w:sz w:val="16"/>
               </w:rPr>
@@ -6882,7 +6995,7 @@
             <w:r/>
             <w:r>
               <w:rPr>
-                <w:rFonts w:ascii="Arial" w:hAnsi="Arial"/>
+                <w:rFonts w:ascii="Verdana" w:hAnsi="Verdana"/>
                 <w:b w:val="0"/>
                 <w:sz w:val="16"/>
               </w:rPr>
@@ -6898,7 +7011,7 @@
             <w:r/>
             <w:r>
               <w:rPr>
-                <w:rFonts w:ascii="Arial" w:hAnsi="Arial"/>
+                <w:rFonts w:ascii="Verdana" w:hAnsi="Verdana"/>
                 <w:b w:val="0"/>
                 <w:sz w:val="16"/>
               </w:rPr>
@@ -6914,7 +7027,7 @@
             <w:r/>
             <w:r>
               <w:rPr>
-                <w:rFonts w:ascii="Arial" w:hAnsi="Arial"/>
+                <w:rFonts w:ascii="Verdana" w:hAnsi="Verdana"/>
                 <w:b w:val="0"/>
                 <w:sz w:val="16"/>
               </w:rPr>
@@ -6930,7 +7043,7 @@
             <w:r/>
             <w:r>
               <w:rPr>
-                <w:rFonts w:ascii="Arial" w:hAnsi="Arial"/>
+                <w:rFonts w:ascii="Verdana" w:hAnsi="Verdana"/>
                 <w:b w:val="0"/>
                 <w:sz w:val="16"/>
               </w:rPr>
@@ -6946,7 +7059,7 @@
             <w:r/>
             <w:r>
               <w:rPr>
-                <w:rFonts w:ascii="Arial" w:hAnsi="Arial"/>
+                <w:rFonts w:ascii="Verdana" w:hAnsi="Verdana"/>
                 <w:b w:val="0"/>
                 <w:sz w:val="16"/>
               </w:rPr>
@@ -6962,7 +7075,7 @@
             <w:r/>
             <w:r>
               <w:rPr>
-                <w:rFonts w:ascii="Arial" w:hAnsi="Arial"/>
+                <w:rFonts w:ascii="Verdana" w:hAnsi="Verdana"/>
                 <w:b w:val="0"/>
                 <w:sz w:val="16"/>
               </w:rPr>
@@ -6978,7 +7091,7 @@
             <w:r/>
             <w:r>
               <w:rPr>
-                <w:rFonts w:ascii="Arial" w:hAnsi="Arial"/>
+                <w:rFonts w:ascii="Verdana" w:hAnsi="Verdana"/>
                 <w:b w:val="0"/>
                 <w:sz w:val="16"/>
               </w:rPr>
@@ -6994,7 +7107,7 @@
             <w:r/>
             <w:r>
               <w:rPr>
-                <w:rFonts w:ascii="Arial" w:hAnsi="Arial"/>
+                <w:rFonts w:ascii="Verdana" w:hAnsi="Verdana"/>
                 <w:b w:val="0"/>
                 <w:sz w:val="16"/>
               </w:rPr>
@@ -7003,15 +7116,18 @@
         </w:tc>
       </w:tr>
       <w:tr>
-        <w:tc>
-          <w:tcPr>
-            <w:tcW w:type="dxa" w:w="1514"/>
-          </w:tcPr>
-          <w:p>
-            <w:r/>
-            <w:r>
-              <w:rPr>
-                <w:rFonts w:ascii="Arial" w:hAnsi="Arial"/>
+        <w:trPr>
+          <w:cantSplit/>
+        </w:trPr>
+        <w:tc>
+          <w:tcPr>
+            <w:tcW w:type="dxa" w:w="1514"/>
+          </w:tcPr>
+          <w:p>
+            <w:r/>
+            <w:r>
+              <w:rPr>
+                <w:rFonts w:ascii="Verdana" w:hAnsi="Verdana"/>
                 <w:b w:val="0"/>
                 <w:sz w:val="16"/>
               </w:rPr>
@@ -7027,7 +7143,7 @@
             <w:r/>
             <w:r>
               <w:rPr>
-                <w:rFonts w:ascii="Arial" w:hAnsi="Arial"/>
+                <w:rFonts w:ascii="Verdana" w:hAnsi="Verdana"/>
                 <w:b w:val="0"/>
                 <w:sz w:val="16"/>
               </w:rPr>
@@ -7043,7 +7159,7 @@
             <w:r/>
             <w:r>
               <w:rPr>
-                <w:rFonts w:ascii="Arial" w:hAnsi="Arial"/>
+                <w:rFonts w:ascii="Verdana" w:hAnsi="Verdana"/>
                 <w:b w:val="0"/>
                 <w:sz w:val="16"/>
               </w:rPr>
@@ -7059,7 +7175,7 @@
             <w:r/>
             <w:r>
               <w:rPr>
-                <w:rFonts w:ascii="Arial" w:hAnsi="Arial"/>
+                <w:rFonts w:ascii="Verdana" w:hAnsi="Verdana"/>
                 <w:b w:val="0"/>
                 <w:sz w:val="16"/>
               </w:rPr>
@@ -7075,7 +7191,7 @@
             <w:r/>
             <w:r>
               <w:rPr>
-                <w:rFonts w:ascii="Arial" w:hAnsi="Arial"/>
+                <w:rFonts w:ascii="Verdana" w:hAnsi="Verdana"/>
                 <w:b w:val="0"/>
                 <w:sz w:val="16"/>
               </w:rPr>
@@ -7091,7 +7207,7 @@
             <w:r/>
             <w:r>
               <w:rPr>
-                <w:rFonts w:ascii="Arial" w:hAnsi="Arial"/>
+                <w:rFonts w:ascii="Verdana" w:hAnsi="Verdana"/>
                 <w:b w:val="0"/>
                 <w:sz w:val="16"/>
               </w:rPr>
@@ -7107,7 +7223,7 @@
             <w:r/>
             <w:r>
               <w:rPr>
-                <w:rFonts w:ascii="Arial" w:hAnsi="Arial"/>
+                <w:rFonts w:ascii="Verdana" w:hAnsi="Verdana"/>
                 <w:b w:val="0"/>
                 <w:sz w:val="16"/>
               </w:rPr>
@@ -7123,7 +7239,7 @@
             <w:r/>
             <w:r>
               <w:rPr>
-                <w:rFonts w:ascii="Arial" w:hAnsi="Arial"/>
+                <w:rFonts w:ascii="Verdana" w:hAnsi="Verdana"/>
                 <w:b w:val="0"/>
                 <w:sz w:val="16"/>
               </w:rPr>
@@ -7139,7 +7255,7 @@
             <w:r/>
             <w:r>
               <w:rPr>
-                <w:rFonts w:ascii="Arial" w:hAnsi="Arial"/>
+                <w:rFonts w:ascii="Verdana" w:hAnsi="Verdana"/>
                 <w:b w:val="0"/>
                 <w:sz w:val="16"/>
               </w:rPr>
@@ -7155,7 +7271,7 @@
             <w:r/>
             <w:r>
               <w:rPr>
-                <w:rFonts w:ascii="Arial" w:hAnsi="Arial"/>
+                <w:rFonts w:ascii="Verdana" w:hAnsi="Verdana"/>
                 <w:b w:val="0"/>
                 <w:sz w:val="16"/>
               </w:rPr>
@@ -7164,15 +7280,18 @@
         </w:tc>
       </w:tr>
       <w:tr>
-        <w:tc>
-          <w:tcPr>
-            <w:tcW w:type="dxa" w:w="1514"/>
-          </w:tcPr>
-          <w:p>
-            <w:r/>
-            <w:r>
-              <w:rPr>
-                <w:rFonts w:ascii="Arial" w:hAnsi="Arial"/>
+        <w:trPr>
+          <w:cantSplit/>
+        </w:trPr>
+        <w:tc>
+          <w:tcPr>
+            <w:tcW w:type="dxa" w:w="1514"/>
+          </w:tcPr>
+          <w:p>
+            <w:r/>
+            <w:r>
+              <w:rPr>
+                <w:rFonts w:ascii="Verdana" w:hAnsi="Verdana"/>
                 <w:b w:val="0"/>
                 <w:sz w:val="16"/>
               </w:rPr>
@@ -7188,7 +7307,7 @@
             <w:r/>
             <w:r>
               <w:rPr>
-                <w:rFonts w:ascii="Arial" w:hAnsi="Arial"/>
+                <w:rFonts w:ascii="Verdana" w:hAnsi="Verdana"/>
                 <w:b w:val="0"/>
                 <w:sz w:val="16"/>
               </w:rPr>
@@ -7204,7 +7323,7 @@
             <w:r/>
             <w:r>
               <w:rPr>
-                <w:rFonts w:ascii="Arial" w:hAnsi="Arial"/>
+                <w:rFonts w:ascii="Verdana" w:hAnsi="Verdana"/>
                 <w:b w:val="0"/>
                 <w:sz w:val="16"/>
               </w:rPr>
@@ -7220,7 +7339,7 @@
             <w:r/>
             <w:r>
               <w:rPr>
-                <w:rFonts w:ascii="Arial" w:hAnsi="Arial"/>
+                <w:rFonts w:ascii="Verdana" w:hAnsi="Verdana"/>
                 <w:b w:val="0"/>
                 <w:sz w:val="16"/>
               </w:rPr>
@@ -7236,7 +7355,7 @@
             <w:r/>
             <w:r>
               <w:rPr>
-                <w:rFonts w:ascii="Arial" w:hAnsi="Arial"/>
+                <w:rFonts w:ascii="Verdana" w:hAnsi="Verdana"/>
                 <w:b w:val="0"/>
                 <w:sz w:val="16"/>
               </w:rPr>
@@ -7252,7 +7371,7 @@
             <w:r/>
             <w:r>
               <w:rPr>
-                <w:rFonts w:ascii="Arial" w:hAnsi="Arial"/>
+                <w:rFonts w:ascii="Verdana" w:hAnsi="Verdana"/>
                 <w:b w:val="0"/>
                 <w:sz w:val="16"/>
               </w:rPr>
@@ -7268,7 +7387,7 @@
             <w:r/>
             <w:r>
               <w:rPr>
-                <w:rFonts w:ascii="Arial" w:hAnsi="Arial"/>
+                <w:rFonts w:ascii="Verdana" w:hAnsi="Verdana"/>
                 <w:b w:val="0"/>
                 <w:sz w:val="16"/>
               </w:rPr>
@@ -7284,7 +7403,7 @@
             <w:r/>
             <w:r>
               <w:rPr>
-                <w:rFonts w:ascii="Arial" w:hAnsi="Arial"/>
+                <w:rFonts w:ascii="Verdana" w:hAnsi="Verdana"/>
                 <w:b w:val="0"/>
                 <w:sz w:val="16"/>
               </w:rPr>
@@ -7300,7 +7419,7 @@
             <w:r/>
             <w:r>
               <w:rPr>
-                <w:rFonts w:ascii="Arial" w:hAnsi="Arial"/>
+                <w:rFonts w:ascii="Verdana" w:hAnsi="Verdana"/>
                 <w:b w:val="0"/>
                 <w:sz w:val="16"/>
               </w:rPr>
@@ -7316,7 +7435,7 @@
             <w:r/>
             <w:r>
               <w:rPr>
-                <w:rFonts w:ascii="Arial" w:hAnsi="Arial"/>
+                <w:rFonts w:ascii="Verdana" w:hAnsi="Verdana"/>
                 <w:b w:val="0"/>
                 <w:sz w:val="16"/>
               </w:rPr>
@@ -7325,15 +7444,18 @@
         </w:tc>
       </w:tr>
       <w:tr>
-        <w:tc>
-          <w:tcPr>
-            <w:tcW w:type="dxa" w:w="1514"/>
-          </w:tcPr>
-          <w:p>
-            <w:r/>
-            <w:r>
-              <w:rPr>
-                <w:rFonts w:ascii="Arial" w:hAnsi="Arial"/>
+        <w:trPr>
+          <w:cantSplit/>
+        </w:trPr>
+        <w:tc>
+          <w:tcPr>
+            <w:tcW w:type="dxa" w:w="1514"/>
+          </w:tcPr>
+          <w:p>
+            <w:r/>
+            <w:r>
+              <w:rPr>
+                <w:rFonts w:ascii="Verdana" w:hAnsi="Verdana"/>
                 <w:b w:val="0"/>
                 <w:sz w:val="16"/>
               </w:rPr>
@@ -7349,7 +7471,7 @@
             <w:r/>
             <w:r>
               <w:rPr>
-                <w:rFonts w:ascii="Arial" w:hAnsi="Arial"/>
+                <w:rFonts w:ascii="Verdana" w:hAnsi="Verdana"/>
                 <w:b w:val="0"/>
                 <w:sz w:val="16"/>
               </w:rPr>
@@ -7365,7 +7487,7 @@
             <w:r/>
             <w:r>
               <w:rPr>
-                <w:rFonts w:ascii="Arial" w:hAnsi="Arial"/>
+                <w:rFonts w:ascii="Verdana" w:hAnsi="Verdana"/>
                 <w:b w:val="0"/>
                 <w:sz w:val="16"/>
               </w:rPr>
@@ -7381,7 +7503,7 @@
             <w:r/>
             <w:r>
               <w:rPr>
-                <w:rFonts w:ascii="Arial" w:hAnsi="Arial"/>
+                <w:rFonts w:ascii="Verdana" w:hAnsi="Verdana"/>
                 <w:b w:val="0"/>
                 <w:sz w:val="16"/>
               </w:rPr>
@@ -7397,7 +7519,7 @@
             <w:r/>
             <w:r>
               <w:rPr>
-                <w:rFonts w:ascii="Arial" w:hAnsi="Arial"/>
+                <w:rFonts w:ascii="Verdana" w:hAnsi="Verdana"/>
                 <w:b w:val="0"/>
                 <w:sz w:val="16"/>
               </w:rPr>
@@ -7413,7 +7535,7 @@
             <w:r/>
             <w:r>
               <w:rPr>
-                <w:rFonts w:ascii="Arial" w:hAnsi="Arial"/>
+                <w:rFonts w:ascii="Verdana" w:hAnsi="Verdana"/>
                 <w:b w:val="0"/>
                 <w:sz w:val="16"/>
               </w:rPr>
@@ -7429,7 +7551,7 @@
             <w:r/>
             <w:r>
               <w:rPr>
-                <w:rFonts w:ascii="Arial" w:hAnsi="Arial"/>
+                <w:rFonts w:ascii="Verdana" w:hAnsi="Verdana"/>
                 <w:b w:val="0"/>
                 <w:sz w:val="16"/>
               </w:rPr>
@@ -7445,7 +7567,7 @@
             <w:r/>
             <w:r>
               <w:rPr>
-                <w:rFonts w:ascii="Arial" w:hAnsi="Arial"/>
+                <w:rFonts w:ascii="Verdana" w:hAnsi="Verdana"/>
                 <w:b w:val="0"/>
                 <w:sz w:val="16"/>
               </w:rPr>
@@ -7461,7 +7583,7 @@
             <w:r/>
             <w:r>
               <w:rPr>
-                <w:rFonts w:ascii="Arial" w:hAnsi="Arial"/>
+                <w:rFonts w:ascii="Verdana" w:hAnsi="Verdana"/>
                 <w:b w:val="0"/>
                 <w:sz w:val="16"/>
               </w:rPr>
@@ -7477,11 +7599,11 @@
             <w:r/>
             <w:r>
               <w:rPr>
-                <w:rFonts w:ascii="Arial" w:hAnsi="Arial"/>
-                <w:b w:val="0"/>
-                <w:sz w:val="16"/>
-              </w:rPr>
-              <w:t>Note 83: Estas temperaturas se utilizan para calcular la contribución “ambiental"" a las radiancias del blanco de calibración interna. Cuando este bit se fija en 1, las temperaturas inválidas se reemplazan por los valores de temperatura validados del blanco de calibración interna.</w:t>
+                <w:rFonts w:ascii="Verdana" w:hAnsi="Verdana"/>
+                <w:b w:val="0"/>
+                <w:sz w:val="16"/>
+              </w:rPr>
+              <w:t>Note 83: La irradiación UV mundial (0 14 072) es energía UV integrada en un período especificado y para una banda espectral especificada. El descriptor 0 14 072 irá precedido de un descriptor del período de tiempo, de la longitud de onda espectrográfica (0 02 071) y la anchura espectrográfica (0 02 072). Por ejemplo, si se utiliza 0 14 072 para la irradiación UV-B mundial, 0 02 071 y 0 02 072 especificarán una banda espectral comprendida entre 280 y 315 nm.</w:t>
             </w:r>
           </w:p>
         </w:tc>

--- a/docx/es/BUFRCREX_TableB_es_14.docx
+++ b/docx/es/BUFRCREX_TableB_es_14.docx
@@ -239,7 +239,7 @@
                 <w:b w:val="0"/>
                 <w:sz w:val="16"/>
               </w:rPr>
-              <w:t>014001</w:t>
+              <w:t>0 14 001</w:t>
             </w:r>
           </w:p>
         </w:tc>
@@ -403,7 +403,7 @@
                 <w:b w:val="0"/>
                 <w:sz w:val="16"/>
               </w:rPr>
-              <w:t>014002</w:t>
+              <w:t>0 14 002</w:t>
             </w:r>
           </w:p>
         </w:tc>
@@ -567,7 +567,7 @@
                 <w:b w:val="0"/>
                 <w:sz w:val="16"/>
               </w:rPr>
-              <w:t>014003</w:t>
+              <w:t>0 14 003</w:t>
             </w:r>
           </w:p>
         </w:tc>
@@ -731,7 +731,7 @@
                 <w:b w:val="0"/>
                 <w:sz w:val="16"/>
               </w:rPr>
-              <w:t>014004</w:t>
+              <w:t>0 14 004</w:t>
             </w:r>
           </w:p>
         </w:tc>
@@ -895,7 +895,7 @@
                 <w:b w:val="0"/>
                 <w:sz w:val="16"/>
               </w:rPr>
-              <w:t>014011</w:t>
+              <w:t>0 14 011</w:t>
             </w:r>
           </w:p>
         </w:tc>
@@ -1059,7 +1059,7 @@
                 <w:b w:val="0"/>
                 <w:sz w:val="16"/>
               </w:rPr>
-              <w:t>014012</w:t>
+              <w:t>0 14 012</w:t>
             </w:r>
           </w:p>
         </w:tc>
@@ -1223,7 +1223,7 @@
                 <w:b w:val="0"/>
                 <w:sz w:val="16"/>
               </w:rPr>
-              <w:t>014013</w:t>
+              <w:t>0 14 013</w:t>
             </w:r>
           </w:p>
         </w:tc>
@@ -1387,7 +1387,7 @@
                 <w:b w:val="0"/>
                 <w:sz w:val="16"/>
               </w:rPr>
-              <w:t>014014</w:t>
+              <w:t>0 14 014</w:t>
             </w:r>
           </w:p>
         </w:tc>
@@ -1551,7 +1551,7 @@
                 <w:b w:val="0"/>
                 <w:sz w:val="16"/>
               </w:rPr>
-              <w:t>014015</w:t>
+              <w:t>0 14 015</w:t>
             </w:r>
           </w:p>
         </w:tc>
@@ -1715,7 +1715,7 @@
                 <w:b w:val="0"/>
                 <w:sz w:val="16"/>
               </w:rPr>
-              <w:t>014016</w:t>
+              <w:t>0 14 016</w:t>
             </w:r>
           </w:p>
         </w:tc>
@@ -1879,7 +1879,7 @@
                 <w:b w:val="0"/>
                 <w:sz w:val="16"/>
               </w:rPr>
-              <w:t>014017</w:t>
+              <w:t>0 14 017</w:t>
             </w:r>
           </w:p>
         </w:tc>
@@ -2043,7 +2043,7 @@
                 <w:b w:val="0"/>
                 <w:sz w:val="16"/>
               </w:rPr>
-              <w:t>014018</w:t>
+              <w:t>0 14 018</w:t>
             </w:r>
           </w:p>
         </w:tc>
@@ -2207,7 +2207,7 @@
                 <w:b w:val="0"/>
                 <w:sz w:val="16"/>
               </w:rPr>
-              <w:t>014019</w:t>
+              <w:t>0 14 019</w:t>
             </w:r>
           </w:p>
         </w:tc>
@@ -2371,7 +2371,7 @@
                 <w:b w:val="0"/>
                 <w:sz w:val="16"/>
               </w:rPr>
-              <w:t>014020</w:t>
+              <w:t>0 14 020</w:t>
             </w:r>
           </w:p>
         </w:tc>
@@ -2535,7 +2535,7 @@
                 <w:b w:val="0"/>
                 <w:sz w:val="16"/>
               </w:rPr>
-              <w:t>014021</w:t>
+              <w:t>0 14 021</w:t>
             </w:r>
           </w:p>
         </w:tc>
@@ -2699,7 +2699,7 @@
                 <w:b w:val="0"/>
                 <w:sz w:val="16"/>
               </w:rPr>
-              <w:t>014022</w:t>
+              <w:t>0 14 022</w:t>
             </w:r>
           </w:p>
         </w:tc>
@@ -2863,7 +2863,7 @@
                 <w:b w:val="0"/>
                 <w:sz w:val="16"/>
               </w:rPr>
-              <w:t>014023</w:t>
+              <w:t>0 14 023</w:t>
             </w:r>
           </w:p>
         </w:tc>
@@ -3027,7 +3027,7 @@
                 <w:b w:val="0"/>
                 <w:sz w:val="16"/>
               </w:rPr>
-              <w:t>014024</w:t>
+              <w:t>0 14 024</w:t>
             </w:r>
           </w:p>
         </w:tc>
@@ -3191,7 +3191,7 @@
                 <w:b w:val="0"/>
                 <w:sz w:val="16"/>
               </w:rPr>
-              <w:t>014025</w:t>
+              <w:t>0 14 025</w:t>
             </w:r>
           </w:p>
         </w:tc>
@@ -3355,7 +3355,7 @@
                 <w:b w:val="0"/>
                 <w:sz w:val="16"/>
               </w:rPr>
-              <w:t>014026</w:t>
+              <w:t>0 14 026</w:t>
             </w:r>
           </w:p>
         </w:tc>
@@ -3519,7 +3519,7 @@
                 <w:b w:val="0"/>
                 <w:sz w:val="16"/>
               </w:rPr>
-              <w:t>014027</w:t>
+              <w:t>0 14 027</w:t>
             </w:r>
           </w:p>
         </w:tc>
@@ -3683,7 +3683,7 @@
                 <w:b w:val="0"/>
                 <w:sz w:val="16"/>
               </w:rPr>
-              <w:t>014028</w:t>
+              <w:t>0 14 028</w:t>
             </w:r>
           </w:p>
         </w:tc>
@@ -3847,7 +3847,7 @@
                 <w:b w:val="0"/>
                 <w:sz w:val="16"/>
               </w:rPr>
-              <w:t>014029</w:t>
+              <w:t>0 14 029</w:t>
             </w:r>
           </w:p>
         </w:tc>
@@ -4011,7 +4011,7 @@
                 <w:b w:val="0"/>
                 <w:sz w:val="16"/>
               </w:rPr>
-              <w:t>014030</w:t>
+              <w:t>0 14 030</w:t>
             </w:r>
           </w:p>
         </w:tc>
@@ -4175,7 +4175,7 @@
                 <w:b w:val="0"/>
                 <w:sz w:val="16"/>
               </w:rPr>
-              <w:t>014031</w:t>
+              <w:t>0 14 031</w:t>
             </w:r>
           </w:p>
         </w:tc>
@@ -4339,7 +4339,7 @@
                 <w:b w:val="0"/>
                 <w:sz w:val="16"/>
               </w:rPr>
-              <w:t>014032</w:t>
+              <w:t>0 14 032</w:t>
             </w:r>
           </w:p>
         </w:tc>
@@ -4503,7 +4503,7 @@
                 <w:b w:val="0"/>
                 <w:sz w:val="16"/>
               </w:rPr>
-              <w:t>014033</w:t>
+              <w:t>0 14 033</w:t>
             </w:r>
           </w:p>
         </w:tc>
@@ -4667,7 +4667,7 @@
                 <w:b w:val="0"/>
                 <w:sz w:val="16"/>
               </w:rPr>
-              <w:t>014034</w:t>
+              <w:t>0 14 034</w:t>
             </w:r>
           </w:p>
         </w:tc>
@@ -4831,7 +4831,7 @@
                 <w:b w:val="0"/>
                 <w:sz w:val="16"/>
               </w:rPr>
-              <w:t>014035</w:t>
+              <w:t>0 14 035</w:t>
             </w:r>
           </w:p>
         </w:tc>
@@ -4995,7 +4995,7 @@
                 <w:b w:val="0"/>
                 <w:sz w:val="16"/>
               </w:rPr>
-              <w:t>014042</w:t>
+              <w:t>0 14 042</w:t>
             </w:r>
           </w:p>
         </w:tc>
@@ -5159,7 +5159,7 @@
                 <w:b w:val="0"/>
                 <w:sz w:val="16"/>
               </w:rPr>
-              <w:t>014043</w:t>
+              <w:t>0 14 043</w:t>
             </w:r>
           </w:p>
         </w:tc>
@@ -5324,7 +5324,7 @@
                 <w:b w:val="0"/>
                 <w:sz w:val="16"/>
               </w:rPr>
-              <w:t>014044</w:t>
+              <w:t>0 14 044</w:t>
             </w:r>
           </w:p>
         </w:tc>
@@ -5488,7 +5488,7 @@
                 <w:b w:val="0"/>
                 <w:sz w:val="16"/>
               </w:rPr>
-              <w:t>014045</w:t>
+              <w:t>0 14 045</w:t>
             </w:r>
           </w:p>
         </w:tc>
@@ -5653,7 +5653,7 @@
                 <w:b w:val="0"/>
                 <w:sz w:val="16"/>
               </w:rPr>
-              <w:t>014046</w:t>
+              <w:t>0 14 046</w:t>
             </w:r>
           </w:p>
         </w:tc>
@@ -5818,7 +5818,7 @@
                 <w:b w:val="0"/>
                 <w:sz w:val="16"/>
               </w:rPr>
-              <w:t>014047</w:t>
+              <w:t>0 14 047</w:t>
             </w:r>
           </w:p>
         </w:tc>
@@ -5982,7 +5982,7 @@
                 <w:b w:val="0"/>
                 <w:sz w:val="16"/>
               </w:rPr>
-              <w:t>014048</w:t>
+              <w:t>0 14 048</w:t>
             </w:r>
           </w:p>
         </w:tc>
@@ -6146,7 +6146,7 @@
                 <w:b w:val="0"/>
                 <w:sz w:val="16"/>
               </w:rPr>
-              <w:t>014050</w:t>
+              <w:t>0 14 050</w:t>
             </w:r>
           </w:p>
         </w:tc>
@@ -6311,7 +6311,7 @@
                 <w:b w:val="0"/>
                 <w:sz w:val="16"/>
               </w:rPr>
-              <w:t>014051</w:t>
+              <w:t>0 14 051</w:t>
             </w:r>
           </w:p>
         </w:tc>
@@ -6475,7 +6475,7 @@
                 <w:b w:val="0"/>
                 <w:sz w:val="16"/>
               </w:rPr>
-              <w:t>014052</w:t>
+              <w:t>0 14 052</w:t>
             </w:r>
           </w:p>
         </w:tc>
@@ -6639,7 +6639,7 @@
                 <w:b w:val="0"/>
                 <w:sz w:val="16"/>
               </w:rPr>
-              <w:t>014053</w:t>
+              <w:t>0 14 053</w:t>
             </w:r>
           </w:p>
         </w:tc>
@@ -6803,7 +6803,7 @@
                 <w:b w:val="0"/>
                 <w:sz w:val="16"/>
               </w:rPr>
-              <w:t>014054</w:t>
+              <w:t>0 14 054</w:t>
             </w:r>
           </w:p>
         </w:tc>
@@ -6967,7 +6967,7 @@
                 <w:b w:val="0"/>
                 <w:sz w:val="16"/>
               </w:rPr>
-              <w:t>014055</w:t>
+              <w:t>0 14 055</w:t>
             </w:r>
           </w:p>
         </w:tc>
@@ -7131,7 +7131,7 @@
                 <w:b w:val="0"/>
                 <w:sz w:val="16"/>
               </w:rPr>
-              <w:t>014056</w:t>
+              <w:t>0 14 056</w:t>
             </w:r>
           </w:p>
         </w:tc>
@@ -7295,7 +7295,7 @@
                 <w:b w:val="0"/>
                 <w:sz w:val="16"/>
               </w:rPr>
-              <w:t>014057</w:t>
+              <w:t>0 14 057</w:t>
             </w:r>
           </w:p>
         </w:tc>
@@ -7459,7 +7459,7 @@
                 <w:b w:val="0"/>
                 <w:sz w:val="16"/>
               </w:rPr>
-              <w:t>014072</w:t>
+              <w:t>0 14 072</w:t>
             </w:r>
           </w:p>
         </w:tc>

--- a/docx/es/BUFRCREX_TableB_es_14.docx
+++ b/docx/es/BUFRCREX_TableB_es_14.docx
@@ -13,6 +13,376 @@
           <w:sz w:val="22"/>
         </w:rPr>
         <w:t>Clase 14: Radiación y radiancia</w:t>
+      </w:r>
+    </w:p>
+    <w:p>
+      <w:r>
+        <w:rPr>
+          <w:rFonts w:ascii="Verdana" w:hAnsi="Verdana"/>
+          <w:i/>
+          <w:sz w:val="14"/>
+        </w:rPr>
+        <w:t>Note 23: El valor –0,1 kg m–2 antes de la aplicación del factor de escala (–1 después de su aplicación o en la clave CREX) indicará “trazas” (no mensurable, menos de 0,05 kg m–2).</w:t>
+      </w:r>
+    </w:p>
+    <w:p>
+      <w:r>
+        <w:rPr>
+          <w:rFonts w:ascii="Verdana" w:hAnsi="Verdana"/>
+          <w:i/>
+          <w:sz w:val="14"/>
+        </w:rPr>
+        <w:t>Note 25: Una significación definida anteriormente puede anularse transmitiendo un “valor faltante” a partir de la tabla de cifrado o de banderines apropiada.</w:t>
+      </w:r>
+    </w:p>
+    <w:p>
+      <w:r>
+        <w:rPr>
+          <w:rFonts w:ascii="Verdana" w:hAnsi="Verdana"/>
+          <w:i/>
+          <w:sz w:val="14"/>
+        </w:rPr>
+        <w:t>Note 27: Todas las horas están expresadas en Tiempo Universal Coordinado (UTC), a menos que se indique lo contrario. I.2 – BUFR/CREX Tabla B/04 – 3</w:t>
+      </w:r>
+    </w:p>
+    <w:p>
+      <w:r>
+        <w:rPr>
+          <w:rFonts w:ascii="Verdana" w:hAnsi="Verdana"/>
+          <w:i/>
+          <w:sz w:val="14"/>
+        </w:rPr>
+        <w:t>Note 32: Solo se indicará el rumbo o azimut en relación con la localización comunicada que no volverá a especificarse.</w:t>
+      </w:r>
+    </w:p>
+    <w:p>
+      <w:r>
+        <w:rPr>
+          <w:rFonts w:ascii="Verdana" w:hAnsi="Verdana"/>
+          <w:i/>
+          <w:sz w:val="14"/>
+        </w:rPr>
+        <w:t>Note 62: Tan solo se indicará la distancia en relación con la localización comunicada y el rumbo, azimut o elevación y no se volverá a especificar esta localización.</w:t>
+      </w:r>
+    </w:p>
+    <w:p>
+      <w:r>
+        <w:rPr>
+          <w:rFonts w:ascii="Verdana" w:hAnsi="Verdana"/>
+          <w:i/>
+          <w:sz w:val="14"/>
+        </w:rPr>
+        <w:t>Note 63: Se asignarán valores positivos a la radiación descendente.</w:t>
+      </w:r>
+    </w:p>
+    <w:p>
+      <w:r>
+        <w:rPr>
+          <w:rFonts w:ascii="Verdana" w:hAnsi="Verdana"/>
+          <w:i/>
+          <w:sz w:val="14"/>
+        </w:rPr>
+        <w:t>Note 64: Se asignarán valores positivos a los componentes descendentes w cuando las unidades sean Pa s –1.</w:t>
+      </w:r>
+    </w:p>
+    <w:p>
+      <w:r>
+        <w:rPr>
+          <w:rFonts w:ascii="Verdana" w:hAnsi="Verdana"/>
+          <w:i/>
+          <w:sz w:val="14"/>
+        </w:rPr>
+        <w:t>Note 66: Se asignarán valores negativos a los incrementos este-oeste.</w:t>
+      </w:r>
+    </w:p>
+    <w:p>
+      <w:r>
+        <w:rPr>
+          <w:rFonts w:ascii="Verdana" w:hAnsi="Verdana"/>
+          <w:i/>
+          <w:sz w:val="14"/>
+        </w:rPr>
+        <w:t>Note 75: Para los descriptores CREX F = B, no 0.</w:t>
+      </w:r>
+    </w:p>
+    <w:p>
+      <w:r>
+        <w:rPr>
+          <w:rFonts w:ascii="Verdana" w:hAnsi="Verdana"/>
+          <w:i/>
+          <w:sz w:val="14"/>
+        </w:rPr>
+        <w:t>Note 92: Para distinguir claramente los casos de datos faltantes y de píxeles saturados, los datos de imagen de n bits deberían cifrarse utilizando una anchura de datos de n + 1. Si tal descriptor no está disponible ya en la Clase 30, debería utilizarse un descriptor de operación 2 01 YYY para modificar la anchura de datos de la entrada existente, si fuese necesario. I.2 – BUFR/CREX Tabla B/30 – 1</w:t>
+      </w:r>
+    </w:p>
+    <w:p>
+      <w:r>
+        <w:rPr>
+          <w:rFonts w:ascii="Verdana" w:hAnsi="Verdana"/>
+          <w:i/>
+          <w:sz w:val="14"/>
+        </w:rPr>
+        <w:t>Note 105: Para indicar períodos de tiempo o desplazamientos que preceden al tiempo definido actualmente se emplearán períodos de tiempo negativos o desplazamientos.</w:t>
+      </w:r>
+    </w:p>
+    <w:p>
+      <w:r>
+        <w:rPr>
+          <w:rFonts w:ascii="Verdana" w:hAnsi="Verdana"/>
+          <w:i/>
+          <w:sz w:val="14"/>
+        </w:rPr>
+        <w:t>Note 110: Se asignarán valores negativos a los incrementos norte-sur.</w:t>
+      </w:r>
+    </w:p>
+    <w:p>
+      <w:r>
+        <w:rPr>
+          <w:rFonts w:ascii="Verdana" w:hAnsi="Verdana"/>
+          <w:i/>
+          <w:sz w:val="14"/>
+        </w:rPr>
+        <w:t>Note 115: La anchura de datos de los píxeles puede cambiarse mediante el descriptor 2 01 YYY.</w:t>
+      </w:r>
+    </w:p>
+    <w:p>
+      <w:r>
+        <w:rPr>
+          <w:rFonts w:ascii="Verdana" w:hAnsi="Verdana"/>
+          <w:i/>
+          <w:sz w:val="14"/>
+        </w:rPr>
+        <w:t>Note 121: En relación con determinados elementos de esta clase, pueden consignarse algunas indicaciones sobre la precisión prevista.</w:t>
+      </w:r>
+    </w:p>
+    <w:p>
+      <w:r>
+        <w:rPr>
+          <w:rFonts w:ascii="Verdana" w:hAnsi="Verdana"/>
+          <w:i/>
+          <w:sz w:val="14"/>
+        </w:rPr>
+        <w:t>Note 122: Se asignarán valores negativos a la latitud sur.</w:t>
+      </w:r>
+    </w:p>
+    <w:p>
+      <w:r>
+        <w:rPr>
+          <w:rFonts w:ascii="Verdana" w:hAnsi="Verdana"/>
+          <w:i/>
+          <w:sz w:val="14"/>
+        </w:rPr>
+        <w:t>Note 123: Se asignarán valores positivos a los componentes v en sentido sur–norte.</w:t>
+      </w:r>
+    </w:p>
+    <w:p>
+      <w:r>
+        <w:rPr>
+          <w:rFonts w:ascii="Verdana" w:hAnsi="Verdana"/>
+          <w:i/>
+          <w:sz w:val="14"/>
+        </w:rPr>
+        <w:t>Note 126: Los informes sobre la dirección del viento de superficie resultantes de mediciones dentro del 1° del Polo Norte o del Polo Sur se notificarán de manera que el cero de su acimut esté alineado, coincidiendo con los 0° del meridiano de Greenwich. I.2 – BUFR/CREX Tabla B/11 – 6</w:t>
+      </w:r>
+    </w:p>
+    <w:p>
+      <w:r>
+        <w:rPr>
+          <w:rFonts w:ascii="Verdana" w:hAnsi="Verdana"/>
+          <w:i/>
+          <w:sz w:val="14"/>
+        </w:rPr>
+        <w:t>Note 140: El tamaño del píxel en la horizontal – 1 está dado por la posición donde el factor de escala del mapa es igual a la unidad.</w:t>
+      </w:r>
+    </w:p>
+    <w:p>
+      <w:r>
+        <w:rPr>
+          <w:rFonts w:ascii="Verdana" w:hAnsi="Verdana"/>
+          <w:i/>
+          <w:sz w:val="14"/>
+        </w:rPr>
+        <w:t>Note 141: El tamaño del píxel en la horizontal – 2 está dado por la posición donde el factor de escala del mapa es igual a la unidad.</w:t>
+      </w:r>
+    </w:p>
+    <w:p>
+      <w:r>
+        <w:rPr>
+          <w:rFonts w:ascii="Verdana" w:hAnsi="Verdana"/>
+          <w:i/>
+          <w:sz w:val="14"/>
+        </w:rPr>
+        <w:t>Note 145: La significación de los períodos o desplazamientos de tiempo se puede indicar utilizando la clave de significación del tiempo correspondiente a la referencia de tabla 0 08 021.</w:t>
+      </w:r>
+    </w:p>
+    <w:p>
+      <w:r>
+        <w:rPr>
+          <w:rFonts w:ascii="Verdana" w:hAnsi="Verdana"/>
+          <w:i/>
+          <w:sz w:val="14"/>
+        </w:rPr>
+        <w:t>Note 149: La localización del tiempo, cuando se utiliza con valores de predicción, indicará la hora del estado inicial de la predicción o el comienzo del período de predicción; cuando se utilice con promedios de conjunto de valores de predicción, la localización del tiempo indicará el estado inicial o el comienzo de la primera predicción de las que se obtienen los valores medios de conjunto</w:t>
+      </w:r>
+    </w:p>
+    <w:p>
+      <w:r>
+        <w:rPr>
+          <w:rFonts w:ascii="Verdana" w:hAnsi="Verdana"/>
+          <w:i/>
+          <w:sz w:val="14"/>
+        </w:rPr>
+        <w:t>Note 155: Esta clase también puede contener elementos relativos a los procedimientos de observación.</w:t>
+      </w:r>
+    </w:p>
+    <w:p>
+      <w:r>
+        <w:rPr>
+          <w:rFonts w:ascii="Verdana" w:hAnsi="Verdana"/>
+          <w:i/>
+          <w:sz w:val="14"/>
+        </w:rPr>
+        <w:t>Note 156: Esta clase incluirá elementos que describen los instrumentos que se utilizan para obtener los elementos meteorológicos transmitidos.</w:t>
+      </w:r>
+    </w:p>
+    <w:p>
+      <w:r>
+        <w:rPr>
+          <w:rFonts w:ascii="Verdana" w:hAnsi="Verdana"/>
+          <w:i/>
+          <w:sz w:val="14"/>
+        </w:rPr>
+        <w:t>Note 158: Respecto a los períodos o desplazamientos de tiempo, e incrementos de tiempo, será necesario determinar la localización inicial del tiempo antes de utilizarlos, y a continuación, según corresponda, se indicará la definición y significación del tiempo.</w:t>
+      </w:r>
+    </w:p>
+    <w:p>
+      <w:r>
+        <w:rPr>
+          <w:rFonts w:ascii="Verdana" w:hAnsi="Verdana"/>
+          <w:i/>
+          <w:sz w:val="14"/>
+        </w:rPr>
+        <w:t>Note 160: Se asignarán valores negativos a la radiación ascendente.</w:t>
+      </w:r>
+    </w:p>
+    <w:p>
+      <w:r>
+        <w:rPr>
+          <w:rFonts w:ascii="Verdana" w:hAnsi="Verdana"/>
+          <w:i/>
+          <w:sz w:val="14"/>
+        </w:rPr>
+        <w:t>Note 161: Se asignarán valores positivos a los componentes ascendentes w cuando las unidades sean m s–1.</w:t>
+      </w:r>
+    </w:p>
+    <w:p>
+      <w:r>
+        <w:rPr>
+          <w:rFonts w:ascii="Verdana" w:hAnsi="Verdana"/>
+          <w:i/>
+          <w:sz w:val="14"/>
+        </w:rPr>
+        <w:t>Note 162: Intervalos útiles utilizados: de 1011 Bq a 1019 Bq para emisiones; de 10–2 Bq a 107 Bq y de 10–2 mSv a 107 mSv para concentraciones y dosis.</w:t>
+      </w:r>
+    </w:p>
+    <w:p>
+      <w:r>
+        <w:rPr>
+          <w:rFonts w:ascii="Verdana" w:hAnsi="Verdana"/>
+          <w:i/>
+          <w:sz w:val="14"/>
+        </w:rPr>
+        <w:t>Note 163: Los valores de la latitud y de los incrementos de latitud quedan comprendidos entre –90 grados y +90 grados.</w:t>
+      </w:r>
+    </w:p>
+    <w:p>
+      <w:r>
+        <w:rPr>
+          <w:rFonts w:ascii="Verdana" w:hAnsi="Verdana"/>
+          <w:i/>
+          <w:sz w:val="14"/>
+        </w:rPr>
+        <w:t>Note 164: Los valores de longitud quedarán comprendidos entre –180 grados y +180 grados.</w:t>
+      </w:r>
+    </w:p>
+    <w:p>
+      <w:r>
+        <w:rPr>
+          <w:rFonts w:ascii="Verdana" w:hAnsi="Verdana"/>
+          <w:i/>
+          <w:sz w:val="14"/>
+        </w:rPr>
+        <w:t>Note 165: Se indicarán los elementos verticales y la presión para determinar los valores de estos elementos con independencia del elemento o variable que indique la coordenada vertical.</w:t>
+      </w:r>
+    </w:p>
+    <w:p>
+      <w:r>
+        <w:rPr>
+          <w:rFonts w:ascii="Verdana" w:hAnsi="Verdana"/>
+          <w:i/>
+          <w:sz w:val="14"/>
+        </w:rPr>
+        <w:t>Note 166: Se asignarán valores negativos a la longitud oeste.</w:t>
+      </w:r>
+    </w:p>
+    <w:p>
+      <w:r>
+        <w:rPr>
+          <w:rFonts w:ascii="Verdana" w:hAnsi="Verdana"/>
+          <w:i/>
+          <w:sz w:val="14"/>
+        </w:rPr>
+        <w:t>Note 167: Se asignarán valores positivos a los componentes u en sentido oeste–este.</w:t>
+      </w:r>
+    </w:p>
+    <w:p>
+      <w:r>
+        <w:rPr>
+          <w:rFonts w:ascii="Verdana" w:hAnsi="Verdana"/>
+          <w:i/>
+          <w:sz w:val="14"/>
+        </w:rPr>
+        <w:t>Note 176: Cuando sea necesario indicar más de un período o desplazamiento de tiempo para hacer indicaciones de tiempo complejas se definirán en sucesión inmediata en el siguiente orden: período conjunto (según corresponda), seguido por el período de predicción (según corresponda), seguido por el período de promedio o acumulación (según corresponda).</w:t>
+      </w:r>
+    </w:p>
+    <w:p>
+      <w:r>
+        <w:rPr>
+          <w:rFonts w:ascii="Verdana" w:hAnsi="Verdana"/>
+          <w:i/>
+          <w:sz w:val="14"/>
+        </w:rPr>
+        <w:t>Note 178: Cuando se indique la expresión “período determinado” en la columna “nombre del elemento”, deberá indicarse el período correspondiente, utilizando referencias de la Clase 04.</w:t>
+      </w:r>
+    </w:p>
+    <w:p>
+      <w:r>
+        <w:rPr>
+          <w:rFonts w:ascii="Verdana" w:hAnsi="Verdana"/>
+          <w:i/>
+          <w:sz w:val="14"/>
+        </w:rPr>
+        <w:t>Note 179: Cuando se acumulen o promedien los valores (por ejemplo en relación con un determinado período de tiempo), el número total de valores de los que se obtienen los valores acumulados o promediados podrán representarse utilizando la referencia 0 08 022.</w:t>
+      </w:r>
+    </w:p>
+    <w:p>
+      <w:r>
+        <w:rPr>
+          <w:rFonts w:ascii="Verdana" w:hAnsi="Verdana"/>
+          <w:i/>
+          <w:sz w:val="14"/>
+        </w:rPr>
+        <w:t>Note 180: Normas para la información sobre vientos: Velocidad Dirección Valor faltante Valor faltante Calma 0 0 Observación normal &gt;0 1°–360° Velocidad solamente &gt;0 Valor faltante Dirección solamente Valor faltante 1°–360° “Ligero y variable” &gt;0 0 No hay observaciones</w:t>
+      </w:r>
+    </w:p>
+    <w:p>
+      <w:r>
+        <w:rPr>
+          <w:rFonts w:ascii="Verdana" w:hAnsi="Verdana"/>
+          <w:i/>
+          <w:sz w:val="14"/>
+        </w:rPr>
+        <w:t>Note 181: Normas de notificación sobre mar de viento y olas: Observación Velocidad Dirección Ninguna observación faltante faltante Calma 0 0 Observación normal &gt;0 1–360 Velocidad únicamente &gt;0 faltante Dirección únicamente faltante 1–360 &gt;0 0 “Ligero y variable”</w:t>
       </w:r>
     </w:p>
     <w:tbl>
@@ -58,6 +428,9 @@
             <w:shd w:val="clear" w:color="auto" w:fill="D9D9D9"/>
           </w:tcPr>
           <w:p>
+            <w:pPr>
+              <w:spacing w:before="20" w:after="20"/>
+            </w:pPr>
             <w:r/>
             <w:r>
               <w:rPr>
@@ -75,6 +448,9 @@
             <w:shd w:val="clear" w:color="auto" w:fill="D9D9D9"/>
           </w:tcPr>
           <w:p>
+            <w:pPr>
+              <w:spacing w:before="20" w:after="20"/>
+            </w:pPr>
             <w:r/>
             <w:r>
               <w:rPr>
@@ -92,6 +468,9 @@
             <w:shd w:val="clear" w:color="auto" w:fill="D9D9D9"/>
           </w:tcPr>
           <w:p>
+            <w:pPr>
+              <w:spacing w:before="20" w:after="20"/>
+            </w:pPr>
             <w:r/>
             <w:r>
               <w:rPr>
@@ -109,6 +488,9 @@
             <w:shd w:val="clear" w:color="auto" w:fill="D9D9D9"/>
           </w:tcPr>
           <w:p>
+            <w:pPr>
+              <w:spacing w:before="20" w:after="20"/>
+            </w:pPr>
             <w:r/>
             <w:r>
               <w:rPr>
@@ -126,6 +508,9 @@
             <w:shd w:val="clear" w:color="auto" w:fill="D9D9D9"/>
           </w:tcPr>
           <w:p>
+            <w:pPr>
+              <w:spacing w:before="20" w:after="20"/>
+            </w:pPr>
             <w:r/>
             <w:r>
               <w:rPr>
@@ -143,6 +528,9 @@
             <w:shd w:val="clear" w:color="auto" w:fill="D9D9D9"/>
           </w:tcPr>
           <w:p>
+            <w:pPr>
+              <w:spacing w:before="20" w:after="20"/>
+            </w:pPr>
             <w:r/>
             <w:r>
               <w:rPr>
@@ -160,6 +548,9 @@
             <w:shd w:val="clear" w:color="auto" w:fill="D9D9D9"/>
           </w:tcPr>
           <w:p>
+            <w:pPr>
+              <w:spacing w:before="20" w:after="20"/>
+            </w:pPr>
             <w:r/>
             <w:r>
               <w:rPr>
@@ -177,6 +568,9 @@
             <w:shd w:val="clear" w:color="auto" w:fill="D9D9D9"/>
           </w:tcPr>
           <w:p>
+            <w:pPr>
+              <w:spacing w:before="20" w:after="20"/>
+            </w:pPr>
             <w:r/>
             <w:r>
               <w:rPr>
@@ -194,6 +588,9 @@
             <w:shd w:val="clear" w:color="auto" w:fill="D9D9D9"/>
           </w:tcPr>
           <w:p>
+            <w:pPr>
+              <w:spacing w:before="20" w:after="20"/>
+            </w:pPr>
             <w:r/>
             <w:r>
               <w:rPr>
@@ -211,6 +608,9 @@
             <w:shd w:val="clear" w:color="auto" w:fill="D9D9D9"/>
           </w:tcPr>
           <w:p>
+            <w:pPr>
+              <w:spacing w:before="20" w:after="20"/>
+            </w:pPr>
             <w:r/>
             <w:r>
               <w:rPr>
@@ -232,6 +632,9 @@
             <w:tcW w:type="dxa" w:w="1514"/>
           </w:tcPr>
           <w:p>
+            <w:pPr>
+              <w:spacing w:before="20" w:after="20"/>
+            </w:pPr>
             <w:r/>
             <w:r>
               <w:rPr>
@@ -248,6 +651,9 @@
             <w:tcW w:type="dxa" w:w="1514"/>
           </w:tcPr>
           <w:p>
+            <w:pPr>
+              <w:spacing w:before="20" w:after="20"/>
+            </w:pPr>
             <w:r/>
             <w:r>
               <w:rPr>
@@ -264,11 +670,13 @@
             <w:tcW w:type="dxa" w:w="1514"/>
           </w:tcPr>
           <w:p>
-            <w:r/>
-            <w:r>
-              <w:rPr>
-                <w:rFonts w:ascii="Verdana" w:hAnsi="Verdana"/>
-                <w:b w:val="0"/>
+            <w:pPr>
+              <w:spacing w:before="20" w:after="20"/>
+            </w:pPr>
+            <w:r/>
+            <w:r>
+              <w:rPr>
+                <w:rFonts w:ascii="Verdana" w:hAnsi="Verdana"/>
                 <w:sz w:val="16"/>
               </w:rPr>
               <w:t>Jm-2</w:t>
@@ -280,6 +688,9 @@
             <w:tcW w:type="dxa" w:w="1514"/>
           </w:tcPr>
           <w:p>
+            <w:pPr>
+              <w:spacing w:before="20" w:after="20"/>
+            </w:pPr>
             <w:r/>
             <w:r>
               <w:rPr>
@@ -296,6 +707,9 @@
             <w:tcW w:type="dxa" w:w="1514"/>
           </w:tcPr>
           <w:p>
+            <w:pPr>
+              <w:spacing w:before="20" w:after="20"/>
+            </w:pPr>
             <w:r/>
             <w:r>
               <w:rPr>
@@ -312,6 +726,9 @@
             <w:tcW w:type="dxa" w:w="1514"/>
           </w:tcPr>
           <w:p>
+            <w:pPr>
+              <w:spacing w:before="20" w:after="20"/>
+            </w:pPr>
             <w:r/>
             <w:r>
               <w:rPr>
@@ -328,11 +745,13 @@
             <w:tcW w:type="dxa" w:w="1514"/>
           </w:tcPr>
           <w:p>
-            <w:r/>
-            <w:r>
-              <w:rPr>
-                <w:rFonts w:ascii="Verdana" w:hAnsi="Verdana"/>
-                <w:b w:val="0"/>
+            <w:pPr>
+              <w:spacing w:before="20" w:after="20"/>
+            </w:pPr>
+            <w:r/>
+            <w:r>
+              <w:rPr>
+                <w:rFonts w:ascii="Verdana" w:hAnsi="Verdana"/>
                 <w:sz w:val="16"/>
               </w:rPr>
               <w:t>Jm-2</w:t>
@@ -344,6 +763,9 @@
             <w:tcW w:type="dxa" w:w="1514"/>
           </w:tcPr>
           <w:p>
+            <w:pPr>
+              <w:spacing w:before="20" w:after="20"/>
+            </w:pPr>
             <w:r/>
             <w:r>
               <w:rPr>
@@ -360,6 +782,9 @@
             <w:tcW w:type="dxa" w:w="1514"/>
           </w:tcPr>
           <w:p>
+            <w:pPr>
+              <w:spacing w:before="20" w:after="20"/>
+            </w:pPr>
             <w:r/>
             <w:r>
               <w:rPr>
@@ -376,6 +801,9 @@
             <w:tcW w:type="dxa" w:w="1514"/>
           </w:tcPr>
           <w:p>
+            <w:pPr>
+              <w:spacing w:before="20" w:after="20"/>
+            </w:pPr>
             <w:r/>
             <w:r>
               <w:rPr>
@@ -396,6 +824,9 @@
             <w:tcW w:type="dxa" w:w="1514"/>
           </w:tcPr>
           <w:p>
+            <w:pPr>
+              <w:spacing w:before="20" w:after="20"/>
+            </w:pPr>
             <w:r/>
             <w:r>
               <w:rPr>
@@ -412,6 +843,9 @@
             <w:tcW w:type="dxa" w:w="1514"/>
           </w:tcPr>
           <w:p>
+            <w:pPr>
+              <w:spacing w:before="20" w:after="20"/>
+            </w:pPr>
             <w:r/>
             <w:r>
               <w:rPr>
@@ -428,11 +862,13 @@
             <w:tcW w:type="dxa" w:w="1514"/>
           </w:tcPr>
           <w:p>
-            <w:r/>
-            <w:r>
-              <w:rPr>
-                <w:rFonts w:ascii="Verdana" w:hAnsi="Verdana"/>
-                <w:b w:val="0"/>
+            <w:pPr>
+              <w:spacing w:before="20" w:after="20"/>
+            </w:pPr>
+            <w:r/>
+            <w:r>
+              <w:rPr>
+                <w:rFonts w:ascii="Verdana" w:hAnsi="Verdana"/>
                 <w:sz w:val="16"/>
               </w:rPr>
               <w:t>Jm-2</w:t>
@@ -444,6 +880,9 @@
             <w:tcW w:type="dxa" w:w="1514"/>
           </w:tcPr>
           <w:p>
+            <w:pPr>
+              <w:spacing w:before="20" w:after="20"/>
+            </w:pPr>
             <w:r/>
             <w:r>
               <w:rPr>
@@ -460,6 +899,9 @@
             <w:tcW w:type="dxa" w:w="1514"/>
           </w:tcPr>
           <w:p>
+            <w:pPr>
+              <w:spacing w:before="20" w:after="20"/>
+            </w:pPr>
             <w:r/>
             <w:r>
               <w:rPr>
@@ -476,6 +918,9 @@
             <w:tcW w:type="dxa" w:w="1514"/>
           </w:tcPr>
           <w:p>
+            <w:pPr>
+              <w:spacing w:before="20" w:after="20"/>
+            </w:pPr>
             <w:r/>
             <w:r>
               <w:rPr>
@@ -492,11 +937,13 @@
             <w:tcW w:type="dxa" w:w="1514"/>
           </w:tcPr>
           <w:p>
-            <w:r/>
-            <w:r>
-              <w:rPr>
-                <w:rFonts w:ascii="Verdana" w:hAnsi="Verdana"/>
-                <w:b w:val="0"/>
+            <w:pPr>
+              <w:spacing w:before="20" w:after="20"/>
+            </w:pPr>
+            <w:r/>
+            <w:r>
+              <w:rPr>
+                <w:rFonts w:ascii="Verdana" w:hAnsi="Verdana"/>
                 <w:sz w:val="16"/>
               </w:rPr>
               <w:t>Jm-2</w:t>
@@ -508,6 +955,9 @@
             <w:tcW w:type="dxa" w:w="1514"/>
           </w:tcPr>
           <w:p>
+            <w:pPr>
+              <w:spacing w:before="20" w:after="20"/>
+            </w:pPr>
             <w:r/>
             <w:r>
               <w:rPr>
@@ -524,6 +974,9 @@
             <w:tcW w:type="dxa" w:w="1514"/>
           </w:tcPr>
           <w:p>
+            <w:pPr>
+              <w:spacing w:before="20" w:after="20"/>
+            </w:pPr>
             <w:r/>
             <w:r>
               <w:rPr>
@@ -540,6 +993,9 @@
             <w:tcW w:type="dxa" w:w="1514"/>
           </w:tcPr>
           <w:p>
+            <w:pPr>
+              <w:spacing w:before="20" w:after="20"/>
+            </w:pPr>
             <w:r/>
             <w:r>
               <w:rPr>
@@ -560,6 +1016,9 @@
             <w:tcW w:type="dxa" w:w="1514"/>
           </w:tcPr>
           <w:p>
+            <w:pPr>
+              <w:spacing w:before="20" w:after="20"/>
+            </w:pPr>
             <w:r/>
             <w:r>
               <w:rPr>
@@ -576,6 +1035,9 @@
             <w:tcW w:type="dxa" w:w="1514"/>
           </w:tcPr>
           <w:p>
+            <w:pPr>
+              <w:spacing w:before="20" w:after="20"/>
+            </w:pPr>
             <w:r/>
             <w:r>
               <w:rPr>
@@ -592,11 +1054,13 @@
             <w:tcW w:type="dxa" w:w="1514"/>
           </w:tcPr>
           <w:p>
-            <w:r/>
-            <w:r>
-              <w:rPr>
-                <w:rFonts w:ascii="Verdana" w:hAnsi="Verdana"/>
-                <w:b w:val="0"/>
+            <w:pPr>
+              <w:spacing w:before="20" w:after="20"/>
+            </w:pPr>
+            <w:r/>
+            <w:r>
+              <w:rPr>
+                <w:rFonts w:ascii="Verdana" w:hAnsi="Verdana"/>
                 <w:sz w:val="16"/>
               </w:rPr>
               <w:t>Jm-2</w:t>
@@ -608,6 +1072,9 @@
             <w:tcW w:type="dxa" w:w="1514"/>
           </w:tcPr>
           <w:p>
+            <w:pPr>
+              <w:spacing w:before="20" w:after="20"/>
+            </w:pPr>
             <w:r/>
             <w:r>
               <w:rPr>
@@ -624,6 +1091,9 @@
             <w:tcW w:type="dxa" w:w="1514"/>
           </w:tcPr>
           <w:p>
+            <w:pPr>
+              <w:spacing w:before="20" w:after="20"/>
+            </w:pPr>
             <w:r/>
             <w:r>
               <w:rPr>
@@ -640,6 +1110,9 @@
             <w:tcW w:type="dxa" w:w="1514"/>
           </w:tcPr>
           <w:p>
+            <w:pPr>
+              <w:spacing w:before="20" w:after="20"/>
+            </w:pPr>
             <w:r/>
             <w:r>
               <w:rPr>
@@ -656,11 +1129,13 @@
             <w:tcW w:type="dxa" w:w="1514"/>
           </w:tcPr>
           <w:p>
-            <w:r/>
-            <w:r>
-              <w:rPr>
-                <w:rFonts w:ascii="Verdana" w:hAnsi="Verdana"/>
-                <w:b w:val="0"/>
+            <w:pPr>
+              <w:spacing w:before="20" w:after="20"/>
+            </w:pPr>
+            <w:r/>
+            <w:r>
+              <w:rPr>
+                <w:rFonts w:ascii="Verdana" w:hAnsi="Verdana"/>
                 <w:sz w:val="16"/>
               </w:rPr>
               <w:t>Jm-2</w:t>
@@ -672,6 +1147,9 @@
             <w:tcW w:type="dxa" w:w="1514"/>
           </w:tcPr>
           <w:p>
+            <w:pPr>
+              <w:spacing w:before="20" w:after="20"/>
+            </w:pPr>
             <w:r/>
             <w:r>
               <w:rPr>
@@ -688,6 +1166,9 @@
             <w:tcW w:type="dxa" w:w="1514"/>
           </w:tcPr>
           <w:p>
+            <w:pPr>
+              <w:spacing w:before="20" w:after="20"/>
+            </w:pPr>
             <w:r/>
             <w:r>
               <w:rPr>
@@ -704,6 +1185,9 @@
             <w:tcW w:type="dxa" w:w="1514"/>
           </w:tcPr>
           <w:p>
+            <w:pPr>
+              <w:spacing w:before="20" w:after="20"/>
+            </w:pPr>
             <w:r/>
             <w:r>
               <w:rPr>
@@ -724,6 +1208,9 @@
             <w:tcW w:type="dxa" w:w="1514"/>
           </w:tcPr>
           <w:p>
+            <w:pPr>
+              <w:spacing w:before="20" w:after="20"/>
+            </w:pPr>
             <w:r/>
             <w:r>
               <w:rPr>
@@ -740,6 +1227,9 @@
             <w:tcW w:type="dxa" w:w="1514"/>
           </w:tcPr>
           <w:p>
+            <w:pPr>
+              <w:spacing w:before="20" w:after="20"/>
+            </w:pPr>
             <w:r/>
             <w:r>
               <w:rPr>
@@ -756,11 +1246,13 @@
             <w:tcW w:type="dxa" w:w="1514"/>
           </w:tcPr>
           <w:p>
-            <w:r/>
-            <w:r>
-              <w:rPr>
-                <w:rFonts w:ascii="Verdana" w:hAnsi="Verdana"/>
-                <w:b w:val="0"/>
+            <w:pPr>
+              <w:spacing w:before="20" w:after="20"/>
+            </w:pPr>
+            <w:r/>
+            <w:r>
+              <w:rPr>
+                <w:rFonts w:ascii="Verdana" w:hAnsi="Verdana"/>
                 <w:sz w:val="16"/>
               </w:rPr>
               <w:t>Jm-2</w:t>
@@ -772,6 +1264,9 @@
             <w:tcW w:type="dxa" w:w="1514"/>
           </w:tcPr>
           <w:p>
+            <w:pPr>
+              <w:spacing w:before="20" w:after="20"/>
+            </w:pPr>
             <w:r/>
             <w:r>
               <w:rPr>
@@ -788,6 +1283,9 @@
             <w:tcW w:type="dxa" w:w="1514"/>
           </w:tcPr>
           <w:p>
+            <w:pPr>
+              <w:spacing w:before="20" w:after="20"/>
+            </w:pPr>
             <w:r/>
             <w:r>
               <w:rPr>
@@ -804,6 +1302,9 @@
             <w:tcW w:type="dxa" w:w="1514"/>
           </w:tcPr>
           <w:p>
+            <w:pPr>
+              <w:spacing w:before="20" w:after="20"/>
+            </w:pPr>
             <w:r/>
             <w:r>
               <w:rPr>
@@ -820,11 +1321,13 @@
             <w:tcW w:type="dxa" w:w="1514"/>
           </w:tcPr>
           <w:p>
-            <w:r/>
-            <w:r>
-              <w:rPr>
-                <w:rFonts w:ascii="Verdana" w:hAnsi="Verdana"/>
-                <w:b w:val="0"/>
+            <w:pPr>
+              <w:spacing w:before="20" w:after="20"/>
+            </w:pPr>
+            <w:r/>
+            <w:r>
+              <w:rPr>
+                <w:rFonts w:ascii="Verdana" w:hAnsi="Verdana"/>
                 <w:sz w:val="16"/>
               </w:rPr>
               <w:t>Jm-2</w:t>
@@ -836,6 +1339,9 @@
             <w:tcW w:type="dxa" w:w="1514"/>
           </w:tcPr>
           <w:p>
+            <w:pPr>
+              <w:spacing w:before="20" w:after="20"/>
+            </w:pPr>
             <w:r/>
             <w:r>
               <w:rPr>
@@ -852,6 +1358,9 @@
             <w:tcW w:type="dxa" w:w="1514"/>
           </w:tcPr>
           <w:p>
+            <w:pPr>
+              <w:spacing w:before="20" w:after="20"/>
+            </w:pPr>
             <w:r/>
             <w:r>
               <w:rPr>
@@ -868,6 +1377,9 @@
             <w:tcW w:type="dxa" w:w="1514"/>
           </w:tcPr>
           <w:p>
+            <w:pPr>
+              <w:spacing w:before="20" w:after="20"/>
+            </w:pPr>
             <w:r/>
             <w:r>
               <w:rPr>
@@ -888,6 +1400,9 @@
             <w:tcW w:type="dxa" w:w="1514"/>
           </w:tcPr>
           <w:p>
+            <w:pPr>
+              <w:spacing w:before="20" w:after="20"/>
+            </w:pPr>
             <w:r/>
             <w:r>
               <w:rPr>
@@ -904,6 +1419,9 @@
             <w:tcW w:type="dxa" w:w="1514"/>
           </w:tcPr>
           <w:p>
+            <w:pPr>
+              <w:spacing w:before="20" w:after="20"/>
+            </w:pPr>
             <w:r/>
             <w:r>
               <w:rPr>
@@ -920,11 +1438,13 @@
             <w:tcW w:type="dxa" w:w="1514"/>
           </w:tcPr>
           <w:p>
-            <w:r/>
-            <w:r>
-              <w:rPr>
-                <w:rFonts w:ascii="Verdana" w:hAnsi="Verdana"/>
-                <w:b w:val="0"/>
+            <w:pPr>
+              <w:spacing w:before="20" w:after="20"/>
+            </w:pPr>
+            <w:r/>
+            <w:r>
+              <w:rPr>
+                <w:rFonts w:ascii="Verdana" w:hAnsi="Verdana"/>
                 <w:sz w:val="16"/>
               </w:rPr>
               <w:t>Jm-2</w:t>
@@ -936,6 +1456,9 @@
             <w:tcW w:type="dxa" w:w="1514"/>
           </w:tcPr>
           <w:p>
+            <w:pPr>
+              <w:spacing w:before="20" w:after="20"/>
+            </w:pPr>
             <w:r/>
             <w:r>
               <w:rPr>
@@ -952,6 +1475,9 @@
             <w:tcW w:type="dxa" w:w="1514"/>
           </w:tcPr>
           <w:p>
+            <w:pPr>
+              <w:spacing w:before="20" w:after="20"/>
+            </w:pPr>
             <w:r/>
             <w:r>
               <w:rPr>
@@ -968,6 +1494,9 @@
             <w:tcW w:type="dxa" w:w="1514"/>
           </w:tcPr>
           <w:p>
+            <w:pPr>
+              <w:spacing w:before="20" w:after="20"/>
+            </w:pPr>
             <w:r/>
             <w:r>
               <w:rPr>
@@ -984,11 +1513,13 @@
             <w:tcW w:type="dxa" w:w="1514"/>
           </w:tcPr>
           <w:p>
-            <w:r/>
-            <w:r>
-              <w:rPr>
-                <w:rFonts w:ascii="Verdana" w:hAnsi="Verdana"/>
-                <w:b w:val="0"/>
+            <w:pPr>
+              <w:spacing w:before="20" w:after="20"/>
+            </w:pPr>
+            <w:r/>
+            <w:r>
+              <w:rPr>
+                <w:rFonts w:ascii="Verdana" w:hAnsi="Verdana"/>
                 <w:sz w:val="16"/>
               </w:rPr>
               <w:t>Jm-2</w:t>
@@ -1000,6 +1531,9 @@
             <w:tcW w:type="dxa" w:w="1514"/>
           </w:tcPr>
           <w:p>
+            <w:pPr>
+              <w:spacing w:before="20" w:after="20"/>
+            </w:pPr>
             <w:r/>
             <w:r>
               <w:rPr>
@@ -1016,6 +1550,9 @@
             <w:tcW w:type="dxa" w:w="1514"/>
           </w:tcPr>
           <w:p>
+            <w:pPr>
+              <w:spacing w:before="20" w:after="20"/>
+            </w:pPr>
             <w:r/>
             <w:r>
               <w:rPr>
@@ -1032,6 +1569,9 @@
             <w:tcW w:type="dxa" w:w="1514"/>
           </w:tcPr>
           <w:p>
+            <w:pPr>
+              <w:spacing w:before="20" w:after="20"/>
+            </w:pPr>
             <w:r/>
             <w:r>
               <w:rPr>
@@ -1052,6 +1592,9 @@
             <w:tcW w:type="dxa" w:w="1514"/>
           </w:tcPr>
           <w:p>
+            <w:pPr>
+              <w:spacing w:before="20" w:after="20"/>
+            </w:pPr>
             <w:r/>
             <w:r>
               <w:rPr>
@@ -1068,6 +1611,9 @@
             <w:tcW w:type="dxa" w:w="1514"/>
           </w:tcPr>
           <w:p>
+            <w:pPr>
+              <w:spacing w:before="20" w:after="20"/>
+            </w:pPr>
             <w:r/>
             <w:r>
               <w:rPr>
@@ -1084,11 +1630,13 @@
             <w:tcW w:type="dxa" w:w="1514"/>
           </w:tcPr>
           <w:p>
-            <w:r/>
-            <w:r>
-              <w:rPr>
-                <w:rFonts w:ascii="Verdana" w:hAnsi="Verdana"/>
-                <w:b w:val="0"/>
+            <w:pPr>
+              <w:spacing w:before="20" w:after="20"/>
+            </w:pPr>
+            <w:r/>
+            <w:r>
+              <w:rPr>
+                <w:rFonts w:ascii="Verdana" w:hAnsi="Verdana"/>
                 <w:sz w:val="16"/>
               </w:rPr>
               <w:t>Jm-2</w:t>
@@ -1100,6 +1648,9 @@
             <w:tcW w:type="dxa" w:w="1514"/>
           </w:tcPr>
           <w:p>
+            <w:pPr>
+              <w:spacing w:before="20" w:after="20"/>
+            </w:pPr>
             <w:r/>
             <w:r>
               <w:rPr>
@@ -1116,6 +1667,9 @@
             <w:tcW w:type="dxa" w:w="1514"/>
           </w:tcPr>
           <w:p>
+            <w:pPr>
+              <w:spacing w:before="20" w:after="20"/>
+            </w:pPr>
             <w:r/>
             <w:r>
               <w:rPr>
@@ -1132,6 +1686,9 @@
             <w:tcW w:type="dxa" w:w="1514"/>
           </w:tcPr>
           <w:p>
+            <w:pPr>
+              <w:spacing w:before="20" w:after="20"/>
+            </w:pPr>
             <w:r/>
             <w:r>
               <w:rPr>
@@ -1148,11 +1705,13 @@
             <w:tcW w:type="dxa" w:w="1514"/>
           </w:tcPr>
           <w:p>
-            <w:r/>
-            <w:r>
-              <w:rPr>
-                <w:rFonts w:ascii="Verdana" w:hAnsi="Verdana"/>
-                <w:b w:val="0"/>
+            <w:pPr>
+              <w:spacing w:before="20" w:after="20"/>
+            </w:pPr>
+            <w:r/>
+            <w:r>
+              <w:rPr>
+                <w:rFonts w:ascii="Verdana" w:hAnsi="Verdana"/>
                 <w:sz w:val="16"/>
               </w:rPr>
               <w:t>Jm-2</w:t>
@@ -1164,6 +1723,9 @@
             <w:tcW w:type="dxa" w:w="1514"/>
           </w:tcPr>
           <w:p>
+            <w:pPr>
+              <w:spacing w:before="20" w:after="20"/>
+            </w:pPr>
             <w:r/>
             <w:r>
               <w:rPr>
@@ -1180,6 +1742,9 @@
             <w:tcW w:type="dxa" w:w="1514"/>
           </w:tcPr>
           <w:p>
+            <w:pPr>
+              <w:spacing w:before="20" w:after="20"/>
+            </w:pPr>
             <w:r/>
             <w:r>
               <w:rPr>
@@ -1196,6 +1761,9 @@
             <w:tcW w:type="dxa" w:w="1514"/>
           </w:tcPr>
           <w:p>
+            <w:pPr>
+              <w:spacing w:before="20" w:after="20"/>
+            </w:pPr>
             <w:r/>
             <w:r>
               <w:rPr>
@@ -1216,6 +1784,9 @@
             <w:tcW w:type="dxa" w:w="1514"/>
           </w:tcPr>
           <w:p>
+            <w:pPr>
+              <w:spacing w:before="20" w:after="20"/>
+            </w:pPr>
             <w:r/>
             <w:r>
               <w:rPr>
@@ -1232,6 +1803,9 @@
             <w:tcW w:type="dxa" w:w="1514"/>
           </w:tcPr>
           <w:p>
+            <w:pPr>
+              <w:spacing w:before="20" w:after="20"/>
+            </w:pPr>
             <w:r/>
             <w:r>
               <w:rPr>
@@ -1248,11 +1822,13 @@
             <w:tcW w:type="dxa" w:w="1514"/>
           </w:tcPr>
           <w:p>
-            <w:r/>
-            <w:r>
-              <w:rPr>
-                <w:rFonts w:ascii="Verdana" w:hAnsi="Verdana"/>
-                <w:b w:val="0"/>
+            <w:pPr>
+              <w:spacing w:before="20" w:after="20"/>
+            </w:pPr>
+            <w:r/>
+            <w:r>
+              <w:rPr>
+                <w:rFonts w:ascii="Verdana" w:hAnsi="Verdana"/>
                 <w:sz w:val="16"/>
               </w:rPr>
               <w:t>Jm-2</w:t>
@@ -1264,6 +1840,9 @@
             <w:tcW w:type="dxa" w:w="1514"/>
           </w:tcPr>
           <w:p>
+            <w:pPr>
+              <w:spacing w:before="20" w:after="20"/>
+            </w:pPr>
             <w:r/>
             <w:r>
               <w:rPr>
@@ -1280,6 +1859,9 @@
             <w:tcW w:type="dxa" w:w="1514"/>
           </w:tcPr>
           <w:p>
+            <w:pPr>
+              <w:spacing w:before="20" w:after="20"/>
+            </w:pPr>
             <w:r/>
             <w:r>
               <w:rPr>
@@ -1296,6 +1878,9 @@
             <w:tcW w:type="dxa" w:w="1514"/>
           </w:tcPr>
           <w:p>
+            <w:pPr>
+              <w:spacing w:before="20" w:after="20"/>
+            </w:pPr>
             <w:r/>
             <w:r>
               <w:rPr>
@@ -1312,11 +1897,13 @@
             <w:tcW w:type="dxa" w:w="1514"/>
           </w:tcPr>
           <w:p>
-            <w:r/>
-            <w:r>
-              <w:rPr>
-                <w:rFonts w:ascii="Verdana" w:hAnsi="Verdana"/>
-                <w:b w:val="0"/>
+            <w:pPr>
+              <w:spacing w:before="20" w:after="20"/>
+            </w:pPr>
+            <w:r/>
+            <w:r>
+              <w:rPr>
+                <w:rFonts w:ascii="Verdana" w:hAnsi="Verdana"/>
                 <w:sz w:val="16"/>
               </w:rPr>
               <w:t>Jm-2</w:t>
@@ -1328,6 +1915,9 @@
             <w:tcW w:type="dxa" w:w="1514"/>
           </w:tcPr>
           <w:p>
+            <w:pPr>
+              <w:spacing w:before="20" w:after="20"/>
+            </w:pPr>
             <w:r/>
             <w:r>
               <w:rPr>
@@ -1344,6 +1934,9 @@
             <w:tcW w:type="dxa" w:w="1514"/>
           </w:tcPr>
           <w:p>
+            <w:pPr>
+              <w:spacing w:before="20" w:after="20"/>
+            </w:pPr>
             <w:r/>
             <w:r>
               <w:rPr>
@@ -1360,6 +1953,9 @@
             <w:tcW w:type="dxa" w:w="1514"/>
           </w:tcPr>
           <w:p>
+            <w:pPr>
+              <w:spacing w:before="20" w:after="20"/>
+            </w:pPr>
             <w:r/>
             <w:r>
               <w:rPr>
@@ -1380,6 +1976,9 @@
             <w:tcW w:type="dxa" w:w="1514"/>
           </w:tcPr>
           <w:p>
+            <w:pPr>
+              <w:spacing w:before="20" w:after="20"/>
+            </w:pPr>
             <w:r/>
             <w:r>
               <w:rPr>
@@ -1396,6 +1995,9 @@
             <w:tcW w:type="dxa" w:w="1514"/>
           </w:tcPr>
           <w:p>
+            <w:pPr>
+              <w:spacing w:before="20" w:after="20"/>
+            </w:pPr>
             <w:r/>
             <w:r>
               <w:rPr>
@@ -1412,11 +2014,13 @@
             <w:tcW w:type="dxa" w:w="1514"/>
           </w:tcPr>
           <w:p>
-            <w:r/>
-            <w:r>
-              <w:rPr>
-                <w:rFonts w:ascii="Verdana" w:hAnsi="Verdana"/>
-                <w:b w:val="0"/>
+            <w:pPr>
+              <w:spacing w:before="20" w:after="20"/>
+            </w:pPr>
+            <w:r/>
+            <w:r>
+              <w:rPr>
+                <w:rFonts w:ascii="Verdana" w:hAnsi="Verdana"/>
                 <w:sz w:val="16"/>
               </w:rPr>
               <w:t>Jm-2</w:t>
@@ -1428,6 +2032,9 @@
             <w:tcW w:type="dxa" w:w="1514"/>
           </w:tcPr>
           <w:p>
+            <w:pPr>
+              <w:spacing w:before="20" w:after="20"/>
+            </w:pPr>
             <w:r/>
             <w:r>
               <w:rPr>
@@ -1444,6 +2051,9 @@
             <w:tcW w:type="dxa" w:w="1514"/>
           </w:tcPr>
           <w:p>
+            <w:pPr>
+              <w:spacing w:before="20" w:after="20"/>
+            </w:pPr>
             <w:r/>
             <w:r>
               <w:rPr>
@@ -1460,6 +2070,9 @@
             <w:tcW w:type="dxa" w:w="1514"/>
           </w:tcPr>
           <w:p>
+            <w:pPr>
+              <w:spacing w:before="20" w:after="20"/>
+            </w:pPr>
             <w:r/>
             <w:r>
               <w:rPr>
@@ -1476,11 +2089,13 @@
             <w:tcW w:type="dxa" w:w="1514"/>
           </w:tcPr>
           <w:p>
-            <w:r/>
-            <w:r>
-              <w:rPr>
-                <w:rFonts w:ascii="Verdana" w:hAnsi="Verdana"/>
-                <w:b w:val="0"/>
+            <w:pPr>
+              <w:spacing w:before="20" w:after="20"/>
+            </w:pPr>
+            <w:r/>
+            <w:r>
+              <w:rPr>
+                <w:rFonts w:ascii="Verdana" w:hAnsi="Verdana"/>
                 <w:sz w:val="16"/>
               </w:rPr>
               <w:t>Jm-2</w:t>
@@ -1492,6 +2107,9 @@
             <w:tcW w:type="dxa" w:w="1514"/>
           </w:tcPr>
           <w:p>
+            <w:pPr>
+              <w:spacing w:before="20" w:after="20"/>
+            </w:pPr>
             <w:r/>
             <w:r>
               <w:rPr>
@@ -1508,6 +2126,9 @@
             <w:tcW w:type="dxa" w:w="1514"/>
           </w:tcPr>
           <w:p>
+            <w:pPr>
+              <w:spacing w:before="20" w:after="20"/>
+            </w:pPr>
             <w:r/>
             <w:r>
               <w:rPr>
@@ -1524,6 +2145,9 @@
             <w:tcW w:type="dxa" w:w="1514"/>
           </w:tcPr>
           <w:p>
+            <w:pPr>
+              <w:spacing w:before="20" w:after="20"/>
+            </w:pPr>
             <w:r/>
             <w:r>
               <w:rPr>
@@ -1544,6 +2168,9 @@
             <w:tcW w:type="dxa" w:w="1514"/>
           </w:tcPr>
           <w:p>
+            <w:pPr>
+              <w:spacing w:before="20" w:after="20"/>
+            </w:pPr>
             <w:r/>
             <w:r>
               <w:rPr>
@@ -1560,6 +2187,9 @@
             <w:tcW w:type="dxa" w:w="1514"/>
           </w:tcPr>
           <w:p>
+            <w:pPr>
+              <w:spacing w:before="20" w:after="20"/>
+            </w:pPr>
             <w:r/>
             <w:r>
               <w:rPr>
@@ -1576,11 +2206,13 @@
             <w:tcW w:type="dxa" w:w="1514"/>
           </w:tcPr>
           <w:p>
-            <w:r/>
-            <w:r>
-              <w:rPr>
-                <w:rFonts w:ascii="Verdana" w:hAnsi="Verdana"/>
-                <w:b w:val="0"/>
+            <w:pPr>
+              <w:spacing w:before="20" w:after="20"/>
+            </w:pPr>
+            <w:r/>
+            <w:r>
+              <w:rPr>
+                <w:rFonts w:ascii="Verdana" w:hAnsi="Verdana"/>
                 <w:sz w:val="16"/>
               </w:rPr>
               <w:t>Jm-2</w:t>
@@ -1592,6 +2224,9 @@
             <w:tcW w:type="dxa" w:w="1514"/>
           </w:tcPr>
           <w:p>
+            <w:pPr>
+              <w:spacing w:before="20" w:after="20"/>
+            </w:pPr>
             <w:r/>
             <w:r>
               <w:rPr>
@@ -1608,6 +2243,9 @@
             <w:tcW w:type="dxa" w:w="1514"/>
           </w:tcPr>
           <w:p>
+            <w:pPr>
+              <w:spacing w:before="20" w:after="20"/>
+            </w:pPr>
             <w:r/>
             <w:r>
               <w:rPr>
@@ -1624,6 +2262,9 @@
             <w:tcW w:type="dxa" w:w="1514"/>
           </w:tcPr>
           <w:p>
+            <w:pPr>
+              <w:spacing w:before="20" w:after="20"/>
+            </w:pPr>
             <w:r/>
             <w:r>
               <w:rPr>
@@ -1640,11 +2281,13 @@
             <w:tcW w:type="dxa" w:w="1514"/>
           </w:tcPr>
           <w:p>
-            <w:r/>
-            <w:r>
-              <w:rPr>
-                <w:rFonts w:ascii="Verdana" w:hAnsi="Verdana"/>
-                <w:b w:val="0"/>
+            <w:pPr>
+              <w:spacing w:before="20" w:after="20"/>
+            </w:pPr>
+            <w:r/>
+            <w:r>
+              <w:rPr>
+                <w:rFonts w:ascii="Verdana" w:hAnsi="Verdana"/>
                 <w:sz w:val="16"/>
               </w:rPr>
               <w:t>Jm-2</w:t>
@@ -1656,6 +2299,9 @@
             <w:tcW w:type="dxa" w:w="1514"/>
           </w:tcPr>
           <w:p>
+            <w:pPr>
+              <w:spacing w:before="20" w:after="20"/>
+            </w:pPr>
             <w:r/>
             <w:r>
               <w:rPr>
@@ -1672,6 +2318,9 @@
             <w:tcW w:type="dxa" w:w="1514"/>
           </w:tcPr>
           <w:p>
+            <w:pPr>
+              <w:spacing w:before="20" w:after="20"/>
+            </w:pPr>
             <w:r/>
             <w:r>
               <w:rPr>
@@ -1688,6 +2337,9 @@
             <w:tcW w:type="dxa" w:w="1514"/>
           </w:tcPr>
           <w:p>
+            <w:pPr>
+              <w:spacing w:before="20" w:after="20"/>
+            </w:pPr>
             <w:r/>
             <w:r>
               <w:rPr>
@@ -1708,6 +2360,9 @@
             <w:tcW w:type="dxa" w:w="1514"/>
           </w:tcPr>
           <w:p>
+            <w:pPr>
+              <w:spacing w:before="20" w:after="20"/>
+            </w:pPr>
             <w:r/>
             <w:r>
               <w:rPr>
@@ -1724,6 +2379,9 @@
             <w:tcW w:type="dxa" w:w="1514"/>
           </w:tcPr>
           <w:p>
+            <w:pPr>
+              <w:spacing w:before="20" w:after="20"/>
+            </w:pPr>
             <w:r/>
             <w:r>
               <w:rPr>
@@ -1740,11 +2398,13 @@
             <w:tcW w:type="dxa" w:w="1514"/>
           </w:tcPr>
           <w:p>
-            <w:r/>
-            <w:r>
-              <w:rPr>
-                <w:rFonts w:ascii="Verdana" w:hAnsi="Verdana"/>
-                <w:b w:val="0"/>
+            <w:pPr>
+              <w:spacing w:before="20" w:after="20"/>
+            </w:pPr>
+            <w:r/>
+            <w:r>
+              <w:rPr>
+                <w:rFonts w:ascii="Verdana" w:hAnsi="Verdana"/>
                 <w:sz w:val="16"/>
               </w:rPr>
               <w:t>Jm-2</w:t>
@@ -1756,6 +2416,9 @@
             <w:tcW w:type="dxa" w:w="1514"/>
           </w:tcPr>
           <w:p>
+            <w:pPr>
+              <w:spacing w:before="20" w:after="20"/>
+            </w:pPr>
             <w:r/>
             <w:r>
               <w:rPr>
@@ -1772,6 +2435,9 @@
             <w:tcW w:type="dxa" w:w="1514"/>
           </w:tcPr>
           <w:p>
+            <w:pPr>
+              <w:spacing w:before="20" w:after="20"/>
+            </w:pPr>
             <w:r/>
             <w:r>
               <w:rPr>
@@ -1788,6 +2454,9 @@
             <w:tcW w:type="dxa" w:w="1514"/>
           </w:tcPr>
           <w:p>
+            <w:pPr>
+              <w:spacing w:before="20" w:after="20"/>
+            </w:pPr>
             <w:r/>
             <w:r>
               <w:rPr>
@@ -1804,11 +2473,13 @@
             <w:tcW w:type="dxa" w:w="1514"/>
           </w:tcPr>
           <w:p>
-            <w:r/>
-            <w:r>
-              <w:rPr>
-                <w:rFonts w:ascii="Verdana" w:hAnsi="Verdana"/>
-                <w:b w:val="0"/>
+            <w:pPr>
+              <w:spacing w:before="20" w:after="20"/>
+            </w:pPr>
+            <w:r/>
+            <w:r>
+              <w:rPr>
+                <w:rFonts w:ascii="Verdana" w:hAnsi="Verdana"/>
                 <w:sz w:val="16"/>
               </w:rPr>
               <w:t>Jm-2</w:t>
@@ -1820,6 +2491,9 @@
             <w:tcW w:type="dxa" w:w="1514"/>
           </w:tcPr>
           <w:p>
+            <w:pPr>
+              <w:spacing w:before="20" w:after="20"/>
+            </w:pPr>
             <w:r/>
             <w:r>
               <w:rPr>
@@ -1836,6 +2510,9 @@
             <w:tcW w:type="dxa" w:w="1514"/>
           </w:tcPr>
           <w:p>
+            <w:pPr>
+              <w:spacing w:before="20" w:after="20"/>
+            </w:pPr>
             <w:r/>
             <w:r>
               <w:rPr>
@@ -1852,6 +2529,9 @@
             <w:tcW w:type="dxa" w:w="1514"/>
           </w:tcPr>
           <w:p>
+            <w:pPr>
+              <w:spacing w:before="20" w:after="20"/>
+            </w:pPr>
             <w:r/>
             <w:r>
               <w:rPr>
@@ -1872,6 +2552,9 @@
             <w:tcW w:type="dxa" w:w="1514"/>
           </w:tcPr>
           <w:p>
+            <w:pPr>
+              <w:spacing w:before="20" w:after="20"/>
+            </w:pPr>
             <w:r/>
             <w:r>
               <w:rPr>
@@ -1888,6 +2571,9 @@
             <w:tcW w:type="dxa" w:w="1514"/>
           </w:tcPr>
           <w:p>
+            <w:pPr>
+              <w:spacing w:before="20" w:after="20"/>
+            </w:pPr>
             <w:r/>
             <w:r>
               <w:rPr>
@@ -1904,22 +2590,35 @@
             <w:tcW w:type="dxa" w:w="1514"/>
           </w:tcPr>
           <w:p>
-            <w:r/>
-            <w:r>
-              <w:rPr>
-                <w:rFonts w:ascii="Verdana" w:hAnsi="Verdana"/>
-                <w:b w:val="0"/>
-                <w:sz w:val="16"/>
-              </w:rPr>
-              <w:t>W m-2</w:t>
-            </w:r>
-          </w:p>
-        </w:tc>
-        <w:tc>
-          <w:tcPr>
-            <w:tcW w:type="dxa" w:w="1514"/>
-          </w:tcPr>
-          <w:p>
+            <w:pPr>
+              <w:spacing w:before="20" w:after="20"/>
+            </w:pPr>
+            <w:r/>
+            <w:r>
+              <w:rPr>
+                <w:rFonts w:ascii="Verdana" w:hAnsi="Verdana"/>
+                <w:sz w:val="16"/>
+              </w:rPr>
+              <w:t>W m</w:t>
+            </w:r>
+            <w:r>
+              <w:rPr>
+                <w:rFonts w:ascii="Verdana" w:hAnsi="Verdana"/>
+                <w:sz w:val="16"/>
+                <w:vertAlign w:val="superscript"/>
+              </w:rPr>
+              <w:t>-2</w:t>
+            </w:r>
+          </w:p>
+        </w:tc>
+        <w:tc>
+          <w:tcPr>
+            <w:tcW w:type="dxa" w:w="1514"/>
+          </w:tcPr>
+          <w:p>
+            <w:pPr>
+              <w:spacing w:before="20" w:after="20"/>
+            </w:pPr>
             <w:r/>
             <w:r>
               <w:rPr>
@@ -1936,6 +2635,9 @@
             <w:tcW w:type="dxa" w:w="1514"/>
           </w:tcPr>
           <w:p>
+            <w:pPr>
+              <w:spacing w:before="20" w:after="20"/>
+            </w:pPr>
             <w:r/>
             <w:r>
               <w:rPr>
@@ -1952,6 +2654,9 @@
             <w:tcW w:type="dxa" w:w="1514"/>
           </w:tcPr>
           <w:p>
+            <w:pPr>
+              <w:spacing w:before="20" w:after="20"/>
+            </w:pPr>
             <w:r/>
             <w:r>
               <w:rPr>
@@ -1968,22 +2673,35 @@
             <w:tcW w:type="dxa" w:w="1514"/>
           </w:tcPr>
           <w:p>
-            <w:r/>
-            <w:r>
-              <w:rPr>
-                <w:rFonts w:ascii="Verdana" w:hAnsi="Verdana"/>
-                <w:b w:val="0"/>
-                <w:sz w:val="16"/>
-              </w:rPr>
-              <w:t>W m-2</w:t>
-            </w:r>
-          </w:p>
-        </w:tc>
-        <w:tc>
-          <w:tcPr>
-            <w:tcW w:type="dxa" w:w="1514"/>
-          </w:tcPr>
-          <w:p>
+            <w:pPr>
+              <w:spacing w:before="20" w:after="20"/>
+            </w:pPr>
+            <w:r/>
+            <w:r>
+              <w:rPr>
+                <w:rFonts w:ascii="Verdana" w:hAnsi="Verdana"/>
+                <w:sz w:val="16"/>
+              </w:rPr>
+              <w:t>W m</w:t>
+            </w:r>
+            <w:r>
+              <w:rPr>
+                <w:rFonts w:ascii="Verdana" w:hAnsi="Verdana"/>
+                <w:sz w:val="16"/>
+                <w:vertAlign w:val="superscript"/>
+              </w:rPr>
+              <w:t>-2</w:t>
+            </w:r>
+          </w:p>
+        </w:tc>
+        <w:tc>
+          <w:tcPr>
+            <w:tcW w:type="dxa" w:w="1514"/>
+          </w:tcPr>
+          <w:p>
+            <w:pPr>
+              <w:spacing w:before="20" w:after="20"/>
+            </w:pPr>
             <w:r/>
             <w:r>
               <w:rPr>
@@ -2000,6 +2718,9 @@
             <w:tcW w:type="dxa" w:w="1514"/>
           </w:tcPr>
           <w:p>
+            <w:pPr>
+              <w:spacing w:before="20" w:after="20"/>
+            </w:pPr>
             <w:r/>
             <w:r>
               <w:rPr>
@@ -2016,6 +2737,9 @@
             <w:tcW w:type="dxa" w:w="1514"/>
           </w:tcPr>
           <w:p>
+            <w:pPr>
+              <w:spacing w:before="20" w:after="20"/>
+            </w:pPr>
             <w:r/>
             <w:r>
               <w:rPr>
@@ -2036,6 +2760,9 @@
             <w:tcW w:type="dxa" w:w="1514"/>
           </w:tcPr>
           <w:p>
+            <w:pPr>
+              <w:spacing w:before="20" w:after="20"/>
+            </w:pPr>
             <w:r/>
             <w:r>
               <w:rPr>
@@ -2052,6 +2779,9 @@
             <w:tcW w:type="dxa" w:w="1514"/>
           </w:tcPr>
           <w:p>
+            <w:pPr>
+              <w:spacing w:before="20" w:after="20"/>
+            </w:pPr>
             <w:r/>
             <w:r>
               <w:rPr>
@@ -2068,22 +2798,35 @@
             <w:tcW w:type="dxa" w:w="1514"/>
           </w:tcPr>
           <w:p>
-            <w:r/>
-            <w:r>
-              <w:rPr>
-                <w:rFonts w:ascii="Verdana" w:hAnsi="Verdana"/>
-                <w:b w:val="0"/>
-                <w:sz w:val="16"/>
-              </w:rPr>
-              <w:t>W m-2</w:t>
-            </w:r>
-          </w:p>
-        </w:tc>
-        <w:tc>
-          <w:tcPr>
-            <w:tcW w:type="dxa" w:w="1514"/>
-          </w:tcPr>
-          <w:p>
+            <w:pPr>
+              <w:spacing w:before="20" w:after="20"/>
+            </w:pPr>
+            <w:r/>
+            <w:r>
+              <w:rPr>
+                <w:rFonts w:ascii="Verdana" w:hAnsi="Verdana"/>
+                <w:sz w:val="16"/>
+              </w:rPr>
+              <w:t>W m</w:t>
+            </w:r>
+            <w:r>
+              <w:rPr>
+                <w:rFonts w:ascii="Verdana" w:hAnsi="Verdana"/>
+                <w:sz w:val="16"/>
+                <w:vertAlign w:val="superscript"/>
+              </w:rPr>
+              <w:t>-2</w:t>
+            </w:r>
+          </w:p>
+        </w:tc>
+        <w:tc>
+          <w:tcPr>
+            <w:tcW w:type="dxa" w:w="1514"/>
+          </w:tcPr>
+          <w:p>
+            <w:pPr>
+              <w:spacing w:before="20" w:after="20"/>
+            </w:pPr>
             <w:r/>
             <w:r>
               <w:rPr>
@@ -2100,6 +2843,9 @@
             <w:tcW w:type="dxa" w:w="1514"/>
           </w:tcPr>
           <w:p>
+            <w:pPr>
+              <w:spacing w:before="20" w:after="20"/>
+            </w:pPr>
             <w:r/>
             <w:r>
               <w:rPr>
@@ -2116,6 +2862,9 @@
             <w:tcW w:type="dxa" w:w="1514"/>
           </w:tcPr>
           <w:p>
+            <w:pPr>
+              <w:spacing w:before="20" w:after="20"/>
+            </w:pPr>
             <w:r/>
             <w:r>
               <w:rPr>
@@ -2132,22 +2881,35 @@
             <w:tcW w:type="dxa" w:w="1514"/>
           </w:tcPr>
           <w:p>
-            <w:r/>
-            <w:r>
-              <w:rPr>
-                <w:rFonts w:ascii="Verdana" w:hAnsi="Verdana"/>
-                <w:b w:val="0"/>
-                <w:sz w:val="16"/>
-              </w:rPr>
-              <w:t>W m-2</w:t>
-            </w:r>
-          </w:p>
-        </w:tc>
-        <w:tc>
-          <w:tcPr>
-            <w:tcW w:type="dxa" w:w="1514"/>
-          </w:tcPr>
-          <w:p>
+            <w:pPr>
+              <w:spacing w:before="20" w:after="20"/>
+            </w:pPr>
+            <w:r/>
+            <w:r>
+              <w:rPr>
+                <w:rFonts w:ascii="Verdana" w:hAnsi="Verdana"/>
+                <w:sz w:val="16"/>
+              </w:rPr>
+              <w:t>W m</w:t>
+            </w:r>
+            <w:r>
+              <w:rPr>
+                <w:rFonts w:ascii="Verdana" w:hAnsi="Verdana"/>
+                <w:sz w:val="16"/>
+                <w:vertAlign w:val="superscript"/>
+              </w:rPr>
+              <w:t>-2</w:t>
+            </w:r>
+          </w:p>
+        </w:tc>
+        <w:tc>
+          <w:tcPr>
+            <w:tcW w:type="dxa" w:w="1514"/>
+          </w:tcPr>
+          <w:p>
+            <w:pPr>
+              <w:spacing w:before="20" w:after="20"/>
+            </w:pPr>
             <w:r/>
             <w:r>
               <w:rPr>
@@ -2164,6 +2926,9 @@
             <w:tcW w:type="dxa" w:w="1514"/>
           </w:tcPr>
           <w:p>
+            <w:pPr>
+              <w:spacing w:before="20" w:after="20"/>
+            </w:pPr>
             <w:r/>
             <w:r>
               <w:rPr>
@@ -2180,6 +2945,9 @@
             <w:tcW w:type="dxa" w:w="1514"/>
           </w:tcPr>
           <w:p>
+            <w:pPr>
+              <w:spacing w:before="20" w:after="20"/>
+            </w:pPr>
             <w:r/>
             <w:r>
               <w:rPr>
@@ -2200,6 +2968,9 @@
             <w:tcW w:type="dxa" w:w="1514"/>
           </w:tcPr>
           <w:p>
+            <w:pPr>
+              <w:spacing w:before="20" w:after="20"/>
+            </w:pPr>
             <w:r/>
             <w:r>
               <w:rPr>
@@ -2216,6 +2987,9 @@
             <w:tcW w:type="dxa" w:w="1514"/>
           </w:tcPr>
           <w:p>
+            <w:pPr>
+              <w:spacing w:before="20" w:after="20"/>
+            </w:pPr>
             <w:r/>
             <w:r>
               <w:rPr>
@@ -2232,11 +3006,13 @@
             <w:tcW w:type="dxa" w:w="1514"/>
           </w:tcPr>
           <w:p>
-            <w:r/>
-            <w:r>
-              <w:rPr>
-                <w:rFonts w:ascii="Verdana" w:hAnsi="Verdana"/>
-                <w:b w:val="0"/>
+            <w:pPr>
+              <w:spacing w:before="20" w:after="20"/>
+            </w:pPr>
+            <w:r/>
+            <w:r>
+              <w:rPr>
+                <w:rFonts w:ascii="Verdana" w:hAnsi="Verdana"/>
                 <w:sz w:val="16"/>
               </w:rPr>
               <w:t>%</w:t>
@@ -2248,6 +3024,9 @@
             <w:tcW w:type="dxa" w:w="1514"/>
           </w:tcPr>
           <w:p>
+            <w:pPr>
+              <w:spacing w:before="20" w:after="20"/>
+            </w:pPr>
             <w:r/>
             <w:r>
               <w:rPr>
@@ -2264,6 +3043,9 @@
             <w:tcW w:type="dxa" w:w="1514"/>
           </w:tcPr>
           <w:p>
+            <w:pPr>
+              <w:spacing w:before="20" w:after="20"/>
+            </w:pPr>
             <w:r/>
             <w:r>
               <w:rPr>
@@ -2280,6 +3062,9 @@
             <w:tcW w:type="dxa" w:w="1514"/>
           </w:tcPr>
           <w:p>
+            <w:pPr>
+              <w:spacing w:before="20" w:after="20"/>
+            </w:pPr>
             <w:r/>
             <w:r>
               <w:rPr>
@@ -2296,11 +3081,13 @@
             <w:tcW w:type="dxa" w:w="1514"/>
           </w:tcPr>
           <w:p>
-            <w:r/>
-            <w:r>
-              <w:rPr>
-                <w:rFonts w:ascii="Verdana" w:hAnsi="Verdana"/>
-                <w:b w:val="0"/>
+            <w:pPr>
+              <w:spacing w:before="20" w:after="20"/>
+            </w:pPr>
+            <w:r/>
+            <w:r>
+              <w:rPr>
+                <w:rFonts w:ascii="Verdana" w:hAnsi="Verdana"/>
                 <w:sz w:val="16"/>
               </w:rPr>
               <w:t>%</w:t>
@@ -2312,6 +3099,9 @@
             <w:tcW w:type="dxa" w:w="1514"/>
           </w:tcPr>
           <w:p>
+            <w:pPr>
+              <w:spacing w:before="20" w:after="20"/>
+            </w:pPr>
             <w:r/>
             <w:r>
               <w:rPr>
@@ -2328,6 +3118,9 @@
             <w:tcW w:type="dxa" w:w="1514"/>
           </w:tcPr>
           <w:p>
+            <w:pPr>
+              <w:spacing w:before="20" w:after="20"/>
+            </w:pPr>
             <w:r/>
             <w:r>
               <w:rPr>
@@ -2344,6 +3137,9 @@
             <w:tcW w:type="dxa" w:w="1514"/>
           </w:tcPr>
           <w:p>
+            <w:pPr>
+              <w:spacing w:before="20" w:after="20"/>
+            </w:pPr>
             <w:r/>
             <w:r>
               <w:rPr>
@@ -2364,6 +3160,9 @@
             <w:tcW w:type="dxa" w:w="1514"/>
           </w:tcPr>
           <w:p>
+            <w:pPr>
+              <w:spacing w:before="20" w:after="20"/>
+            </w:pPr>
             <w:r/>
             <w:r>
               <w:rPr>
@@ -2380,6 +3179,9 @@
             <w:tcW w:type="dxa" w:w="1514"/>
           </w:tcPr>
           <w:p>
+            <w:pPr>
+              <w:spacing w:before="20" w:after="20"/>
+            </w:pPr>
             <w:r/>
             <w:r>
               <w:rPr>
@@ -2396,22 +3198,35 @@
             <w:tcW w:type="dxa" w:w="1514"/>
           </w:tcPr>
           <w:p>
-            <w:r/>
-            <w:r>
-              <w:rPr>
-                <w:rFonts w:ascii="Verdana" w:hAnsi="Verdana"/>
-                <w:b w:val="0"/>
-                <w:sz w:val="16"/>
-              </w:rPr>
-              <w:t>J m-2</w:t>
-            </w:r>
-          </w:p>
-        </w:tc>
-        <w:tc>
-          <w:tcPr>
-            <w:tcW w:type="dxa" w:w="1514"/>
-          </w:tcPr>
-          <w:p>
+            <w:pPr>
+              <w:spacing w:before="20" w:after="20"/>
+            </w:pPr>
+            <w:r/>
+            <w:r>
+              <w:rPr>
+                <w:rFonts w:ascii="Verdana" w:hAnsi="Verdana"/>
+                <w:sz w:val="16"/>
+              </w:rPr>
+              <w:t>J m</w:t>
+            </w:r>
+            <w:r>
+              <w:rPr>
+                <w:rFonts w:ascii="Verdana" w:hAnsi="Verdana"/>
+                <w:sz w:val="16"/>
+                <w:vertAlign w:val="superscript"/>
+              </w:rPr>
+              <w:t>-2</w:t>
+            </w:r>
+          </w:p>
+        </w:tc>
+        <w:tc>
+          <w:tcPr>
+            <w:tcW w:type="dxa" w:w="1514"/>
+          </w:tcPr>
+          <w:p>
+            <w:pPr>
+              <w:spacing w:before="20" w:after="20"/>
+            </w:pPr>
             <w:r/>
             <w:r>
               <w:rPr>
@@ -2428,6 +3243,9 @@
             <w:tcW w:type="dxa" w:w="1514"/>
           </w:tcPr>
           <w:p>
+            <w:pPr>
+              <w:spacing w:before="20" w:after="20"/>
+            </w:pPr>
             <w:r/>
             <w:r>
               <w:rPr>
@@ -2444,6 +3262,9 @@
             <w:tcW w:type="dxa" w:w="1514"/>
           </w:tcPr>
           <w:p>
+            <w:pPr>
+              <w:spacing w:before="20" w:after="20"/>
+            </w:pPr>
             <w:r/>
             <w:r>
               <w:rPr>
@@ -2460,11 +3281,13 @@
             <w:tcW w:type="dxa" w:w="1514"/>
           </w:tcPr>
           <w:p>
-            <w:r/>
-            <w:r>
-              <w:rPr>
-                <w:rFonts w:ascii="Verdana" w:hAnsi="Verdana"/>
-                <w:b w:val="0"/>
+            <w:pPr>
+              <w:spacing w:before="20" w:after="20"/>
+            </w:pPr>
+            <w:r/>
+            <w:r>
+              <w:rPr>
+                <w:rFonts w:ascii="Verdana" w:hAnsi="Verdana"/>
                 <w:sz w:val="16"/>
               </w:rPr>
               <w:t>Jm-2</w:t>
@@ -2476,6 +3299,9 @@
             <w:tcW w:type="dxa" w:w="1514"/>
           </w:tcPr>
           <w:p>
+            <w:pPr>
+              <w:spacing w:before="20" w:after="20"/>
+            </w:pPr>
             <w:r/>
             <w:r>
               <w:rPr>
@@ -2492,6 +3318,9 @@
             <w:tcW w:type="dxa" w:w="1514"/>
           </w:tcPr>
           <w:p>
+            <w:pPr>
+              <w:spacing w:before="20" w:after="20"/>
+            </w:pPr>
             <w:r/>
             <w:r>
               <w:rPr>
@@ -2508,6 +3337,9 @@
             <w:tcW w:type="dxa" w:w="1514"/>
           </w:tcPr>
           <w:p>
+            <w:pPr>
+              <w:spacing w:before="20" w:after="20"/>
+            </w:pPr>
             <w:r/>
             <w:r>
               <w:rPr>
@@ -2528,6 +3360,9 @@
             <w:tcW w:type="dxa" w:w="1514"/>
           </w:tcPr>
           <w:p>
+            <w:pPr>
+              <w:spacing w:before="20" w:after="20"/>
+            </w:pPr>
             <w:r/>
             <w:r>
               <w:rPr>
@@ -2544,6 +3379,9 @@
             <w:tcW w:type="dxa" w:w="1514"/>
           </w:tcPr>
           <w:p>
+            <w:pPr>
+              <w:spacing w:before="20" w:after="20"/>
+            </w:pPr>
             <w:r/>
             <w:r>
               <w:rPr>
@@ -2560,11 +3398,13 @@
             <w:tcW w:type="dxa" w:w="1514"/>
           </w:tcPr>
           <w:p>
-            <w:r/>
-            <w:r>
-              <w:rPr>
-                <w:rFonts w:ascii="Verdana" w:hAnsi="Verdana"/>
-                <w:b w:val="0"/>
+            <w:pPr>
+              <w:spacing w:before="20" w:after="20"/>
+            </w:pPr>
+            <w:r/>
+            <w:r>
+              <w:rPr>
+                <w:rFonts w:ascii="Verdana" w:hAnsi="Verdana"/>
                 <w:sz w:val="16"/>
               </w:rPr>
               <w:t>Jm-2</w:t>
@@ -2576,6 +3416,9 @@
             <w:tcW w:type="dxa" w:w="1514"/>
           </w:tcPr>
           <w:p>
+            <w:pPr>
+              <w:spacing w:before="20" w:after="20"/>
+            </w:pPr>
             <w:r/>
             <w:r>
               <w:rPr>
@@ -2592,6 +3435,9 @@
             <w:tcW w:type="dxa" w:w="1514"/>
           </w:tcPr>
           <w:p>
+            <w:pPr>
+              <w:spacing w:before="20" w:after="20"/>
+            </w:pPr>
             <w:r/>
             <w:r>
               <w:rPr>
@@ -2608,6 +3454,9 @@
             <w:tcW w:type="dxa" w:w="1514"/>
           </w:tcPr>
           <w:p>
+            <w:pPr>
+              <w:spacing w:before="20" w:after="20"/>
+            </w:pPr>
             <w:r/>
             <w:r>
               <w:rPr>
@@ -2624,11 +3473,13 @@
             <w:tcW w:type="dxa" w:w="1514"/>
           </w:tcPr>
           <w:p>
-            <w:r/>
-            <w:r>
-              <w:rPr>
-                <w:rFonts w:ascii="Verdana" w:hAnsi="Verdana"/>
-                <w:b w:val="0"/>
+            <w:pPr>
+              <w:spacing w:before="20" w:after="20"/>
+            </w:pPr>
+            <w:r/>
+            <w:r>
+              <w:rPr>
+                <w:rFonts w:ascii="Verdana" w:hAnsi="Verdana"/>
                 <w:sz w:val="16"/>
               </w:rPr>
               <w:t>Jm-2</w:t>
@@ -2640,6 +3491,9 @@
             <w:tcW w:type="dxa" w:w="1514"/>
           </w:tcPr>
           <w:p>
+            <w:pPr>
+              <w:spacing w:before="20" w:after="20"/>
+            </w:pPr>
             <w:r/>
             <w:r>
               <w:rPr>
@@ -2656,6 +3510,9 @@
             <w:tcW w:type="dxa" w:w="1514"/>
           </w:tcPr>
           <w:p>
+            <w:pPr>
+              <w:spacing w:before="20" w:after="20"/>
+            </w:pPr>
             <w:r/>
             <w:r>
               <w:rPr>
@@ -2672,6 +3529,9 @@
             <w:tcW w:type="dxa" w:w="1514"/>
           </w:tcPr>
           <w:p>
+            <w:pPr>
+              <w:spacing w:before="20" w:after="20"/>
+            </w:pPr>
             <w:r/>
             <w:r>
               <w:rPr>
@@ -2692,6 +3552,9 @@
             <w:tcW w:type="dxa" w:w="1514"/>
           </w:tcPr>
           <w:p>
+            <w:pPr>
+              <w:spacing w:before="20" w:after="20"/>
+            </w:pPr>
             <w:r/>
             <w:r>
               <w:rPr>
@@ -2708,6 +3571,9 @@
             <w:tcW w:type="dxa" w:w="1514"/>
           </w:tcPr>
           <w:p>
+            <w:pPr>
+              <w:spacing w:before="20" w:after="20"/>
+            </w:pPr>
             <w:r/>
             <w:r>
               <w:rPr>
@@ -2724,22 +3590,35 @@
             <w:tcW w:type="dxa" w:w="1514"/>
           </w:tcPr>
           <w:p>
-            <w:r/>
-            <w:r>
-              <w:rPr>
-                <w:rFonts w:ascii="Verdana" w:hAnsi="Verdana"/>
-                <w:b w:val="0"/>
-                <w:sz w:val="16"/>
-              </w:rPr>
-              <w:t>J m-2</w:t>
-            </w:r>
-          </w:p>
-        </w:tc>
-        <w:tc>
-          <w:tcPr>
-            <w:tcW w:type="dxa" w:w="1514"/>
-          </w:tcPr>
-          <w:p>
+            <w:pPr>
+              <w:spacing w:before="20" w:after="20"/>
+            </w:pPr>
+            <w:r/>
+            <w:r>
+              <w:rPr>
+                <w:rFonts w:ascii="Verdana" w:hAnsi="Verdana"/>
+                <w:sz w:val="16"/>
+              </w:rPr>
+              <w:t>J m</w:t>
+            </w:r>
+            <w:r>
+              <w:rPr>
+                <w:rFonts w:ascii="Verdana" w:hAnsi="Verdana"/>
+                <w:sz w:val="16"/>
+                <w:vertAlign w:val="superscript"/>
+              </w:rPr>
+              <w:t>-2</w:t>
+            </w:r>
+          </w:p>
+        </w:tc>
+        <w:tc>
+          <w:tcPr>
+            <w:tcW w:type="dxa" w:w="1514"/>
+          </w:tcPr>
+          <w:p>
+            <w:pPr>
+              <w:spacing w:before="20" w:after="20"/>
+            </w:pPr>
             <w:r/>
             <w:r>
               <w:rPr>
@@ -2756,6 +3635,9 @@
             <w:tcW w:type="dxa" w:w="1514"/>
           </w:tcPr>
           <w:p>
+            <w:pPr>
+              <w:spacing w:before="20" w:after="20"/>
+            </w:pPr>
             <w:r/>
             <w:r>
               <w:rPr>
@@ -2772,6 +3654,9 @@
             <w:tcW w:type="dxa" w:w="1514"/>
           </w:tcPr>
           <w:p>
+            <w:pPr>
+              <w:spacing w:before="20" w:after="20"/>
+            </w:pPr>
             <w:r/>
             <w:r>
               <w:rPr>
@@ -2788,11 +3673,13 @@
             <w:tcW w:type="dxa" w:w="1514"/>
           </w:tcPr>
           <w:p>
-            <w:r/>
-            <w:r>
-              <w:rPr>
-                <w:rFonts w:ascii="Verdana" w:hAnsi="Verdana"/>
-                <w:b w:val="0"/>
+            <w:pPr>
+              <w:spacing w:before="20" w:after="20"/>
+            </w:pPr>
+            <w:r/>
+            <w:r>
+              <w:rPr>
+                <w:rFonts w:ascii="Verdana" w:hAnsi="Verdana"/>
                 <w:sz w:val="16"/>
               </w:rPr>
               <w:t>Jm-2</w:t>
@@ -2804,6 +3691,9 @@
             <w:tcW w:type="dxa" w:w="1514"/>
           </w:tcPr>
           <w:p>
+            <w:pPr>
+              <w:spacing w:before="20" w:after="20"/>
+            </w:pPr>
             <w:r/>
             <w:r>
               <w:rPr>
@@ -2820,6 +3710,9 @@
             <w:tcW w:type="dxa" w:w="1514"/>
           </w:tcPr>
           <w:p>
+            <w:pPr>
+              <w:spacing w:before="20" w:after="20"/>
+            </w:pPr>
             <w:r/>
             <w:r>
               <w:rPr>
@@ -2836,6 +3729,9 @@
             <w:tcW w:type="dxa" w:w="1514"/>
           </w:tcPr>
           <w:p>
+            <w:pPr>
+              <w:spacing w:before="20" w:after="20"/>
+            </w:pPr>
             <w:r/>
             <w:r>
               <w:rPr>
@@ -2856,6 +3752,9 @@
             <w:tcW w:type="dxa" w:w="1514"/>
           </w:tcPr>
           <w:p>
+            <w:pPr>
+              <w:spacing w:before="20" w:after="20"/>
+            </w:pPr>
             <w:r/>
             <w:r>
               <w:rPr>
@@ -2872,6 +3771,9 @@
             <w:tcW w:type="dxa" w:w="1514"/>
           </w:tcPr>
           <w:p>
+            <w:pPr>
+              <w:spacing w:before="20" w:after="20"/>
+            </w:pPr>
             <w:r/>
             <w:r>
               <w:rPr>
@@ -2888,11 +3790,13 @@
             <w:tcW w:type="dxa" w:w="1514"/>
           </w:tcPr>
           <w:p>
-            <w:r/>
-            <w:r>
-              <w:rPr>
-                <w:rFonts w:ascii="Verdana" w:hAnsi="Verdana"/>
-                <w:b w:val="0"/>
+            <w:pPr>
+              <w:spacing w:before="20" w:after="20"/>
+            </w:pPr>
+            <w:r/>
+            <w:r>
+              <w:rPr>
+                <w:rFonts w:ascii="Verdana" w:hAnsi="Verdana"/>
                 <w:sz w:val="16"/>
               </w:rPr>
               <w:t>Jm-2</w:t>
@@ -2904,6 +3808,9 @@
             <w:tcW w:type="dxa" w:w="1514"/>
           </w:tcPr>
           <w:p>
+            <w:pPr>
+              <w:spacing w:before="20" w:after="20"/>
+            </w:pPr>
             <w:r/>
             <w:r>
               <w:rPr>
@@ -2920,6 +3827,9 @@
             <w:tcW w:type="dxa" w:w="1514"/>
           </w:tcPr>
           <w:p>
+            <w:pPr>
+              <w:spacing w:before="20" w:after="20"/>
+            </w:pPr>
             <w:r/>
             <w:r>
               <w:rPr>
@@ -2936,6 +3846,9 @@
             <w:tcW w:type="dxa" w:w="1514"/>
           </w:tcPr>
           <w:p>
+            <w:pPr>
+              <w:spacing w:before="20" w:after="20"/>
+            </w:pPr>
             <w:r/>
             <w:r>
               <w:rPr>
@@ -2952,11 +3865,13 @@
             <w:tcW w:type="dxa" w:w="1514"/>
           </w:tcPr>
           <w:p>
-            <w:r/>
-            <w:r>
-              <w:rPr>
-                <w:rFonts w:ascii="Verdana" w:hAnsi="Verdana"/>
-                <w:b w:val="0"/>
+            <w:pPr>
+              <w:spacing w:before="20" w:after="20"/>
+            </w:pPr>
+            <w:r/>
+            <w:r>
+              <w:rPr>
+                <w:rFonts w:ascii="Verdana" w:hAnsi="Verdana"/>
                 <w:sz w:val="16"/>
               </w:rPr>
               <w:t>Jm-2</w:t>
@@ -2968,6 +3883,9 @@
             <w:tcW w:type="dxa" w:w="1514"/>
           </w:tcPr>
           <w:p>
+            <w:pPr>
+              <w:spacing w:before="20" w:after="20"/>
+            </w:pPr>
             <w:r/>
             <w:r>
               <w:rPr>
@@ -2984,6 +3902,9 @@
             <w:tcW w:type="dxa" w:w="1514"/>
           </w:tcPr>
           <w:p>
+            <w:pPr>
+              <w:spacing w:before="20" w:after="20"/>
+            </w:pPr>
             <w:r/>
             <w:r>
               <w:rPr>
@@ -3000,6 +3921,9 @@
             <w:tcW w:type="dxa" w:w="1514"/>
           </w:tcPr>
           <w:p>
+            <w:pPr>
+              <w:spacing w:before="20" w:after="20"/>
+            </w:pPr>
             <w:r/>
             <w:r>
               <w:rPr>
@@ -3020,6 +3944,9 @@
             <w:tcW w:type="dxa" w:w="1514"/>
           </w:tcPr>
           <w:p>
+            <w:pPr>
+              <w:spacing w:before="20" w:after="20"/>
+            </w:pPr>
             <w:r/>
             <w:r>
               <w:rPr>
@@ -3036,6 +3963,9 @@
             <w:tcW w:type="dxa" w:w="1514"/>
           </w:tcPr>
           <w:p>
+            <w:pPr>
+              <w:spacing w:before="20" w:after="20"/>
+            </w:pPr>
             <w:r/>
             <w:r>
               <w:rPr>
@@ -3052,11 +3982,13 @@
             <w:tcW w:type="dxa" w:w="1514"/>
           </w:tcPr>
           <w:p>
-            <w:r/>
-            <w:r>
-              <w:rPr>
-                <w:rFonts w:ascii="Verdana" w:hAnsi="Verdana"/>
-                <w:b w:val="0"/>
+            <w:pPr>
+              <w:spacing w:before="20" w:after="20"/>
+            </w:pPr>
+            <w:r/>
+            <w:r>
+              <w:rPr>
+                <w:rFonts w:ascii="Verdana" w:hAnsi="Verdana"/>
                 <w:sz w:val="16"/>
               </w:rPr>
               <w:t>Jm-2</w:t>
@@ -3068,6 +4000,9 @@
             <w:tcW w:type="dxa" w:w="1514"/>
           </w:tcPr>
           <w:p>
+            <w:pPr>
+              <w:spacing w:before="20" w:after="20"/>
+            </w:pPr>
             <w:r/>
             <w:r>
               <w:rPr>
@@ -3084,6 +4019,9 @@
             <w:tcW w:type="dxa" w:w="1514"/>
           </w:tcPr>
           <w:p>
+            <w:pPr>
+              <w:spacing w:before="20" w:after="20"/>
+            </w:pPr>
             <w:r/>
             <w:r>
               <w:rPr>
@@ -3100,6 +4038,9 @@
             <w:tcW w:type="dxa" w:w="1514"/>
           </w:tcPr>
           <w:p>
+            <w:pPr>
+              <w:spacing w:before="20" w:after="20"/>
+            </w:pPr>
             <w:r/>
             <w:r>
               <w:rPr>
@@ -3116,11 +4057,13 @@
             <w:tcW w:type="dxa" w:w="1514"/>
           </w:tcPr>
           <w:p>
-            <w:r/>
-            <w:r>
-              <w:rPr>
-                <w:rFonts w:ascii="Verdana" w:hAnsi="Verdana"/>
-                <w:b w:val="0"/>
+            <w:pPr>
+              <w:spacing w:before="20" w:after="20"/>
+            </w:pPr>
+            <w:r/>
+            <w:r>
+              <w:rPr>
+                <w:rFonts w:ascii="Verdana" w:hAnsi="Verdana"/>
                 <w:sz w:val="16"/>
               </w:rPr>
               <w:t>Jm-2</w:t>
@@ -3132,6 +4075,9 @@
             <w:tcW w:type="dxa" w:w="1514"/>
           </w:tcPr>
           <w:p>
+            <w:pPr>
+              <w:spacing w:before="20" w:after="20"/>
+            </w:pPr>
             <w:r/>
             <w:r>
               <w:rPr>
@@ -3148,6 +4094,9 @@
             <w:tcW w:type="dxa" w:w="1514"/>
           </w:tcPr>
           <w:p>
+            <w:pPr>
+              <w:spacing w:before="20" w:after="20"/>
+            </w:pPr>
             <w:r/>
             <w:r>
               <w:rPr>
@@ -3164,6 +4113,9 @@
             <w:tcW w:type="dxa" w:w="1514"/>
           </w:tcPr>
           <w:p>
+            <w:pPr>
+              <w:spacing w:before="20" w:after="20"/>
+            </w:pPr>
             <w:r/>
             <w:r>
               <w:rPr>
@@ -3184,6 +4136,9 @@
             <w:tcW w:type="dxa" w:w="1514"/>
           </w:tcPr>
           <w:p>
+            <w:pPr>
+              <w:spacing w:before="20" w:after="20"/>
+            </w:pPr>
             <w:r/>
             <w:r>
               <w:rPr>
@@ -3200,6 +4155,9 @@
             <w:tcW w:type="dxa" w:w="1514"/>
           </w:tcPr>
           <w:p>
+            <w:pPr>
+              <w:spacing w:before="20" w:after="20"/>
+            </w:pPr>
             <w:r/>
             <w:r>
               <w:rPr>
@@ -3216,11 +4174,13 @@
             <w:tcW w:type="dxa" w:w="1514"/>
           </w:tcPr>
           <w:p>
-            <w:r/>
-            <w:r>
-              <w:rPr>
-                <w:rFonts w:ascii="Verdana" w:hAnsi="Verdana"/>
-                <w:b w:val="0"/>
+            <w:pPr>
+              <w:spacing w:before="20" w:after="20"/>
+            </w:pPr>
+            <w:r/>
+            <w:r>
+              <w:rPr>
+                <w:rFonts w:ascii="Verdana" w:hAnsi="Verdana"/>
                 <w:sz w:val="16"/>
               </w:rPr>
               <w:t>Jm-2</w:t>
@@ -3232,6 +4192,9 @@
             <w:tcW w:type="dxa" w:w="1514"/>
           </w:tcPr>
           <w:p>
+            <w:pPr>
+              <w:spacing w:before="20" w:after="20"/>
+            </w:pPr>
             <w:r/>
             <w:r>
               <w:rPr>
@@ -3248,6 +4211,9 @@
             <w:tcW w:type="dxa" w:w="1514"/>
           </w:tcPr>
           <w:p>
+            <w:pPr>
+              <w:spacing w:before="20" w:after="20"/>
+            </w:pPr>
             <w:r/>
             <w:r>
               <w:rPr>
@@ -3264,6 +4230,9 @@
             <w:tcW w:type="dxa" w:w="1514"/>
           </w:tcPr>
           <w:p>
+            <w:pPr>
+              <w:spacing w:before="20" w:after="20"/>
+            </w:pPr>
             <w:r/>
             <w:r>
               <w:rPr>
@@ -3280,11 +4249,13 @@
             <w:tcW w:type="dxa" w:w="1514"/>
           </w:tcPr>
           <w:p>
-            <w:r/>
-            <w:r>
-              <w:rPr>
-                <w:rFonts w:ascii="Verdana" w:hAnsi="Verdana"/>
-                <w:b w:val="0"/>
+            <w:pPr>
+              <w:spacing w:before="20" w:after="20"/>
+            </w:pPr>
+            <w:r/>
+            <w:r>
+              <w:rPr>
+                <w:rFonts w:ascii="Verdana" w:hAnsi="Verdana"/>
                 <w:sz w:val="16"/>
               </w:rPr>
               <w:t>Jm-2</w:t>
@@ -3296,6 +4267,9 @@
             <w:tcW w:type="dxa" w:w="1514"/>
           </w:tcPr>
           <w:p>
+            <w:pPr>
+              <w:spacing w:before="20" w:after="20"/>
+            </w:pPr>
             <w:r/>
             <w:r>
               <w:rPr>
@@ -3312,6 +4286,9 @@
             <w:tcW w:type="dxa" w:w="1514"/>
           </w:tcPr>
           <w:p>
+            <w:pPr>
+              <w:spacing w:before="20" w:after="20"/>
+            </w:pPr>
             <w:r/>
             <w:r>
               <w:rPr>
@@ -3328,6 +4305,9 @@
             <w:tcW w:type="dxa" w:w="1514"/>
           </w:tcPr>
           <w:p>
+            <w:pPr>
+              <w:spacing w:before="20" w:after="20"/>
+            </w:pPr>
             <w:r/>
             <w:r>
               <w:rPr>
@@ -3348,6 +4328,9 @@
             <w:tcW w:type="dxa" w:w="1514"/>
           </w:tcPr>
           <w:p>
+            <w:pPr>
+              <w:spacing w:before="20" w:after="20"/>
+            </w:pPr>
             <w:r/>
             <w:r>
               <w:rPr>
@@ -3364,6 +4347,9 @@
             <w:tcW w:type="dxa" w:w="1514"/>
           </w:tcPr>
           <w:p>
+            <w:pPr>
+              <w:spacing w:before="20" w:after="20"/>
+            </w:pPr>
             <w:r/>
             <w:r>
               <w:rPr>
@@ -3380,11 +4366,13 @@
             <w:tcW w:type="dxa" w:w="1514"/>
           </w:tcPr>
           <w:p>
-            <w:r/>
-            <w:r>
-              <w:rPr>
-                <w:rFonts w:ascii="Verdana" w:hAnsi="Verdana"/>
-                <w:b w:val="0"/>
+            <w:pPr>
+              <w:spacing w:before="20" w:after="20"/>
+            </w:pPr>
+            <w:r/>
+            <w:r>
+              <w:rPr>
+                <w:rFonts w:ascii="Verdana" w:hAnsi="Verdana"/>
                 <w:sz w:val="16"/>
               </w:rPr>
               <w:t>%</w:t>
@@ -3396,6 +4384,9 @@
             <w:tcW w:type="dxa" w:w="1514"/>
           </w:tcPr>
           <w:p>
+            <w:pPr>
+              <w:spacing w:before="20" w:after="20"/>
+            </w:pPr>
             <w:r/>
             <w:r>
               <w:rPr>
@@ -3412,6 +4403,9 @@
             <w:tcW w:type="dxa" w:w="1514"/>
           </w:tcPr>
           <w:p>
+            <w:pPr>
+              <w:spacing w:before="20" w:after="20"/>
+            </w:pPr>
             <w:r/>
             <w:r>
               <w:rPr>
@@ -3428,6 +4422,9 @@
             <w:tcW w:type="dxa" w:w="1514"/>
           </w:tcPr>
           <w:p>
+            <w:pPr>
+              <w:spacing w:before="20" w:after="20"/>
+            </w:pPr>
             <w:r/>
             <w:r>
               <w:rPr>
@@ -3444,11 +4441,13 @@
             <w:tcW w:type="dxa" w:w="1514"/>
           </w:tcPr>
           <w:p>
-            <w:r/>
-            <w:r>
-              <w:rPr>
-                <w:rFonts w:ascii="Verdana" w:hAnsi="Verdana"/>
-                <w:b w:val="0"/>
+            <w:pPr>
+              <w:spacing w:before="20" w:after="20"/>
+            </w:pPr>
+            <w:r/>
+            <w:r>
+              <w:rPr>
+                <w:rFonts w:ascii="Verdana" w:hAnsi="Verdana"/>
                 <w:sz w:val="16"/>
               </w:rPr>
               <w:t>%</w:t>
@@ -3460,6 +4459,9 @@
             <w:tcW w:type="dxa" w:w="1514"/>
           </w:tcPr>
           <w:p>
+            <w:pPr>
+              <w:spacing w:before="20" w:after="20"/>
+            </w:pPr>
             <w:r/>
             <w:r>
               <w:rPr>
@@ -3476,6 +4478,9 @@
             <w:tcW w:type="dxa" w:w="1514"/>
           </w:tcPr>
           <w:p>
+            <w:pPr>
+              <w:spacing w:before="20" w:after="20"/>
+            </w:pPr>
             <w:r/>
             <w:r>
               <w:rPr>
@@ -3492,6 +4497,9 @@
             <w:tcW w:type="dxa" w:w="1514"/>
           </w:tcPr>
           <w:p>
+            <w:pPr>
+              <w:spacing w:before="20" w:after="20"/>
+            </w:pPr>
             <w:r/>
             <w:r>
               <w:rPr>
@@ -3512,6 +4520,9 @@
             <w:tcW w:type="dxa" w:w="1514"/>
           </w:tcPr>
           <w:p>
+            <w:pPr>
+              <w:spacing w:before="20" w:after="20"/>
+            </w:pPr>
             <w:r/>
             <w:r>
               <w:rPr>
@@ -3528,6 +4539,9 @@
             <w:tcW w:type="dxa" w:w="1514"/>
           </w:tcPr>
           <w:p>
+            <w:pPr>
+              <w:spacing w:before="20" w:after="20"/>
+            </w:pPr>
             <w:r/>
             <w:r>
               <w:rPr>
@@ -3544,11 +4558,13 @@
             <w:tcW w:type="dxa" w:w="1514"/>
           </w:tcPr>
           <w:p>
-            <w:r/>
-            <w:r>
-              <w:rPr>
-                <w:rFonts w:ascii="Verdana" w:hAnsi="Verdana"/>
-                <w:b w:val="0"/>
+            <w:pPr>
+              <w:spacing w:before="20" w:after="20"/>
+            </w:pPr>
+            <w:r/>
+            <w:r>
+              <w:rPr>
+                <w:rFonts w:ascii="Verdana" w:hAnsi="Verdana"/>
                 <w:sz w:val="16"/>
               </w:rPr>
               <w:t>%</w:t>
@@ -3560,6 +4576,9 @@
             <w:tcW w:type="dxa" w:w="1514"/>
           </w:tcPr>
           <w:p>
+            <w:pPr>
+              <w:spacing w:before="20" w:after="20"/>
+            </w:pPr>
             <w:r/>
             <w:r>
               <w:rPr>
@@ -3576,6 +4595,9 @@
             <w:tcW w:type="dxa" w:w="1514"/>
           </w:tcPr>
           <w:p>
+            <w:pPr>
+              <w:spacing w:before="20" w:after="20"/>
+            </w:pPr>
             <w:r/>
             <w:r>
               <w:rPr>
@@ -3592,6 +4614,9 @@
             <w:tcW w:type="dxa" w:w="1514"/>
           </w:tcPr>
           <w:p>
+            <w:pPr>
+              <w:spacing w:before="20" w:after="20"/>
+            </w:pPr>
             <w:r/>
             <w:r>
               <w:rPr>
@@ -3608,11 +4633,13 @@
             <w:tcW w:type="dxa" w:w="1514"/>
           </w:tcPr>
           <w:p>
-            <w:r/>
-            <w:r>
-              <w:rPr>
-                <w:rFonts w:ascii="Verdana" w:hAnsi="Verdana"/>
-                <w:b w:val="0"/>
+            <w:pPr>
+              <w:spacing w:before="20" w:after="20"/>
+            </w:pPr>
+            <w:r/>
+            <w:r>
+              <w:rPr>
+                <w:rFonts w:ascii="Verdana" w:hAnsi="Verdana"/>
                 <w:sz w:val="16"/>
               </w:rPr>
               <w:t>%</w:t>
@@ -3624,6 +4651,9 @@
             <w:tcW w:type="dxa" w:w="1514"/>
           </w:tcPr>
           <w:p>
+            <w:pPr>
+              <w:spacing w:before="20" w:after="20"/>
+            </w:pPr>
             <w:r/>
             <w:r>
               <w:rPr>
@@ -3640,6 +4670,9 @@
             <w:tcW w:type="dxa" w:w="1514"/>
           </w:tcPr>
           <w:p>
+            <w:pPr>
+              <w:spacing w:before="20" w:after="20"/>
+            </w:pPr>
             <w:r/>
             <w:r>
               <w:rPr>
@@ -3656,6 +4689,9 @@
             <w:tcW w:type="dxa" w:w="1514"/>
           </w:tcPr>
           <w:p>
+            <w:pPr>
+              <w:spacing w:before="20" w:after="20"/>
+            </w:pPr>
             <w:r/>
             <w:r>
               <w:rPr>
@@ -3676,6 +4712,9 @@
             <w:tcW w:type="dxa" w:w="1514"/>
           </w:tcPr>
           <w:p>
+            <w:pPr>
+              <w:spacing w:before="20" w:after="20"/>
+            </w:pPr>
             <w:r/>
             <w:r>
               <w:rPr>
@@ -3692,6 +4731,9 @@
             <w:tcW w:type="dxa" w:w="1514"/>
           </w:tcPr>
           <w:p>
+            <w:pPr>
+              <w:spacing w:before="20" w:after="20"/>
+            </w:pPr>
             <w:r/>
             <w:r>
               <w:rPr>
@@ -3708,11 +4750,13 @@
             <w:tcW w:type="dxa" w:w="1514"/>
           </w:tcPr>
           <w:p>
-            <w:r/>
-            <w:r>
-              <w:rPr>
-                <w:rFonts w:ascii="Verdana" w:hAnsi="Verdana"/>
-                <w:b w:val="0"/>
+            <w:pPr>
+              <w:spacing w:before="20" w:after="20"/>
+            </w:pPr>
+            <w:r/>
+            <w:r>
+              <w:rPr>
+                <w:rFonts w:ascii="Verdana" w:hAnsi="Verdana"/>
                 <w:sz w:val="16"/>
               </w:rPr>
               <w:t>Jm-2</w:t>
@@ -3724,6 +4768,9 @@
             <w:tcW w:type="dxa" w:w="1514"/>
           </w:tcPr>
           <w:p>
+            <w:pPr>
+              <w:spacing w:before="20" w:after="20"/>
+            </w:pPr>
             <w:r/>
             <w:r>
               <w:rPr>
@@ -3740,6 +4787,9 @@
             <w:tcW w:type="dxa" w:w="1514"/>
           </w:tcPr>
           <w:p>
+            <w:pPr>
+              <w:spacing w:before="20" w:after="20"/>
+            </w:pPr>
             <w:r/>
             <w:r>
               <w:rPr>
@@ -3756,6 +4806,9 @@
             <w:tcW w:type="dxa" w:w="1514"/>
           </w:tcPr>
           <w:p>
+            <w:pPr>
+              <w:spacing w:before="20" w:after="20"/>
+            </w:pPr>
             <w:r/>
             <w:r>
               <w:rPr>
@@ -3772,11 +4825,13 @@
             <w:tcW w:type="dxa" w:w="1514"/>
           </w:tcPr>
           <w:p>
-            <w:r/>
-            <w:r>
-              <w:rPr>
-                <w:rFonts w:ascii="Verdana" w:hAnsi="Verdana"/>
-                <w:b w:val="0"/>
+            <w:pPr>
+              <w:spacing w:before="20" w:after="20"/>
+            </w:pPr>
+            <w:r/>
+            <w:r>
+              <w:rPr>
+                <w:rFonts w:ascii="Verdana" w:hAnsi="Verdana"/>
                 <w:sz w:val="16"/>
               </w:rPr>
               <w:t>Jm-2</w:t>
@@ -3788,6 +4843,9 @@
             <w:tcW w:type="dxa" w:w="1514"/>
           </w:tcPr>
           <w:p>
+            <w:pPr>
+              <w:spacing w:before="20" w:after="20"/>
+            </w:pPr>
             <w:r/>
             <w:r>
               <w:rPr>
@@ -3804,6 +4862,9 @@
             <w:tcW w:type="dxa" w:w="1514"/>
           </w:tcPr>
           <w:p>
+            <w:pPr>
+              <w:spacing w:before="20" w:after="20"/>
+            </w:pPr>
             <w:r/>
             <w:r>
               <w:rPr>
@@ -3820,6 +4881,9 @@
             <w:tcW w:type="dxa" w:w="1514"/>
           </w:tcPr>
           <w:p>
+            <w:pPr>
+              <w:spacing w:before="20" w:after="20"/>
+            </w:pPr>
             <w:r/>
             <w:r>
               <w:rPr>
@@ -3840,6 +4904,9 @@
             <w:tcW w:type="dxa" w:w="1514"/>
           </w:tcPr>
           <w:p>
+            <w:pPr>
+              <w:spacing w:before="20" w:after="20"/>
+            </w:pPr>
             <w:r/>
             <w:r>
               <w:rPr>
@@ -3856,6 +4923,9 @@
             <w:tcW w:type="dxa" w:w="1514"/>
           </w:tcPr>
           <w:p>
+            <w:pPr>
+              <w:spacing w:before="20" w:after="20"/>
+            </w:pPr>
             <w:r/>
             <w:r>
               <w:rPr>
@@ -3872,11 +4942,13 @@
             <w:tcW w:type="dxa" w:w="1514"/>
           </w:tcPr>
           <w:p>
-            <w:r/>
-            <w:r>
-              <w:rPr>
-                <w:rFonts w:ascii="Verdana" w:hAnsi="Verdana"/>
-                <w:b w:val="0"/>
+            <w:pPr>
+              <w:spacing w:before="20" w:after="20"/>
+            </w:pPr>
+            <w:r/>
+            <w:r>
+              <w:rPr>
+                <w:rFonts w:ascii="Verdana" w:hAnsi="Verdana"/>
                 <w:sz w:val="16"/>
               </w:rPr>
               <w:t>Jm-2</w:t>
@@ -3888,6 +4960,9 @@
             <w:tcW w:type="dxa" w:w="1514"/>
           </w:tcPr>
           <w:p>
+            <w:pPr>
+              <w:spacing w:before="20" w:after="20"/>
+            </w:pPr>
             <w:r/>
             <w:r>
               <w:rPr>
@@ -3904,6 +4979,9 @@
             <w:tcW w:type="dxa" w:w="1514"/>
           </w:tcPr>
           <w:p>
+            <w:pPr>
+              <w:spacing w:before="20" w:after="20"/>
+            </w:pPr>
             <w:r/>
             <w:r>
               <w:rPr>
@@ -3920,6 +4998,9 @@
             <w:tcW w:type="dxa" w:w="1514"/>
           </w:tcPr>
           <w:p>
+            <w:pPr>
+              <w:spacing w:before="20" w:after="20"/>
+            </w:pPr>
             <w:r/>
             <w:r>
               <w:rPr>
@@ -3936,11 +5017,13 @@
             <w:tcW w:type="dxa" w:w="1514"/>
           </w:tcPr>
           <w:p>
-            <w:r/>
-            <w:r>
-              <w:rPr>
-                <w:rFonts w:ascii="Verdana" w:hAnsi="Verdana"/>
-                <w:b w:val="0"/>
+            <w:pPr>
+              <w:spacing w:before="20" w:after="20"/>
+            </w:pPr>
+            <w:r/>
+            <w:r>
+              <w:rPr>
+                <w:rFonts w:ascii="Verdana" w:hAnsi="Verdana"/>
                 <w:sz w:val="16"/>
               </w:rPr>
               <w:t>Jm-2</w:t>
@@ -3952,6 +5035,9 @@
             <w:tcW w:type="dxa" w:w="1514"/>
           </w:tcPr>
           <w:p>
+            <w:pPr>
+              <w:spacing w:before="20" w:after="20"/>
+            </w:pPr>
             <w:r/>
             <w:r>
               <w:rPr>
@@ -3968,6 +5054,9 @@
             <w:tcW w:type="dxa" w:w="1514"/>
           </w:tcPr>
           <w:p>
+            <w:pPr>
+              <w:spacing w:before="20" w:after="20"/>
+            </w:pPr>
             <w:r/>
             <w:r>
               <w:rPr>
@@ -3984,6 +5073,9 @@
             <w:tcW w:type="dxa" w:w="1514"/>
           </w:tcPr>
           <w:p>
+            <w:pPr>
+              <w:spacing w:before="20" w:after="20"/>
+            </w:pPr>
             <w:r/>
             <w:r>
               <w:rPr>
@@ -4004,6 +5096,9 @@
             <w:tcW w:type="dxa" w:w="1514"/>
           </w:tcPr>
           <w:p>
+            <w:pPr>
+              <w:spacing w:before="20" w:after="20"/>
+            </w:pPr>
             <w:r/>
             <w:r>
               <w:rPr>
@@ -4020,6 +5115,9 @@
             <w:tcW w:type="dxa" w:w="1514"/>
           </w:tcPr>
           <w:p>
+            <w:pPr>
+              <w:spacing w:before="20" w:after="20"/>
+            </w:pPr>
             <w:r/>
             <w:r>
               <w:rPr>
@@ -4036,11 +5134,13 @@
             <w:tcW w:type="dxa" w:w="1514"/>
           </w:tcPr>
           <w:p>
-            <w:r/>
-            <w:r>
-              <w:rPr>
-                <w:rFonts w:ascii="Verdana" w:hAnsi="Verdana"/>
-                <w:b w:val="0"/>
+            <w:pPr>
+              <w:spacing w:before="20" w:after="20"/>
+            </w:pPr>
+            <w:r/>
+            <w:r>
+              <w:rPr>
+                <w:rFonts w:ascii="Verdana" w:hAnsi="Verdana"/>
                 <w:sz w:val="16"/>
               </w:rPr>
               <w:t>Jm-2</w:t>
@@ -4052,6 +5152,9 @@
             <w:tcW w:type="dxa" w:w="1514"/>
           </w:tcPr>
           <w:p>
+            <w:pPr>
+              <w:spacing w:before="20" w:after="20"/>
+            </w:pPr>
             <w:r/>
             <w:r>
               <w:rPr>
@@ -4068,6 +5171,9 @@
             <w:tcW w:type="dxa" w:w="1514"/>
           </w:tcPr>
           <w:p>
+            <w:pPr>
+              <w:spacing w:before="20" w:after="20"/>
+            </w:pPr>
             <w:r/>
             <w:r>
               <w:rPr>
@@ -4084,6 +5190,9 @@
             <w:tcW w:type="dxa" w:w="1514"/>
           </w:tcPr>
           <w:p>
+            <w:pPr>
+              <w:spacing w:before="20" w:after="20"/>
+            </w:pPr>
             <w:r/>
             <w:r>
               <w:rPr>
@@ -4100,11 +5209,13 @@
             <w:tcW w:type="dxa" w:w="1514"/>
           </w:tcPr>
           <w:p>
-            <w:r/>
-            <w:r>
-              <w:rPr>
-                <w:rFonts w:ascii="Verdana" w:hAnsi="Verdana"/>
-                <w:b w:val="0"/>
+            <w:pPr>
+              <w:spacing w:before="20" w:after="20"/>
+            </w:pPr>
+            <w:r/>
+            <w:r>
+              <w:rPr>
+                <w:rFonts w:ascii="Verdana" w:hAnsi="Verdana"/>
                 <w:sz w:val="16"/>
               </w:rPr>
               <w:t>Jm-2</w:t>
@@ -4116,6 +5227,9 @@
             <w:tcW w:type="dxa" w:w="1514"/>
           </w:tcPr>
           <w:p>
+            <w:pPr>
+              <w:spacing w:before="20" w:after="20"/>
+            </w:pPr>
             <w:r/>
             <w:r>
               <w:rPr>
@@ -4132,6 +5246,9 @@
             <w:tcW w:type="dxa" w:w="1514"/>
           </w:tcPr>
           <w:p>
+            <w:pPr>
+              <w:spacing w:before="20" w:after="20"/>
+            </w:pPr>
             <w:r/>
             <w:r>
               <w:rPr>
@@ -4148,6 +5265,9 @@
             <w:tcW w:type="dxa" w:w="1514"/>
           </w:tcPr>
           <w:p>
+            <w:pPr>
+              <w:spacing w:before="20" w:after="20"/>
+            </w:pPr>
             <w:r/>
             <w:r>
               <w:rPr>
@@ -4168,6 +5288,9 @@
             <w:tcW w:type="dxa" w:w="1514"/>
           </w:tcPr>
           <w:p>
+            <w:pPr>
+              <w:spacing w:before="20" w:after="20"/>
+            </w:pPr>
             <w:r/>
             <w:r>
               <w:rPr>
@@ -4184,6 +5307,9 @@
             <w:tcW w:type="dxa" w:w="1514"/>
           </w:tcPr>
           <w:p>
+            <w:pPr>
+              <w:spacing w:before="20" w:after="20"/>
+            </w:pPr>
             <w:r/>
             <w:r>
               <w:rPr>
@@ -4200,11 +5326,13 @@
             <w:tcW w:type="dxa" w:w="1514"/>
           </w:tcPr>
           <w:p>
-            <w:r/>
-            <w:r>
-              <w:rPr>
-                <w:rFonts w:ascii="Verdana" w:hAnsi="Verdana"/>
-                <w:b w:val="0"/>
+            <w:pPr>
+              <w:spacing w:before="20" w:after="20"/>
+            </w:pPr>
+            <w:r/>
+            <w:r>
+              <w:rPr>
+                <w:rFonts w:ascii="Verdana" w:hAnsi="Verdana"/>
                 <w:sz w:val="16"/>
               </w:rPr>
               <w:t>min</w:t>
@@ -4216,6 +5344,9 @@
             <w:tcW w:type="dxa" w:w="1514"/>
           </w:tcPr>
           <w:p>
+            <w:pPr>
+              <w:spacing w:before="20" w:after="20"/>
+            </w:pPr>
             <w:r/>
             <w:r>
               <w:rPr>
@@ -4232,6 +5363,9 @@
             <w:tcW w:type="dxa" w:w="1514"/>
           </w:tcPr>
           <w:p>
+            <w:pPr>
+              <w:spacing w:before="20" w:after="20"/>
+            </w:pPr>
             <w:r/>
             <w:r>
               <w:rPr>
@@ -4248,6 +5382,9 @@
             <w:tcW w:type="dxa" w:w="1514"/>
           </w:tcPr>
           <w:p>
+            <w:pPr>
+              <w:spacing w:before="20" w:after="20"/>
+            </w:pPr>
             <w:r/>
             <w:r>
               <w:rPr>
@@ -4264,11 +5401,13 @@
             <w:tcW w:type="dxa" w:w="1514"/>
           </w:tcPr>
           <w:p>
-            <w:r/>
-            <w:r>
-              <w:rPr>
-                <w:rFonts w:ascii="Verdana" w:hAnsi="Verdana"/>
-                <w:b w:val="0"/>
+            <w:pPr>
+              <w:spacing w:before="20" w:after="20"/>
+            </w:pPr>
+            <w:r/>
+            <w:r>
+              <w:rPr>
+                <w:rFonts w:ascii="Verdana" w:hAnsi="Verdana"/>
                 <w:sz w:val="16"/>
               </w:rPr>
               <w:t>min</w:t>
@@ -4280,6 +5419,9 @@
             <w:tcW w:type="dxa" w:w="1514"/>
           </w:tcPr>
           <w:p>
+            <w:pPr>
+              <w:spacing w:before="20" w:after="20"/>
+            </w:pPr>
             <w:r/>
             <w:r>
               <w:rPr>
@@ -4296,6 +5438,9 @@
             <w:tcW w:type="dxa" w:w="1514"/>
           </w:tcPr>
           <w:p>
+            <w:pPr>
+              <w:spacing w:before="20" w:after="20"/>
+            </w:pPr>
             <w:r/>
             <w:r>
               <w:rPr>
@@ -4312,6 +5457,9 @@
             <w:tcW w:type="dxa" w:w="1514"/>
           </w:tcPr>
           <w:p>
+            <w:pPr>
+              <w:spacing w:before="20" w:after="20"/>
+            </w:pPr>
             <w:r/>
             <w:r>
               <w:rPr>
@@ -4332,6 +5480,9 @@
             <w:tcW w:type="dxa" w:w="1514"/>
           </w:tcPr>
           <w:p>
+            <w:pPr>
+              <w:spacing w:before="20" w:after="20"/>
+            </w:pPr>
             <w:r/>
             <w:r>
               <w:rPr>
@@ -4348,6 +5499,9 @@
             <w:tcW w:type="dxa" w:w="1514"/>
           </w:tcPr>
           <w:p>
+            <w:pPr>
+              <w:spacing w:before="20" w:after="20"/>
+            </w:pPr>
             <w:r/>
             <w:r>
               <w:rPr>
@@ -4364,11 +5518,13 @@
             <w:tcW w:type="dxa" w:w="1514"/>
           </w:tcPr>
           <w:p>
-            <w:r/>
-            <w:r>
-              <w:rPr>
-                <w:rFonts w:ascii="Verdana" w:hAnsi="Verdana"/>
-                <w:b w:val="0"/>
+            <w:pPr>
+              <w:spacing w:before="20" w:after="20"/>
+            </w:pPr>
+            <w:r/>
+            <w:r>
+              <w:rPr>
+                <w:rFonts w:ascii="Verdana" w:hAnsi="Verdana"/>
                 <w:sz w:val="16"/>
               </w:rPr>
               <w:t>h</w:t>
@@ -4380,6 +5536,9 @@
             <w:tcW w:type="dxa" w:w="1514"/>
           </w:tcPr>
           <w:p>
+            <w:pPr>
+              <w:spacing w:before="20" w:after="20"/>
+            </w:pPr>
             <w:r/>
             <w:r>
               <w:rPr>
@@ -4396,6 +5555,9 @@
             <w:tcW w:type="dxa" w:w="1514"/>
           </w:tcPr>
           <w:p>
+            <w:pPr>
+              <w:spacing w:before="20" w:after="20"/>
+            </w:pPr>
             <w:r/>
             <w:r>
               <w:rPr>
@@ -4412,6 +5574,9 @@
             <w:tcW w:type="dxa" w:w="1514"/>
           </w:tcPr>
           <w:p>
+            <w:pPr>
+              <w:spacing w:before="20" w:after="20"/>
+            </w:pPr>
             <w:r/>
             <w:r>
               <w:rPr>
@@ -4428,11 +5593,13 @@
             <w:tcW w:type="dxa" w:w="1514"/>
           </w:tcPr>
           <w:p>
-            <w:r/>
-            <w:r>
-              <w:rPr>
-                <w:rFonts w:ascii="Verdana" w:hAnsi="Verdana"/>
-                <w:b w:val="0"/>
+            <w:pPr>
+              <w:spacing w:before="20" w:after="20"/>
+            </w:pPr>
+            <w:r/>
+            <w:r>
+              <w:rPr>
+                <w:rFonts w:ascii="Verdana" w:hAnsi="Verdana"/>
                 <w:sz w:val="16"/>
               </w:rPr>
               <w:t>h</w:t>
@@ -4444,6 +5611,9 @@
             <w:tcW w:type="dxa" w:w="1514"/>
           </w:tcPr>
           <w:p>
+            <w:pPr>
+              <w:spacing w:before="20" w:after="20"/>
+            </w:pPr>
             <w:r/>
             <w:r>
               <w:rPr>
@@ -4460,6 +5630,9 @@
             <w:tcW w:type="dxa" w:w="1514"/>
           </w:tcPr>
           <w:p>
+            <w:pPr>
+              <w:spacing w:before="20" w:after="20"/>
+            </w:pPr>
             <w:r/>
             <w:r>
               <w:rPr>
@@ -4476,6 +5649,9 @@
             <w:tcW w:type="dxa" w:w="1514"/>
           </w:tcPr>
           <w:p>
+            <w:pPr>
+              <w:spacing w:before="20" w:after="20"/>
+            </w:pPr>
             <w:r/>
             <w:r>
               <w:rPr>
@@ -4496,6 +5672,9 @@
             <w:tcW w:type="dxa" w:w="1514"/>
           </w:tcPr>
           <w:p>
+            <w:pPr>
+              <w:spacing w:before="20" w:after="20"/>
+            </w:pPr>
             <w:r/>
             <w:r>
               <w:rPr>
@@ -4512,6 +5691,9 @@
             <w:tcW w:type="dxa" w:w="1514"/>
           </w:tcPr>
           <w:p>
+            <w:pPr>
+              <w:spacing w:before="20" w:after="20"/>
+            </w:pPr>
             <w:r/>
             <w:r>
               <w:rPr>
@@ -4528,11 +5710,13 @@
             <w:tcW w:type="dxa" w:w="1514"/>
           </w:tcPr>
           <w:p>
-            <w:r/>
-            <w:r>
-              <w:rPr>
-                <w:rFonts w:ascii="Verdana" w:hAnsi="Verdana"/>
-                <w:b w:val="0"/>
+            <w:pPr>
+              <w:spacing w:before="20" w:after="20"/>
+            </w:pPr>
+            <w:r/>
+            <w:r>
+              <w:rPr>
+                <w:rFonts w:ascii="Verdana" w:hAnsi="Verdana"/>
                 <w:sz w:val="16"/>
               </w:rPr>
               <w:t>%</w:t>
@@ -4544,6 +5728,9 @@
             <w:tcW w:type="dxa" w:w="1514"/>
           </w:tcPr>
           <w:p>
+            <w:pPr>
+              <w:spacing w:before="20" w:after="20"/>
+            </w:pPr>
             <w:r/>
             <w:r>
               <w:rPr>
@@ -4560,6 +5747,9 @@
             <w:tcW w:type="dxa" w:w="1514"/>
           </w:tcPr>
           <w:p>
+            <w:pPr>
+              <w:spacing w:before="20" w:after="20"/>
+            </w:pPr>
             <w:r/>
             <w:r>
               <w:rPr>
@@ -4576,6 +5766,9 @@
             <w:tcW w:type="dxa" w:w="1514"/>
           </w:tcPr>
           <w:p>
+            <w:pPr>
+              <w:spacing w:before="20" w:after="20"/>
+            </w:pPr>
             <w:r/>
             <w:r>
               <w:rPr>
@@ -4592,11 +5785,13 @@
             <w:tcW w:type="dxa" w:w="1514"/>
           </w:tcPr>
           <w:p>
-            <w:r/>
-            <w:r>
-              <w:rPr>
-                <w:rFonts w:ascii="Verdana" w:hAnsi="Verdana"/>
-                <w:b w:val="0"/>
+            <w:pPr>
+              <w:spacing w:before="20" w:after="20"/>
+            </w:pPr>
+            <w:r/>
+            <w:r>
+              <w:rPr>
+                <w:rFonts w:ascii="Verdana" w:hAnsi="Verdana"/>
                 <w:sz w:val="16"/>
               </w:rPr>
               <w:t>%</w:t>
@@ -4608,6 +5803,9 @@
             <w:tcW w:type="dxa" w:w="1514"/>
           </w:tcPr>
           <w:p>
+            <w:pPr>
+              <w:spacing w:before="20" w:after="20"/>
+            </w:pPr>
             <w:r/>
             <w:r>
               <w:rPr>
@@ -4624,6 +5822,9 @@
             <w:tcW w:type="dxa" w:w="1514"/>
           </w:tcPr>
           <w:p>
+            <w:pPr>
+              <w:spacing w:before="20" w:after="20"/>
+            </w:pPr>
             <w:r/>
             <w:r>
               <w:rPr>
@@ -4640,6 +5841,9 @@
             <w:tcW w:type="dxa" w:w="1514"/>
           </w:tcPr>
           <w:p>
+            <w:pPr>
+              <w:spacing w:before="20" w:after="20"/>
+            </w:pPr>
             <w:r/>
             <w:r>
               <w:rPr>
@@ -4660,6 +5864,9 @@
             <w:tcW w:type="dxa" w:w="1514"/>
           </w:tcPr>
           <w:p>
+            <w:pPr>
+              <w:spacing w:before="20" w:after="20"/>
+            </w:pPr>
             <w:r/>
             <w:r>
               <w:rPr>
@@ -4676,6 +5883,9 @@
             <w:tcW w:type="dxa" w:w="1514"/>
           </w:tcPr>
           <w:p>
+            <w:pPr>
+              <w:spacing w:before="20" w:after="20"/>
+            </w:pPr>
             <w:r/>
             <w:r>
               <w:rPr>
@@ -4692,11 +5902,13 @@
             <w:tcW w:type="dxa" w:w="1514"/>
           </w:tcPr>
           <w:p>
-            <w:r/>
-            <w:r>
-              <w:rPr>
-                <w:rFonts w:ascii="Verdana" w:hAnsi="Verdana"/>
-                <w:b w:val="0"/>
+            <w:pPr>
+              <w:spacing w:before="20" w:after="20"/>
+            </w:pPr>
+            <w:r/>
+            <w:r>
+              <w:rPr>
+                <w:rFonts w:ascii="Verdana" w:hAnsi="Verdana"/>
                 <w:sz w:val="16"/>
               </w:rPr>
               <w:t>min</w:t>
@@ -4708,6 +5920,9 @@
             <w:tcW w:type="dxa" w:w="1514"/>
           </w:tcPr>
           <w:p>
+            <w:pPr>
+              <w:spacing w:before="20" w:after="20"/>
+            </w:pPr>
             <w:r/>
             <w:r>
               <w:rPr>
@@ -4724,6 +5939,9 @@
             <w:tcW w:type="dxa" w:w="1514"/>
           </w:tcPr>
           <w:p>
+            <w:pPr>
+              <w:spacing w:before="20" w:after="20"/>
+            </w:pPr>
             <w:r/>
             <w:r>
               <w:rPr>
@@ -4740,6 +5958,9 @@
             <w:tcW w:type="dxa" w:w="1514"/>
           </w:tcPr>
           <w:p>
+            <w:pPr>
+              <w:spacing w:before="20" w:after="20"/>
+            </w:pPr>
             <w:r/>
             <w:r>
               <w:rPr>
@@ -4756,11 +5977,13 @@
             <w:tcW w:type="dxa" w:w="1514"/>
           </w:tcPr>
           <w:p>
-            <w:r/>
-            <w:r>
-              <w:rPr>
-                <w:rFonts w:ascii="Verdana" w:hAnsi="Verdana"/>
-                <w:b w:val="0"/>
+            <w:pPr>
+              <w:spacing w:before="20" w:after="20"/>
+            </w:pPr>
+            <w:r/>
+            <w:r>
+              <w:rPr>
+                <w:rFonts w:ascii="Verdana" w:hAnsi="Verdana"/>
                 <w:sz w:val="16"/>
               </w:rPr>
               <w:t>min</w:t>
@@ -4772,6 +5995,9 @@
             <w:tcW w:type="dxa" w:w="1514"/>
           </w:tcPr>
           <w:p>
+            <w:pPr>
+              <w:spacing w:before="20" w:after="20"/>
+            </w:pPr>
             <w:r/>
             <w:r>
               <w:rPr>
@@ -4788,6 +6014,9 @@
             <w:tcW w:type="dxa" w:w="1514"/>
           </w:tcPr>
           <w:p>
+            <w:pPr>
+              <w:spacing w:before="20" w:after="20"/>
+            </w:pPr>
             <w:r/>
             <w:r>
               <w:rPr>
@@ -4804,6 +6033,9 @@
             <w:tcW w:type="dxa" w:w="1514"/>
           </w:tcPr>
           <w:p>
+            <w:pPr>
+              <w:spacing w:before="20" w:after="20"/>
+            </w:pPr>
             <w:r/>
             <w:r>
               <w:rPr>
@@ -4824,6 +6056,9 @@
             <w:tcW w:type="dxa" w:w="1514"/>
           </w:tcPr>
           <w:p>
+            <w:pPr>
+              <w:spacing w:before="20" w:after="20"/>
+            </w:pPr>
             <w:r/>
             <w:r>
               <w:rPr>
@@ -4840,6 +6075,9 @@
             <w:tcW w:type="dxa" w:w="1514"/>
           </w:tcPr>
           <w:p>
+            <w:pPr>
+              <w:spacing w:before="20" w:after="20"/>
+            </w:pPr>
             <w:r/>
             <w:r>
               <w:rPr>
@@ -4856,22 +6094,35 @@
             <w:tcW w:type="dxa" w:w="1514"/>
           </w:tcPr>
           <w:p>
-            <w:r/>
-            <w:r>
-              <w:rPr>
-                <w:rFonts w:ascii="Verdana" w:hAnsi="Verdana"/>
-                <w:b w:val="0"/>
-                <w:sz w:val="16"/>
-              </w:rPr>
-              <w:t>W m-2</w:t>
-            </w:r>
-          </w:p>
-        </w:tc>
-        <w:tc>
-          <w:tcPr>
-            <w:tcW w:type="dxa" w:w="1514"/>
-          </w:tcPr>
-          <w:p>
+            <w:pPr>
+              <w:spacing w:before="20" w:after="20"/>
+            </w:pPr>
+            <w:r/>
+            <w:r>
+              <w:rPr>
+                <w:rFonts w:ascii="Verdana" w:hAnsi="Verdana"/>
+                <w:sz w:val="16"/>
+              </w:rPr>
+              <w:t>W m</w:t>
+            </w:r>
+            <w:r>
+              <w:rPr>
+                <w:rFonts w:ascii="Verdana" w:hAnsi="Verdana"/>
+                <w:sz w:val="16"/>
+                <w:vertAlign w:val="superscript"/>
+              </w:rPr>
+              <w:t>-2</w:t>
+            </w:r>
+          </w:p>
+        </w:tc>
+        <w:tc>
+          <w:tcPr>
+            <w:tcW w:type="dxa" w:w="1514"/>
+          </w:tcPr>
+          <w:p>
+            <w:pPr>
+              <w:spacing w:before="20" w:after="20"/>
+            </w:pPr>
             <w:r/>
             <w:r>
               <w:rPr>
@@ -4888,6 +6139,9 @@
             <w:tcW w:type="dxa" w:w="1514"/>
           </w:tcPr>
           <w:p>
+            <w:pPr>
+              <w:spacing w:before="20" w:after="20"/>
+            </w:pPr>
             <w:r/>
             <w:r>
               <w:rPr>
@@ -4904,6 +6158,9 @@
             <w:tcW w:type="dxa" w:w="1514"/>
           </w:tcPr>
           <w:p>
+            <w:pPr>
+              <w:spacing w:before="20" w:after="20"/>
+            </w:pPr>
             <w:r/>
             <w:r>
               <w:rPr>
@@ -4920,22 +6177,35 @@
             <w:tcW w:type="dxa" w:w="1514"/>
           </w:tcPr>
           <w:p>
-            <w:r/>
-            <w:r>
-              <w:rPr>
-                <w:rFonts w:ascii="Verdana" w:hAnsi="Verdana"/>
-                <w:b w:val="0"/>
-                <w:sz w:val="16"/>
-              </w:rPr>
-              <w:t>W m-2</w:t>
-            </w:r>
-          </w:p>
-        </w:tc>
-        <w:tc>
-          <w:tcPr>
-            <w:tcW w:type="dxa" w:w="1514"/>
-          </w:tcPr>
-          <w:p>
+            <w:pPr>
+              <w:spacing w:before="20" w:after="20"/>
+            </w:pPr>
+            <w:r/>
+            <w:r>
+              <w:rPr>
+                <w:rFonts w:ascii="Verdana" w:hAnsi="Verdana"/>
+                <w:sz w:val="16"/>
+              </w:rPr>
+              <w:t>W m</w:t>
+            </w:r>
+            <w:r>
+              <w:rPr>
+                <w:rFonts w:ascii="Verdana" w:hAnsi="Verdana"/>
+                <w:sz w:val="16"/>
+                <w:vertAlign w:val="superscript"/>
+              </w:rPr>
+              <w:t>-2</w:t>
+            </w:r>
+          </w:p>
+        </w:tc>
+        <w:tc>
+          <w:tcPr>
+            <w:tcW w:type="dxa" w:w="1514"/>
+          </w:tcPr>
+          <w:p>
+            <w:pPr>
+              <w:spacing w:before="20" w:after="20"/>
+            </w:pPr>
             <w:r/>
             <w:r>
               <w:rPr>
@@ -4952,6 +6222,9 @@
             <w:tcW w:type="dxa" w:w="1514"/>
           </w:tcPr>
           <w:p>
+            <w:pPr>
+              <w:spacing w:before="20" w:after="20"/>
+            </w:pPr>
             <w:r/>
             <w:r>
               <w:rPr>
@@ -4968,6 +6241,9 @@
             <w:tcW w:type="dxa" w:w="1514"/>
           </w:tcPr>
           <w:p>
+            <w:pPr>
+              <w:spacing w:before="20" w:after="20"/>
+            </w:pPr>
             <w:r/>
             <w:r>
               <w:rPr>
@@ -4988,6 +6264,9 @@
             <w:tcW w:type="dxa" w:w="1514"/>
           </w:tcPr>
           <w:p>
+            <w:pPr>
+              <w:spacing w:before="20" w:after="20"/>
+            </w:pPr>
             <w:r/>
             <w:r>
               <w:rPr>
@@ -5004,6 +6283,9 @@
             <w:tcW w:type="dxa" w:w="1514"/>
           </w:tcPr>
           <w:p>
+            <w:pPr>
+              <w:spacing w:before="20" w:after="20"/>
+            </w:pPr>
             <w:r/>
             <w:r>
               <w:rPr>
@@ -5020,11 +6302,13 @@
             <w:tcW w:type="dxa" w:w="1514"/>
           </w:tcPr>
           <w:p>
-            <w:r/>
-            <w:r>
-              <w:rPr>
-                <w:rFonts w:ascii="Verdana" w:hAnsi="Verdana"/>
-                <w:b w:val="0"/>
+            <w:pPr>
+              <w:spacing w:before="20" w:after="20"/>
+            </w:pPr>
+            <w:r/>
+            <w:r>
+              <w:rPr>
+                <w:rFonts w:ascii="Verdana" w:hAnsi="Verdana"/>
                 <w:sz w:val="16"/>
               </w:rPr>
               <w:t>%</w:t>
@@ -5036,6 +6320,9 @@
             <w:tcW w:type="dxa" w:w="1514"/>
           </w:tcPr>
           <w:p>
+            <w:pPr>
+              <w:spacing w:before="20" w:after="20"/>
+            </w:pPr>
             <w:r/>
             <w:r>
               <w:rPr>
@@ -5052,6 +6339,9 @@
             <w:tcW w:type="dxa" w:w="1514"/>
           </w:tcPr>
           <w:p>
+            <w:pPr>
+              <w:spacing w:before="20" w:after="20"/>
+            </w:pPr>
             <w:r/>
             <w:r>
               <w:rPr>
@@ -5068,6 +6358,9 @@
             <w:tcW w:type="dxa" w:w="1514"/>
           </w:tcPr>
           <w:p>
+            <w:pPr>
+              <w:spacing w:before="20" w:after="20"/>
+            </w:pPr>
             <w:r/>
             <w:r>
               <w:rPr>
@@ -5084,11 +6377,13 @@
             <w:tcW w:type="dxa" w:w="1514"/>
           </w:tcPr>
           <w:p>
-            <w:r/>
-            <w:r>
-              <w:rPr>
-                <w:rFonts w:ascii="Verdana" w:hAnsi="Verdana"/>
-                <w:b w:val="0"/>
+            <w:pPr>
+              <w:spacing w:before="20" w:after="20"/>
+            </w:pPr>
+            <w:r/>
+            <w:r>
+              <w:rPr>
+                <w:rFonts w:ascii="Verdana" w:hAnsi="Verdana"/>
                 <w:sz w:val="16"/>
               </w:rPr>
               <w:t>%</w:t>
@@ -5100,6 +6395,9 @@
             <w:tcW w:type="dxa" w:w="1514"/>
           </w:tcPr>
           <w:p>
+            <w:pPr>
+              <w:spacing w:before="20" w:after="20"/>
+            </w:pPr>
             <w:r/>
             <w:r>
               <w:rPr>
@@ -5116,6 +6414,9 @@
             <w:tcW w:type="dxa" w:w="1514"/>
           </w:tcPr>
           <w:p>
+            <w:pPr>
+              <w:spacing w:before="20" w:after="20"/>
+            </w:pPr>
             <w:r/>
             <w:r>
               <w:rPr>
@@ -5132,6 +6433,9 @@
             <w:tcW w:type="dxa" w:w="1514"/>
           </w:tcPr>
           <w:p>
+            <w:pPr>
+              <w:spacing w:before="20" w:after="20"/>
+            </w:pPr>
             <w:r/>
             <w:r>
               <w:rPr>
@@ -5152,6 +6456,9 @@
             <w:tcW w:type="dxa" w:w="1514"/>
           </w:tcPr>
           <w:p>
+            <w:pPr>
+              <w:spacing w:before="20" w:after="20"/>
+            </w:pPr>
             <w:r/>
             <w:r>
               <w:rPr>
@@ -5168,6 +6475,9 @@
             <w:tcW w:type="dxa" w:w="1514"/>
           </w:tcPr>
           <w:p>
+            <w:pPr>
+              <w:spacing w:before="20" w:after="20"/>
+            </w:pPr>
             <w:r/>
             <w:r>
               <w:rPr>
@@ -5184,22 +6494,65 @@
             <w:tcW w:type="dxa" w:w="1514"/>
           </w:tcPr>
           <w:p>
-            <w:r/>
-            <w:r>
-              <w:rPr>
-                <w:rFonts w:ascii="Verdana" w:hAnsi="Verdana"/>
-                <w:b w:val="0"/>
-                <w:sz w:val="16"/>
-              </w:rPr>
-              <w:t>W m-2 sr-1 µm-1</w:t>
-            </w:r>
-          </w:p>
-        </w:tc>
-        <w:tc>
-          <w:tcPr>
-            <w:tcW w:type="dxa" w:w="1514"/>
-          </w:tcPr>
-          <w:p>
+            <w:pPr>
+              <w:spacing w:before="20" w:after="20"/>
+            </w:pPr>
+            <w:r/>
+            <w:r>
+              <w:rPr>
+                <w:rFonts w:ascii="Verdana" w:hAnsi="Verdana"/>
+                <w:sz w:val="16"/>
+              </w:rPr>
+              <w:t>W m</w:t>
+            </w:r>
+            <w:r>
+              <w:rPr>
+                <w:rFonts w:ascii="Verdana" w:hAnsi="Verdana"/>
+                <w:sz w:val="16"/>
+                <w:vertAlign w:val="superscript"/>
+              </w:rPr>
+              <w:t>-2</w:t>
+            </w:r>
+            <w:r>
+              <w:rPr>
+                <w:rFonts w:ascii="Verdana" w:hAnsi="Verdana"/>
+                <w:sz w:val="16"/>
+              </w:rPr>
+              <w:t xml:space="preserve"> sr</w:t>
+            </w:r>
+            <w:r>
+              <w:rPr>
+                <w:rFonts w:ascii="Verdana" w:hAnsi="Verdana"/>
+                <w:sz w:val="16"/>
+                <w:vertAlign w:val="superscript"/>
+              </w:rPr>
+              <w:t>-1</w:t>
+            </w:r>
+            <w:r>
+              <w:rPr>
+                <w:rFonts w:ascii="Verdana" w:hAnsi="Verdana"/>
+                <w:sz w:val="16"/>
+              </w:rPr>
+              <w:t xml:space="preserve"> µm</w:t>
+            </w:r>
+            <w:r>
+              <w:rPr>
+                <w:rFonts w:ascii="Verdana" w:hAnsi="Verdana"/>
+                <w:sz w:val="16"/>
+                <w:vertAlign w:val="superscript"/>
+              </w:rPr>
+              <w:t>-1</w:t>
+            </w:r>
+          </w:p>
+        </w:tc>
+        <w:tc>
+          <w:tcPr>
+            <w:tcW w:type="dxa" w:w="1514"/>
+          </w:tcPr>
+          <w:p>
+            <w:pPr>
+              <w:spacing w:before="20" w:after="20"/>
+            </w:pPr>
             <w:r/>
             <w:r>
               <w:rPr>
@@ -5216,6 +6569,9 @@
             <w:tcW w:type="dxa" w:w="1514"/>
           </w:tcPr>
           <w:p>
+            <w:pPr>
+              <w:spacing w:before="20" w:after="20"/>
+            </w:pPr>
             <w:r/>
             <w:r>
               <w:rPr>
@@ -5232,6 +6588,9 @@
             <w:tcW w:type="dxa" w:w="1514"/>
           </w:tcPr>
           <w:p>
+            <w:pPr>
+              <w:spacing w:before="20" w:after="20"/>
+            </w:pPr>
             <w:r/>
             <w:r>
               <w:rPr>
@@ -5248,22 +6607,65 @@
             <w:tcW w:type="dxa" w:w="1514"/>
           </w:tcPr>
           <w:p>
-            <w:r/>
-            <w:r>
-              <w:rPr>
-                <w:rFonts w:ascii="Verdana" w:hAnsi="Verdana"/>
-                <w:b w:val="0"/>
-                <w:sz w:val="16"/>
-              </w:rPr>
-              <w:t>W m-2 sr-1 µm-1</w:t>
-            </w:r>
-          </w:p>
-        </w:tc>
-        <w:tc>
-          <w:tcPr>
-            <w:tcW w:type="dxa" w:w="1514"/>
-          </w:tcPr>
-          <w:p>
+            <w:pPr>
+              <w:spacing w:before="20" w:after="20"/>
+            </w:pPr>
+            <w:r/>
+            <w:r>
+              <w:rPr>
+                <w:rFonts w:ascii="Verdana" w:hAnsi="Verdana"/>
+                <w:sz w:val="16"/>
+              </w:rPr>
+              <w:t>W m</w:t>
+            </w:r>
+            <w:r>
+              <w:rPr>
+                <w:rFonts w:ascii="Verdana" w:hAnsi="Verdana"/>
+                <w:sz w:val="16"/>
+                <w:vertAlign w:val="superscript"/>
+              </w:rPr>
+              <w:t>-2</w:t>
+            </w:r>
+            <w:r>
+              <w:rPr>
+                <w:rFonts w:ascii="Verdana" w:hAnsi="Verdana"/>
+                <w:sz w:val="16"/>
+              </w:rPr>
+              <w:t xml:space="preserve"> sr</w:t>
+            </w:r>
+            <w:r>
+              <w:rPr>
+                <w:rFonts w:ascii="Verdana" w:hAnsi="Verdana"/>
+                <w:sz w:val="16"/>
+                <w:vertAlign w:val="superscript"/>
+              </w:rPr>
+              <w:t>-1</w:t>
+            </w:r>
+            <w:r>
+              <w:rPr>
+                <w:rFonts w:ascii="Verdana" w:hAnsi="Verdana"/>
+                <w:sz w:val="16"/>
+              </w:rPr>
+              <w:t xml:space="preserve"> µm</w:t>
+            </w:r>
+            <w:r>
+              <w:rPr>
+                <w:rFonts w:ascii="Verdana" w:hAnsi="Verdana"/>
+                <w:sz w:val="16"/>
+                <w:vertAlign w:val="superscript"/>
+              </w:rPr>
+              <w:t>-1</w:t>
+            </w:r>
+          </w:p>
+        </w:tc>
+        <w:tc>
+          <w:tcPr>
+            <w:tcW w:type="dxa" w:w="1514"/>
+          </w:tcPr>
+          <w:p>
+            <w:pPr>
+              <w:spacing w:before="20" w:after="20"/>
+            </w:pPr>
             <w:r/>
             <w:r>
               <w:rPr>
@@ -5280,6 +6682,9 @@
             <w:tcW w:type="dxa" w:w="1514"/>
           </w:tcPr>
           <w:p>
+            <w:pPr>
+              <w:spacing w:before="20" w:after="20"/>
+            </w:pPr>
             <w:r/>
             <w:r>
               <w:rPr>
@@ -5296,6 +6701,9 @@
             <w:tcW w:type="dxa" w:w="1514"/>
           </w:tcPr>
           <w:p>
+            <w:pPr>
+              <w:spacing w:before="20" w:after="20"/>
+            </w:pPr>
             <w:r/>
             <w:r>
               <w:rPr>
@@ -5317,6 +6725,9 @@
             <w:tcW w:type="dxa" w:w="1514"/>
           </w:tcPr>
           <w:p>
+            <w:pPr>
+              <w:spacing w:before="20" w:after="20"/>
+            </w:pPr>
             <w:r/>
             <w:r>
               <w:rPr>
@@ -5333,6 +6744,9 @@
             <w:tcW w:type="dxa" w:w="1514"/>
           </w:tcPr>
           <w:p>
+            <w:pPr>
+              <w:spacing w:before="20" w:after="20"/>
+            </w:pPr>
             <w:r/>
             <w:r>
               <w:rPr>
@@ -5349,22 +6763,57 @@
             <w:tcW w:type="dxa" w:w="1514"/>
           </w:tcPr>
           <w:p>
-            <w:r/>
-            <w:r>
-              <w:rPr>
-                <w:rFonts w:ascii="Verdana" w:hAnsi="Verdana"/>
-                <w:b w:val="0"/>
-                <w:sz w:val="16"/>
-              </w:rPr>
-              <w:t>W m-2 sr-1 cm</w:t>
-            </w:r>
-          </w:p>
-        </w:tc>
-        <w:tc>
-          <w:tcPr>
-            <w:tcW w:type="dxa" w:w="1514"/>
-          </w:tcPr>
-          <w:p>
+            <w:pPr>
+              <w:spacing w:before="20" w:after="20"/>
+            </w:pPr>
+            <w:r/>
+            <w:r>
+              <w:rPr>
+                <w:rFonts w:ascii="Verdana" w:hAnsi="Verdana"/>
+                <w:sz w:val="16"/>
+              </w:rPr>
+              <w:t>W m</w:t>
+            </w:r>
+            <w:r>
+              <w:rPr>
+                <w:rFonts w:ascii="Verdana" w:hAnsi="Verdana"/>
+                <w:sz w:val="16"/>
+                <w:vertAlign w:val="superscript"/>
+              </w:rPr>
+              <w:t>-2</w:t>
+            </w:r>
+            <w:r>
+              <w:rPr>
+                <w:rFonts w:ascii="Verdana" w:hAnsi="Verdana"/>
+                <w:sz w:val="16"/>
+              </w:rPr>
+              <w:t xml:space="preserve"> sr</w:t>
+            </w:r>
+            <w:r>
+              <w:rPr>
+                <w:rFonts w:ascii="Verdana" w:hAnsi="Verdana"/>
+                <w:sz w:val="16"/>
+                <w:vertAlign w:val="superscript"/>
+              </w:rPr>
+              <w:t>-1</w:t>
+            </w:r>
+            <w:r>
+              <w:rPr>
+                <w:rFonts w:ascii="Verdana" w:hAnsi="Verdana"/>
+                <w:sz w:val="16"/>
+              </w:rPr>
+              <w:t xml:space="preserve"> cm</w:t>
+            </w:r>
+          </w:p>
+        </w:tc>
+        <w:tc>
+          <w:tcPr>
+            <w:tcW w:type="dxa" w:w="1514"/>
+          </w:tcPr>
+          <w:p>
+            <w:pPr>
+              <w:spacing w:before="20" w:after="20"/>
+            </w:pPr>
             <w:r/>
             <w:r>
               <w:rPr>
@@ -5381,6 +6830,9 @@
             <w:tcW w:type="dxa" w:w="1514"/>
           </w:tcPr>
           <w:p>
+            <w:pPr>
+              <w:spacing w:before="20" w:after="20"/>
+            </w:pPr>
             <w:r/>
             <w:r>
               <w:rPr>
@@ -5397,6 +6849,9 @@
             <w:tcW w:type="dxa" w:w="1514"/>
           </w:tcPr>
           <w:p>
+            <w:pPr>
+              <w:spacing w:before="20" w:after="20"/>
+            </w:pPr>
             <w:r/>
             <w:r>
               <w:rPr>
@@ -5413,22 +6868,57 @@
             <w:tcW w:type="dxa" w:w="1514"/>
           </w:tcPr>
           <w:p>
-            <w:r/>
-            <w:r>
-              <w:rPr>
-                <w:rFonts w:ascii="Verdana" w:hAnsi="Verdana"/>
-                <w:b w:val="0"/>
-                <w:sz w:val="16"/>
-              </w:rPr>
-              <w:t>W m-2 sr-1 cm</w:t>
-            </w:r>
-          </w:p>
-        </w:tc>
-        <w:tc>
-          <w:tcPr>
-            <w:tcW w:type="dxa" w:w="1514"/>
-          </w:tcPr>
-          <w:p>
+            <w:pPr>
+              <w:spacing w:before="20" w:after="20"/>
+            </w:pPr>
+            <w:r/>
+            <w:r>
+              <w:rPr>
+                <w:rFonts w:ascii="Verdana" w:hAnsi="Verdana"/>
+                <w:sz w:val="16"/>
+              </w:rPr>
+              <w:t>W m</w:t>
+            </w:r>
+            <w:r>
+              <w:rPr>
+                <w:rFonts w:ascii="Verdana" w:hAnsi="Verdana"/>
+                <w:sz w:val="16"/>
+                <w:vertAlign w:val="superscript"/>
+              </w:rPr>
+              <w:t>-2</w:t>
+            </w:r>
+            <w:r>
+              <w:rPr>
+                <w:rFonts w:ascii="Verdana" w:hAnsi="Verdana"/>
+                <w:sz w:val="16"/>
+              </w:rPr>
+              <w:t xml:space="preserve"> sr</w:t>
+            </w:r>
+            <w:r>
+              <w:rPr>
+                <w:rFonts w:ascii="Verdana" w:hAnsi="Verdana"/>
+                <w:sz w:val="16"/>
+                <w:vertAlign w:val="superscript"/>
+              </w:rPr>
+              <w:t>-1</w:t>
+            </w:r>
+            <w:r>
+              <w:rPr>
+                <w:rFonts w:ascii="Verdana" w:hAnsi="Verdana"/>
+                <w:sz w:val="16"/>
+              </w:rPr>
+              <w:t xml:space="preserve"> cm</w:t>
+            </w:r>
+          </w:p>
+        </w:tc>
+        <w:tc>
+          <w:tcPr>
+            <w:tcW w:type="dxa" w:w="1514"/>
+          </w:tcPr>
+          <w:p>
+            <w:pPr>
+              <w:spacing w:before="20" w:after="20"/>
+            </w:pPr>
             <w:r/>
             <w:r>
               <w:rPr>
@@ -5445,6 +6935,9 @@
             <w:tcW w:type="dxa" w:w="1514"/>
           </w:tcPr>
           <w:p>
+            <w:pPr>
+              <w:spacing w:before="20" w:after="20"/>
+            </w:pPr>
             <w:r/>
             <w:r>
               <w:rPr>
@@ -5461,6 +6954,9 @@
             <w:tcW w:type="dxa" w:w="1514"/>
           </w:tcPr>
           <w:p>
+            <w:pPr>
+              <w:spacing w:before="20" w:after="20"/>
+            </w:pPr>
             <w:r/>
             <w:r>
               <w:rPr>
@@ -5481,6 +6977,9 @@
             <w:tcW w:type="dxa" w:w="1514"/>
           </w:tcPr>
           <w:p>
+            <w:pPr>
+              <w:spacing w:before="20" w:after="20"/>
+            </w:pPr>
             <w:r/>
             <w:r>
               <w:rPr>
@@ -5497,6 +6996,9 @@
             <w:tcW w:type="dxa" w:w="1514"/>
           </w:tcPr>
           <w:p>
+            <w:pPr>
+              <w:spacing w:before="20" w:after="20"/>
+            </w:pPr>
             <w:r/>
             <w:r>
               <w:rPr>
@@ -5513,22 +7015,57 @@
             <w:tcW w:type="dxa" w:w="1514"/>
           </w:tcPr>
           <w:p>
-            <w:r/>
-            <w:r>
-              <w:rPr>
-                <w:rFonts w:ascii="Verdana" w:hAnsi="Verdana"/>
-                <w:b w:val="0"/>
-                <w:sz w:val="16"/>
-              </w:rPr>
-              <w:t>W m-2 sr-1 cm</w:t>
-            </w:r>
-          </w:p>
-        </w:tc>
-        <w:tc>
-          <w:tcPr>
-            <w:tcW w:type="dxa" w:w="1514"/>
-          </w:tcPr>
-          <w:p>
+            <w:pPr>
+              <w:spacing w:before="20" w:after="20"/>
+            </w:pPr>
+            <w:r/>
+            <w:r>
+              <w:rPr>
+                <w:rFonts w:ascii="Verdana" w:hAnsi="Verdana"/>
+                <w:sz w:val="16"/>
+              </w:rPr>
+              <w:t>W m</w:t>
+            </w:r>
+            <w:r>
+              <w:rPr>
+                <w:rFonts w:ascii="Verdana" w:hAnsi="Verdana"/>
+                <w:sz w:val="16"/>
+                <w:vertAlign w:val="superscript"/>
+              </w:rPr>
+              <w:t>-2</w:t>
+            </w:r>
+            <w:r>
+              <w:rPr>
+                <w:rFonts w:ascii="Verdana" w:hAnsi="Verdana"/>
+                <w:sz w:val="16"/>
+              </w:rPr>
+              <w:t xml:space="preserve"> sr</w:t>
+            </w:r>
+            <w:r>
+              <w:rPr>
+                <w:rFonts w:ascii="Verdana" w:hAnsi="Verdana"/>
+                <w:sz w:val="16"/>
+                <w:vertAlign w:val="superscript"/>
+              </w:rPr>
+              <w:t>-1</w:t>
+            </w:r>
+            <w:r>
+              <w:rPr>
+                <w:rFonts w:ascii="Verdana" w:hAnsi="Verdana"/>
+                <w:sz w:val="16"/>
+              </w:rPr>
+              <w:t xml:space="preserve"> cm</w:t>
+            </w:r>
+          </w:p>
+        </w:tc>
+        <w:tc>
+          <w:tcPr>
+            <w:tcW w:type="dxa" w:w="1514"/>
+          </w:tcPr>
+          <w:p>
+            <w:pPr>
+              <w:spacing w:before="20" w:after="20"/>
+            </w:pPr>
             <w:r/>
             <w:r>
               <w:rPr>
@@ -5545,6 +7082,9 @@
             <w:tcW w:type="dxa" w:w="1514"/>
           </w:tcPr>
           <w:p>
+            <w:pPr>
+              <w:spacing w:before="20" w:after="20"/>
+            </w:pPr>
             <w:r/>
             <w:r>
               <w:rPr>
@@ -5561,6 +7101,9 @@
             <w:tcW w:type="dxa" w:w="1514"/>
           </w:tcPr>
           <w:p>
+            <w:pPr>
+              <w:spacing w:before="20" w:after="20"/>
+            </w:pPr>
             <w:r/>
             <w:r>
               <w:rPr>
@@ -5577,22 +7120,57 @@
             <w:tcW w:type="dxa" w:w="1514"/>
           </w:tcPr>
           <w:p>
-            <w:r/>
-            <w:r>
-              <w:rPr>
-                <w:rFonts w:ascii="Verdana" w:hAnsi="Verdana"/>
-                <w:b w:val="0"/>
-                <w:sz w:val="16"/>
-              </w:rPr>
-              <w:t>W m-2 sr-1 cm</w:t>
-            </w:r>
-          </w:p>
-        </w:tc>
-        <w:tc>
-          <w:tcPr>
-            <w:tcW w:type="dxa" w:w="1514"/>
-          </w:tcPr>
-          <w:p>
+            <w:pPr>
+              <w:spacing w:before="20" w:after="20"/>
+            </w:pPr>
+            <w:r/>
+            <w:r>
+              <w:rPr>
+                <w:rFonts w:ascii="Verdana" w:hAnsi="Verdana"/>
+                <w:sz w:val="16"/>
+              </w:rPr>
+              <w:t>W m</w:t>
+            </w:r>
+            <w:r>
+              <w:rPr>
+                <w:rFonts w:ascii="Verdana" w:hAnsi="Verdana"/>
+                <w:sz w:val="16"/>
+                <w:vertAlign w:val="superscript"/>
+              </w:rPr>
+              <w:t>-2</w:t>
+            </w:r>
+            <w:r>
+              <w:rPr>
+                <w:rFonts w:ascii="Verdana" w:hAnsi="Verdana"/>
+                <w:sz w:val="16"/>
+              </w:rPr>
+              <w:t xml:space="preserve"> sr</w:t>
+            </w:r>
+            <w:r>
+              <w:rPr>
+                <w:rFonts w:ascii="Verdana" w:hAnsi="Verdana"/>
+                <w:sz w:val="16"/>
+                <w:vertAlign w:val="superscript"/>
+              </w:rPr>
+              <w:t>-1</w:t>
+            </w:r>
+            <w:r>
+              <w:rPr>
+                <w:rFonts w:ascii="Verdana" w:hAnsi="Verdana"/>
+                <w:sz w:val="16"/>
+              </w:rPr>
+              <w:t xml:space="preserve"> cm</w:t>
+            </w:r>
+          </w:p>
+        </w:tc>
+        <w:tc>
+          <w:tcPr>
+            <w:tcW w:type="dxa" w:w="1514"/>
+          </w:tcPr>
+          <w:p>
+            <w:pPr>
+              <w:spacing w:before="20" w:after="20"/>
+            </w:pPr>
             <w:r/>
             <w:r>
               <w:rPr>
@@ -5609,6 +7187,9 @@
             <w:tcW w:type="dxa" w:w="1514"/>
           </w:tcPr>
           <w:p>
+            <w:pPr>
+              <w:spacing w:before="20" w:after="20"/>
+            </w:pPr>
             <w:r/>
             <w:r>
               <w:rPr>
@@ -5625,6 +7206,9 @@
             <w:tcW w:type="dxa" w:w="1514"/>
           </w:tcPr>
           <w:p>
+            <w:pPr>
+              <w:spacing w:before="20" w:after="20"/>
+            </w:pPr>
             <w:r/>
             <w:r>
               <w:rPr>
@@ -5646,6 +7230,9 @@
             <w:tcW w:type="dxa" w:w="1514"/>
           </w:tcPr>
           <w:p>
+            <w:pPr>
+              <w:spacing w:before="20" w:after="20"/>
+            </w:pPr>
             <w:r/>
             <w:r>
               <w:rPr>
@@ -5662,6 +7249,9 @@
             <w:tcW w:type="dxa" w:w="1514"/>
           </w:tcPr>
           <w:p>
+            <w:pPr>
+              <w:spacing w:before="20" w:after="20"/>
+            </w:pPr>
             <w:r/>
             <w:r>
               <w:rPr>
@@ -5678,22 +7268,57 @@
             <w:tcW w:type="dxa" w:w="1514"/>
           </w:tcPr>
           <w:p>
-            <w:r/>
-            <w:r>
-              <w:rPr>
-                <w:rFonts w:ascii="Verdana" w:hAnsi="Verdana"/>
-                <w:b w:val="0"/>
-                <w:sz w:val="16"/>
-              </w:rPr>
-              <w:t>W m-2 sr-1 cm</w:t>
-            </w:r>
-          </w:p>
-        </w:tc>
-        <w:tc>
-          <w:tcPr>
-            <w:tcW w:type="dxa" w:w="1514"/>
-          </w:tcPr>
-          <w:p>
+            <w:pPr>
+              <w:spacing w:before="20" w:after="20"/>
+            </w:pPr>
+            <w:r/>
+            <w:r>
+              <w:rPr>
+                <w:rFonts w:ascii="Verdana" w:hAnsi="Verdana"/>
+                <w:sz w:val="16"/>
+              </w:rPr>
+              <w:t>W m</w:t>
+            </w:r>
+            <w:r>
+              <w:rPr>
+                <w:rFonts w:ascii="Verdana" w:hAnsi="Verdana"/>
+                <w:sz w:val="16"/>
+                <w:vertAlign w:val="superscript"/>
+              </w:rPr>
+              <w:t>-2</w:t>
+            </w:r>
+            <w:r>
+              <w:rPr>
+                <w:rFonts w:ascii="Verdana" w:hAnsi="Verdana"/>
+                <w:sz w:val="16"/>
+              </w:rPr>
+              <w:t xml:space="preserve"> sr</w:t>
+            </w:r>
+            <w:r>
+              <w:rPr>
+                <w:rFonts w:ascii="Verdana" w:hAnsi="Verdana"/>
+                <w:sz w:val="16"/>
+                <w:vertAlign w:val="superscript"/>
+              </w:rPr>
+              <w:t>-1</w:t>
+            </w:r>
+            <w:r>
+              <w:rPr>
+                <w:rFonts w:ascii="Verdana" w:hAnsi="Verdana"/>
+                <w:sz w:val="16"/>
+              </w:rPr>
+              <w:t xml:space="preserve"> cm</w:t>
+            </w:r>
+          </w:p>
+        </w:tc>
+        <w:tc>
+          <w:tcPr>
+            <w:tcW w:type="dxa" w:w="1514"/>
+          </w:tcPr>
+          <w:p>
+            <w:pPr>
+              <w:spacing w:before="20" w:after="20"/>
+            </w:pPr>
             <w:r/>
             <w:r>
               <w:rPr>
@@ -5710,6 +7335,9 @@
             <w:tcW w:type="dxa" w:w="1514"/>
           </w:tcPr>
           <w:p>
+            <w:pPr>
+              <w:spacing w:before="20" w:after="20"/>
+            </w:pPr>
             <w:r/>
             <w:r>
               <w:rPr>
@@ -5726,6 +7354,9 @@
             <w:tcW w:type="dxa" w:w="1514"/>
           </w:tcPr>
           <w:p>
+            <w:pPr>
+              <w:spacing w:before="20" w:after="20"/>
+            </w:pPr>
             <w:r/>
             <w:r>
               <w:rPr>
@@ -5742,22 +7373,57 @@
             <w:tcW w:type="dxa" w:w="1514"/>
           </w:tcPr>
           <w:p>
-            <w:r/>
-            <w:r>
-              <w:rPr>
-                <w:rFonts w:ascii="Verdana" w:hAnsi="Verdana"/>
-                <w:b w:val="0"/>
-                <w:sz w:val="16"/>
-              </w:rPr>
-              <w:t>W m-2 sr-1 cm</w:t>
-            </w:r>
-          </w:p>
-        </w:tc>
-        <w:tc>
-          <w:tcPr>
-            <w:tcW w:type="dxa" w:w="1514"/>
-          </w:tcPr>
-          <w:p>
+            <w:pPr>
+              <w:spacing w:before="20" w:after="20"/>
+            </w:pPr>
+            <w:r/>
+            <w:r>
+              <w:rPr>
+                <w:rFonts w:ascii="Verdana" w:hAnsi="Verdana"/>
+                <w:sz w:val="16"/>
+              </w:rPr>
+              <w:t>W m</w:t>
+            </w:r>
+            <w:r>
+              <w:rPr>
+                <w:rFonts w:ascii="Verdana" w:hAnsi="Verdana"/>
+                <w:sz w:val="16"/>
+                <w:vertAlign w:val="superscript"/>
+              </w:rPr>
+              <w:t>-2</w:t>
+            </w:r>
+            <w:r>
+              <w:rPr>
+                <w:rFonts w:ascii="Verdana" w:hAnsi="Verdana"/>
+                <w:sz w:val="16"/>
+              </w:rPr>
+              <w:t xml:space="preserve"> sr</w:t>
+            </w:r>
+            <w:r>
+              <w:rPr>
+                <w:rFonts w:ascii="Verdana" w:hAnsi="Verdana"/>
+                <w:sz w:val="16"/>
+                <w:vertAlign w:val="superscript"/>
+              </w:rPr>
+              <w:t>-1</w:t>
+            </w:r>
+            <w:r>
+              <w:rPr>
+                <w:rFonts w:ascii="Verdana" w:hAnsi="Verdana"/>
+                <w:sz w:val="16"/>
+              </w:rPr>
+              <w:t xml:space="preserve"> cm</w:t>
+            </w:r>
+          </w:p>
+        </w:tc>
+        <w:tc>
+          <w:tcPr>
+            <w:tcW w:type="dxa" w:w="1514"/>
+          </w:tcPr>
+          <w:p>
+            <w:pPr>
+              <w:spacing w:before="20" w:after="20"/>
+            </w:pPr>
             <w:r/>
             <w:r>
               <w:rPr>
@@ -5774,6 +7440,9 @@
             <w:tcW w:type="dxa" w:w="1514"/>
           </w:tcPr>
           <w:p>
+            <w:pPr>
+              <w:spacing w:before="20" w:after="20"/>
+            </w:pPr>
             <w:r/>
             <w:r>
               <w:rPr>
@@ -5790,6 +7459,9 @@
             <w:tcW w:type="dxa" w:w="1514"/>
           </w:tcPr>
           <w:p>
+            <w:pPr>
+              <w:spacing w:before="20" w:after="20"/>
+            </w:pPr>
             <w:r/>
             <w:r>
               <w:rPr>
@@ -5811,6 +7483,9 @@
             <w:tcW w:type="dxa" w:w="1514"/>
           </w:tcPr>
           <w:p>
+            <w:pPr>
+              <w:spacing w:before="20" w:after="20"/>
+            </w:pPr>
             <w:r/>
             <w:r>
               <w:rPr>
@@ -5827,6 +7502,9 @@
             <w:tcW w:type="dxa" w:w="1514"/>
           </w:tcPr>
           <w:p>
+            <w:pPr>
+              <w:spacing w:before="20" w:after="20"/>
+            </w:pPr>
             <w:r/>
             <w:r>
               <w:rPr>
@@ -5843,22 +7521,57 @@
             <w:tcW w:type="dxa" w:w="1514"/>
           </w:tcPr>
           <w:p>
-            <w:r/>
-            <w:r>
-              <w:rPr>
-                <w:rFonts w:ascii="Verdana" w:hAnsi="Verdana"/>
-                <w:b w:val="0"/>
-                <w:sz w:val="16"/>
-              </w:rPr>
-              <w:t>W m-2 sr-1 cm</w:t>
-            </w:r>
-          </w:p>
-        </w:tc>
-        <w:tc>
-          <w:tcPr>
-            <w:tcW w:type="dxa" w:w="1514"/>
-          </w:tcPr>
-          <w:p>
+            <w:pPr>
+              <w:spacing w:before="20" w:after="20"/>
+            </w:pPr>
+            <w:r/>
+            <w:r>
+              <w:rPr>
+                <w:rFonts w:ascii="Verdana" w:hAnsi="Verdana"/>
+                <w:sz w:val="16"/>
+              </w:rPr>
+              <w:t>W m</w:t>
+            </w:r>
+            <w:r>
+              <w:rPr>
+                <w:rFonts w:ascii="Verdana" w:hAnsi="Verdana"/>
+                <w:sz w:val="16"/>
+                <w:vertAlign w:val="superscript"/>
+              </w:rPr>
+              <w:t>-2</w:t>
+            </w:r>
+            <w:r>
+              <w:rPr>
+                <w:rFonts w:ascii="Verdana" w:hAnsi="Verdana"/>
+                <w:sz w:val="16"/>
+              </w:rPr>
+              <w:t xml:space="preserve"> sr</w:t>
+            </w:r>
+            <w:r>
+              <w:rPr>
+                <w:rFonts w:ascii="Verdana" w:hAnsi="Verdana"/>
+                <w:sz w:val="16"/>
+                <w:vertAlign w:val="superscript"/>
+              </w:rPr>
+              <w:t>-1</w:t>
+            </w:r>
+            <w:r>
+              <w:rPr>
+                <w:rFonts w:ascii="Verdana" w:hAnsi="Verdana"/>
+                <w:sz w:val="16"/>
+              </w:rPr>
+              <w:t xml:space="preserve"> cm</w:t>
+            </w:r>
+          </w:p>
+        </w:tc>
+        <w:tc>
+          <w:tcPr>
+            <w:tcW w:type="dxa" w:w="1514"/>
+          </w:tcPr>
+          <w:p>
+            <w:pPr>
+              <w:spacing w:before="20" w:after="20"/>
+            </w:pPr>
             <w:r/>
             <w:r>
               <w:rPr>
@@ -5875,6 +7588,9 @@
             <w:tcW w:type="dxa" w:w="1514"/>
           </w:tcPr>
           <w:p>
+            <w:pPr>
+              <w:spacing w:before="20" w:after="20"/>
+            </w:pPr>
             <w:r/>
             <w:r>
               <w:rPr>
@@ -5891,6 +7607,9 @@
             <w:tcW w:type="dxa" w:w="1514"/>
           </w:tcPr>
           <w:p>
+            <w:pPr>
+              <w:spacing w:before="20" w:after="20"/>
+            </w:pPr>
             <w:r/>
             <w:r>
               <w:rPr>
@@ -5907,22 +7626,57 @@
             <w:tcW w:type="dxa" w:w="1514"/>
           </w:tcPr>
           <w:p>
-            <w:r/>
-            <w:r>
-              <w:rPr>
-                <w:rFonts w:ascii="Verdana" w:hAnsi="Verdana"/>
-                <w:b w:val="0"/>
-                <w:sz w:val="16"/>
-              </w:rPr>
-              <w:t>W m-2 sr-1 cm</w:t>
-            </w:r>
-          </w:p>
-        </w:tc>
-        <w:tc>
-          <w:tcPr>
-            <w:tcW w:type="dxa" w:w="1514"/>
-          </w:tcPr>
-          <w:p>
+            <w:pPr>
+              <w:spacing w:before="20" w:after="20"/>
+            </w:pPr>
+            <w:r/>
+            <w:r>
+              <w:rPr>
+                <w:rFonts w:ascii="Verdana" w:hAnsi="Verdana"/>
+                <w:sz w:val="16"/>
+              </w:rPr>
+              <w:t>W m</w:t>
+            </w:r>
+            <w:r>
+              <w:rPr>
+                <w:rFonts w:ascii="Verdana" w:hAnsi="Verdana"/>
+                <w:sz w:val="16"/>
+                <w:vertAlign w:val="superscript"/>
+              </w:rPr>
+              <w:t>-2</w:t>
+            </w:r>
+            <w:r>
+              <w:rPr>
+                <w:rFonts w:ascii="Verdana" w:hAnsi="Verdana"/>
+                <w:sz w:val="16"/>
+              </w:rPr>
+              <w:t xml:space="preserve"> sr</w:t>
+            </w:r>
+            <w:r>
+              <w:rPr>
+                <w:rFonts w:ascii="Verdana" w:hAnsi="Verdana"/>
+                <w:sz w:val="16"/>
+                <w:vertAlign w:val="superscript"/>
+              </w:rPr>
+              <w:t>-1</w:t>
+            </w:r>
+            <w:r>
+              <w:rPr>
+                <w:rFonts w:ascii="Verdana" w:hAnsi="Verdana"/>
+                <w:sz w:val="16"/>
+              </w:rPr>
+              <w:t xml:space="preserve"> cm</w:t>
+            </w:r>
+          </w:p>
+        </w:tc>
+        <w:tc>
+          <w:tcPr>
+            <w:tcW w:type="dxa" w:w="1514"/>
+          </w:tcPr>
+          <w:p>
+            <w:pPr>
+              <w:spacing w:before="20" w:after="20"/>
+            </w:pPr>
             <w:r/>
             <w:r>
               <w:rPr>
@@ -5939,6 +7693,9 @@
             <w:tcW w:type="dxa" w:w="1514"/>
           </w:tcPr>
           <w:p>
+            <w:pPr>
+              <w:spacing w:before="20" w:after="20"/>
+            </w:pPr>
             <w:r/>
             <w:r>
               <w:rPr>
@@ -5955,6 +7712,9 @@
             <w:tcW w:type="dxa" w:w="1514"/>
           </w:tcPr>
           <w:p>
+            <w:pPr>
+              <w:spacing w:before="20" w:after="20"/>
+            </w:pPr>
             <w:r/>
             <w:r>
               <w:rPr>
@@ -5975,6 +7735,9 @@
             <w:tcW w:type="dxa" w:w="1514"/>
           </w:tcPr>
           <w:p>
+            <w:pPr>
+              <w:spacing w:before="20" w:after="20"/>
+            </w:pPr>
             <w:r/>
             <w:r>
               <w:rPr>
@@ -5991,6 +7754,9 @@
             <w:tcW w:type="dxa" w:w="1514"/>
           </w:tcPr>
           <w:p>
+            <w:pPr>
+              <w:spacing w:before="20" w:after="20"/>
+            </w:pPr>
             <w:r/>
             <w:r>
               <w:rPr>
@@ -6007,22 +7773,57 @@
             <w:tcW w:type="dxa" w:w="1514"/>
           </w:tcPr>
           <w:p>
-            <w:r/>
-            <w:r>
-              <w:rPr>
-                <w:rFonts w:ascii="Verdana" w:hAnsi="Verdana"/>
-                <w:b w:val="0"/>
-                <w:sz w:val="16"/>
-              </w:rPr>
-              <w:t>W m-2 sr-1 cm</w:t>
-            </w:r>
-          </w:p>
-        </w:tc>
-        <w:tc>
-          <w:tcPr>
-            <w:tcW w:type="dxa" w:w="1514"/>
-          </w:tcPr>
-          <w:p>
+            <w:pPr>
+              <w:spacing w:before="20" w:after="20"/>
+            </w:pPr>
+            <w:r/>
+            <w:r>
+              <w:rPr>
+                <w:rFonts w:ascii="Verdana" w:hAnsi="Verdana"/>
+                <w:sz w:val="16"/>
+              </w:rPr>
+              <w:t>W m</w:t>
+            </w:r>
+            <w:r>
+              <w:rPr>
+                <w:rFonts w:ascii="Verdana" w:hAnsi="Verdana"/>
+                <w:sz w:val="16"/>
+                <w:vertAlign w:val="superscript"/>
+              </w:rPr>
+              <w:t>-2</w:t>
+            </w:r>
+            <w:r>
+              <w:rPr>
+                <w:rFonts w:ascii="Verdana" w:hAnsi="Verdana"/>
+                <w:sz w:val="16"/>
+              </w:rPr>
+              <w:t xml:space="preserve"> sr</w:t>
+            </w:r>
+            <w:r>
+              <w:rPr>
+                <w:rFonts w:ascii="Verdana" w:hAnsi="Verdana"/>
+                <w:sz w:val="16"/>
+                <w:vertAlign w:val="superscript"/>
+              </w:rPr>
+              <w:t>-1</w:t>
+            </w:r>
+            <w:r>
+              <w:rPr>
+                <w:rFonts w:ascii="Verdana" w:hAnsi="Verdana"/>
+                <w:sz w:val="16"/>
+              </w:rPr>
+              <w:t xml:space="preserve"> cm</w:t>
+            </w:r>
+          </w:p>
+        </w:tc>
+        <w:tc>
+          <w:tcPr>
+            <w:tcW w:type="dxa" w:w="1514"/>
+          </w:tcPr>
+          <w:p>
+            <w:pPr>
+              <w:spacing w:before="20" w:after="20"/>
+            </w:pPr>
             <w:r/>
             <w:r>
               <w:rPr>
@@ -6039,6 +7840,9 @@
             <w:tcW w:type="dxa" w:w="1514"/>
           </w:tcPr>
           <w:p>
+            <w:pPr>
+              <w:spacing w:before="20" w:after="20"/>
+            </w:pPr>
             <w:r/>
             <w:r>
               <w:rPr>
@@ -6055,6 +7859,9 @@
             <w:tcW w:type="dxa" w:w="1514"/>
           </w:tcPr>
           <w:p>
+            <w:pPr>
+              <w:spacing w:before="20" w:after="20"/>
+            </w:pPr>
             <w:r/>
             <w:r>
               <w:rPr>
@@ -6071,22 +7878,57 @@
             <w:tcW w:type="dxa" w:w="1514"/>
           </w:tcPr>
           <w:p>
-            <w:r/>
-            <w:r>
-              <w:rPr>
-                <w:rFonts w:ascii="Verdana" w:hAnsi="Verdana"/>
-                <w:b w:val="0"/>
-                <w:sz w:val="16"/>
-              </w:rPr>
-              <w:t>W m-2 sr-1 cm</w:t>
-            </w:r>
-          </w:p>
-        </w:tc>
-        <w:tc>
-          <w:tcPr>
-            <w:tcW w:type="dxa" w:w="1514"/>
-          </w:tcPr>
-          <w:p>
+            <w:pPr>
+              <w:spacing w:before="20" w:after="20"/>
+            </w:pPr>
+            <w:r/>
+            <w:r>
+              <w:rPr>
+                <w:rFonts w:ascii="Verdana" w:hAnsi="Verdana"/>
+                <w:sz w:val="16"/>
+              </w:rPr>
+              <w:t>W m</w:t>
+            </w:r>
+            <w:r>
+              <w:rPr>
+                <w:rFonts w:ascii="Verdana" w:hAnsi="Verdana"/>
+                <w:sz w:val="16"/>
+                <w:vertAlign w:val="superscript"/>
+              </w:rPr>
+              <w:t>-2</w:t>
+            </w:r>
+            <w:r>
+              <w:rPr>
+                <w:rFonts w:ascii="Verdana" w:hAnsi="Verdana"/>
+                <w:sz w:val="16"/>
+              </w:rPr>
+              <w:t xml:space="preserve"> sr</w:t>
+            </w:r>
+            <w:r>
+              <w:rPr>
+                <w:rFonts w:ascii="Verdana" w:hAnsi="Verdana"/>
+                <w:sz w:val="16"/>
+                <w:vertAlign w:val="superscript"/>
+              </w:rPr>
+              <w:t>-1</w:t>
+            </w:r>
+            <w:r>
+              <w:rPr>
+                <w:rFonts w:ascii="Verdana" w:hAnsi="Verdana"/>
+                <w:sz w:val="16"/>
+              </w:rPr>
+              <w:t xml:space="preserve"> cm</w:t>
+            </w:r>
+          </w:p>
+        </w:tc>
+        <w:tc>
+          <w:tcPr>
+            <w:tcW w:type="dxa" w:w="1514"/>
+          </w:tcPr>
+          <w:p>
+            <w:pPr>
+              <w:spacing w:before="20" w:after="20"/>
+            </w:pPr>
             <w:r/>
             <w:r>
               <w:rPr>
@@ -6103,6 +7945,9 @@
             <w:tcW w:type="dxa" w:w="1514"/>
           </w:tcPr>
           <w:p>
+            <w:pPr>
+              <w:spacing w:before="20" w:after="20"/>
+            </w:pPr>
             <w:r/>
             <w:r>
               <w:rPr>
@@ -6119,6 +7964,9 @@
             <w:tcW w:type="dxa" w:w="1514"/>
           </w:tcPr>
           <w:p>
+            <w:pPr>
+              <w:spacing w:before="20" w:after="20"/>
+            </w:pPr>
             <w:r/>
             <w:r>
               <w:rPr>
@@ -6139,6 +7987,9 @@
             <w:tcW w:type="dxa" w:w="1514"/>
           </w:tcPr>
           <w:p>
+            <w:pPr>
+              <w:spacing w:before="20" w:after="20"/>
+            </w:pPr>
             <w:r/>
             <w:r>
               <w:rPr>
@@ -6155,6 +8006,9 @@
             <w:tcW w:type="dxa" w:w="1514"/>
           </w:tcPr>
           <w:p>
+            <w:pPr>
+              <w:spacing w:before="20" w:after="20"/>
+            </w:pPr>
             <w:r/>
             <w:r>
               <w:rPr>
@@ -6171,11 +8025,13 @@
             <w:tcW w:type="dxa" w:w="1514"/>
           </w:tcPr>
           <w:p>
-            <w:r/>
-            <w:r>
-              <w:rPr>
-                <w:rFonts w:ascii="Verdana" w:hAnsi="Verdana"/>
-                <w:b w:val="0"/>
+            <w:pPr>
+              <w:spacing w:before="20" w:after="20"/>
+            </w:pPr>
+            <w:r/>
+            <w:r>
+              <w:rPr>
+                <w:rFonts w:ascii="Verdana" w:hAnsi="Verdana"/>
                 <w:sz w:val="16"/>
               </w:rPr>
               <w:t>%</w:t>
@@ -6187,6 +8043,9 @@
             <w:tcW w:type="dxa" w:w="1514"/>
           </w:tcPr>
           <w:p>
+            <w:pPr>
+              <w:spacing w:before="20" w:after="20"/>
+            </w:pPr>
             <w:r/>
             <w:r>
               <w:rPr>
@@ -6203,6 +8062,9 @@
             <w:tcW w:type="dxa" w:w="1514"/>
           </w:tcPr>
           <w:p>
+            <w:pPr>
+              <w:spacing w:before="20" w:after="20"/>
+            </w:pPr>
             <w:r/>
             <w:r>
               <w:rPr>
@@ -6219,6 +8081,9 @@
             <w:tcW w:type="dxa" w:w="1514"/>
           </w:tcPr>
           <w:p>
+            <w:pPr>
+              <w:spacing w:before="20" w:after="20"/>
+            </w:pPr>
             <w:r/>
             <w:r>
               <w:rPr>
@@ -6235,11 +8100,13 @@
             <w:tcW w:type="dxa" w:w="1514"/>
           </w:tcPr>
           <w:p>
-            <w:r/>
-            <w:r>
-              <w:rPr>
-                <w:rFonts w:ascii="Verdana" w:hAnsi="Verdana"/>
-                <w:b w:val="0"/>
+            <w:pPr>
+              <w:spacing w:before="20" w:after="20"/>
+            </w:pPr>
+            <w:r/>
+            <w:r>
+              <w:rPr>
+                <w:rFonts w:ascii="Verdana" w:hAnsi="Verdana"/>
                 <w:sz w:val="16"/>
               </w:rPr>
               <w:t>%</w:t>
@@ -6251,6 +8118,9 @@
             <w:tcW w:type="dxa" w:w="1514"/>
           </w:tcPr>
           <w:p>
+            <w:pPr>
+              <w:spacing w:before="20" w:after="20"/>
+            </w:pPr>
             <w:r/>
             <w:r>
               <w:rPr>
@@ -6267,6 +8137,9 @@
             <w:tcW w:type="dxa" w:w="1514"/>
           </w:tcPr>
           <w:p>
+            <w:pPr>
+              <w:spacing w:before="20" w:after="20"/>
+            </w:pPr>
             <w:r/>
             <w:r>
               <w:rPr>
@@ -6283,6 +8156,9 @@
             <w:tcW w:type="dxa" w:w="1514"/>
           </w:tcPr>
           <w:p>
+            <w:pPr>
+              <w:spacing w:before="20" w:after="20"/>
+            </w:pPr>
             <w:r/>
             <w:r>
               <w:rPr>
@@ -6304,6 +8180,9 @@
             <w:tcW w:type="dxa" w:w="1514"/>
           </w:tcPr>
           <w:p>
+            <w:pPr>
+              <w:spacing w:before="20" w:after="20"/>
+            </w:pPr>
             <w:r/>
             <w:r>
               <w:rPr>
@@ -6320,6 +8199,9 @@
             <w:tcW w:type="dxa" w:w="1514"/>
           </w:tcPr>
           <w:p>
+            <w:pPr>
+              <w:spacing w:before="20" w:after="20"/>
+            </w:pPr>
             <w:r/>
             <w:r>
               <w:rPr>
@@ -6336,11 +8218,13 @@
             <w:tcW w:type="dxa" w:w="1514"/>
           </w:tcPr>
           <w:p>
-            <w:r/>
-            <w:r>
-              <w:rPr>
-                <w:rFonts w:ascii="Verdana" w:hAnsi="Verdana"/>
-                <w:b w:val="0"/>
+            <w:pPr>
+              <w:spacing w:before="20" w:after="20"/>
+            </w:pPr>
+            <w:r/>
+            <w:r>
+              <w:rPr>
+                <w:rFonts w:ascii="Verdana" w:hAnsi="Verdana"/>
                 <w:sz w:val="16"/>
               </w:rPr>
               <w:t>Jm-2</w:t>
@@ -6352,6 +8236,9 @@
             <w:tcW w:type="dxa" w:w="1514"/>
           </w:tcPr>
           <w:p>
+            <w:pPr>
+              <w:spacing w:before="20" w:after="20"/>
+            </w:pPr>
             <w:r/>
             <w:r>
               <w:rPr>
@@ -6368,6 +8255,9 @@
             <w:tcW w:type="dxa" w:w="1514"/>
           </w:tcPr>
           <w:p>
+            <w:pPr>
+              <w:spacing w:before="20" w:after="20"/>
+            </w:pPr>
             <w:r/>
             <w:r>
               <w:rPr>
@@ -6384,6 +8274,9 @@
             <w:tcW w:type="dxa" w:w="1514"/>
           </w:tcPr>
           <w:p>
+            <w:pPr>
+              <w:spacing w:before="20" w:after="20"/>
+            </w:pPr>
             <w:r/>
             <w:r>
               <w:rPr>
@@ -6400,11 +8293,13 @@
             <w:tcW w:type="dxa" w:w="1514"/>
           </w:tcPr>
           <w:p>
-            <w:r/>
-            <w:r>
-              <w:rPr>
-                <w:rFonts w:ascii="Verdana" w:hAnsi="Verdana"/>
-                <w:b w:val="0"/>
+            <w:pPr>
+              <w:spacing w:before="20" w:after="20"/>
+            </w:pPr>
+            <w:r/>
+            <w:r>
+              <w:rPr>
+                <w:rFonts w:ascii="Verdana" w:hAnsi="Verdana"/>
                 <w:sz w:val="16"/>
               </w:rPr>
               <w:t>Jm-2</w:t>
@@ -6416,6 +8311,9 @@
             <w:tcW w:type="dxa" w:w="1514"/>
           </w:tcPr>
           <w:p>
+            <w:pPr>
+              <w:spacing w:before="20" w:after="20"/>
+            </w:pPr>
             <w:r/>
             <w:r>
               <w:rPr>
@@ -6432,6 +8330,9 @@
             <w:tcW w:type="dxa" w:w="1514"/>
           </w:tcPr>
           <w:p>
+            <w:pPr>
+              <w:spacing w:before="20" w:after="20"/>
+            </w:pPr>
             <w:r/>
             <w:r>
               <w:rPr>
@@ -6448,6 +8349,9 @@
             <w:tcW w:type="dxa" w:w="1514"/>
           </w:tcPr>
           <w:p>
+            <w:pPr>
+              <w:spacing w:before="20" w:after="20"/>
+            </w:pPr>
             <w:r/>
             <w:r>
               <w:rPr>
@@ -6468,6 +8372,9 @@
             <w:tcW w:type="dxa" w:w="1514"/>
           </w:tcPr>
           <w:p>
+            <w:pPr>
+              <w:spacing w:before="20" w:after="20"/>
+            </w:pPr>
             <w:r/>
             <w:r>
               <w:rPr>
@@ -6484,6 +8391,9 @@
             <w:tcW w:type="dxa" w:w="1514"/>
           </w:tcPr>
           <w:p>
+            <w:pPr>
+              <w:spacing w:before="20" w:after="20"/>
+            </w:pPr>
             <w:r/>
             <w:r>
               <w:rPr>
@@ -6500,11 +8410,13 @@
             <w:tcW w:type="dxa" w:w="1514"/>
           </w:tcPr>
           <w:p>
-            <w:r/>
-            <w:r>
-              <w:rPr>
-                <w:rFonts w:ascii="Verdana" w:hAnsi="Verdana"/>
-                <w:b w:val="0"/>
+            <w:pPr>
+              <w:spacing w:before="20" w:after="20"/>
+            </w:pPr>
+            <w:r/>
+            <w:r>
+              <w:rPr>
+                <w:rFonts w:ascii="Verdana" w:hAnsi="Verdana"/>
                 <w:sz w:val="16"/>
               </w:rPr>
               <w:t>Jm-2</w:t>
@@ -6516,6 +8428,9 @@
             <w:tcW w:type="dxa" w:w="1514"/>
           </w:tcPr>
           <w:p>
+            <w:pPr>
+              <w:spacing w:before="20" w:after="20"/>
+            </w:pPr>
             <w:r/>
             <w:r>
               <w:rPr>
@@ -6532,6 +8447,9 @@
             <w:tcW w:type="dxa" w:w="1514"/>
           </w:tcPr>
           <w:p>
+            <w:pPr>
+              <w:spacing w:before="20" w:after="20"/>
+            </w:pPr>
             <w:r/>
             <w:r>
               <w:rPr>
@@ -6548,6 +8466,9 @@
             <w:tcW w:type="dxa" w:w="1514"/>
           </w:tcPr>
           <w:p>
+            <w:pPr>
+              <w:spacing w:before="20" w:after="20"/>
+            </w:pPr>
             <w:r/>
             <w:r>
               <w:rPr>
@@ -6564,11 +8485,13 @@
             <w:tcW w:type="dxa" w:w="1514"/>
           </w:tcPr>
           <w:p>
-            <w:r/>
-            <w:r>
-              <w:rPr>
-                <w:rFonts w:ascii="Verdana" w:hAnsi="Verdana"/>
-                <w:b w:val="0"/>
+            <w:pPr>
+              <w:spacing w:before="20" w:after="20"/>
+            </w:pPr>
+            <w:r/>
+            <w:r>
+              <w:rPr>
+                <w:rFonts w:ascii="Verdana" w:hAnsi="Verdana"/>
                 <w:sz w:val="16"/>
               </w:rPr>
               <w:t>Jm-2</w:t>
@@ -6580,6 +8503,9 @@
             <w:tcW w:type="dxa" w:w="1514"/>
           </w:tcPr>
           <w:p>
+            <w:pPr>
+              <w:spacing w:before="20" w:after="20"/>
+            </w:pPr>
             <w:r/>
             <w:r>
               <w:rPr>
@@ -6596,6 +8522,9 @@
             <w:tcW w:type="dxa" w:w="1514"/>
           </w:tcPr>
           <w:p>
+            <w:pPr>
+              <w:spacing w:before="20" w:after="20"/>
+            </w:pPr>
             <w:r/>
             <w:r>
               <w:rPr>
@@ -6612,6 +8541,9 @@
             <w:tcW w:type="dxa" w:w="1514"/>
           </w:tcPr>
           <w:p>
+            <w:pPr>
+              <w:spacing w:before="20" w:after="20"/>
+            </w:pPr>
             <w:r/>
             <w:r>
               <w:rPr>
@@ -6632,6 +8564,9 @@
             <w:tcW w:type="dxa" w:w="1514"/>
           </w:tcPr>
           <w:p>
+            <w:pPr>
+              <w:spacing w:before="20" w:after="20"/>
+            </w:pPr>
             <w:r/>
             <w:r>
               <w:rPr>
@@ -6648,6 +8583,9 @@
             <w:tcW w:type="dxa" w:w="1514"/>
           </w:tcPr>
           <w:p>
+            <w:pPr>
+              <w:spacing w:before="20" w:after="20"/>
+            </w:pPr>
             <w:r/>
             <w:r>
               <w:rPr>
@@ -6664,11 +8602,13 @@
             <w:tcW w:type="dxa" w:w="1514"/>
           </w:tcPr>
           <w:p>
-            <w:r/>
-            <w:r>
-              <w:rPr>
-                <w:rFonts w:ascii="Verdana" w:hAnsi="Verdana"/>
-                <w:b w:val="0"/>
+            <w:pPr>
+              <w:spacing w:before="20" w:after="20"/>
+            </w:pPr>
+            <w:r/>
+            <w:r>
+              <w:rPr>
+                <w:rFonts w:ascii="Verdana" w:hAnsi="Verdana"/>
                 <w:sz w:val="16"/>
               </w:rPr>
               <w:t>Jm-2</w:t>
@@ -6680,6 +8620,9 @@
             <w:tcW w:type="dxa" w:w="1514"/>
           </w:tcPr>
           <w:p>
+            <w:pPr>
+              <w:spacing w:before="20" w:after="20"/>
+            </w:pPr>
             <w:r/>
             <w:r>
               <w:rPr>
@@ -6696,6 +8639,9 @@
             <w:tcW w:type="dxa" w:w="1514"/>
           </w:tcPr>
           <w:p>
+            <w:pPr>
+              <w:spacing w:before="20" w:after="20"/>
+            </w:pPr>
             <w:r/>
             <w:r>
               <w:rPr>
@@ -6712,6 +8658,9 @@
             <w:tcW w:type="dxa" w:w="1514"/>
           </w:tcPr>
           <w:p>
+            <w:pPr>
+              <w:spacing w:before="20" w:after="20"/>
+            </w:pPr>
             <w:r/>
             <w:r>
               <w:rPr>
@@ -6728,11 +8677,13 @@
             <w:tcW w:type="dxa" w:w="1514"/>
           </w:tcPr>
           <w:p>
-            <w:r/>
-            <w:r>
-              <w:rPr>
-                <w:rFonts w:ascii="Verdana" w:hAnsi="Verdana"/>
-                <w:b w:val="0"/>
+            <w:pPr>
+              <w:spacing w:before="20" w:after="20"/>
+            </w:pPr>
+            <w:r/>
+            <w:r>
+              <w:rPr>
+                <w:rFonts w:ascii="Verdana" w:hAnsi="Verdana"/>
                 <w:sz w:val="16"/>
               </w:rPr>
               <w:t>Jm-2</w:t>
@@ -6744,6 +8695,9 @@
             <w:tcW w:type="dxa" w:w="1514"/>
           </w:tcPr>
           <w:p>
+            <w:pPr>
+              <w:spacing w:before="20" w:after="20"/>
+            </w:pPr>
             <w:r/>
             <w:r>
               <w:rPr>
@@ -6760,6 +8714,9 @@
             <w:tcW w:type="dxa" w:w="1514"/>
           </w:tcPr>
           <w:p>
+            <w:pPr>
+              <w:spacing w:before="20" w:after="20"/>
+            </w:pPr>
             <w:r/>
             <w:r>
               <w:rPr>
@@ -6776,6 +8733,9 @@
             <w:tcW w:type="dxa" w:w="1514"/>
           </w:tcPr>
           <w:p>
+            <w:pPr>
+              <w:spacing w:before="20" w:after="20"/>
+            </w:pPr>
             <w:r/>
             <w:r>
               <w:rPr>
@@ -6796,6 +8756,9 @@
             <w:tcW w:type="dxa" w:w="1514"/>
           </w:tcPr>
           <w:p>
+            <w:pPr>
+              <w:spacing w:before="20" w:after="20"/>
+            </w:pPr>
             <w:r/>
             <w:r>
               <w:rPr>
@@ -6812,6 +8775,9 @@
             <w:tcW w:type="dxa" w:w="1514"/>
           </w:tcPr>
           <w:p>
+            <w:pPr>
+              <w:spacing w:before="20" w:after="20"/>
+            </w:pPr>
             <w:r/>
             <w:r>
               <w:rPr>
@@ -6828,22 +8794,35 @@
             <w:tcW w:type="dxa" w:w="1514"/>
           </w:tcPr>
           <w:p>
-            <w:r/>
-            <w:r>
-              <w:rPr>
-                <w:rFonts w:ascii="Verdana" w:hAnsi="Verdana"/>
-                <w:b w:val="0"/>
-                <w:sz w:val="16"/>
-              </w:rPr>
-              <w:t>J m-2</w:t>
-            </w:r>
-          </w:p>
-        </w:tc>
-        <w:tc>
-          <w:tcPr>
-            <w:tcW w:type="dxa" w:w="1514"/>
-          </w:tcPr>
-          <w:p>
+            <w:pPr>
+              <w:spacing w:before="20" w:after="20"/>
+            </w:pPr>
+            <w:r/>
+            <w:r>
+              <w:rPr>
+                <w:rFonts w:ascii="Verdana" w:hAnsi="Verdana"/>
+                <w:sz w:val="16"/>
+              </w:rPr>
+              <w:t>J m</w:t>
+            </w:r>
+            <w:r>
+              <w:rPr>
+                <w:rFonts w:ascii="Verdana" w:hAnsi="Verdana"/>
+                <w:sz w:val="16"/>
+                <w:vertAlign w:val="superscript"/>
+              </w:rPr>
+              <w:t>-2</w:t>
+            </w:r>
+          </w:p>
+        </w:tc>
+        <w:tc>
+          <w:tcPr>
+            <w:tcW w:type="dxa" w:w="1514"/>
+          </w:tcPr>
+          <w:p>
+            <w:pPr>
+              <w:spacing w:before="20" w:after="20"/>
+            </w:pPr>
             <w:r/>
             <w:r>
               <w:rPr>
@@ -6860,6 +8839,9 @@
             <w:tcW w:type="dxa" w:w="1514"/>
           </w:tcPr>
           <w:p>
+            <w:pPr>
+              <w:spacing w:before="20" w:after="20"/>
+            </w:pPr>
             <w:r/>
             <w:r>
               <w:rPr>
@@ -6876,6 +8858,9 @@
             <w:tcW w:type="dxa" w:w="1514"/>
           </w:tcPr>
           <w:p>
+            <w:pPr>
+              <w:spacing w:before="20" w:after="20"/>
+            </w:pPr>
             <w:r/>
             <w:r>
               <w:rPr>
@@ -6892,11 +8877,13 @@
             <w:tcW w:type="dxa" w:w="1514"/>
           </w:tcPr>
           <w:p>
-            <w:r/>
-            <w:r>
-              <w:rPr>
-                <w:rFonts w:ascii="Verdana" w:hAnsi="Verdana"/>
-                <w:b w:val="0"/>
+            <w:pPr>
+              <w:spacing w:before="20" w:after="20"/>
+            </w:pPr>
+            <w:r/>
+            <w:r>
+              <w:rPr>
+                <w:rFonts w:ascii="Verdana" w:hAnsi="Verdana"/>
                 <w:sz w:val="16"/>
               </w:rPr>
               <w:t>Jm-2</w:t>
@@ -6908,6 +8895,9 @@
             <w:tcW w:type="dxa" w:w="1514"/>
           </w:tcPr>
           <w:p>
+            <w:pPr>
+              <w:spacing w:before="20" w:after="20"/>
+            </w:pPr>
             <w:r/>
             <w:r>
               <w:rPr>
@@ -6924,6 +8914,9 @@
             <w:tcW w:type="dxa" w:w="1514"/>
           </w:tcPr>
           <w:p>
+            <w:pPr>
+              <w:spacing w:before="20" w:after="20"/>
+            </w:pPr>
             <w:r/>
             <w:r>
               <w:rPr>
@@ -6940,6 +8933,9 @@
             <w:tcW w:type="dxa" w:w="1514"/>
           </w:tcPr>
           <w:p>
+            <w:pPr>
+              <w:spacing w:before="20" w:after="20"/>
+            </w:pPr>
             <w:r/>
             <w:r>
               <w:rPr>
@@ -6960,6 +8956,9 @@
             <w:tcW w:type="dxa" w:w="1514"/>
           </w:tcPr>
           <w:p>
+            <w:pPr>
+              <w:spacing w:before="20" w:after="20"/>
+            </w:pPr>
             <w:r/>
             <w:r>
               <w:rPr>
@@ -6976,6 +8975,9 @@
             <w:tcW w:type="dxa" w:w="1514"/>
           </w:tcPr>
           <w:p>
+            <w:pPr>
+              <w:spacing w:before="20" w:after="20"/>
+            </w:pPr>
             <w:r/>
             <w:r>
               <w:rPr>
@@ -6992,11 +8994,13 @@
             <w:tcW w:type="dxa" w:w="1514"/>
           </w:tcPr>
           <w:p>
-            <w:r/>
-            <w:r>
-              <w:rPr>
-                <w:rFonts w:ascii="Verdana" w:hAnsi="Verdana"/>
-                <w:b w:val="0"/>
+            <w:pPr>
+              <w:spacing w:before="20" w:after="20"/>
+            </w:pPr>
+            <w:r/>
+            <w:r>
+              <w:rPr>
+                <w:rFonts w:ascii="Verdana" w:hAnsi="Verdana"/>
                 <w:sz w:val="16"/>
               </w:rPr>
               <w:t>Numérica</w:t>
@@ -7008,6 +9012,9 @@
             <w:tcW w:type="dxa" w:w="1514"/>
           </w:tcPr>
           <w:p>
+            <w:pPr>
+              <w:spacing w:before="20" w:after="20"/>
+            </w:pPr>
             <w:r/>
             <w:r>
               <w:rPr>
@@ -7024,6 +9031,9 @@
             <w:tcW w:type="dxa" w:w="1514"/>
           </w:tcPr>
           <w:p>
+            <w:pPr>
+              <w:spacing w:before="20" w:after="20"/>
+            </w:pPr>
             <w:r/>
             <w:r>
               <w:rPr>
@@ -7040,6 +9050,9 @@
             <w:tcW w:type="dxa" w:w="1514"/>
           </w:tcPr>
           <w:p>
+            <w:pPr>
+              <w:spacing w:before="20" w:after="20"/>
+            </w:pPr>
             <w:r/>
             <w:r>
               <w:rPr>
@@ -7056,11 +9069,13 @@
             <w:tcW w:type="dxa" w:w="1514"/>
           </w:tcPr>
           <w:p>
-            <w:r/>
-            <w:r>
-              <w:rPr>
-                <w:rFonts w:ascii="Verdana" w:hAnsi="Verdana"/>
-                <w:b w:val="0"/>
+            <w:pPr>
+              <w:spacing w:before="20" w:after="20"/>
+            </w:pPr>
+            <w:r/>
+            <w:r>
+              <w:rPr>
+                <w:rFonts w:ascii="Verdana" w:hAnsi="Verdana"/>
                 <w:sz w:val="16"/>
               </w:rPr>
               <w:t>Numérica</w:t>
@@ -7072,6 +9087,9 @@
             <w:tcW w:type="dxa" w:w="1514"/>
           </w:tcPr>
           <w:p>
+            <w:pPr>
+              <w:spacing w:before="20" w:after="20"/>
+            </w:pPr>
             <w:r/>
             <w:r>
               <w:rPr>
@@ -7088,6 +9106,9 @@
             <w:tcW w:type="dxa" w:w="1514"/>
           </w:tcPr>
           <w:p>
+            <w:pPr>
+              <w:spacing w:before="20" w:after="20"/>
+            </w:pPr>
             <w:r/>
             <w:r>
               <w:rPr>
@@ -7104,6 +9125,9 @@
             <w:tcW w:type="dxa" w:w="1514"/>
           </w:tcPr>
           <w:p>
+            <w:pPr>
+              <w:spacing w:before="20" w:after="20"/>
+            </w:pPr>
             <w:r/>
             <w:r>
               <w:rPr>
@@ -7124,6 +9148,9 @@
             <w:tcW w:type="dxa" w:w="1514"/>
           </w:tcPr>
           <w:p>
+            <w:pPr>
+              <w:spacing w:before="20" w:after="20"/>
+            </w:pPr>
             <w:r/>
             <w:r>
               <w:rPr>
@@ -7140,6 +9167,9 @@
             <w:tcW w:type="dxa" w:w="1514"/>
           </w:tcPr>
           <w:p>
+            <w:pPr>
+              <w:spacing w:before="20" w:after="20"/>
+            </w:pPr>
             <w:r/>
             <w:r>
               <w:rPr>
@@ -7156,22 +9186,35 @@
             <w:tcW w:type="dxa" w:w="1514"/>
           </w:tcPr>
           <w:p>
-            <w:r/>
-            <w:r>
-              <w:rPr>
-                <w:rFonts w:ascii="Verdana" w:hAnsi="Verdana"/>
-                <w:b w:val="0"/>
-                <w:sz w:val="16"/>
-              </w:rPr>
-              <w:t>Cd m-2</w:t>
-            </w:r>
-          </w:p>
-        </w:tc>
-        <w:tc>
-          <w:tcPr>
-            <w:tcW w:type="dxa" w:w="1514"/>
-          </w:tcPr>
-          <w:p>
+            <w:pPr>
+              <w:spacing w:before="20" w:after="20"/>
+            </w:pPr>
+            <w:r/>
+            <w:r>
+              <w:rPr>
+                <w:rFonts w:ascii="Verdana" w:hAnsi="Verdana"/>
+                <w:sz w:val="16"/>
+              </w:rPr>
+              <w:t>Cd m</w:t>
+            </w:r>
+            <w:r>
+              <w:rPr>
+                <w:rFonts w:ascii="Verdana" w:hAnsi="Verdana"/>
+                <w:sz w:val="16"/>
+                <w:vertAlign w:val="superscript"/>
+              </w:rPr>
+              <w:t>-2</w:t>
+            </w:r>
+          </w:p>
+        </w:tc>
+        <w:tc>
+          <w:tcPr>
+            <w:tcW w:type="dxa" w:w="1514"/>
+          </w:tcPr>
+          <w:p>
+            <w:pPr>
+              <w:spacing w:before="20" w:after="20"/>
+            </w:pPr>
             <w:r/>
             <w:r>
               <w:rPr>
@@ -7188,6 +9231,9 @@
             <w:tcW w:type="dxa" w:w="1514"/>
           </w:tcPr>
           <w:p>
+            <w:pPr>
+              <w:spacing w:before="20" w:after="20"/>
+            </w:pPr>
             <w:r/>
             <w:r>
               <w:rPr>
@@ -7204,6 +9250,9 @@
             <w:tcW w:type="dxa" w:w="1514"/>
           </w:tcPr>
           <w:p>
+            <w:pPr>
+              <w:spacing w:before="20" w:after="20"/>
+            </w:pPr>
             <w:r/>
             <w:r>
               <w:rPr>
@@ -7220,22 +9269,35 @@
             <w:tcW w:type="dxa" w:w="1514"/>
           </w:tcPr>
           <w:p>
-            <w:r/>
-            <w:r>
-              <w:rPr>
-                <w:rFonts w:ascii="Verdana" w:hAnsi="Verdana"/>
-                <w:b w:val="0"/>
-                <w:sz w:val="16"/>
-              </w:rPr>
-              <w:t>Cd m-2</w:t>
-            </w:r>
-          </w:p>
-        </w:tc>
-        <w:tc>
-          <w:tcPr>
-            <w:tcW w:type="dxa" w:w="1514"/>
-          </w:tcPr>
-          <w:p>
+            <w:pPr>
+              <w:spacing w:before="20" w:after="20"/>
+            </w:pPr>
+            <w:r/>
+            <w:r>
+              <w:rPr>
+                <w:rFonts w:ascii="Verdana" w:hAnsi="Verdana"/>
+                <w:sz w:val="16"/>
+              </w:rPr>
+              <w:t>Cd m</w:t>
+            </w:r>
+            <w:r>
+              <w:rPr>
+                <w:rFonts w:ascii="Verdana" w:hAnsi="Verdana"/>
+                <w:sz w:val="16"/>
+                <w:vertAlign w:val="superscript"/>
+              </w:rPr>
+              <w:t>-2</w:t>
+            </w:r>
+          </w:p>
+        </w:tc>
+        <w:tc>
+          <w:tcPr>
+            <w:tcW w:type="dxa" w:w="1514"/>
+          </w:tcPr>
+          <w:p>
+            <w:pPr>
+              <w:spacing w:before="20" w:after="20"/>
+            </w:pPr>
             <w:r/>
             <w:r>
               <w:rPr>
@@ -7252,6 +9314,9 @@
             <w:tcW w:type="dxa" w:w="1514"/>
           </w:tcPr>
           <w:p>
+            <w:pPr>
+              <w:spacing w:before="20" w:after="20"/>
+            </w:pPr>
             <w:r/>
             <w:r>
               <w:rPr>
@@ -7268,6 +9333,9 @@
             <w:tcW w:type="dxa" w:w="1514"/>
           </w:tcPr>
           <w:p>
+            <w:pPr>
+              <w:spacing w:before="20" w:after="20"/>
+            </w:pPr>
             <w:r/>
             <w:r>
               <w:rPr>
@@ -7288,6 +9356,9 @@
             <w:tcW w:type="dxa" w:w="1514"/>
           </w:tcPr>
           <w:p>
+            <w:pPr>
+              <w:spacing w:before="20" w:after="20"/>
+            </w:pPr>
             <w:r/>
             <w:r>
               <w:rPr>
@@ -7304,6 +9375,9 @@
             <w:tcW w:type="dxa" w:w="1514"/>
           </w:tcPr>
           <w:p>
+            <w:pPr>
+              <w:spacing w:before="20" w:after="20"/>
+            </w:pPr>
             <w:r/>
             <w:r>
               <w:rPr>
@@ -7320,11 +9394,13 @@
             <w:tcW w:type="dxa" w:w="1514"/>
           </w:tcPr>
           <w:p>
-            <w:r/>
-            <w:r>
-              <w:rPr>
-                <w:rFonts w:ascii="Verdana" w:hAnsi="Verdana"/>
-                <w:b w:val="0"/>
+            <w:pPr>
+              <w:spacing w:before="20" w:after="20"/>
+            </w:pPr>
+            <w:r/>
+            <w:r>
+              <w:rPr>
+                <w:rFonts w:ascii="Verdana" w:hAnsi="Verdana"/>
                 <w:sz w:val="16"/>
               </w:rPr>
               <w:t>Jm-2</w:t>
@@ -7336,6 +9412,9 @@
             <w:tcW w:type="dxa" w:w="1514"/>
           </w:tcPr>
           <w:p>
+            <w:pPr>
+              <w:spacing w:before="20" w:after="20"/>
+            </w:pPr>
             <w:r/>
             <w:r>
               <w:rPr>
@@ -7352,6 +9431,9 @@
             <w:tcW w:type="dxa" w:w="1514"/>
           </w:tcPr>
           <w:p>
+            <w:pPr>
+              <w:spacing w:before="20" w:after="20"/>
+            </w:pPr>
             <w:r/>
             <w:r>
               <w:rPr>
@@ -7368,6 +9450,9 @@
             <w:tcW w:type="dxa" w:w="1514"/>
           </w:tcPr>
           <w:p>
+            <w:pPr>
+              <w:spacing w:before="20" w:after="20"/>
+            </w:pPr>
             <w:r/>
             <w:r>
               <w:rPr>
@@ -7384,11 +9469,13 @@
             <w:tcW w:type="dxa" w:w="1514"/>
           </w:tcPr>
           <w:p>
-            <w:r/>
-            <w:r>
-              <w:rPr>
-                <w:rFonts w:ascii="Verdana" w:hAnsi="Verdana"/>
-                <w:b w:val="0"/>
+            <w:pPr>
+              <w:spacing w:before="20" w:after="20"/>
+            </w:pPr>
+            <w:r/>
+            <w:r>
+              <w:rPr>
+                <w:rFonts w:ascii="Verdana" w:hAnsi="Verdana"/>
                 <w:sz w:val="16"/>
               </w:rPr>
               <w:t>Jm-2</w:t>
@@ -7400,6 +9487,9 @@
             <w:tcW w:type="dxa" w:w="1514"/>
           </w:tcPr>
           <w:p>
+            <w:pPr>
+              <w:spacing w:before="20" w:after="20"/>
+            </w:pPr>
             <w:r/>
             <w:r>
               <w:rPr>
@@ -7416,6 +9506,9 @@
             <w:tcW w:type="dxa" w:w="1514"/>
           </w:tcPr>
           <w:p>
+            <w:pPr>
+              <w:spacing w:before="20" w:after="20"/>
+            </w:pPr>
             <w:r/>
             <w:r>
               <w:rPr>
@@ -7432,6 +9525,9 @@
             <w:tcW w:type="dxa" w:w="1514"/>
           </w:tcPr>
           <w:p>
+            <w:pPr>
+              <w:spacing w:before="20" w:after="20"/>
+            </w:pPr>
             <w:r/>
             <w:r>
               <w:rPr>
@@ -7452,6 +9548,9 @@
             <w:tcW w:type="dxa" w:w="1514"/>
           </w:tcPr>
           <w:p>
+            <w:pPr>
+              <w:spacing w:before="20" w:after="20"/>
+            </w:pPr>
             <w:r/>
             <w:r>
               <w:rPr>
@@ -7468,6 +9567,9 @@
             <w:tcW w:type="dxa" w:w="1514"/>
           </w:tcPr>
           <w:p>
+            <w:pPr>
+              <w:spacing w:before="20" w:after="20"/>
+            </w:pPr>
             <w:r/>
             <w:r>
               <w:rPr>
@@ -7484,11 +9586,13 @@
             <w:tcW w:type="dxa" w:w="1514"/>
           </w:tcPr>
           <w:p>
-            <w:r/>
-            <w:r>
-              <w:rPr>
-                <w:rFonts w:ascii="Verdana" w:hAnsi="Verdana"/>
-                <w:b w:val="0"/>
+            <w:pPr>
+              <w:spacing w:before="20" w:after="20"/>
+            </w:pPr>
+            <w:r/>
+            <w:r>
+              <w:rPr>
+                <w:rFonts w:ascii="Verdana" w:hAnsi="Verdana"/>
                 <w:sz w:val="16"/>
               </w:rPr>
               <w:t>Jm-2</w:t>
@@ -7500,6 +9604,9 @@
             <w:tcW w:type="dxa" w:w="1514"/>
           </w:tcPr>
           <w:p>
+            <w:pPr>
+              <w:spacing w:before="20" w:after="20"/>
+            </w:pPr>
             <w:r/>
             <w:r>
               <w:rPr>
@@ -7516,6 +9623,9 @@
             <w:tcW w:type="dxa" w:w="1514"/>
           </w:tcPr>
           <w:p>
+            <w:pPr>
+              <w:spacing w:before="20" w:after="20"/>
+            </w:pPr>
             <w:r/>
             <w:r>
               <w:rPr>
@@ -7532,6 +9642,9 @@
             <w:tcW w:type="dxa" w:w="1514"/>
           </w:tcPr>
           <w:p>
+            <w:pPr>
+              <w:spacing w:before="20" w:after="20"/>
+            </w:pPr>
             <w:r/>
             <w:r>
               <w:rPr>
@@ -7548,11 +9661,13 @@
             <w:tcW w:type="dxa" w:w="1514"/>
           </w:tcPr>
           <w:p>
-            <w:r/>
-            <w:r>
-              <w:rPr>
-                <w:rFonts w:ascii="Verdana" w:hAnsi="Verdana"/>
-                <w:b w:val="0"/>
+            <w:pPr>
+              <w:spacing w:before="20" w:after="20"/>
+            </w:pPr>
+            <w:r/>
+            <w:r>
+              <w:rPr>
+                <w:rFonts w:ascii="Verdana" w:hAnsi="Verdana"/>
                 <w:sz w:val="16"/>
               </w:rPr>
               <w:t>Jm-2</w:t>
@@ -7564,6 +9679,9 @@
             <w:tcW w:type="dxa" w:w="1514"/>
           </w:tcPr>
           <w:p>
+            <w:pPr>
+              <w:spacing w:before="20" w:after="20"/>
+            </w:pPr>
             <w:r/>
             <w:r>
               <w:rPr>
@@ -7580,6 +9698,9 @@
             <w:tcW w:type="dxa" w:w="1514"/>
           </w:tcPr>
           <w:p>
+            <w:pPr>
+              <w:spacing w:before="20" w:after="20"/>
+            </w:pPr>
             <w:r/>
             <w:r>
               <w:rPr>
@@ -7596,6 +9717,9 @@
             <w:tcW w:type="dxa" w:w="1514"/>
           </w:tcPr>
           <w:p>
+            <w:pPr>
+              <w:spacing w:before="20" w:after="20"/>
+            </w:pPr>
             <w:r/>
             <w:r>
               <w:rPr>

--- a/docx/es/BUFRCREX_TableB_es_14.docx
+++ b/docx/es/BUFRCREX_TableB_es_14.docx
@@ -9371,237 +9371,7 @@
           <w:i/>
           <w:sz w:val="14"/>
         </w:rPr>
-        <w:t>Note 23: El valor –0,1 kg m–2 antes de la aplicación del factor de escala (–1 después de su aplicación o en la clave CREX) indicará “trazas” (no mensurable, menos de 0,05 kg m–2).</w:t>
-      </w:r>
-    </w:p>
-    <w:p>
-      <w:r>
-        <w:rPr>
-          <w:rFonts w:ascii="Verdana" w:hAnsi="Verdana"/>
-          <w:i/>
-          <w:sz w:val="14"/>
-        </w:rPr>
-        <w:t>Note 25: Una significación definida anteriormente puede anularse transmitiendo un “valor faltante” a partir de la tabla de cifrado o de banderines apropiada.</w:t>
-      </w:r>
-    </w:p>
-    <w:p>
-      <w:r>
-        <w:rPr>
-          <w:rFonts w:ascii="Verdana" w:hAnsi="Verdana"/>
-          <w:i/>
-          <w:sz w:val="14"/>
-        </w:rPr>
-        <w:t>Note 27: Todas las horas están expresadas en Tiempo Universal Coordinado (UTC), a menos que se indique lo contrario. I.2 – BUFR/CREX Tabla B/04 – 3</w:t>
-      </w:r>
-    </w:p>
-    <w:p>
-      <w:r>
-        <w:rPr>
-          <w:rFonts w:ascii="Verdana" w:hAnsi="Verdana"/>
-          <w:i/>
-          <w:sz w:val="14"/>
-        </w:rPr>
-        <w:t>Note 32: Solo se indicará el rumbo o azimut en relación con la localización comunicada que no volverá a especificarse.</w:t>
-      </w:r>
-    </w:p>
-    <w:p>
-      <w:r>
-        <w:rPr>
-          <w:rFonts w:ascii="Verdana" w:hAnsi="Verdana"/>
-          <w:i/>
-          <w:sz w:val="14"/>
-        </w:rPr>
-        <w:t>Note 62: Tan solo se indicará la distancia en relación con la localización comunicada y el rumbo, azimut o elevación y no se volverá a especificar esta localización.</w:t>
-      </w:r>
-    </w:p>
-    <w:p>
-      <w:r>
-        <w:rPr>
-          <w:rFonts w:ascii="Verdana" w:hAnsi="Verdana"/>
-          <w:i/>
-          <w:sz w:val="14"/>
-        </w:rPr>
         <w:t>Note 63: Se asignarán valores positivos a la radiación descendente.</w:t>
-      </w:r>
-    </w:p>
-    <w:p>
-      <w:r>
-        <w:rPr>
-          <w:rFonts w:ascii="Verdana" w:hAnsi="Verdana"/>
-          <w:i/>
-          <w:sz w:val="14"/>
-        </w:rPr>
-        <w:t>Note 64: Se asignarán valores positivos a los componentes descendentes w cuando las unidades sean Pa s –1.</w:t>
-      </w:r>
-    </w:p>
-    <w:p>
-      <w:r>
-        <w:rPr>
-          <w:rFonts w:ascii="Verdana" w:hAnsi="Verdana"/>
-          <w:i/>
-          <w:sz w:val="14"/>
-        </w:rPr>
-        <w:t>Note 66: Se asignarán valores negativos a los incrementos este-oeste.</w:t>
-      </w:r>
-    </w:p>
-    <w:p>
-      <w:r>
-        <w:rPr>
-          <w:rFonts w:ascii="Verdana" w:hAnsi="Verdana"/>
-          <w:i/>
-          <w:sz w:val="14"/>
-        </w:rPr>
-        <w:t>Note 75: Para los descriptores CREX F = B, no 0.</w:t>
-      </w:r>
-    </w:p>
-    <w:p>
-      <w:r>
-        <w:rPr>
-          <w:rFonts w:ascii="Verdana" w:hAnsi="Verdana"/>
-          <w:i/>
-          <w:sz w:val="14"/>
-        </w:rPr>
-        <w:t>Note 92: Para distinguir claramente los casos de datos faltantes y de píxeles saturados, los datos de imagen de n bits deberían cifrarse utilizando una anchura de datos de n + 1. Si tal descriptor no está disponible ya en la Clase 30, debería utilizarse un descriptor de operación 2 01 YYY para modificar la anchura de datos de la entrada existente, si fuese necesario. I.2 – BUFR/CREX Tabla B/30 – 1</w:t>
-      </w:r>
-    </w:p>
-    <w:p>
-      <w:r>
-        <w:rPr>
-          <w:rFonts w:ascii="Verdana" w:hAnsi="Verdana"/>
-          <w:i/>
-          <w:sz w:val="14"/>
-        </w:rPr>
-        <w:t>Note 105: Para indicar períodos de tiempo o desplazamientos que preceden al tiempo definido actualmente se emplearán períodos de tiempo negativos o desplazamientos.</w:t>
-      </w:r>
-    </w:p>
-    <w:p>
-      <w:r>
-        <w:rPr>
-          <w:rFonts w:ascii="Verdana" w:hAnsi="Verdana"/>
-          <w:i/>
-          <w:sz w:val="14"/>
-        </w:rPr>
-        <w:t>Note 110: Se asignarán valores negativos a los incrementos norte-sur.</w:t>
-      </w:r>
-    </w:p>
-    <w:p>
-      <w:r>
-        <w:rPr>
-          <w:rFonts w:ascii="Verdana" w:hAnsi="Verdana"/>
-          <w:i/>
-          <w:sz w:val="14"/>
-        </w:rPr>
-        <w:t>Note 115: La anchura de datos de los píxeles puede cambiarse mediante el descriptor 2 01 YYY.</w:t>
-      </w:r>
-    </w:p>
-    <w:p>
-      <w:r>
-        <w:rPr>
-          <w:rFonts w:ascii="Verdana" w:hAnsi="Verdana"/>
-          <w:i/>
-          <w:sz w:val="14"/>
-        </w:rPr>
-        <w:t>Note 121: En relación con determinados elementos de esta clase, pueden consignarse algunas indicaciones sobre la precisión prevista.</w:t>
-      </w:r>
-    </w:p>
-    <w:p>
-      <w:r>
-        <w:rPr>
-          <w:rFonts w:ascii="Verdana" w:hAnsi="Verdana"/>
-          <w:i/>
-          <w:sz w:val="14"/>
-        </w:rPr>
-        <w:t>Note 122: Se asignarán valores negativos a la latitud sur.</w:t>
-      </w:r>
-    </w:p>
-    <w:p>
-      <w:r>
-        <w:rPr>
-          <w:rFonts w:ascii="Verdana" w:hAnsi="Verdana"/>
-          <w:i/>
-          <w:sz w:val="14"/>
-        </w:rPr>
-        <w:t>Note 123: Se asignarán valores positivos a los componentes v en sentido sur–norte.</w:t>
-      </w:r>
-    </w:p>
-    <w:p>
-      <w:r>
-        <w:rPr>
-          <w:rFonts w:ascii="Verdana" w:hAnsi="Verdana"/>
-          <w:i/>
-          <w:sz w:val="14"/>
-        </w:rPr>
-        <w:t>Note 126: Los informes sobre la dirección del viento de superficie resultantes de mediciones dentro del 1° del Polo Norte o del Polo Sur se notificarán de manera que el cero de su acimut esté alineado, coincidiendo con los 0° del meridiano de Greenwich. I.2 – BUFR/CREX Tabla B/11 – 6</w:t>
-      </w:r>
-    </w:p>
-    <w:p>
-      <w:r>
-        <w:rPr>
-          <w:rFonts w:ascii="Verdana" w:hAnsi="Verdana"/>
-          <w:i/>
-          <w:sz w:val="14"/>
-        </w:rPr>
-        <w:t>Note 140: El tamaño del píxel en la horizontal – 1 está dado por la posición donde el factor de escala del mapa es igual a la unidad.</w:t>
-      </w:r>
-    </w:p>
-    <w:p>
-      <w:r>
-        <w:rPr>
-          <w:rFonts w:ascii="Verdana" w:hAnsi="Verdana"/>
-          <w:i/>
-          <w:sz w:val="14"/>
-        </w:rPr>
-        <w:t>Note 141: El tamaño del píxel en la horizontal – 2 está dado por la posición donde el factor de escala del mapa es igual a la unidad.</w:t>
-      </w:r>
-    </w:p>
-    <w:p>
-      <w:r>
-        <w:rPr>
-          <w:rFonts w:ascii="Verdana" w:hAnsi="Verdana"/>
-          <w:i/>
-          <w:sz w:val="14"/>
-        </w:rPr>
-        <w:t>Note 145: La significación de los períodos o desplazamientos de tiempo se puede indicar utilizando la clave de significación del tiempo correspondiente a la referencia de tabla 0 08 021.</w:t>
-      </w:r>
-    </w:p>
-    <w:p>
-      <w:r>
-        <w:rPr>
-          <w:rFonts w:ascii="Verdana" w:hAnsi="Verdana"/>
-          <w:i/>
-          <w:sz w:val="14"/>
-        </w:rPr>
-        <w:t>Note 149: La localización del tiempo, cuando se utiliza con valores de predicción, indicará la hora del estado inicial de la predicción o el comienzo del período de predicción; cuando se utilice con promedios de conjunto de valores de predicción, la localización del tiempo indicará el estado inicial o el comienzo de la primera predicción de las que se obtienen los valores medios de conjunto</w:t>
-      </w:r>
-    </w:p>
-    <w:p>
-      <w:r>
-        <w:rPr>
-          <w:rFonts w:ascii="Verdana" w:hAnsi="Verdana"/>
-          <w:i/>
-          <w:sz w:val="14"/>
-        </w:rPr>
-        <w:t>Note 155: Esta clase también puede contener elementos relativos a los procedimientos de observación.</w:t>
-      </w:r>
-    </w:p>
-    <w:p>
-      <w:r>
-        <w:rPr>
-          <w:rFonts w:ascii="Verdana" w:hAnsi="Verdana"/>
-          <w:i/>
-          <w:sz w:val="14"/>
-        </w:rPr>
-        <w:t>Note 156: Esta clase incluirá elementos que describen los instrumentos que se utilizan para obtener los elementos meteorológicos transmitidos.</w:t>
-      </w:r>
-    </w:p>
-    <w:p>
-      <w:r>
-        <w:rPr>
-          <w:rFonts w:ascii="Verdana" w:hAnsi="Verdana"/>
-          <w:i/>
-          <w:sz w:val="14"/>
-        </w:rPr>
-        <w:t>Note 158: Respecto a los períodos o desplazamientos de tiempo, e incrementos de tiempo, será necesario determinar la localización inicial del tiempo antes de utilizarlos, y a continuación, según corresponda, se indicará la definición y significación del tiempo.</w:t>
       </w:r>
     </w:p>
     <w:p>
@@ -9621,117 +9391,7 @@
           <w:i/>
           <w:sz w:val="14"/>
         </w:rPr>
-        <w:t>Note 161: Se asignarán valores positivos a los componentes ascendentes w cuando las unidades sean m s–1.</w:t>
-      </w:r>
-    </w:p>
-    <w:p>
-      <w:r>
-        <w:rPr>
-          <w:rFonts w:ascii="Verdana" w:hAnsi="Verdana"/>
-          <w:i/>
-          <w:sz w:val="14"/>
-        </w:rPr>
-        <w:t>Note 162: Intervalos útiles utilizados: de 1011 Bq a 1019 Bq para emisiones; de 10–2 Bq a 107 Bq y de 10–2 mSv a 107 mSv para concentraciones y dosis.</w:t>
-      </w:r>
-    </w:p>
-    <w:p>
-      <w:r>
-        <w:rPr>
-          <w:rFonts w:ascii="Verdana" w:hAnsi="Verdana"/>
-          <w:i/>
-          <w:sz w:val="14"/>
-        </w:rPr>
-        <w:t>Note 163: Los valores de la latitud y de los incrementos de latitud quedan comprendidos entre –90 grados y +90 grados.</w:t>
-      </w:r>
-    </w:p>
-    <w:p>
-      <w:r>
-        <w:rPr>
-          <w:rFonts w:ascii="Verdana" w:hAnsi="Verdana"/>
-          <w:i/>
-          <w:sz w:val="14"/>
-        </w:rPr>
-        <w:t>Note 164: Los valores de longitud quedarán comprendidos entre –180 grados y +180 grados.</w:t>
-      </w:r>
-    </w:p>
-    <w:p>
-      <w:r>
-        <w:rPr>
-          <w:rFonts w:ascii="Verdana" w:hAnsi="Verdana"/>
-          <w:i/>
-          <w:sz w:val="14"/>
-        </w:rPr>
-        <w:t>Note 165: Se indicarán los elementos verticales y la presión para determinar los valores de estos elementos con independencia del elemento o variable que indique la coordenada vertical.</w:t>
-      </w:r>
-    </w:p>
-    <w:p>
-      <w:r>
-        <w:rPr>
-          <w:rFonts w:ascii="Verdana" w:hAnsi="Verdana"/>
-          <w:i/>
-          <w:sz w:val="14"/>
-        </w:rPr>
-        <w:t>Note 166: Se asignarán valores negativos a la longitud oeste.</w:t>
-      </w:r>
-    </w:p>
-    <w:p>
-      <w:r>
-        <w:rPr>
-          <w:rFonts w:ascii="Verdana" w:hAnsi="Verdana"/>
-          <w:i/>
-          <w:sz w:val="14"/>
-        </w:rPr>
-        <w:t>Note 167: Se asignarán valores positivos a los componentes u en sentido oeste–este.</w:t>
-      </w:r>
-    </w:p>
-    <w:p>
-      <w:r>
-        <w:rPr>
-          <w:rFonts w:ascii="Verdana" w:hAnsi="Verdana"/>
-          <w:i/>
-          <w:sz w:val="14"/>
-        </w:rPr>
-        <w:t>Note 176: Cuando sea necesario indicar más de un período o desplazamiento de tiempo para hacer indicaciones de tiempo complejas se definirán en sucesión inmediata en el siguiente orden: período conjunto (según corresponda), seguido por el período de predicción (según corresponda), seguido por el período de promedio o acumulación (según corresponda).</w:t>
-      </w:r>
-    </w:p>
-    <w:p>
-      <w:r>
-        <w:rPr>
-          <w:rFonts w:ascii="Verdana" w:hAnsi="Verdana"/>
-          <w:i/>
-          <w:sz w:val="14"/>
-        </w:rPr>
         <w:t>Note 178: Cuando se indique la expresión “período determinado” en la columna “nombre del elemento”, deberá indicarse el período correspondiente, utilizando referencias de la Clase 04.</w:t>
-      </w:r>
-    </w:p>
-    <w:p>
-      <w:r>
-        <w:rPr>
-          <w:rFonts w:ascii="Verdana" w:hAnsi="Verdana"/>
-          <w:i/>
-          <w:sz w:val="14"/>
-        </w:rPr>
-        <w:t>Note 179: Cuando se acumulen o promedien los valores (por ejemplo en relación con un determinado período de tiempo), el número total de valores de los que se obtienen los valores acumulados o promediados podrán representarse utilizando la referencia 0 08 022.</w:t>
-      </w:r>
-    </w:p>
-    <w:p>
-      <w:r>
-        <w:rPr>
-          <w:rFonts w:ascii="Verdana" w:hAnsi="Verdana"/>
-          <w:i/>
-          <w:sz w:val="14"/>
-        </w:rPr>
-        <w:t>Note 180: Normas para la información sobre vientos: Velocidad Dirección Valor faltante Valor faltante Calma 0 0 Observación normal &gt;0 1°–360° Velocidad solamente &gt;0 Valor faltante Dirección solamente Valor faltante 1°–360° “Ligero y variable” &gt;0 0 No hay observaciones</w:t>
-      </w:r>
-    </w:p>
-    <w:p>
-      <w:r>
-        <w:rPr>
-          <w:rFonts w:ascii="Verdana" w:hAnsi="Verdana"/>
-          <w:i/>
-          <w:sz w:val="14"/>
-        </w:rPr>
-        <w:t>Note 181: Normas de notificación sobre mar de viento y olas: Observación Velocidad Dirección Ninguna observación faltante faltante Calma 0 0 Observación normal &gt;0 1–360 Velocidad únicamente &gt;0 faltante Dirección únicamente faltante 1–360 &gt;0 0 “Ligero y variable”</w:t>
       </w:r>
     </w:p>
     <w:sectPr>
